--- a/Essays/DF_Review_Article_OBs_Part.docx
+++ b/Essays/DF_Review_Article_OBs_Part.docx
@@ -1027,6 +1027,9 @@
     </w:p>
     <w:p>
       <w:r>
+        <w:rPr>
+          <w:noProof/>
+        </w:rPr>
         <w:drawing>
           <wp:inline distT="0" distB="0" distL="0" distR="0" wp14:anchorId="582ED023" wp14:editId="1CF5522C">
             <wp:extent cx="5731510" cy="1751965"/>
@@ -1366,6 +1369,12 @@
     <w:p>
       <w:pPr>
         <w:pStyle w:val="Heading2"/>
+        <w:rPr>
+          <w:rFonts w:asciiTheme="minorHAnsi" w:eastAsiaTheme="minorHAnsi" w:hAnsiTheme="minorHAnsi" w:cstheme="minorBidi"/>
+          <w:color w:val="auto"/>
+          <w:sz w:val="24"/>
+          <w:szCs w:val="24"/>
+        </w:rPr>
       </w:pPr>
       <w:r>
         <w:rPr>
@@ -1960,9 +1969,183 @@
           <w:sz w:val="24"/>
           <w:szCs w:val="24"/>
         </w:rPr>
-        <w:t>Credibility is not equipment; it is a force built to use it. The nine-soldier light infantry section fails that test under persistent surveillance: too few bodies to absorb losses, too little organic means to see, strike and protect itself. Adding drones to it changes nothing structural. Worse, it loads sensing onto a commander who cannot both fight the unit and run its systems – and a section that borrows its reconnaissance from above goes blind the moment that link breaks. The replacement is a section rebuilt as a micro combined-arms team – fourteen soldiers as the survival minimum, fifteen where the FPV drone becomes the organising weapon much as the machine gun once did. It carries its own reconnaissance, counter-drone defence and assault-pioneer engineering, with sensing held as a dedicated task rather than the commander's spare attention. Dispersion makes lance-corporal command a survivability requirement, not an administrative grade. None of this is asserted into being. It is fielded only once experimented with and trained for – and judged credible only when an adversary's staff, weighing the cost, conclude the operation may not be worth its price.</w:t>
-      </w:r>
-    </w:p>
+        <w:t xml:space="preserve">While capability is sometimes viewed as equipment, it is best considered as the synthesis which DOTMLPF-I describes – doctrine, organisation, training, materiel, leadership, personnel, facilities and interoperability – and Ireland's nine-soldier light infantry section fails against nearly every line. Its doctrine remains that of a foot-mobile light infantry section, never updated to the reality that the vehicles carrying it seat eight. </w:t>
+      </w:r>
+      <w:r>
+        <w:rPr>
+          <w:rFonts w:asciiTheme="minorHAnsi" w:eastAsiaTheme="minorHAnsi" w:hAnsiTheme="minorHAnsi" w:cstheme="minorBidi"/>
+          <w:color w:val="auto"/>
+          <w:sz w:val="24"/>
+          <w:szCs w:val="24"/>
+        </w:rPr>
+        <w:t xml:space="preserve">Its organisation </w:t>
+      </w:r>
+      <w:r>
+        <w:rPr>
+          <w:rFonts w:asciiTheme="minorHAnsi" w:eastAsiaTheme="minorHAnsi" w:hAnsiTheme="minorHAnsi" w:cstheme="minorBidi"/>
+          <w:color w:val="auto"/>
+          <w:sz w:val="24"/>
+          <w:szCs w:val="24"/>
+        </w:rPr>
+        <w:t>may</w:t>
+      </w:r>
+      <w:r>
+        <w:rPr>
+          <w:rFonts w:asciiTheme="minorHAnsi" w:eastAsiaTheme="minorHAnsi" w:hAnsiTheme="minorHAnsi" w:cstheme="minorBidi"/>
+          <w:color w:val="auto"/>
+          <w:sz w:val="24"/>
+          <w:szCs w:val="24"/>
+        </w:rPr>
+        <w:t xml:space="preserve"> now be</w:t>
+      </w:r>
+      <w:r>
+        <w:rPr>
+          <w:rFonts w:asciiTheme="minorHAnsi" w:eastAsiaTheme="minorHAnsi" w:hAnsiTheme="minorHAnsi" w:cstheme="minorBidi"/>
+          <w:color w:val="auto"/>
+          <w:sz w:val="24"/>
+          <w:szCs w:val="24"/>
+        </w:rPr>
+        <w:t xml:space="preserve"> </w:t>
+      </w:r>
+      <w:r>
+        <w:rPr>
+          <w:rFonts w:asciiTheme="minorHAnsi" w:eastAsiaTheme="minorHAnsi" w:hAnsiTheme="minorHAnsi" w:cstheme="minorBidi"/>
+          <w:color w:val="auto"/>
+          <w:sz w:val="24"/>
+          <w:szCs w:val="24"/>
+        </w:rPr>
+        <w:t>rebuilt around vehicle capacity</w:t>
+      </w:r>
+      <w:r>
+        <w:rPr>
+          <w:rStyle w:val="FootnoteReference"/>
+          <w:rFonts w:asciiTheme="minorHAnsi" w:eastAsiaTheme="minorHAnsi" w:hAnsiTheme="minorHAnsi" w:cstheme="minorBidi"/>
+          <w:color w:val="auto"/>
+          <w:sz w:val="24"/>
+          <w:szCs w:val="24"/>
+        </w:rPr>
+        <w:footnoteReference w:id="5"/>
+      </w:r>
+      <w:r>
+        <w:rPr>
+          <w:rFonts w:asciiTheme="minorHAnsi" w:eastAsiaTheme="minorHAnsi" w:hAnsiTheme="minorHAnsi" w:cstheme="minorBidi"/>
+          <w:color w:val="auto"/>
+          <w:sz w:val="24"/>
+          <w:szCs w:val="24"/>
+        </w:rPr>
+        <w:t xml:space="preserve">, </w:t>
+      </w:r>
+      <w:r>
+        <w:rPr>
+          <w:rFonts w:asciiTheme="minorHAnsi" w:eastAsiaTheme="minorHAnsi" w:hAnsiTheme="minorHAnsi" w:cstheme="minorBidi"/>
+          <w:color w:val="auto"/>
+          <w:sz w:val="24"/>
+          <w:szCs w:val="24"/>
+        </w:rPr>
+        <w:t xml:space="preserve">perhaps </w:t>
+      </w:r>
+      <w:r>
+        <w:rPr>
+          <w:rFonts w:asciiTheme="minorHAnsi" w:eastAsiaTheme="minorHAnsi" w:hAnsiTheme="minorHAnsi" w:cstheme="minorBidi"/>
+          <w:color w:val="auto"/>
+          <w:sz w:val="24"/>
+          <w:szCs w:val="24"/>
+        </w:rPr>
+        <w:t>on the assumption that one section must fit one carrier. This is a constraint which belongs to mechanised and armoured formations – and binds even them less rigidly than it is applied</w:t>
+      </w:r>
+      <w:r>
+        <w:rPr>
+          <w:rFonts w:asciiTheme="minorHAnsi" w:eastAsiaTheme="minorHAnsi" w:hAnsiTheme="minorHAnsi" w:cstheme="minorBidi"/>
+          <w:color w:val="auto"/>
+          <w:sz w:val="24"/>
+          <w:szCs w:val="24"/>
+        </w:rPr>
+        <w:t>. I</w:t>
+      </w:r>
+      <w:r>
+        <w:rPr>
+          <w:rFonts w:asciiTheme="minorHAnsi" w:eastAsiaTheme="minorHAnsi" w:hAnsiTheme="minorHAnsi" w:cstheme="minorBidi"/>
+          <w:color w:val="auto"/>
+          <w:sz w:val="24"/>
+          <w:szCs w:val="24"/>
+        </w:rPr>
+        <w:t xml:space="preserve">t does not bind light infantry, which moves on foot or </w:t>
+      </w:r>
+      <w:r>
+        <w:rPr>
+          <w:rFonts w:asciiTheme="minorHAnsi" w:eastAsiaTheme="minorHAnsi" w:hAnsiTheme="minorHAnsi" w:cstheme="minorBidi"/>
+          <w:color w:val="auto"/>
+          <w:sz w:val="24"/>
+          <w:szCs w:val="24"/>
+        </w:rPr>
+        <w:t>in soft-skin vehicles – increasingly ATVs such as</w:t>
+      </w:r>
+      <w:r>
+        <w:rPr>
+          <w:rFonts w:asciiTheme="minorHAnsi" w:eastAsiaTheme="minorHAnsi" w:hAnsiTheme="minorHAnsi" w:cstheme="minorBidi"/>
+          <w:color w:val="auto"/>
+          <w:sz w:val="24"/>
+          <w:szCs w:val="24"/>
+        </w:rPr>
+        <w:t xml:space="preserve"> the ULTV</w:t>
+      </w:r>
+      <w:r>
+        <w:rPr>
+          <w:rStyle w:val="FootnoteReference"/>
+          <w:rFonts w:asciiTheme="minorHAnsi" w:eastAsiaTheme="minorHAnsi" w:hAnsiTheme="minorHAnsi" w:cstheme="minorBidi"/>
+          <w:color w:val="auto"/>
+          <w:sz w:val="24"/>
+          <w:szCs w:val="24"/>
+        </w:rPr>
+        <w:footnoteReference w:id="6"/>
+      </w:r>
+      <w:r>
+        <w:rPr>
+          <w:rFonts w:asciiTheme="minorHAnsi" w:eastAsiaTheme="minorHAnsi" w:hAnsiTheme="minorHAnsi" w:cstheme="minorBidi"/>
+          <w:color w:val="auto"/>
+          <w:sz w:val="24"/>
+          <w:szCs w:val="24"/>
+        </w:rPr>
+        <w:t>.</w:t>
+      </w:r>
+      <w:r>
+        <w:rPr>
+          <w:rFonts w:asciiTheme="minorHAnsi" w:eastAsiaTheme="minorHAnsi" w:hAnsiTheme="minorHAnsi" w:cstheme="minorBidi"/>
+          <w:color w:val="auto"/>
+          <w:sz w:val="24"/>
+          <w:szCs w:val="24"/>
+        </w:rPr>
+        <w:t xml:space="preserve"> </w:t>
+      </w:r>
+      <w:r>
+        <w:rPr>
+          <w:rFonts w:asciiTheme="minorHAnsi" w:eastAsiaTheme="minorHAnsi" w:hAnsiTheme="minorHAnsi" w:cstheme="minorBidi"/>
+          <w:color w:val="auto"/>
+          <w:sz w:val="24"/>
+          <w:szCs w:val="24"/>
+        </w:rPr>
+        <w:t>Its training still rehearses the conventional drills of the last century and the peace-support tasks of the decades since, while neglecting cognitive burden, dispersion and the exposure of a dispersed section that can be found and struck on a checkpoint or a convoy as readily as in battle, without the higher-echelon cover it is built to assume. Its materiel reflects a Cold War mentality. Its leadership structure is not configured for mission command. And it fields too few soldiers to carry the cognitive load, operate the new systems and remain cohesive once dispersed. Adding drones to this section changes none of it.</w:t>
+      </w:r>
+    </w:p>
+    <w:p>
+      <w:r>
+        <w:rPr>
+          <w:highlight w:val="yellow"/>
+        </w:rPr>
+        <w:t xml:space="preserve">OB: I will reference TM 201 as proof that doctrine hasn’t changed. However, I think I want to cite paragraph 0202 “The fundamental role of the infantry man/woman has </w:t>
+      </w:r>
+      <w:r>
+        <w:rPr>
+          <w:highlight w:val="yellow"/>
+        </w:rPr>
+        <w:lastRenderedPageBreak/>
+        <w:t>changed little over recent centuries: their tasks are still to close with and destroy the enemy or force them to surrender, to seize and hold terrain, to dominate and control close country and finally, to carry out close surveillance”. Then we can say that the first task – their most important – cannot be achieved without substantial review of the doctrine, organisation, training, leadership, materiel,</w:t>
+      </w:r>
+      <w:r>
+        <w:t xml:space="preserve"> </w:t>
+      </w:r>
+    </w:p>
+    <w:p/>
     <w:p>
       <w:pPr>
         <w:pStyle w:val="Heading2"/>
@@ -2090,7 +2273,6 @@
           <w:sz w:val="24"/>
           <w:szCs w:val="24"/>
         </w:rPr>
-        <w:lastRenderedPageBreak/>
         <w:t xml:space="preserve">One objection runs: change is uncertain, resources unallocated, other programmes mid-stream. Each clause is true. None is a reason to stand still. The quieter version is that force design must fit the platform – an eight-seat carrier sets the section, the section sets the fight. That inverts the logic. The threat sets the survivable section; the carrier is procurement's problem. A vehicle that seats eight when survival demands fourteen is not a cap on the section – it is the wrong vehicle. Nor is experimentation the disruption the objection fears; it is the hedge against it. A trial section commits nothing and costs almost nothing – the iteration a resource-uncertain force should want. The expensive mistake is not testing too early. It is fielding a structure the evidence already calls </w:t>
       </w:r>
       <w:proofErr w:type="gramStart"/>
@@ -2147,6 +2329,7 @@
     </w:p>
     <w:p>
       <w:r>
+        <w:lastRenderedPageBreak/>
         <w:t xml:space="preserve">Your half answers one question: </w:t>
       </w:r>
       <w:r>
@@ -2254,7 +2437,6 @@
           <w:i/>
           <w:iCs/>
         </w:rPr>
-        <w:lastRenderedPageBreak/>
         <w:t xml:space="preserve">Line to </w:t>
       </w:r>
       <w:proofErr w:type="gramStart"/>
@@ -2421,6 +2603,7 @@
           <w:i/>
           <w:iCs/>
         </w:rPr>
+        <w:lastRenderedPageBreak/>
         <w:t>branch laydown (infantry / ordnance / CIS / engineers / artillery / cross-branch)</w:t>
       </w:r>
       <w:r>
@@ -2606,28 +2789,7 @@
         <w:footnoteRef/>
       </w:r>
       <w:r>
-        <w:t xml:space="preserve"> </w:t>
-      </w:r>
-      <w:r>
-        <w:t>United States Congress (2025). Congressional record: Proceedings and debates of the</w:t>
-      </w:r>
-      <w:r>
-        <w:t xml:space="preserve"> </w:t>
-      </w:r>
-      <w:r>
-        <w:t>119th Congress, first session. US Government Publishing Office. [online]. Available</w:t>
-      </w:r>
-      <w:r>
-        <w:t xml:space="preserve"> </w:t>
-      </w:r>
-      <w:r>
-        <w:t xml:space="preserve">at: </w:t>
-      </w:r>
-      <w:r>
-        <w:t>h</w:t>
-      </w:r>
-      <w:r>
-        <w:t>ttps://www.congress.gov/119/crec/2025/03/04/171/41/CREC-2025-03-04.pdf (accessed 1 April 2026).</w:t>
+        <w:t xml:space="preserve"> United States Congress (2025). Congressional record: Proceedings and debates of the 119th Congress, first session. US Government Publishing Office. [online]. Available at: https://www.congress.gov/119/crec/2025/03/04/171/41/CREC-2025-03-04.pdf (accessed 1 April 2026).</w:t>
       </w:r>
     </w:p>
   </w:footnote>
@@ -2677,6 +2839,111 @@
       <w:r>
         <w:t>tm.dk/media/qo2dyzxy/erklaering-gl.pdf (accessed 1 April 2026).</w:t>
       </w:r>
+    </w:p>
+  </w:footnote>
+  <w:footnote w:id="5">
+    <w:p>
+      <w:pPr>
+        <w:pStyle w:val="FootnoteText"/>
+      </w:pPr>
+      <w:r>
+        <w:rPr>
+          <w:rStyle w:val="FootnoteReference"/>
+        </w:rPr>
+        <w:footnoteRef/>
+      </w:r>
+      <w:r>
+        <w:t xml:space="preserve"> </w:t>
+      </w:r>
+      <w:r>
+        <w:t xml:space="preserve">O'Connor, N. </w:t>
+      </w:r>
+      <w:r>
+        <w:rPr>
+          <w:i/>
+          <w:iCs/>
+        </w:rPr>
+        <w:t>Ireland Could Be About to Sign €600m Armoured Vehicles Deal, French Arms Firm Says</w:t>
+      </w:r>
+      <w:r>
+        <w:t xml:space="preserve">. </w:t>
+      </w:r>
+      <w:r>
+        <w:rPr>
+          <w:i/>
+          <w:iCs/>
+        </w:rPr>
+        <w:t>The Journal</w:t>
+      </w:r>
+      <w:r>
+        <w:t xml:space="preserve">, 2025. Available at: </w:t>
+      </w:r>
+      <w:hyperlink r:id="rId1" w:tgtFrame="_new" w:history="1">
+        <w:r>
+          <w:rPr>
+            <w:rStyle w:val="Hyperlink"/>
+          </w:rPr>
+          <w:t>https://www.thejournal.ie/new-apc-vehicles-maybe-coming-from-france-6623112-Feb2025/</w:t>
+        </w:r>
+      </w:hyperlink>
+      <w:r>
+        <w:t xml:space="preserve"> (accessed 24 February 2026).</w:t>
+      </w:r>
+    </w:p>
+  </w:footnote>
+  <w:footnote w:id="6">
+    <w:p>
+      <w:pPr>
+        <w:pStyle w:val="FootnoteText"/>
+      </w:pPr>
+      <w:r>
+        <w:rPr>
+          <w:rStyle w:val="FootnoteReference"/>
+        </w:rPr>
+        <w:footnoteRef/>
+      </w:r>
+      <w:r>
+        <w:t xml:space="preserve"> </w:t>
+      </w:r>
+      <w:r>
+        <w:t xml:space="preserve">Lopez, C. </w:t>
+      </w:r>
+      <w:r>
+        <w:rPr>
+          <w:i/>
+          <w:iCs/>
+        </w:rPr>
+        <w:t>The Ultra-Light Tactical Vehicle: How Working with Industry and the FMF Can Result in a Swiss Army Knife for Future Lethality</w:t>
+      </w:r>
+      <w:r>
+        <w:t xml:space="preserve">. </w:t>
+      </w:r>
+      <w:r>
+        <w:rPr>
+          <w:i/>
+          <w:iCs/>
+        </w:rPr>
+        <w:t>Marine Corps Gazette</w:t>
+      </w:r>
+      <w:r>
+        <w:t xml:space="preserve">, August 2021. Available at: </w:t>
+      </w:r>
+      <w:hyperlink r:id="rId2" w:history="1">
+        <w:r>
+          <w:rPr>
+            <w:rStyle w:val="Hyperlink"/>
+          </w:rPr>
+          <w:t>https://www.mca-marines.org/wp-content/uploads/23-The-Ultra-Light.pdf</w:t>
+        </w:r>
+      </w:hyperlink>
+      <w:r>
+        <w:t xml:space="preserve"> (accessed 21 June 2026).</w:t>
+      </w:r>
+    </w:p>
+    <w:p>
+      <w:pPr>
+        <w:pStyle w:val="FootnoteText"/>
+      </w:pPr>
     </w:p>
   </w:footnote>
 </w:footnotes>

--- a/Essays/DF_Review_Article_OBs_Part.docx
+++ b/Essays/DF_Review_Article_OBs_Part.docx
@@ -710,6 +710,799 @@
           <w:sz w:val="24"/>
           <w:szCs w:val="24"/>
         </w:rPr>
+        <w:t>Ireland has no national security strategy and no settled defence policy; the Defence Policy Review</w:t>
+      </w:r>
+      <w:r>
+        <w:rPr>
+          <w:rStyle w:val="FootnoteReference"/>
+          <w:rFonts w:asciiTheme="minorHAnsi" w:eastAsiaTheme="minorHAnsi" w:hAnsiTheme="minorHAnsi" w:cstheme="minorBidi"/>
+          <w:color w:val="auto"/>
+          <w:sz w:val="24"/>
+          <w:szCs w:val="24"/>
+        </w:rPr>
+        <w:footnoteReference w:id="1"/>
+      </w:r>
+      <w:r>
+        <w:rPr>
+          <w:rFonts w:asciiTheme="minorHAnsi" w:eastAsiaTheme="minorHAnsi" w:hAnsiTheme="minorHAnsi" w:cstheme="minorBidi"/>
+          <w:color w:val="auto"/>
+          <w:sz w:val="24"/>
+          <w:szCs w:val="24"/>
+        </w:rPr>
+        <w:t xml:space="preserve"> </w:t>
+      </w:r>
+      <w:r>
+        <w:rPr>
+          <w:rFonts w:asciiTheme="minorHAnsi" w:eastAsiaTheme="minorHAnsi" w:hAnsiTheme="minorHAnsi" w:cstheme="minorBidi"/>
+          <w:color w:val="auto"/>
+          <w:sz w:val="24"/>
+          <w:szCs w:val="24"/>
+        </w:rPr>
+        <w:t xml:space="preserve">updates the White </w:t>
+      </w:r>
+      <w:r>
+        <w:rPr>
+          <w:rFonts w:asciiTheme="minorHAnsi" w:eastAsiaTheme="minorHAnsi" w:hAnsiTheme="minorHAnsi" w:cstheme="minorBidi"/>
+          <w:color w:val="auto"/>
+          <w:sz w:val="24"/>
+          <w:szCs w:val="24"/>
+        </w:rPr>
+        <w:t>Paper</w:t>
+      </w:r>
+      <w:r>
+        <w:rPr>
+          <w:rStyle w:val="FootnoteReference"/>
+          <w:rFonts w:asciiTheme="minorHAnsi" w:eastAsiaTheme="minorHAnsi" w:hAnsiTheme="minorHAnsi" w:cstheme="minorBidi"/>
+          <w:color w:val="auto"/>
+          <w:sz w:val="24"/>
+          <w:szCs w:val="24"/>
+        </w:rPr>
+        <w:footnoteReference w:id="2"/>
+      </w:r>
+      <w:r>
+        <w:rPr>
+          <w:rFonts w:asciiTheme="minorHAnsi" w:eastAsiaTheme="minorHAnsi" w:hAnsiTheme="minorHAnsi" w:cstheme="minorBidi"/>
+          <w:color w:val="auto"/>
+          <w:sz w:val="24"/>
+          <w:szCs w:val="24"/>
+        </w:rPr>
+        <w:t>, constituting</w:t>
+      </w:r>
+      <w:r>
+        <w:rPr>
+          <w:rFonts w:asciiTheme="minorHAnsi" w:eastAsiaTheme="minorHAnsi" w:hAnsiTheme="minorHAnsi" w:cstheme="minorBidi"/>
+          <w:color w:val="auto"/>
+          <w:sz w:val="24"/>
+          <w:szCs w:val="24"/>
+        </w:rPr>
+        <w:t xml:space="preserve"> a de facto substitute</w:t>
+      </w:r>
+      <w:r>
+        <w:rPr>
+          <w:rFonts w:asciiTheme="minorHAnsi" w:eastAsiaTheme="minorHAnsi" w:hAnsiTheme="minorHAnsi" w:cstheme="minorBidi"/>
+          <w:color w:val="auto"/>
+          <w:sz w:val="24"/>
+          <w:szCs w:val="24"/>
+        </w:rPr>
+        <w:t xml:space="preserve">. </w:t>
+      </w:r>
+      <w:r>
+        <w:rPr>
+          <w:rFonts w:asciiTheme="minorHAnsi" w:eastAsiaTheme="minorHAnsi" w:hAnsiTheme="minorHAnsi" w:cstheme="minorBidi"/>
+          <w:color w:val="auto"/>
+          <w:sz w:val="24"/>
+          <w:szCs w:val="24"/>
+        </w:rPr>
+        <w:t>The military is tasked</w:t>
+      </w:r>
+      <w:r>
+        <w:rPr>
+          <w:rFonts w:asciiTheme="minorHAnsi" w:eastAsiaTheme="minorHAnsi" w:hAnsiTheme="minorHAnsi" w:cstheme="minorBidi"/>
+          <w:color w:val="auto"/>
+          <w:sz w:val="24"/>
+          <w:szCs w:val="24"/>
+        </w:rPr>
+        <w:t xml:space="preserve"> “</w:t>
+      </w:r>
+      <w:r>
+        <w:rPr>
+          <w:rFonts w:asciiTheme="minorHAnsi" w:eastAsiaTheme="minorHAnsi" w:hAnsiTheme="minorHAnsi" w:cstheme="minorBidi"/>
+          <w:color w:val="auto"/>
+          <w:sz w:val="24"/>
+          <w:szCs w:val="24"/>
+        </w:rPr>
+        <w:t>To provide for the military Defence of the</w:t>
+      </w:r>
+      <w:r>
+        <w:rPr>
+          <w:rFonts w:asciiTheme="minorHAnsi" w:eastAsiaTheme="minorHAnsi" w:hAnsiTheme="minorHAnsi" w:cstheme="minorBidi"/>
+          <w:color w:val="auto"/>
+          <w:sz w:val="24"/>
+          <w:szCs w:val="24"/>
+        </w:rPr>
+        <w:t xml:space="preserve"> </w:t>
+      </w:r>
+      <w:r>
+        <w:rPr>
+          <w:rFonts w:asciiTheme="minorHAnsi" w:eastAsiaTheme="minorHAnsi" w:hAnsiTheme="minorHAnsi" w:cstheme="minorBidi"/>
+          <w:color w:val="auto"/>
+          <w:sz w:val="24"/>
+          <w:szCs w:val="24"/>
+        </w:rPr>
+        <w:t>State from armed aggression</w:t>
+      </w:r>
+      <w:r>
+        <w:rPr>
+          <w:rFonts w:asciiTheme="minorHAnsi" w:eastAsiaTheme="minorHAnsi" w:hAnsiTheme="minorHAnsi" w:cstheme="minorBidi"/>
+          <w:color w:val="auto"/>
+          <w:sz w:val="24"/>
+          <w:szCs w:val="24"/>
+        </w:rPr>
+        <w:t>”.</w:t>
+      </w:r>
+      <w:r>
+        <w:rPr>
+          <w:rFonts w:asciiTheme="minorHAnsi" w:eastAsiaTheme="minorHAnsi" w:hAnsiTheme="minorHAnsi" w:cstheme="minorBidi"/>
+          <w:color w:val="auto"/>
+          <w:sz w:val="24"/>
+          <w:szCs w:val="24"/>
+        </w:rPr>
+        <w:t xml:space="preserve"> </w:t>
+      </w:r>
+      <w:r>
+        <w:rPr>
+          <w:rFonts w:asciiTheme="minorHAnsi" w:eastAsiaTheme="minorHAnsi" w:hAnsiTheme="minorHAnsi" w:cstheme="minorBidi"/>
+          <w:color w:val="auto"/>
+          <w:sz w:val="24"/>
+          <w:szCs w:val="24"/>
+        </w:rPr>
+        <w:t>While m</w:t>
+      </w:r>
+      <w:r>
+        <w:rPr>
+          <w:rFonts w:asciiTheme="minorHAnsi" w:eastAsiaTheme="minorHAnsi" w:hAnsiTheme="minorHAnsi" w:cstheme="minorBidi"/>
+          <w:color w:val="auto"/>
+          <w:sz w:val="24"/>
+          <w:szCs w:val="24"/>
+        </w:rPr>
+        <w:t xml:space="preserve">ilitary </w:t>
+      </w:r>
+      <w:r>
+        <w:rPr>
+          <w:rFonts w:asciiTheme="minorHAnsi" w:eastAsiaTheme="minorHAnsi" w:hAnsiTheme="minorHAnsi" w:cstheme="minorBidi"/>
+          <w:color w:val="auto"/>
+          <w:sz w:val="24"/>
+          <w:szCs w:val="24"/>
+        </w:rPr>
+        <w:t>strategy and operations</w:t>
+      </w:r>
+      <w:r>
+        <w:rPr>
+          <w:rFonts w:asciiTheme="minorHAnsi" w:eastAsiaTheme="minorHAnsi" w:hAnsiTheme="minorHAnsi" w:cstheme="minorBidi"/>
+          <w:color w:val="auto"/>
+          <w:sz w:val="24"/>
+          <w:szCs w:val="24"/>
+        </w:rPr>
+        <w:t xml:space="preserve"> can organise effort</w:t>
+      </w:r>
+      <w:r>
+        <w:rPr>
+          <w:rFonts w:asciiTheme="minorHAnsi" w:eastAsiaTheme="minorHAnsi" w:hAnsiTheme="minorHAnsi" w:cstheme="minorBidi"/>
+          <w:color w:val="auto"/>
+          <w:sz w:val="24"/>
+          <w:szCs w:val="24"/>
+        </w:rPr>
+        <w:t>, they</w:t>
+      </w:r>
+      <w:r>
+        <w:rPr>
+          <w:rFonts w:asciiTheme="minorHAnsi" w:eastAsiaTheme="minorHAnsi" w:hAnsiTheme="minorHAnsi" w:cstheme="minorBidi"/>
+          <w:color w:val="auto"/>
+          <w:sz w:val="24"/>
+          <w:szCs w:val="24"/>
+        </w:rPr>
+        <w:t xml:space="preserve"> </w:t>
+      </w:r>
+      <w:r>
+        <w:rPr>
+          <w:rFonts w:asciiTheme="minorHAnsi" w:eastAsiaTheme="minorHAnsi" w:hAnsiTheme="minorHAnsi" w:cstheme="minorBidi"/>
+          <w:color w:val="auto"/>
+          <w:sz w:val="24"/>
+          <w:szCs w:val="24"/>
+        </w:rPr>
+        <w:t>require</w:t>
+      </w:r>
+      <w:r>
+        <w:rPr>
+          <w:rFonts w:asciiTheme="minorHAnsi" w:eastAsiaTheme="minorHAnsi" w:hAnsiTheme="minorHAnsi" w:cstheme="minorBidi"/>
+          <w:color w:val="auto"/>
+          <w:sz w:val="24"/>
+          <w:szCs w:val="24"/>
+        </w:rPr>
+        <w:t xml:space="preserve"> </w:t>
+      </w:r>
+      <w:r>
+        <w:rPr>
+          <w:rFonts w:asciiTheme="minorHAnsi" w:eastAsiaTheme="minorHAnsi" w:hAnsiTheme="minorHAnsi" w:cstheme="minorBidi"/>
+          <w:color w:val="auto"/>
+          <w:sz w:val="24"/>
+          <w:szCs w:val="24"/>
+        </w:rPr>
+        <w:t>policy</w:t>
+      </w:r>
+      <w:r>
+        <w:rPr>
+          <w:rFonts w:asciiTheme="minorHAnsi" w:eastAsiaTheme="minorHAnsi" w:hAnsiTheme="minorHAnsi" w:cstheme="minorBidi"/>
+          <w:color w:val="auto"/>
+          <w:sz w:val="24"/>
+          <w:szCs w:val="24"/>
+        </w:rPr>
+        <w:t xml:space="preserve">. In that vacuum, force design drifts toward continuity. </w:t>
+      </w:r>
+      <w:r>
+        <w:rPr>
+          <w:rFonts w:asciiTheme="minorHAnsi" w:eastAsiaTheme="minorHAnsi" w:hAnsiTheme="minorHAnsi" w:cstheme="minorBidi"/>
+          <w:color w:val="auto"/>
+          <w:sz w:val="24"/>
+          <w:szCs w:val="24"/>
+        </w:rPr>
+        <w:t>T</w:t>
+      </w:r>
+      <w:r>
+        <w:rPr>
+          <w:rFonts w:asciiTheme="minorHAnsi" w:eastAsiaTheme="minorHAnsi" w:hAnsiTheme="minorHAnsi" w:cstheme="minorBidi"/>
+          <w:color w:val="auto"/>
+          <w:sz w:val="24"/>
+          <w:szCs w:val="24"/>
+        </w:rPr>
+        <w:t>erritorial defence is no longer implausible – it is politically constrained, under-resourced and increasingly likely.</w:t>
+      </w:r>
+      <w:r>
+        <w:rPr>
+          <w:rFonts w:asciiTheme="minorHAnsi" w:eastAsiaTheme="minorHAnsi" w:hAnsiTheme="minorHAnsi" w:cstheme="minorBidi"/>
+          <w:color w:val="auto"/>
+          <w:sz w:val="24"/>
+          <w:szCs w:val="24"/>
+        </w:rPr>
+        <w:t xml:space="preserve"> Recent</w:t>
+      </w:r>
+      <w:r>
+        <w:rPr>
+          <w:rFonts w:asciiTheme="minorHAnsi" w:eastAsiaTheme="minorHAnsi" w:hAnsiTheme="minorHAnsi" w:cstheme="minorBidi"/>
+          <w:color w:val="auto"/>
+          <w:sz w:val="24"/>
+          <w:szCs w:val="24"/>
+        </w:rPr>
+        <w:t xml:space="preserve"> developments</w:t>
+      </w:r>
+      <w:r>
+        <w:rPr>
+          <w:rFonts w:asciiTheme="minorHAnsi" w:eastAsiaTheme="minorHAnsi" w:hAnsiTheme="minorHAnsi" w:cstheme="minorBidi"/>
+          <w:color w:val="auto"/>
+          <w:sz w:val="24"/>
+          <w:szCs w:val="24"/>
+        </w:rPr>
+        <w:t xml:space="preserve"> </w:t>
+      </w:r>
+      <w:r>
+        <w:rPr>
+          <w:rFonts w:asciiTheme="minorHAnsi" w:eastAsiaTheme="minorHAnsi" w:hAnsiTheme="minorHAnsi" w:cstheme="minorBidi"/>
+          <w:color w:val="auto"/>
+          <w:sz w:val="24"/>
+          <w:szCs w:val="24"/>
+        </w:rPr>
+        <w:t xml:space="preserve">among Western states </w:t>
+      </w:r>
+      <w:r>
+        <w:rPr>
+          <w:rFonts w:asciiTheme="minorHAnsi" w:eastAsiaTheme="minorHAnsi" w:hAnsiTheme="minorHAnsi" w:cstheme="minorBidi"/>
+          <w:color w:val="auto"/>
+          <w:sz w:val="24"/>
+          <w:szCs w:val="24"/>
+        </w:rPr>
+        <w:t>–</w:t>
+      </w:r>
+      <w:r>
+        <w:rPr>
+          <w:rFonts w:asciiTheme="minorHAnsi" w:eastAsiaTheme="minorHAnsi" w:hAnsiTheme="minorHAnsi" w:cstheme="minorBidi"/>
+          <w:color w:val="auto"/>
+          <w:sz w:val="24"/>
+          <w:szCs w:val="24"/>
+        </w:rPr>
+        <w:t xml:space="preserve"> most notably the United States’ assertions regarding</w:t>
+      </w:r>
+      <w:r>
+        <w:rPr>
+          <w:rFonts w:asciiTheme="minorHAnsi" w:eastAsiaTheme="minorHAnsi" w:hAnsiTheme="minorHAnsi" w:cstheme="minorBidi"/>
+          <w:color w:val="auto"/>
+          <w:sz w:val="24"/>
+          <w:szCs w:val="24"/>
+        </w:rPr>
+        <w:t xml:space="preserve"> </w:t>
+      </w:r>
+      <w:r>
+        <w:rPr>
+          <w:rFonts w:asciiTheme="minorHAnsi" w:eastAsiaTheme="minorHAnsi" w:hAnsiTheme="minorHAnsi" w:cstheme="minorBidi"/>
+          <w:color w:val="auto"/>
+          <w:sz w:val="24"/>
+          <w:szCs w:val="24"/>
+        </w:rPr>
+        <w:t>Greenland</w:t>
+      </w:r>
+      <w:r>
+        <w:rPr>
+          <w:rStyle w:val="FootnoteReference"/>
+          <w:rFonts w:asciiTheme="minorHAnsi" w:eastAsiaTheme="minorHAnsi" w:hAnsiTheme="minorHAnsi" w:cstheme="minorBidi"/>
+          <w:color w:val="auto"/>
+          <w:sz w:val="24"/>
+          <w:szCs w:val="24"/>
+        </w:rPr>
+        <w:footnoteReference w:id="3"/>
+      </w:r>
+      <w:r>
+        <w:rPr>
+          <w:rFonts w:asciiTheme="minorHAnsi" w:eastAsiaTheme="minorHAnsi" w:hAnsiTheme="minorHAnsi" w:cstheme="minorBidi"/>
+          <w:color w:val="auto"/>
+          <w:sz w:val="24"/>
+          <w:szCs w:val="24"/>
+        </w:rPr>
+        <w:t xml:space="preserve"> and Denmark’s response</w:t>
+      </w:r>
+      <w:r>
+        <w:rPr>
+          <w:rStyle w:val="FootnoteReference"/>
+          <w:rFonts w:asciiTheme="minorHAnsi" w:eastAsiaTheme="minorHAnsi" w:hAnsiTheme="minorHAnsi" w:cstheme="minorBidi"/>
+          <w:color w:val="auto"/>
+          <w:sz w:val="24"/>
+          <w:szCs w:val="24"/>
+        </w:rPr>
+        <w:footnoteReference w:id="4"/>
+      </w:r>
+      <w:r>
+        <w:rPr>
+          <w:rFonts w:asciiTheme="minorHAnsi" w:eastAsiaTheme="minorHAnsi" w:hAnsiTheme="minorHAnsi" w:cstheme="minorBidi"/>
+          <w:color w:val="auto"/>
+          <w:sz w:val="24"/>
+          <w:szCs w:val="24"/>
+        </w:rPr>
+        <w:t xml:space="preserve"> </w:t>
+      </w:r>
+      <w:r>
+        <w:rPr>
+          <w:rFonts w:asciiTheme="minorHAnsi" w:eastAsiaTheme="minorHAnsi" w:hAnsiTheme="minorHAnsi" w:cstheme="minorBidi"/>
+          <w:color w:val="auto"/>
+          <w:sz w:val="24"/>
+          <w:szCs w:val="24"/>
+        </w:rPr>
+        <w:t xml:space="preserve"> </w:t>
+      </w:r>
+      <w:r>
+        <w:rPr>
+          <w:rFonts w:asciiTheme="minorHAnsi" w:eastAsiaTheme="minorHAnsi" w:hAnsiTheme="minorHAnsi" w:cstheme="minorBidi"/>
+          <w:color w:val="auto"/>
+          <w:sz w:val="24"/>
+          <w:szCs w:val="24"/>
+        </w:rPr>
+        <w:t>–</w:t>
+      </w:r>
+      <w:r>
+        <w:rPr>
+          <w:rFonts w:asciiTheme="minorHAnsi" w:eastAsiaTheme="minorHAnsi" w:hAnsiTheme="minorHAnsi" w:cstheme="minorBidi"/>
+          <w:color w:val="auto"/>
+          <w:sz w:val="24"/>
+          <w:szCs w:val="24"/>
+        </w:rPr>
+        <w:t xml:space="preserve"> </w:t>
+      </w:r>
+      <w:r>
+        <w:rPr>
+          <w:rFonts w:asciiTheme="minorHAnsi" w:eastAsiaTheme="minorHAnsi" w:hAnsiTheme="minorHAnsi" w:cstheme="minorBidi"/>
+          <w:color w:val="auto"/>
+          <w:sz w:val="24"/>
+          <w:szCs w:val="24"/>
+        </w:rPr>
+        <w:t xml:space="preserve">demonstrate that scenarios once considered </w:t>
+      </w:r>
+      <w:r>
+        <w:rPr>
+          <w:rFonts w:asciiTheme="minorHAnsi" w:eastAsiaTheme="minorHAnsi" w:hAnsiTheme="minorHAnsi" w:cstheme="minorBidi"/>
+          <w:color w:val="auto"/>
+          <w:sz w:val="24"/>
+          <w:szCs w:val="24"/>
+        </w:rPr>
+        <w:t>unlikely</w:t>
+      </w:r>
+      <w:r>
+        <w:rPr>
+          <w:rFonts w:asciiTheme="minorHAnsi" w:eastAsiaTheme="minorHAnsi" w:hAnsiTheme="minorHAnsi" w:cstheme="minorBidi"/>
+          <w:color w:val="auto"/>
+          <w:sz w:val="24"/>
+          <w:szCs w:val="24"/>
+        </w:rPr>
+        <w:t xml:space="preserve"> can rapidly</w:t>
+      </w:r>
+      <w:r>
+        <w:rPr>
+          <w:rFonts w:asciiTheme="minorHAnsi" w:eastAsiaTheme="minorHAnsi" w:hAnsiTheme="minorHAnsi" w:cstheme="minorBidi"/>
+          <w:color w:val="auto"/>
+          <w:sz w:val="24"/>
+          <w:szCs w:val="24"/>
+        </w:rPr>
+        <w:t xml:space="preserve"> </w:t>
+      </w:r>
+      <w:r>
+        <w:rPr>
+          <w:rFonts w:asciiTheme="minorHAnsi" w:eastAsiaTheme="minorHAnsi" w:hAnsiTheme="minorHAnsi" w:cstheme="minorBidi"/>
+          <w:color w:val="auto"/>
+          <w:sz w:val="24"/>
+          <w:szCs w:val="24"/>
+        </w:rPr>
+        <w:t xml:space="preserve">acquire </w:t>
+      </w:r>
+      <w:r>
+        <w:rPr>
+          <w:rFonts w:asciiTheme="minorHAnsi" w:eastAsiaTheme="minorHAnsi" w:hAnsiTheme="minorHAnsi" w:cstheme="minorBidi"/>
+          <w:color w:val="auto"/>
+          <w:sz w:val="24"/>
+          <w:szCs w:val="24"/>
+        </w:rPr>
+        <w:t>s</w:t>
+      </w:r>
+      <w:r>
+        <w:rPr>
+          <w:rFonts w:asciiTheme="minorHAnsi" w:eastAsiaTheme="minorHAnsi" w:hAnsiTheme="minorHAnsi" w:cstheme="minorBidi"/>
+          <w:color w:val="auto"/>
+          <w:sz w:val="24"/>
+          <w:szCs w:val="24"/>
+        </w:rPr>
+        <w:t>trategic salience. The perception of threat is an unreliable indicator for future</w:t>
+      </w:r>
+      <w:r>
+        <w:rPr>
+          <w:rFonts w:asciiTheme="minorHAnsi" w:eastAsiaTheme="minorHAnsi" w:hAnsiTheme="minorHAnsi" w:cstheme="minorBidi"/>
+          <w:color w:val="auto"/>
+          <w:sz w:val="24"/>
+          <w:szCs w:val="24"/>
+        </w:rPr>
+        <w:t xml:space="preserve"> </w:t>
+      </w:r>
+      <w:r>
+        <w:rPr>
+          <w:rFonts w:asciiTheme="minorHAnsi" w:eastAsiaTheme="minorHAnsi" w:hAnsiTheme="minorHAnsi" w:cstheme="minorBidi"/>
+          <w:color w:val="auto"/>
+          <w:sz w:val="24"/>
+          <w:szCs w:val="24"/>
+        </w:rPr>
+        <w:t xml:space="preserve">conflict. Failure to internalise the implications of </w:t>
+      </w:r>
+      <w:proofErr w:type="spellStart"/>
+      <w:r>
+        <w:rPr>
+          <w:rFonts w:asciiTheme="minorHAnsi" w:eastAsiaTheme="minorHAnsi" w:hAnsiTheme="minorHAnsi" w:cstheme="minorBidi"/>
+          <w:color w:val="auto"/>
+          <w:sz w:val="24"/>
+          <w:szCs w:val="24"/>
+        </w:rPr>
+        <w:t>UxS</w:t>
+      </w:r>
+      <w:proofErr w:type="spellEnd"/>
+      <w:r>
+        <w:rPr>
+          <w:rFonts w:asciiTheme="minorHAnsi" w:eastAsiaTheme="minorHAnsi" w:hAnsiTheme="minorHAnsi" w:cstheme="minorBidi"/>
+          <w:color w:val="auto"/>
+          <w:sz w:val="24"/>
+          <w:szCs w:val="24"/>
+        </w:rPr>
+        <w:t xml:space="preserve"> risks entrenching a force posture</w:t>
+      </w:r>
+      <w:r>
+        <w:rPr>
+          <w:rFonts w:asciiTheme="minorHAnsi" w:eastAsiaTheme="minorHAnsi" w:hAnsiTheme="minorHAnsi" w:cstheme="minorBidi"/>
+          <w:color w:val="auto"/>
+          <w:sz w:val="24"/>
+          <w:szCs w:val="24"/>
+        </w:rPr>
+        <w:t xml:space="preserve"> </w:t>
+      </w:r>
+      <w:r>
+        <w:rPr>
+          <w:rFonts w:asciiTheme="minorHAnsi" w:eastAsiaTheme="minorHAnsi" w:hAnsiTheme="minorHAnsi" w:cstheme="minorBidi"/>
+          <w:color w:val="auto"/>
+          <w:sz w:val="24"/>
+          <w:szCs w:val="24"/>
+        </w:rPr>
+        <w:t>optimised for conditions which no longer exist</w:t>
+      </w:r>
+      <w:r>
+        <w:rPr>
+          <w:rFonts w:asciiTheme="minorHAnsi" w:eastAsiaTheme="minorHAnsi" w:hAnsiTheme="minorHAnsi" w:cstheme="minorBidi"/>
+          <w:color w:val="auto"/>
+          <w:sz w:val="24"/>
+          <w:szCs w:val="24"/>
+        </w:rPr>
+        <w:t>,</w:t>
+      </w:r>
+      <w:r>
+        <w:rPr>
+          <w:rFonts w:asciiTheme="minorHAnsi" w:eastAsiaTheme="minorHAnsi" w:hAnsiTheme="minorHAnsi" w:cstheme="minorBidi"/>
+          <w:color w:val="auto"/>
+          <w:sz w:val="24"/>
+          <w:szCs w:val="24"/>
+        </w:rPr>
+        <w:t xml:space="preserve"> allowing force design decisions to prioritise</w:t>
+      </w:r>
+      <w:r>
+        <w:rPr>
+          <w:rFonts w:asciiTheme="minorHAnsi" w:eastAsiaTheme="minorHAnsi" w:hAnsiTheme="minorHAnsi" w:cstheme="minorBidi"/>
+          <w:color w:val="auto"/>
+          <w:sz w:val="24"/>
+          <w:szCs w:val="24"/>
+        </w:rPr>
+        <w:t xml:space="preserve"> </w:t>
+      </w:r>
+      <w:r>
+        <w:rPr>
+          <w:rFonts w:asciiTheme="minorHAnsi" w:eastAsiaTheme="minorHAnsi" w:hAnsiTheme="minorHAnsi" w:cstheme="minorBidi"/>
+          <w:color w:val="auto"/>
+          <w:sz w:val="24"/>
+          <w:szCs w:val="24"/>
+        </w:rPr>
+        <w:t>continuity over adaptation and without articulating a theory of victory.</w:t>
+      </w:r>
+      <w:r>
+        <w:rPr>
+          <w:rFonts w:asciiTheme="minorHAnsi" w:eastAsiaTheme="minorHAnsi" w:hAnsiTheme="minorHAnsi" w:cstheme="minorBidi"/>
+          <w:color w:val="auto"/>
+          <w:sz w:val="24"/>
+          <w:szCs w:val="24"/>
+        </w:rPr>
+        <w:t xml:space="preserve"> [</w:t>
+      </w:r>
+      <w:r>
+        <w:rPr>
+          <w:rFonts w:asciiTheme="minorHAnsi" w:eastAsiaTheme="minorHAnsi" w:hAnsiTheme="minorHAnsi" w:cstheme="minorBidi"/>
+          <w:color w:val="auto"/>
+          <w:sz w:val="24"/>
+          <w:szCs w:val="24"/>
+          <w:highlight w:val="yellow"/>
+        </w:rPr>
+        <w:t>OB: please proof the ideas here, they’re still in draft though</w:t>
+      </w:r>
+      <w:r>
+        <w:rPr>
+          <w:rFonts w:asciiTheme="minorHAnsi" w:eastAsiaTheme="minorHAnsi" w:hAnsiTheme="minorHAnsi" w:cstheme="minorBidi"/>
+          <w:color w:val="auto"/>
+          <w:sz w:val="24"/>
+          <w:szCs w:val="24"/>
+        </w:rPr>
+        <w:t>]</w:t>
+      </w:r>
+    </w:p>
+    <w:p>
+      <w:pPr>
+        <w:pStyle w:val="Heading2"/>
+        <w:rPr>
+          <w:rFonts w:asciiTheme="minorHAnsi" w:eastAsiaTheme="minorHAnsi" w:hAnsiTheme="minorHAnsi" w:cstheme="minorBidi"/>
+          <w:color w:val="auto"/>
+          <w:sz w:val="24"/>
+          <w:szCs w:val="24"/>
+        </w:rPr>
+      </w:pPr>
+      <w:r>
+        <w:rPr>
+          <w:rFonts w:asciiTheme="minorHAnsi" w:eastAsiaTheme="minorHAnsi" w:hAnsiTheme="minorHAnsi" w:cstheme="minorBidi"/>
+          <w:color w:val="auto"/>
+          <w:sz w:val="24"/>
+          <w:szCs w:val="24"/>
+        </w:rPr>
+        <w:lastRenderedPageBreak/>
+        <w:t>While capability is sometimes viewed as equipment, it is best considered as the synthesis which DOTMLPF-I describes – doctrine, organisation, training, materiel, leadership, personnel, facilities and interoperability – and Ireland's nine-soldier light infantry section fails against nearly every line. Its doctrine</w:t>
+      </w:r>
+      <w:r>
+        <w:rPr>
+          <w:rStyle w:val="FootnoteReference"/>
+          <w:rFonts w:asciiTheme="minorHAnsi" w:eastAsiaTheme="minorHAnsi" w:hAnsiTheme="minorHAnsi" w:cstheme="minorBidi"/>
+          <w:color w:val="auto"/>
+          <w:sz w:val="24"/>
+          <w:szCs w:val="24"/>
+        </w:rPr>
+        <w:footnoteReference w:id="5"/>
+      </w:r>
+      <w:r>
+        <w:rPr>
+          <w:rFonts w:asciiTheme="minorHAnsi" w:eastAsiaTheme="minorHAnsi" w:hAnsiTheme="minorHAnsi" w:cstheme="minorBidi"/>
+          <w:color w:val="auto"/>
+          <w:sz w:val="24"/>
+          <w:szCs w:val="24"/>
+        </w:rPr>
+        <w:t xml:space="preserve"> remains that of a foot-mobile light infantry section, never updated to the reality that the vehicles carrying it seat eight. </w:t>
+      </w:r>
+      <w:r>
+        <w:rPr>
+          <w:rFonts w:asciiTheme="minorHAnsi" w:eastAsiaTheme="minorHAnsi" w:hAnsiTheme="minorHAnsi" w:cstheme="minorBidi"/>
+          <w:color w:val="auto"/>
+          <w:sz w:val="24"/>
+          <w:szCs w:val="24"/>
+        </w:rPr>
+        <w:t xml:space="preserve">Its organisation </w:t>
+      </w:r>
+      <w:r>
+        <w:rPr>
+          <w:rFonts w:asciiTheme="minorHAnsi" w:eastAsiaTheme="minorHAnsi" w:hAnsiTheme="minorHAnsi" w:cstheme="minorBidi"/>
+          <w:color w:val="auto"/>
+          <w:sz w:val="24"/>
+          <w:szCs w:val="24"/>
+        </w:rPr>
+        <w:t>may</w:t>
+      </w:r>
+      <w:r>
+        <w:rPr>
+          <w:rFonts w:asciiTheme="minorHAnsi" w:eastAsiaTheme="minorHAnsi" w:hAnsiTheme="minorHAnsi" w:cstheme="minorBidi"/>
+          <w:color w:val="auto"/>
+          <w:sz w:val="24"/>
+          <w:szCs w:val="24"/>
+        </w:rPr>
+        <w:t xml:space="preserve"> now be</w:t>
+      </w:r>
+      <w:r>
+        <w:rPr>
+          <w:rFonts w:asciiTheme="minorHAnsi" w:eastAsiaTheme="minorHAnsi" w:hAnsiTheme="minorHAnsi" w:cstheme="minorBidi"/>
+          <w:color w:val="auto"/>
+          <w:sz w:val="24"/>
+          <w:szCs w:val="24"/>
+        </w:rPr>
+        <w:t xml:space="preserve"> </w:t>
+      </w:r>
+      <w:r>
+        <w:rPr>
+          <w:rFonts w:asciiTheme="minorHAnsi" w:eastAsiaTheme="minorHAnsi" w:hAnsiTheme="minorHAnsi" w:cstheme="minorBidi"/>
+          <w:color w:val="auto"/>
+          <w:sz w:val="24"/>
+          <w:szCs w:val="24"/>
+        </w:rPr>
+        <w:t>rebuilt around vehicle capacity</w:t>
+      </w:r>
+      <w:r>
+        <w:rPr>
+          <w:rStyle w:val="FootnoteReference"/>
+          <w:rFonts w:asciiTheme="minorHAnsi" w:eastAsiaTheme="minorHAnsi" w:hAnsiTheme="minorHAnsi" w:cstheme="minorBidi"/>
+          <w:color w:val="auto"/>
+          <w:sz w:val="24"/>
+          <w:szCs w:val="24"/>
+        </w:rPr>
+        <w:footnoteReference w:id="6"/>
+      </w:r>
+      <w:r>
+        <w:rPr>
+          <w:rFonts w:asciiTheme="minorHAnsi" w:eastAsiaTheme="minorHAnsi" w:hAnsiTheme="minorHAnsi" w:cstheme="minorBidi"/>
+          <w:color w:val="auto"/>
+          <w:sz w:val="24"/>
+          <w:szCs w:val="24"/>
+        </w:rPr>
+        <w:t xml:space="preserve">, </w:t>
+      </w:r>
+      <w:r>
+        <w:rPr>
+          <w:rFonts w:asciiTheme="minorHAnsi" w:eastAsiaTheme="minorHAnsi" w:hAnsiTheme="minorHAnsi" w:cstheme="minorBidi"/>
+          <w:color w:val="auto"/>
+          <w:sz w:val="24"/>
+          <w:szCs w:val="24"/>
+        </w:rPr>
+        <w:t xml:space="preserve">perhaps </w:t>
+      </w:r>
+      <w:r>
+        <w:rPr>
+          <w:rFonts w:asciiTheme="minorHAnsi" w:eastAsiaTheme="minorHAnsi" w:hAnsiTheme="minorHAnsi" w:cstheme="minorBidi"/>
+          <w:color w:val="auto"/>
+          <w:sz w:val="24"/>
+          <w:szCs w:val="24"/>
+        </w:rPr>
+        <w:t>on the assumption that one section must fit one carrier. This is a constraint which belongs to mechanised and armoured formations – and binds even them less rigidly than it is applied</w:t>
+      </w:r>
+      <w:r>
+        <w:rPr>
+          <w:rFonts w:asciiTheme="minorHAnsi" w:eastAsiaTheme="minorHAnsi" w:hAnsiTheme="minorHAnsi" w:cstheme="minorBidi"/>
+          <w:color w:val="auto"/>
+          <w:sz w:val="24"/>
+          <w:szCs w:val="24"/>
+        </w:rPr>
+        <w:t>. I</w:t>
+      </w:r>
+      <w:r>
+        <w:rPr>
+          <w:rFonts w:asciiTheme="minorHAnsi" w:eastAsiaTheme="minorHAnsi" w:hAnsiTheme="minorHAnsi" w:cstheme="minorBidi"/>
+          <w:color w:val="auto"/>
+          <w:sz w:val="24"/>
+          <w:szCs w:val="24"/>
+        </w:rPr>
+        <w:t xml:space="preserve">t does not bind light infantry, which moves on foot or </w:t>
+      </w:r>
+      <w:r>
+        <w:rPr>
+          <w:rFonts w:asciiTheme="minorHAnsi" w:eastAsiaTheme="minorHAnsi" w:hAnsiTheme="minorHAnsi" w:cstheme="minorBidi"/>
+          <w:color w:val="auto"/>
+          <w:sz w:val="24"/>
+          <w:szCs w:val="24"/>
+        </w:rPr>
+        <w:t>in soft-skin vehicles – increasingly ATVs such as</w:t>
+      </w:r>
+      <w:r>
+        <w:rPr>
+          <w:rFonts w:asciiTheme="minorHAnsi" w:eastAsiaTheme="minorHAnsi" w:hAnsiTheme="minorHAnsi" w:cstheme="minorBidi"/>
+          <w:color w:val="auto"/>
+          <w:sz w:val="24"/>
+          <w:szCs w:val="24"/>
+        </w:rPr>
+        <w:t xml:space="preserve"> the ULTV</w:t>
+      </w:r>
+      <w:r>
+        <w:rPr>
+          <w:rStyle w:val="FootnoteReference"/>
+          <w:rFonts w:asciiTheme="minorHAnsi" w:eastAsiaTheme="minorHAnsi" w:hAnsiTheme="minorHAnsi" w:cstheme="minorBidi"/>
+          <w:color w:val="auto"/>
+          <w:sz w:val="24"/>
+          <w:szCs w:val="24"/>
+        </w:rPr>
+        <w:footnoteReference w:id="7"/>
+      </w:r>
+      <w:r>
+        <w:rPr>
+          <w:rFonts w:asciiTheme="minorHAnsi" w:eastAsiaTheme="minorHAnsi" w:hAnsiTheme="minorHAnsi" w:cstheme="minorBidi"/>
+          <w:color w:val="auto"/>
+          <w:sz w:val="24"/>
+          <w:szCs w:val="24"/>
+        </w:rPr>
+        <w:t>.</w:t>
+      </w:r>
+      <w:r>
+        <w:rPr>
+          <w:rFonts w:asciiTheme="minorHAnsi" w:eastAsiaTheme="minorHAnsi" w:hAnsiTheme="minorHAnsi" w:cstheme="minorBidi"/>
+          <w:color w:val="auto"/>
+          <w:sz w:val="24"/>
+          <w:szCs w:val="24"/>
+        </w:rPr>
+        <w:t xml:space="preserve"> </w:t>
+      </w:r>
+      <w:r>
+        <w:rPr>
+          <w:rFonts w:asciiTheme="minorHAnsi" w:eastAsiaTheme="minorHAnsi" w:hAnsiTheme="minorHAnsi" w:cstheme="minorBidi"/>
+          <w:color w:val="auto"/>
+          <w:sz w:val="24"/>
+          <w:szCs w:val="24"/>
+        </w:rPr>
+        <w:t>Its training still rehearses the conventional drills of the last century and the peace-support tasks of the decades since, while neglecting cognitive burden, dispersion and the exposure of a dispersed section that can be found and struck on a checkpoint or a convoy as readily as in battle, without the higher-echelon cover it is built to assume. Its materiel reflects a Cold War mentality. Its leadership structure is not configured for mission command. And it fields too few soldiers to carry the cognitive load, operate the new systems and remain cohesive once dispersed. Adding drones to this section changes none of it.</w:t>
+      </w:r>
+    </w:p>
+    <w:p>
+      <w:r>
+        <w:rPr>
+          <w:highlight w:val="yellow"/>
+        </w:rPr>
+        <w:t>OB: I will reference TM 201 as proof that doctrine hasn’t changed. However, I think I want to cite paragraph 0202 “The fundamental role of the infantry man/woman has changed little over recent centuries: their tasks are still to close with and destroy the enemy or force them to surrender, to seize and hold terrain, to dominate and control close country and finally, to carry out close surveillance”. Then we can say that the first task – their most important – cannot be achieved without substantial review of the doctrine, organisation, training, leadership, materiel,</w:t>
+      </w:r>
+      <w:r>
+        <w:t xml:space="preserve"> </w:t>
+      </w:r>
+    </w:p>
+    <w:p/>
+    <w:p>
+      <w:pPr>
+        <w:pStyle w:val="Heading2"/>
+        <w:rPr>
+          <w:rFonts w:asciiTheme="minorHAnsi" w:eastAsiaTheme="minorHAnsi" w:hAnsiTheme="minorHAnsi" w:cstheme="minorBidi"/>
+          <w:color w:val="auto"/>
+          <w:sz w:val="24"/>
+          <w:szCs w:val="24"/>
+        </w:rPr>
+      </w:pPr>
+      <w:r>
+        <w:rPr>
+          <w:rFonts w:asciiTheme="minorHAnsi" w:eastAsiaTheme="minorHAnsi" w:hAnsiTheme="minorHAnsi" w:cstheme="minorBidi"/>
+          <w:color w:val="auto"/>
+          <w:sz w:val="24"/>
+          <w:szCs w:val="24"/>
+        </w:rPr>
+        <w:lastRenderedPageBreak/>
         <w:t>Relative combat power has always rewarded the side that can mass force and absorb loss</w:t>
       </w:r>
       <w:r>
@@ -1031,7 +1824,7 @@
           <w:noProof/>
         </w:rPr>
         <w:drawing>
-          <wp:inline distT="0" distB="0" distL="0" distR="0" wp14:anchorId="582ED023" wp14:editId="1CF5522C">
+          <wp:inline distT="0" distB="0" distL="0" distR="0" wp14:anchorId="2239C26D" wp14:editId="1CE4A65E">
             <wp:extent cx="5731510" cy="1751965"/>
             <wp:effectExtent l="0" t="0" r="2540" b="635"/>
             <wp:docPr id="749485391" name="Picture 1"/>
@@ -1383,924 +2176,159 @@
           <w:sz w:val="24"/>
           <w:szCs w:val="24"/>
         </w:rPr>
+        <w:t>The recommendations follow directly and cost little to begin. First, adopt the lance-corporal rank: dispersed sections need a commander in each</w:t>
+      </w:r>
+      <w:r>
+        <w:rPr>
+          <w:rFonts w:asciiTheme="minorHAnsi" w:eastAsiaTheme="minorHAnsi" w:hAnsiTheme="minorHAnsi" w:cstheme="minorBidi"/>
+          <w:color w:val="auto"/>
+          <w:sz w:val="24"/>
+          <w:szCs w:val="24"/>
+        </w:rPr>
+        <w:t xml:space="preserve"> and</w:t>
+      </w:r>
+      <w:r>
+        <w:rPr>
+          <w:rFonts w:asciiTheme="minorHAnsi" w:eastAsiaTheme="minorHAnsi" w:hAnsiTheme="minorHAnsi" w:cstheme="minorBidi"/>
+          <w:color w:val="auto"/>
+          <w:sz w:val="24"/>
+          <w:szCs w:val="24"/>
+        </w:rPr>
+        <w:t xml:space="preserve"> the rank structure must catch up to the tactics. Second, experiment properly rather than procure blindly</w:t>
+      </w:r>
+      <w:r>
+        <w:rPr>
+          <w:rFonts w:asciiTheme="minorHAnsi" w:eastAsiaTheme="minorHAnsi" w:hAnsiTheme="minorHAnsi" w:cstheme="minorBidi"/>
+          <w:color w:val="auto"/>
+          <w:sz w:val="24"/>
+          <w:szCs w:val="24"/>
+        </w:rPr>
+        <w:t xml:space="preserve"> – </w:t>
+      </w:r>
+      <w:r>
+        <w:rPr>
+          <w:rFonts w:asciiTheme="minorHAnsi" w:eastAsiaTheme="minorHAnsi" w:hAnsiTheme="minorHAnsi" w:cstheme="minorBidi"/>
+          <w:color w:val="auto"/>
+          <w:sz w:val="24"/>
+          <w:szCs w:val="24"/>
+        </w:rPr>
+        <w:t>stand up trial sections at fourteen and fifteen soldiers, test them against realistic drone threats</w:t>
+      </w:r>
+      <w:r>
+        <w:rPr>
+          <w:rFonts w:asciiTheme="minorHAnsi" w:eastAsiaTheme="minorHAnsi" w:hAnsiTheme="minorHAnsi" w:cstheme="minorBidi"/>
+          <w:color w:val="auto"/>
+          <w:sz w:val="24"/>
+          <w:szCs w:val="24"/>
+        </w:rPr>
+        <w:t xml:space="preserve"> and</w:t>
+      </w:r>
+      <w:r>
+        <w:rPr>
+          <w:rFonts w:asciiTheme="minorHAnsi" w:eastAsiaTheme="minorHAnsi" w:hAnsiTheme="minorHAnsi" w:cstheme="minorBidi"/>
+          <w:color w:val="auto"/>
+          <w:sz w:val="24"/>
+          <w:szCs w:val="24"/>
+        </w:rPr>
+        <w:t xml:space="preserve"> let the results, not assumption, settle the establishment. Third, write exposure management into doctrine: build signature discipline, drone-halt drills and the sequencing of sensing, electronic warfare and fires into standard operating procedures, syllabi and retraining, with mobile training teams to push the new methods out quickly. None of this requires mass or heavy armour</w:t>
+      </w:r>
+      <w:r>
+        <w:rPr>
+          <w:rFonts w:asciiTheme="minorHAnsi" w:eastAsiaTheme="minorHAnsi" w:hAnsiTheme="minorHAnsi" w:cstheme="minorBidi"/>
+          <w:color w:val="auto"/>
+          <w:sz w:val="24"/>
+          <w:szCs w:val="24"/>
+        </w:rPr>
+        <w:t xml:space="preserve"> and</w:t>
+      </w:r>
+      <w:r>
+        <w:rPr>
+          <w:rFonts w:asciiTheme="minorHAnsi" w:eastAsiaTheme="minorHAnsi" w:hAnsiTheme="minorHAnsi" w:cstheme="minorBidi"/>
+          <w:color w:val="auto"/>
+          <w:sz w:val="24"/>
+          <w:szCs w:val="24"/>
+        </w:rPr>
+        <w:t xml:space="preserve"> none waits on a procurement cycle. The first move is organisational, not financial</w:t>
+      </w:r>
+      <w:r>
+        <w:rPr>
+          <w:rFonts w:asciiTheme="minorHAnsi" w:eastAsiaTheme="minorHAnsi" w:hAnsiTheme="minorHAnsi" w:cstheme="minorBidi"/>
+          <w:color w:val="auto"/>
+          <w:sz w:val="24"/>
+          <w:szCs w:val="24"/>
+        </w:rPr>
+        <w:t xml:space="preserve"> – </w:t>
+      </w:r>
+      <w:r>
+        <w:rPr>
+          <w:rFonts w:asciiTheme="minorHAnsi" w:eastAsiaTheme="minorHAnsi" w:hAnsiTheme="minorHAnsi" w:cstheme="minorBidi"/>
+          <w:color w:val="auto"/>
+          <w:sz w:val="24"/>
+          <w:szCs w:val="24"/>
+        </w:rPr>
+        <w:t>which is precisely why the constraint that stalled Irish defence no longer holds.</w:t>
+      </w:r>
+    </w:p>
+    <w:p>
+      <w:pPr>
+        <w:pStyle w:val="Heading2"/>
+        <w:rPr>
+          <w:rFonts w:asciiTheme="minorHAnsi" w:eastAsiaTheme="minorHAnsi" w:hAnsiTheme="minorHAnsi" w:cstheme="minorBidi"/>
+          <w:color w:val="auto"/>
+          <w:sz w:val="24"/>
+          <w:szCs w:val="24"/>
+        </w:rPr>
+      </w:pPr>
+      <w:r>
+        <w:rPr>
+          <w:rFonts w:asciiTheme="minorHAnsi" w:eastAsiaTheme="minorHAnsi" w:hAnsiTheme="minorHAnsi" w:cstheme="minorBidi"/>
+          <w:color w:val="auto"/>
+          <w:sz w:val="24"/>
+          <w:szCs w:val="24"/>
+        </w:rPr>
         <w:lastRenderedPageBreak/>
-        <w:t>Ireland has no national security strategy and no settled defence policy; the Defence Policy Review</w:t>
-      </w:r>
-      <w:r>
-        <w:rPr>
-          <w:rStyle w:val="FootnoteReference"/>
-          <w:rFonts w:asciiTheme="minorHAnsi" w:eastAsiaTheme="minorHAnsi" w:hAnsiTheme="minorHAnsi" w:cstheme="minorBidi"/>
-          <w:color w:val="auto"/>
-          <w:sz w:val="24"/>
-          <w:szCs w:val="24"/>
-        </w:rPr>
-        <w:footnoteReference w:id="1"/>
-      </w:r>
-      <w:r>
-        <w:rPr>
-          <w:rFonts w:asciiTheme="minorHAnsi" w:eastAsiaTheme="minorHAnsi" w:hAnsiTheme="minorHAnsi" w:cstheme="minorBidi"/>
-          <w:color w:val="auto"/>
-          <w:sz w:val="24"/>
-          <w:szCs w:val="24"/>
-        </w:rPr>
-        <w:t xml:space="preserve"> </w:t>
-      </w:r>
-      <w:r>
-        <w:rPr>
-          <w:rFonts w:asciiTheme="minorHAnsi" w:eastAsiaTheme="minorHAnsi" w:hAnsiTheme="minorHAnsi" w:cstheme="minorBidi"/>
-          <w:color w:val="auto"/>
-          <w:sz w:val="24"/>
-          <w:szCs w:val="24"/>
-        </w:rPr>
-        <w:t xml:space="preserve">updates the White </w:t>
-      </w:r>
-      <w:r>
-        <w:rPr>
-          <w:rFonts w:asciiTheme="minorHAnsi" w:eastAsiaTheme="minorHAnsi" w:hAnsiTheme="minorHAnsi" w:cstheme="minorBidi"/>
-          <w:color w:val="auto"/>
-          <w:sz w:val="24"/>
-          <w:szCs w:val="24"/>
-        </w:rPr>
-        <w:t>Paper</w:t>
-      </w:r>
-      <w:r>
-        <w:rPr>
-          <w:rStyle w:val="FootnoteReference"/>
-          <w:rFonts w:asciiTheme="minorHAnsi" w:eastAsiaTheme="minorHAnsi" w:hAnsiTheme="minorHAnsi" w:cstheme="minorBidi"/>
-          <w:color w:val="auto"/>
-          <w:sz w:val="24"/>
-          <w:szCs w:val="24"/>
-        </w:rPr>
-        <w:footnoteReference w:id="2"/>
-      </w:r>
-      <w:r>
-        <w:rPr>
-          <w:rFonts w:asciiTheme="minorHAnsi" w:eastAsiaTheme="minorHAnsi" w:hAnsiTheme="minorHAnsi" w:cstheme="minorBidi"/>
-          <w:color w:val="auto"/>
-          <w:sz w:val="24"/>
-          <w:szCs w:val="24"/>
-        </w:rPr>
-        <w:t>, constituting</w:t>
-      </w:r>
-      <w:r>
-        <w:rPr>
-          <w:rFonts w:asciiTheme="minorHAnsi" w:eastAsiaTheme="minorHAnsi" w:hAnsiTheme="minorHAnsi" w:cstheme="minorBidi"/>
-          <w:color w:val="auto"/>
-          <w:sz w:val="24"/>
-          <w:szCs w:val="24"/>
-        </w:rPr>
-        <w:t xml:space="preserve"> a de facto substitute</w:t>
-      </w:r>
-      <w:r>
-        <w:rPr>
-          <w:rFonts w:asciiTheme="minorHAnsi" w:eastAsiaTheme="minorHAnsi" w:hAnsiTheme="minorHAnsi" w:cstheme="minorBidi"/>
-          <w:color w:val="auto"/>
-          <w:sz w:val="24"/>
-          <w:szCs w:val="24"/>
-        </w:rPr>
-        <w:t xml:space="preserve">. </w:t>
-      </w:r>
-      <w:r>
-        <w:rPr>
-          <w:rFonts w:asciiTheme="minorHAnsi" w:eastAsiaTheme="minorHAnsi" w:hAnsiTheme="minorHAnsi" w:cstheme="minorBidi"/>
-          <w:color w:val="auto"/>
-          <w:sz w:val="24"/>
-          <w:szCs w:val="24"/>
-        </w:rPr>
-        <w:t>The military is tasked</w:t>
-      </w:r>
-      <w:r>
-        <w:rPr>
-          <w:rFonts w:asciiTheme="minorHAnsi" w:eastAsiaTheme="minorHAnsi" w:hAnsiTheme="minorHAnsi" w:cstheme="minorBidi"/>
-          <w:color w:val="auto"/>
-          <w:sz w:val="24"/>
-          <w:szCs w:val="24"/>
-        </w:rPr>
-        <w:t xml:space="preserve"> “</w:t>
-      </w:r>
-      <w:r>
-        <w:rPr>
-          <w:rFonts w:asciiTheme="minorHAnsi" w:eastAsiaTheme="minorHAnsi" w:hAnsiTheme="minorHAnsi" w:cstheme="minorBidi"/>
-          <w:color w:val="auto"/>
-          <w:sz w:val="24"/>
-          <w:szCs w:val="24"/>
-        </w:rPr>
-        <w:t>To provide for the military Defence of the</w:t>
-      </w:r>
-      <w:r>
-        <w:rPr>
-          <w:rFonts w:asciiTheme="minorHAnsi" w:eastAsiaTheme="minorHAnsi" w:hAnsiTheme="minorHAnsi" w:cstheme="minorBidi"/>
-          <w:color w:val="auto"/>
-          <w:sz w:val="24"/>
-          <w:szCs w:val="24"/>
-        </w:rPr>
-        <w:t xml:space="preserve"> </w:t>
-      </w:r>
-      <w:r>
-        <w:rPr>
-          <w:rFonts w:asciiTheme="minorHAnsi" w:eastAsiaTheme="minorHAnsi" w:hAnsiTheme="minorHAnsi" w:cstheme="minorBidi"/>
-          <w:color w:val="auto"/>
-          <w:sz w:val="24"/>
-          <w:szCs w:val="24"/>
-        </w:rPr>
-        <w:t>State from armed aggression</w:t>
-      </w:r>
-      <w:r>
-        <w:rPr>
-          <w:rFonts w:asciiTheme="minorHAnsi" w:eastAsiaTheme="minorHAnsi" w:hAnsiTheme="minorHAnsi" w:cstheme="minorBidi"/>
-          <w:color w:val="auto"/>
-          <w:sz w:val="24"/>
-          <w:szCs w:val="24"/>
-        </w:rPr>
-        <w:t>”.</w:t>
-      </w:r>
-      <w:r>
-        <w:rPr>
-          <w:rFonts w:asciiTheme="minorHAnsi" w:eastAsiaTheme="minorHAnsi" w:hAnsiTheme="minorHAnsi" w:cstheme="minorBidi"/>
-          <w:color w:val="auto"/>
-          <w:sz w:val="24"/>
-          <w:szCs w:val="24"/>
-        </w:rPr>
-        <w:t xml:space="preserve"> </w:t>
-      </w:r>
-      <w:r>
-        <w:rPr>
-          <w:rFonts w:asciiTheme="minorHAnsi" w:eastAsiaTheme="minorHAnsi" w:hAnsiTheme="minorHAnsi" w:cstheme="minorBidi"/>
-          <w:color w:val="auto"/>
-          <w:sz w:val="24"/>
-          <w:szCs w:val="24"/>
-        </w:rPr>
-        <w:t>While m</w:t>
-      </w:r>
-      <w:r>
-        <w:rPr>
-          <w:rFonts w:asciiTheme="minorHAnsi" w:eastAsiaTheme="minorHAnsi" w:hAnsiTheme="minorHAnsi" w:cstheme="minorBidi"/>
-          <w:color w:val="auto"/>
-          <w:sz w:val="24"/>
-          <w:szCs w:val="24"/>
-        </w:rPr>
-        <w:t xml:space="preserve">ilitary </w:t>
-      </w:r>
-      <w:r>
-        <w:rPr>
-          <w:rFonts w:asciiTheme="minorHAnsi" w:eastAsiaTheme="minorHAnsi" w:hAnsiTheme="minorHAnsi" w:cstheme="minorBidi"/>
-          <w:color w:val="auto"/>
-          <w:sz w:val="24"/>
-          <w:szCs w:val="24"/>
-        </w:rPr>
-        <w:t>strategy and operations</w:t>
-      </w:r>
-      <w:r>
-        <w:rPr>
-          <w:rFonts w:asciiTheme="minorHAnsi" w:eastAsiaTheme="minorHAnsi" w:hAnsiTheme="minorHAnsi" w:cstheme="minorBidi"/>
-          <w:color w:val="auto"/>
-          <w:sz w:val="24"/>
-          <w:szCs w:val="24"/>
-        </w:rPr>
-        <w:t xml:space="preserve"> can organise effort</w:t>
-      </w:r>
-      <w:r>
-        <w:rPr>
-          <w:rFonts w:asciiTheme="minorHAnsi" w:eastAsiaTheme="minorHAnsi" w:hAnsiTheme="minorHAnsi" w:cstheme="minorBidi"/>
-          <w:color w:val="auto"/>
-          <w:sz w:val="24"/>
-          <w:szCs w:val="24"/>
-        </w:rPr>
-        <w:t>, they</w:t>
-      </w:r>
-      <w:r>
-        <w:rPr>
-          <w:rFonts w:asciiTheme="minorHAnsi" w:eastAsiaTheme="minorHAnsi" w:hAnsiTheme="minorHAnsi" w:cstheme="minorBidi"/>
-          <w:color w:val="auto"/>
-          <w:sz w:val="24"/>
-          <w:szCs w:val="24"/>
-        </w:rPr>
-        <w:t xml:space="preserve"> </w:t>
-      </w:r>
-      <w:r>
-        <w:rPr>
-          <w:rFonts w:asciiTheme="minorHAnsi" w:eastAsiaTheme="minorHAnsi" w:hAnsiTheme="minorHAnsi" w:cstheme="minorBidi"/>
-          <w:color w:val="auto"/>
-          <w:sz w:val="24"/>
-          <w:szCs w:val="24"/>
-        </w:rPr>
-        <w:t>require</w:t>
-      </w:r>
-      <w:r>
-        <w:rPr>
-          <w:rFonts w:asciiTheme="minorHAnsi" w:eastAsiaTheme="minorHAnsi" w:hAnsiTheme="minorHAnsi" w:cstheme="minorBidi"/>
-          <w:color w:val="auto"/>
-          <w:sz w:val="24"/>
-          <w:szCs w:val="24"/>
-        </w:rPr>
-        <w:t xml:space="preserve"> </w:t>
-      </w:r>
-      <w:r>
-        <w:rPr>
-          <w:rFonts w:asciiTheme="minorHAnsi" w:eastAsiaTheme="minorHAnsi" w:hAnsiTheme="minorHAnsi" w:cstheme="minorBidi"/>
-          <w:color w:val="auto"/>
-          <w:sz w:val="24"/>
-          <w:szCs w:val="24"/>
-        </w:rPr>
-        <w:t>policy</w:t>
-      </w:r>
-      <w:r>
-        <w:rPr>
-          <w:rFonts w:asciiTheme="minorHAnsi" w:eastAsiaTheme="minorHAnsi" w:hAnsiTheme="minorHAnsi" w:cstheme="minorBidi"/>
-          <w:color w:val="auto"/>
-          <w:sz w:val="24"/>
-          <w:szCs w:val="24"/>
-        </w:rPr>
-        <w:t xml:space="preserve">. In that vacuum, force design drifts toward continuity. </w:t>
-      </w:r>
-      <w:r>
-        <w:rPr>
-          <w:rFonts w:asciiTheme="minorHAnsi" w:eastAsiaTheme="minorHAnsi" w:hAnsiTheme="minorHAnsi" w:cstheme="minorBidi"/>
-          <w:color w:val="auto"/>
-          <w:sz w:val="24"/>
-          <w:szCs w:val="24"/>
-        </w:rPr>
-        <w:t>T</w:t>
-      </w:r>
-      <w:r>
-        <w:rPr>
-          <w:rFonts w:asciiTheme="minorHAnsi" w:eastAsiaTheme="minorHAnsi" w:hAnsiTheme="minorHAnsi" w:cstheme="minorBidi"/>
-          <w:color w:val="auto"/>
-          <w:sz w:val="24"/>
-          <w:szCs w:val="24"/>
-        </w:rPr>
-        <w:t>erritorial defence is no longer implausible – it is politically constrained, under-resourced and increasingly likely.</w:t>
-      </w:r>
-      <w:r>
-        <w:rPr>
-          <w:rFonts w:asciiTheme="minorHAnsi" w:eastAsiaTheme="minorHAnsi" w:hAnsiTheme="minorHAnsi" w:cstheme="minorBidi"/>
-          <w:color w:val="auto"/>
-          <w:sz w:val="24"/>
-          <w:szCs w:val="24"/>
-        </w:rPr>
-        <w:t xml:space="preserve"> Recent</w:t>
-      </w:r>
-      <w:r>
-        <w:rPr>
-          <w:rFonts w:asciiTheme="minorHAnsi" w:eastAsiaTheme="minorHAnsi" w:hAnsiTheme="minorHAnsi" w:cstheme="minorBidi"/>
-          <w:color w:val="auto"/>
-          <w:sz w:val="24"/>
-          <w:szCs w:val="24"/>
-        </w:rPr>
-        <w:t xml:space="preserve"> developments</w:t>
-      </w:r>
-      <w:r>
-        <w:rPr>
-          <w:rFonts w:asciiTheme="minorHAnsi" w:eastAsiaTheme="minorHAnsi" w:hAnsiTheme="minorHAnsi" w:cstheme="minorBidi"/>
-          <w:color w:val="auto"/>
-          <w:sz w:val="24"/>
-          <w:szCs w:val="24"/>
-        </w:rPr>
-        <w:t xml:space="preserve"> </w:t>
-      </w:r>
-      <w:r>
-        <w:rPr>
-          <w:rFonts w:asciiTheme="minorHAnsi" w:eastAsiaTheme="minorHAnsi" w:hAnsiTheme="minorHAnsi" w:cstheme="minorBidi"/>
-          <w:color w:val="auto"/>
-          <w:sz w:val="24"/>
-          <w:szCs w:val="24"/>
-        </w:rPr>
-        <w:t xml:space="preserve">among Western states </w:t>
-      </w:r>
-      <w:r>
-        <w:rPr>
-          <w:rFonts w:asciiTheme="minorHAnsi" w:eastAsiaTheme="minorHAnsi" w:hAnsiTheme="minorHAnsi" w:cstheme="minorBidi"/>
-          <w:color w:val="auto"/>
-          <w:sz w:val="24"/>
-          <w:szCs w:val="24"/>
-        </w:rPr>
-        <w:t>–</w:t>
-      </w:r>
-      <w:r>
-        <w:rPr>
-          <w:rFonts w:asciiTheme="minorHAnsi" w:eastAsiaTheme="minorHAnsi" w:hAnsiTheme="minorHAnsi" w:cstheme="minorBidi"/>
-          <w:color w:val="auto"/>
-          <w:sz w:val="24"/>
-          <w:szCs w:val="24"/>
-        </w:rPr>
-        <w:t xml:space="preserve"> most notably the United States’ assertions regarding</w:t>
-      </w:r>
-      <w:r>
-        <w:rPr>
-          <w:rFonts w:asciiTheme="minorHAnsi" w:eastAsiaTheme="minorHAnsi" w:hAnsiTheme="minorHAnsi" w:cstheme="minorBidi"/>
-          <w:color w:val="auto"/>
-          <w:sz w:val="24"/>
-          <w:szCs w:val="24"/>
-        </w:rPr>
-        <w:t xml:space="preserve"> </w:t>
-      </w:r>
-      <w:r>
-        <w:rPr>
-          <w:rFonts w:asciiTheme="minorHAnsi" w:eastAsiaTheme="minorHAnsi" w:hAnsiTheme="minorHAnsi" w:cstheme="minorBidi"/>
-          <w:color w:val="auto"/>
-          <w:sz w:val="24"/>
-          <w:szCs w:val="24"/>
-        </w:rPr>
-        <w:t>Greenland</w:t>
-      </w:r>
-      <w:r>
-        <w:rPr>
-          <w:rStyle w:val="FootnoteReference"/>
-          <w:rFonts w:asciiTheme="minorHAnsi" w:eastAsiaTheme="minorHAnsi" w:hAnsiTheme="minorHAnsi" w:cstheme="minorBidi"/>
-          <w:color w:val="auto"/>
-          <w:sz w:val="24"/>
-          <w:szCs w:val="24"/>
-        </w:rPr>
-        <w:footnoteReference w:id="3"/>
-      </w:r>
-      <w:r>
-        <w:rPr>
-          <w:rFonts w:asciiTheme="minorHAnsi" w:eastAsiaTheme="minorHAnsi" w:hAnsiTheme="minorHAnsi" w:cstheme="minorBidi"/>
-          <w:color w:val="auto"/>
-          <w:sz w:val="24"/>
-          <w:szCs w:val="24"/>
-        </w:rPr>
-        <w:t xml:space="preserve"> and Denmark’s response</w:t>
-      </w:r>
-      <w:r>
-        <w:rPr>
-          <w:rStyle w:val="FootnoteReference"/>
-          <w:rFonts w:asciiTheme="minorHAnsi" w:eastAsiaTheme="minorHAnsi" w:hAnsiTheme="minorHAnsi" w:cstheme="minorBidi"/>
-          <w:color w:val="auto"/>
-          <w:sz w:val="24"/>
-          <w:szCs w:val="24"/>
-        </w:rPr>
-        <w:footnoteReference w:id="4"/>
-      </w:r>
-      <w:r>
-        <w:rPr>
-          <w:rFonts w:asciiTheme="minorHAnsi" w:eastAsiaTheme="minorHAnsi" w:hAnsiTheme="minorHAnsi" w:cstheme="minorBidi"/>
-          <w:color w:val="auto"/>
-          <w:sz w:val="24"/>
-          <w:szCs w:val="24"/>
-        </w:rPr>
-        <w:t xml:space="preserve"> </w:t>
-      </w:r>
-      <w:r>
-        <w:rPr>
-          <w:rFonts w:asciiTheme="minorHAnsi" w:eastAsiaTheme="minorHAnsi" w:hAnsiTheme="minorHAnsi" w:cstheme="minorBidi"/>
-          <w:color w:val="auto"/>
-          <w:sz w:val="24"/>
-          <w:szCs w:val="24"/>
-        </w:rPr>
-        <w:t xml:space="preserve"> </w:t>
-      </w:r>
-      <w:r>
-        <w:rPr>
-          <w:rFonts w:asciiTheme="minorHAnsi" w:eastAsiaTheme="minorHAnsi" w:hAnsiTheme="minorHAnsi" w:cstheme="minorBidi"/>
-          <w:color w:val="auto"/>
-          <w:sz w:val="24"/>
-          <w:szCs w:val="24"/>
-        </w:rPr>
-        <w:t>–</w:t>
-      </w:r>
-      <w:r>
-        <w:rPr>
-          <w:rFonts w:asciiTheme="minorHAnsi" w:eastAsiaTheme="minorHAnsi" w:hAnsiTheme="minorHAnsi" w:cstheme="minorBidi"/>
-          <w:color w:val="auto"/>
-          <w:sz w:val="24"/>
-          <w:szCs w:val="24"/>
-        </w:rPr>
-        <w:t xml:space="preserve"> </w:t>
-      </w:r>
-      <w:r>
-        <w:rPr>
-          <w:rFonts w:asciiTheme="minorHAnsi" w:eastAsiaTheme="minorHAnsi" w:hAnsiTheme="minorHAnsi" w:cstheme="minorBidi"/>
-          <w:color w:val="auto"/>
-          <w:sz w:val="24"/>
-          <w:szCs w:val="24"/>
-        </w:rPr>
-        <w:t xml:space="preserve">demonstrate that scenarios once considered </w:t>
-      </w:r>
-      <w:r>
-        <w:rPr>
-          <w:rFonts w:asciiTheme="minorHAnsi" w:eastAsiaTheme="minorHAnsi" w:hAnsiTheme="minorHAnsi" w:cstheme="minorBidi"/>
-          <w:color w:val="auto"/>
-          <w:sz w:val="24"/>
-          <w:szCs w:val="24"/>
-        </w:rPr>
-        <w:t>unlikely</w:t>
-      </w:r>
-      <w:r>
-        <w:rPr>
-          <w:rFonts w:asciiTheme="minorHAnsi" w:eastAsiaTheme="minorHAnsi" w:hAnsiTheme="minorHAnsi" w:cstheme="minorBidi"/>
-          <w:color w:val="auto"/>
-          <w:sz w:val="24"/>
-          <w:szCs w:val="24"/>
-        </w:rPr>
-        <w:t xml:space="preserve"> can rapidly</w:t>
-      </w:r>
-      <w:r>
-        <w:rPr>
-          <w:rFonts w:asciiTheme="minorHAnsi" w:eastAsiaTheme="minorHAnsi" w:hAnsiTheme="minorHAnsi" w:cstheme="minorBidi"/>
-          <w:color w:val="auto"/>
-          <w:sz w:val="24"/>
-          <w:szCs w:val="24"/>
-        </w:rPr>
-        <w:t xml:space="preserve"> </w:t>
-      </w:r>
-      <w:r>
-        <w:rPr>
-          <w:rFonts w:asciiTheme="minorHAnsi" w:eastAsiaTheme="minorHAnsi" w:hAnsiTheme="minorHAnsi" w:cstheme="minorBidi"/>
-          <w:color w:val="auto"/>
-          <w:sz w:val="24"/>
-          <w:szCs w:val="24"/>
-        </w:rPr>
-        <w:t xml:space="preserve">acquire </w:t>
-      </w:r>
-      <w:r>
-        <w:rPr>
-          <w:rFonts w:asciiTheme="minorHAnsi" w:eastAsiaTheme="minorHAnsi" w:hAnsiTheme="minorHAnsi" w:cstheme="minorBidi"/>
-          <w:color w:val="auto"/>
-          <w:sz w:val="24"/>
-          <w:szCs w:val="24"/>
-        </w:rPr>
-        <w:t>s</w:t>
-      </w:r>
-      <w:r>
-        <w:rPr>
-          <w:rFonts w:asciiTheme="minorHAnsi" w:eastAsiaTheme="minorHAnsi" w:hAnsiTheme="minorHAnsi" w:cstheme="minorBidi"/>
-          <w:color w:val="auto"/>
-          <w:sz w:val="24"/>
-          <w:szCs w:val="24"/>
-        </w:rPr>
-        <w:t>trategic salience. The perception of threat is an unreliable indicator for future</w:t>
-      </w:r>
-      <w:r>
-        <w:rPr>
-          <w:rFonts w:asciiTheme="minorHAnsi" w:eastAsiaTheme="minorHAnsi" w:hAnsiTheme="minorHAnsi" w:cstheme="minorBidi"/>
-          <w:color w:val="auto"/>
-          <w:sz w:val="24"/>
-          <w:szCs w:val="24"/>
-        </w:rPr>
-        <w:t xml:space="preserve"> </w:t>
-      </w:r>
-      <w:r>
-        <w:rPr>
-          <w:rFonts w:asciiTheme="minorHAnsi" w:eastAsiaTheme="minorHAnsi" w:hAnsiTheme="minorHAnsi" w:cstheme="minorBidi"/>
-          <w:color w:val="auto"/>
-          <w:sz w:val="24"/>
-          <w:szCs w:val="24"/>
-        </w:rPr>
-        <w:t xml:space="preserve">conflict. Failure to internalise the implications of </w:t>
-      </w:r>
-      <w:proofErr w:type="spellStart"/>
-      <w:r>
-        <w:rPr>
-          <w:rFonts w:asciiTheme="minorHAnsi" w:eastAsiaTheme="minorHAnsi" w:hAnsiTheme="minorHAnsi" w:cstheme="minorBidi"/>
-          <w:color w:val="auto"/>
-          <w:sz w:val="24"/>
-          <w:szCs w:val="24"/>
-        </w:rPr>
-        <w:t>UxS</w:t>
-      </w:r>
-      <w:proofErr w:type="spellEnd"/>
-      <w:r>
-        <w:rPr>
-          <w:rFonts w:asciiTheme="minorHAnsi" w:eastAsiaTheme="minorHAnsi" w:hAnsiTheme="minorHAnsi" w:cstheme="minorBidi"/>
-          <w:color w:val="auto"/>
-          <w:sz w:val="24"/>
-          <w:szCs w:val="24"/>
-        </w:rPr>
-        <w:t xml:space="preserve"> risks entrenching a force posture</w:t>
-      </w:r>
-      <w:r>
-        <w:rPr>
-          <w:rFonts w:asciiTheme="minorHAnsi" w:eastAsiaTheme="minorHAnsi" w:hAnsiTheme="minorHAnsi" w:cstheme="minorBidi"/>
-          <w:color w:val="auto"/>
-          <w:sz w:val="24"/>
-          <w:szCs w:val="24"/>
-        </w:rPr>
-        <w:t xml:space="preserve"> </w:t>
-      </w:r>
-      <w:r>
-        <w:rPr>
-          <w:rFonts w:asciiTheme="minorHAnsi" w:eastAsiaTheme="minorHAnsi" w:hAnsiTheme="minorHAnsi" w:cstheme="minorBidi"/>
-          <w:color w:val="auto"/>
-          <w:sz w:val="24"/>
-          <w:szCs w:val="24"/>
-        </w:rPr>
-        <w:t>optimised for conditions which no longer exist</w:t>
-      </w:r>
-      <w:r>
-        <w:rPr>
-          <w:rFonts w:asciiTheme="minorHAnsi" w:eastAsiaTheme="minorHAnsi" w:hAnsiTheme="minorHAnsi" w:cstheme="minorBidi"/>
-          <w:color w:val="auto"/>
-          <w:sz w:val="24"/>
-          <w:szCs w:val="24"/>
-        </w:rPr>
-        <w:t>,</w:t>
-      </w:r>
-      <w:r>
-        <w:rPr>
-          <w:rFonts w:asciiTheme="minorHAnsi" w:eastAsiaTheme="minorHAnsi" w:hAnsiTheme="minorHAnsi" w:cstheme="minorBidi"/>
-          <w:color w:val="auto"/>
-          <w:sz w:val="24"/>
-          <w:szCs w:val="24"/>
-        </w:rPr>
-        <w:t xml:space="preserve"> allowing force design decisions to prioritise</w:t>
-      </w:r>
-      <w:r>
-        <w:rPr>
-          <w:rFonts w:asciiTheme="minorHAnsi" w:eastAsiaTheme="minorHAnsi" w:hAnsiTheme="minorHAnsi" w:cstheme="minorBidi"/>
-          <w:color w:val="auto"/>
-          <w:sz w:val="24"/>
-          <w:szCs w:val="24"/>
-        </w:rPr>
-        <w:t xml:space="preserve"> </w:t>
-      </w:r>
-      <w:r>
-        <w:rPr>
-          <w:rFonts w:asciiTheme="minorHAnsi" w:eastAsiaTheme="minorHAnsi" w:hAnsiTheme="minorHAnsi" w:cstheme="minorBidi"/>
-          <w:color w:val="auto"/>
-          <w:sz w:val="24"/>
-          <w:szCs w:val="24"/>
-        </w:rPr>
-        <w:t>continuity over adaptation and without articulating a theory of victory.</w:t>
-      </w:r>
-      <w:r>
-        <w:rPr>
-          <w:rFonts w:asciiTheme="minorHAnsi" w:eastAsiaTheme="minorHAnsi" w:hAnsiTheme="minorHAnsi" w:cstheme="minorBidi"/>
-          <w:color w:val="auto"/>
-          <w:sz w:val="24"/>
-          <w:szCs w:val="24"/>
-        </w:rPr>
-        <w:t xml:space="preserve"> [</w:t>
-      </w:r>
-      <w:r>
-        <w:rPr>
-          <w:rFonts w:asciiTheme="minorHAnsi" w:eastAsiaTheme="minorHAnsi" w:hAnsiTheme="minorHAnsi" w:cstheme="minorBidi"/>
-          <w:color w:val="auto"/>
-          <w:sz w:val="24"/>
-          <w:szCs w:val="24"/>
-          <w:highlight w:val="yellow"/>
-        </w:rPr>
-        <w:t>OB: please proof the ideas here, they’re still in draft though</w:t>
-      </w:r>
-      <w:r>
-        <w:rPr>
-          <w:rFonts w:asciiTheme="minorHAnsi" w:eastAsiaTheme="minorHAnsi" w:hAnsiTheme="minorHAnsi" w:cstheme="minorBidi"/>
-          <w:color w:val="auto"/>
-          <w:sz w:val="24"/>
-          <w:szCs w:val="24"/>
-        </w:rPr>
-        <w:t>]</w:t>
+        <w:t xml:space="preserve">One objection runs: change is uncertain, resources unallocated, other programmes mid-stream. Each clause is true. None is a reason to stand still. The quieter version is that force design must fit the platform – an eight-seat carrier sets the section, the section sets the fight. That inverts the logic. The threat sets the survivable section; the carrier is procurement's problem. A vehicle that seats eight when survival demands fourteen is not a cap on the section – it is the wrong vehicle. Nor is experimentation the disruption the objection fears; it is the hedge against it. A trial section commits nothing and costs almost nothing – the iteration a resource-uncertain force should want. The expensive mistake is not testing too early. It is fielding a structure the evidence already calls </w:t>
+      </w:r>
+      <w:proofErr w:type="gramStart"/>
+      <w:r>
+        <w:rPr>
+          <w:rFonts w:asciiTheme="minorHAnsi" w:eastAsiaTheme="minorHAnsi" w:hAnsiTheme="minorHAnsi" w:cstheme="minorBidi"/>
+          <w:color w:val="auto"/>
+          <w:sz w:val="24"/>
+          <w:szCs w:val="24"/>
+        </w:rPr>
+        <w:t>obsolete, and</w:t>
+      </w:r>
+      <w:proofErr w:type="gramEnd"/>
+      <w:r>
+        <w:rPr>
+          <w:rFonts w:asciiTheme="minorHAnsi" w:eastAsiaTheme="minorHAnsi" w:hAnsiTheme="minorHAnsi" w:cstheme="minorBidi"/>
+          <w:color w:val="auto"/>
+          <w:sz w:val="24"/>
+          <w:szCs w:val="24"/>
+        </w:rPr>
+        <w:t xml:space="preserve"> discovering it under fire.</w:t>
+      </w:r>
+    </w:p>
+    <w:p>
+      <w:pPr>
+        <w:rPr>
+          <w:rFonts w:asciiTheme="majorHAnsi" w:eastAsiaTheme="majorEastAsia" w:hAnsiTheme="majorHAnsi" w:cstheme="majorBidi"/>
+          <w:color w:val="0F4761" w:themeColor="accent1" w:themeShade="BF"/>
+          <w:sz w:val="32"/>
+          <w:szCs w:val="32"/>
+        </w:rPr>
+      </w:pPr>
+      <w:r>
+        <w:br w:type="page"/>
       </w:r>
     </w:p>
     <w:p>
       <w:pPr>
         <w:pStyle w:val="Heading2"/>
-        <w:rPr>
-          <w:rFonts w:asciiTheme="minorHAnsi" w:eastAsiaTheme="minorHAnsi" w:hAnsiTheme="minorHAnsi" w:cstheme="minorBidi"/>
-          <w:color w:val="auto"/>
-          <w:sz w:val="24"/>
-          <w:szCs w:val="24"/>
-        </w:rPr>
-      </w:pPr>
-      <w:r>
-        <w:rPr>
-          <w:rFonts w:asciiTheme="minorHAnsi" w:eastAsiaTheme="minorHAnsi" w:hAnsiTheme="minorHAnsi" w:cstheme="minorBidi"/>
-          <w:color w:val="auto"/>
-          <w:sz w:val="24"/>
-          <w:szCs w:val="24"/>
-        </w:rPr>
-        <w:t xml:space="preserve">While capability is sometimes viewed as equipment, it is best considered as the synthesis which DOTMLPF-I describes – doctrine, organisation, training, materiel, leadership, personnel, facilities and interoperability – and Ireland's nine-soldier light infantry section fails against nearly every line. Its doctrine remains that of a foot-mobile light infantry section, never updated to the reality that the vehicles carrying it seat eight. </w:t>
-      </w:r>
-      <w:r>
-        <w:rPr>
-          <w:rFonts w:asciiTheme="minorHAnsi" w:eastAsiaTheme="minorHAnsi" w:hAnsiTheme="minorHAnsi" w:cstheme="minorBidi"/>
-          <w:color w:val="auto"/>
-          <w:sz w:val="24"/>
-          <w:szCs w:val="24"/>
-        </w:rPr>
-        <w:t xml:space="preserve">Its organisation </w:t>
-      </w:r>
-      <w:r>
-        <w:rPr>
-          <w:rFonts w:asciiTheme="minorHAnsi" w:eastAsiaTheme="minorHAnsi" w:hAnsiTheme="minorHAnsi" w:cstheme="minorBidi"/>
-          <w:color w:val="auto"/>
-          <w:sz w:val="24"/>
-          <w:szCs w:val="24"/>
-        </w:rPr>
-        <w:t>may</w:t>
-      </w:r>
-      <w:r>
-        <w:rPr>
-          <w:rFonts w:asciiTheme="minorHAnsi" w:eastAsiaTheme="minorHAnsi" w:hAnsiTheme="minorHAnsi" w:cstheme="minorBidi"/>
-          <w:color w:val="auto"/>
-          <w:sz w:val="24"/>
-          <w:szCs w:val="24"/>
-        </w:rPr>
-        <w:t xml:space="preserve"> now be</w:t>
-      </w:r>
-      <w:r>
-        <w:rPr>
-          <w:rFonts w:asciiTheme="minorHAnsi" w:eastAsiaTheme="minorHAnsi" w:hAnsiTheme="minorHAnsi" w:cstheme="minorBidi"/>
-          <w:color w:val="auto"/>
-          <w:sz w:val="24"/>
-          <w:szCs w:val="24"/>
-        </w:rPr>
-        <w:t xml:space="preserve"> </w:t>
-      </w:r>
-      <w:r>
-        <w:rPr>
-          <w:rFonts w:asciiTheme="minorHAnsi" w:eastAsiaTheme="minorHAnsi" w:hAnsiTheme="minorHAnsi" w:cstheme="minorBidi"/>
-          <w:color w:val="auto"/>
-          <w:sz w:val="24"/>
-          <w:szCs w:val="24"/>
-        </w:rPr>
-        <w:t>rebuilt around vehicle capacity</w:t>
-      </w:r>
-      <w:r>
-        <w:rPr>
-          <w:rStyle w:val="FootnoteReference"/>
-          <w:rFonts w:asciiTheme="minorHAnsi" w:eastAsiaTheme="minorHAnsi" w:hAnsiTheme="minorHAnsi" w:cstheme="minorBidi"/>
-          <w:color w:val="auto"/>
-          <w:sz w:val="24"/>
-          <w:szCs w:val="24"/>
-        </w:rPr>
-        <w:footnoteReference w:id="5"/>
-      </w:r>
-      <w:r>
-        <w:rPr>
-          <w:rFonts w:asciiTheme="minorHAnsi" w:eastAsiaTheme="minorHAnsi" w:hAnsiTheme="minorHAnsi" w:cstheme="minorBidi"/>
-          <w:color w:val="auto"/>
-          <w:sz w:val="24"/>
-          <w:szCs w:val="24"/>
-        </w:rPr>
-        <w:t xml:space="preserve">, </w:t>
-      </w:r>
-      <w:r>
-        <w:rPr>
-          <w:rFonts w:asciiTheme="minorHAnsi" w:eastAsiaTheme="minorHAnsi" w:hAnsiTheme="minorHAnsi" w:cstheme="minorBidi"/>
-          <w:color w:val="auto"/>
-          <w:sz w:val="24"/>
-          <w:szCs w:val="24"/>
-        </w:rPr>
-        <w:t xml:space="preserve">perhaps </w:t>
-      </w:r>
-      <w:r>
-        <w:rPr>
-          <w:rFonts w:asciiTheme="minorHAnsi" w:eastAsiaTheme="minorHAnsi" w:hAnsiTheme="minorHAnsi" w:cstheme="minorBidi"/>
-          <w:color w:val="auto"/>
-          <w:sz w:val="24"/>
-          <w:szCs w:val="24"/>
-        </w:rPr>
-        <w:t>on the assumption that one section must fit one carrier. This is a constraint which belongs to mechanised and armoured formations – and binds even them less rigidly than it is applied</w:t>
-      </w:r>
-      <w:r>
-        <w:rPr>
-          <w:rFonts w:asciiTheme="minorHAnsi" w:eastAsiaTheme="minorHAnsi" w:hAnsiTheme="minorHAnsi" w:cstheme="minorBidi"/>
-          <w:color w:val="auto"/>
-          <w:sz w:val="24"/>
-          <w:szCs w:val="24"/>
-        </w:rPr>
-        <w:t>. I</w:t>
-      </w:r>
-      <w:r>
-        <w:rPr>
-          <w:rFonts w:asciiTheme="minorHAnsi" w:eastAsiaTheme="minorHAnsi" w:hAnsiTheme="minorHAnsi" w:cstheme="minorBidi"/>
-          <w:color w:val="auto"/>
-          <w:sz w:val="24"/>
-          <w:szCs w:val="24"/>
-        </w:rPr>
-        <w:t xml:space="preserve">t does not bind light infantry, which moves on foot or </w:t>
-      </w:r>
-      <w:r>
-        <w:rPr>
-          <w:rFonts w:asciiTheme="minorHAnsi" w:eastAsiaTheme="minorHAnsi" w:hAnsiTheme="minorHAnsi" w:cstheme="minorBidi"/>
-          <w:color w:val="auto"/>
-          <w:sz w:val="24"/>
-          <w:szCs w:val="24"/>
-        </w:rPr>
-        <w:t>in soft-skin vehicles – increasingly ATVs such as</w:t>
-      </w:r>
-      <w:r>
-        <w:rPr>
-          <w:rFonts w:asciiTheme="minorHAnsi" w:eastAsiaTheme="minorHAnsi" w:hAnsiTheme="minorHAnsi" w:cstheme="minorBidi"/>
-          <w:color w:val="auto"/>
-          <w:sz w:val="24"/>
-          <w:szCs w:val="24"/>
-        </w:rPr>
-        <w:t xml:space="preserve"> the ULTV</w:t>
-      </w:r>
-      <w:r>
-        <w:rPr>
-          <w:rStyle w:val="FootnoteReference"/>
-          <w:rFonts w:asciiTheme="minorHAnsi" w:eastAsiaTheme="minorHAnsi" w:hAnsiTheme="minorHAnsi" w:cstheme="minorBidi"/>
-          <w:color w:val="auto"/>
-          <w:sz w:val="24"/>
-          <w:szCs w:val="24"/>
-        </w:rPr>
-        <w:footnoteReference w:id="6"/>
-      </w:r>
-      <w:r>
-        <w:rPr>
-          <w:rFonts w:asciiTheme="minorHAnsi" w:eastAsiaTheme="minorHAnsi" w:hAnsiTheme="minorHAnsi" w:cstheme="minorBidi"/>
-          <w:color w:val="auto"/>
-          <w:sz w:val="24"/>
-          <w:szCs w:val="24"/>
-        </w:rPr>
-        <w:t>.</w:t>
-      </w:r>
-      <w:r>
-        <w:rPr>
-          <w:rFonts w:asciiTheme="minorHAnsi" w:eastAsiaTheme="minorHAnsi" w:hAnsiTheme="minorHAnsi" w:cstheme="minorBidi"/>
-          <w:color w:val="auto"/>
-          <w:sz w:val="24"/>
-          <w:szCs w:val="24"/>
-        </w:rPr>
-        <w:t xml:space="preserve"> </w:t>
-      </w:r>
-      <w:r>
-        <w:rPr>
-          <w:rFonts w:asciiTheme="minorHAnsi" w:eastAsiaTheme="minorHAnsi" w:hAnsiTheme="minorHAnsi" w:cstheme="minorBidi"/>
-          <w:color w:val="auto"/>
-          <w:sz w:val="24"/>
-          <w:szCs w:val="24"/>
-        </w:rPr>
-        <w:t>Its training still rehearses the conventional drills of the last century and the peace-support tasks of the decades since, while neglecting cognitive burden, dispersion and the exposure of a dispersed section that can be found and struck on a checkpoint or a convoy as readily as in battle, without the higher-echelon cover it is built to assume. Its materiel reflects a Cold War mentality. Its leadership structure is not configured for mission command. And it fields too few soldiers to carry the cognitive load, operate the new systems and remain cohesive once dispersed. Adding drones to this section changes none of it.</w:t>
-      </w:r>
-    </w:p>
-    <w:p>
-      <w:r>
-        <w:rPr>
-          <w:highlight w:val="yellow"/>
-        </w:rPr>
-        <w:t xml:space="preserve">OB: I will reference TM 201 as proof that doctrine hasn’t changed. However, I think I want to cite paragraph 0202 “The fundamental role of the infantry man/woman has </w:t>
-      </w:r>
-      <w:r>
-        <w:rPr>
-          <w:highlight w:val="yellow"/>
-        </w:rPr>
+      </w:pPr>
+      <w:r>
         <w:lastRenderedPageBreak/>
-        <w:t>changed little over recent centuries: their tasks are still to close with and destroy the enemy or force them to surrender, to seize and hold terrain, to dominate and control close country and finally, to carry out close surveillance”. Then we can say that the first task – their most important – cannot be achieved without substantial review of the doctrine, organisation, training, leadership, materiel,</w:t>
-      </w:r>
-      <w:r>
-        <w:t xml:space="preserve"> </w:t>
-      </w:r>
-    </w:p>
-    <w:p/>
-    <w:p>
-      <w:pPr>
-        <w:pStyle w:val="Heading2"/>
-        <w:rPr>
-          <w:rFonts w:asciiTheme="minorHAnsi" w:eastAsiaTheme="minorHAnsi" w:hAnsiTheme="minorHAnsi" w:cstheme="minorBidi"/>
-          <w:color w:val="auto"/>
-          <w:sz w:val="24"/>
-          <w:szCs w:val="24"/>
-        </w:rPr>
-      </w:pPr>
-      <w:r>
-        <w:rPr>
-          <w:rFonts w:asciiTheme="minorHAnsi" w:eastAsiaTheme="minorHAnsi" w:hAnsiTheme="minorHAnsi" w:cstheme="minorBidi"/>
-          <w:color w:val="auto"/>
-          <w:sz w:val="24"/>
-          <w:szCs w:val="24"/>
-        </w:rPr>
-        <w:t>The recommendations follow directly and cost little to begin. First, adopt the lance-corporal rank: dispersed sections need a commander in each</w:t>
-      </w:r>
-      <w:r>
-        <w:rPr>
-          <w:rFonts w:asciiTheme="minorHAnsi" w:eastAsiaTheme="minorHAnsi" w:hAnsiTheme="minorHAnsi" w:cstheme="minorBidi"/>
-          <w:color w:val="auto"/>
-          <w:sz w:val="24"/>
-          <w:szCs w:val="24"/>
-        </w:rPr>
-        <w:t xml:space="preserve"> and</w:t>
-      </w:r>
-      <w:r>
-        <w:rPr>
-          <w:rFonts w:asciiTheme="minorHAnsi" w:eastAsiaTheme="minorHAnsi" w:hAnsiTheme="minorHAnsi" w:cstheme="minorBidi"/>
-          <w:color w:val="auto"/>
-          <w:sz w:val="24"/>
-          <w:szCs w:val="24"/>
-        </w:rPr>
-        <w:t xml:space="preserve"> the rank structure must catch up to the tactics. Second, experiment properly rather than procure blindly</w:t>
-      </w:r>
-      <w:r>
-        <w:rPr>
-          <w:rFonts w:asciiTheme="minorHAnsi" w:eastAsiaTheme="minorHAnsi" w:hAnsiTheme="minorHAnsi" w:cstheme="minorBidi"/>
-          <w:color w:val="auto"/>
-          <w:sz w:val="24"/>
-          <w:szCs w:val="24"/>
-        </w:rPr>
-        <w:t xml:space="preserve"> – </w:t>
-      </w:r>
-      <w:r>
-        <w:rPr>
-          <w:rFonts w:asciiTheme="minorHAnsi" w:eastAsiaTheme="minorHAnsi" w:hAnsiTheme="minorHAnsi" w:cstheme="minorBidi"/>
-          <w:color w:val="auto"/>
-          <w:sz w:val="24"/>
-          <w:szCs w:val="24"/>
-        </w:rPr>
-        <w:t>stand up trial sections at fourteen and fifteen soldiers, test them against realistic drone threats</w:t>
-      </w:r>
-      <w:r>
-        <w:rPr>
-          <w:rFonts w:asciiTheme="minorHAnsi" w:eastAsiaTheme="minorHAnsi" w:hAnsiTheme="minorHAnsi" w:cstheme="minorBidi"/>
-          <w:color w:val="auto"/>
-          <w:sz w:val="24"/>
-          <w:szCs w:val="24"/>
-        </w:rPr>
-        <w:t xml:space="preserve"> and</w:t>
-      </w:r>
-      <w:r>
-        <w:rPr>
-          <w:rFonts w:asciiTheme="minorHAnsi" w:eastAsiaTheme="minorHAnsi" w:hAnsiTheme="minorHAnsi" w:cstheme="minorBidi"/>
-          <w:color w:val="auto"/>
-          <w:sz w:val="24"/>
-          <w:szCs w:val="24"/>
-        </w:rPr>
-        <w:t xml:space="preserve"> let the results, not assumption, settle the establishment. Third, write exposure management into doctrine: build signature discipline, drone-halt drills and the sequencing of sensing, electronic warfare and fires into standard operating procedures, syllabi and retraining, with mobile training teams to push the new methods out quickly. None of this requires mass or heavy armour</w:t>
-      </w:r>
-      <w:r>
-        <w:rPr>
-          <w:rFonts w:asciiTheme="minorHAnsi" w:eastAsiaTheme="minorHAnsi" w:hAnsiTheme="minorHAnsi" w:cstheme="minorBidi"/>
-          <w:color w:val="auto"/>
-          <w:sz w:val="24"/>
-          <w:szCs w:val="24"/>
-        </w:rPr>
-        <w:t xml:space="preserve"> and</w:t>
-      </w:r>
-      <w:r>
-        <w:rPr>
-          <w:rFonts w:asciiTheme="minorHAnsi" w:eastAsiaTheme="minorHAnsi" w:hAnsiTheme="minorHAnsi" w:cstheme="minorBidi"/>
-          <w:color w:val="auto"/>
-          <w:sz w:val="24"/>
-          <w:szCs w:val="24"/>
-        </w:rPr>
-        <w:t xml:space="preserve"> none waits on a procurement cycle. The first move is organisational, not financial</w:t>
-      </w:r>
-      <w:r>
-        <w:rPr>
-          <w:rFonts w:asciiTheme="minorHAnsi" w:eastAsiaTheme="minorHAnsi" w:hAnsiTheme="minorHAnsi" w:cstheme="minorBidi"/>
-          <w:color w:val="auto"/>
-          <w:sz w:val="24"/>
-          <w:szCs w:val="24"/>
-        </w:rPr>
-        <w:t xml:space="preserve"> – </w:t>
-      </w:r>
-      <w:r>
-        <w:rPr>
-          <w:rFonts w:asciiTheme="minorHAnsi" w:eastAsiaTheme="minorHAnsi" w:hAnsiTheme="minorHAnsi" w:cstheme="minorBidi"/>
-          <w:color w:val="auto"/>
-          <w:sz w:val="24"/>
-          <w:szCs w:val="24"/>
-        </w:rPr>
-        <w:t>which is precisely why the constraint that stalled Irish defence no longer holds.</w:t>
-      </w:r>
-    </w:p>
-    <w:p>
-      <w:pPr>
-        <w:pStyle w:val="Heading2"/>
-        <w:rPr>
-          <w:rFonts w:asciiTheme="minorHAnsi" w:eastAsiaTheme="minorHAnsi" w:hAnsiTheme="minorHAnsi" w:cstheme="minorBidi"/>
-          <w:color w:val="auto"/>
-          <w:sz w:val="24"/>
-          <w:szCs w:val="24"/>
-        </w:rPr>
-      </w:pPr>
-      <w:r>
-        <w:rPr>
-          <w:rFonts w:asciiTheme="minorHAnsi" w:eastAsiaTheme="minorHAnsi" w:hAnsiTheme="minorHAnsi" w:cstheme="minorBidi"/>
-          <w:color w:val="auto"/>
-          <w:sz w:val="24"/>
-          <w:szCs w:val="24"/>
-        </w:rPr>
-        <w:t xml:space="preserve">One objection runs: change is uncertain, resources unallocated, other programmes mid-stream. Each clause is true. None is a reason to stand still. The quieter version is that force design must fit the platform – an eight-seat carrier sets the section, the section sets the fight. That inverts the logic. The threat sets the survivable section; the carrier is procurement's problem. A vehicle that seats eight when survival demands fourteen is not a cap on the section – it is the wrong vehicle. Nor is experimentation the disruption the objection fears; it is the hedge against it. A trial section commits nothing and costs almost nothing – the iteration a resource-uncertain force should want. The expensive mistake is not testing too early. It is fielding a structure the evidence already calls </w:t>
-      </w:r>
-      <w:proofErr w:type="gramStart"/>
-      <w:r>
-        <w:rPr>
-          <w:rFonts w:asciiTheme="minorHAnsi" w:eastAsiaTheme="minorHAnsi" w:hAnsiTheme="minorHAnsi" w:cstheme="minorBidi"/>
-          <w:color w:val="auto"/>
-          <w:sz w:val="24"/>
-          <w:szCs w:val="24"/>
-        </w:rPr>
-        <w:t>obsolete, and</w:t>
-      </w:r>
-      <w:proofErr w:type="gramEnd"/>
-      <w:r>
-        <w:rPr>
-          <w:rFonts w:asciiTheme="minorHAnsi" w:eastAsiaTheme="minorHAnsi" w:hAnsiTheme="minorHAnsi" w:cstheme="minorBidi"/>
-          <w:color w:val="auto"/>
-          <w:sz w:val="24"/>
-          <w:szCs w:val="24"/>
-        </w:rPr>
-        <w:t xml:space="preserve"> discovering it under fire.</w:t>
-      </w:r>
-    </w:p>
-    <w:p>
-      <w:pPr>
-        <w:pStyle w:val="Heading2"/>
-      </w:pPr>
-      <w:r>
         <w:t>Main Body – OB</w:t>
       </w:r>
     </w:p>
@@ -2329,7 +2357,6 @@
     </w:p>
     <w:p>
       <w:r>
-        <w:lastRenderedPageBreak/>
         <w:t xml:space="preserve">Your half answers one question: </w:t>
       </w:r>
       <w:r>
@@ -2588,6 +2615,7 @@
         </w:numPr>
       </w:pPr>
       <w:r>
+        <w:lastRenderedPageBreak/>
         <w:t>stock depth, batteries, spares, repair, replacement; EW adaptation; training pipelines; standing experimentation; procurement agility; sovereign/EU supply-chain resilience; doctrinal ownership in the DF</w:t>
       </w:r>
     </w:p>
@@ -2603,7 +2631,6 @@
           <w:i/>
           <w:iCs/>
         </w:rPr>
-        <w:lastRenderedPageBreak/>
         <w:t>branch laydown (infantry / ordnance / CIS / engineers / artillery / cross-branch)</w:t>
       </w:r>
       <w:r>
@@ -2853,6 +2880,22 @@
         <w:footnoteRef/>
       </w:r>
       <w:r>
+        <w:t xml:space="preserve"> TM 201</w:t>
+      </w:r>
+    </w:p>
+  </w:footnote>
+  <w:footnote w:id="6">
+    <w:p>
+      <w:pPr>
+        <w:pStyle w:val="FootnoteText"/>
+      </w:pPr>
+      <w:r>
+        <w:rPr>
+          <w:rStyle w:val="FootnoteReference"/>
+        </w:rPr>
+        <w:footnoteRef/>
+      </w:r>
+      <w:r>
         <w:t xml:space="preserve"> </w:t>
       </w:r>
       <w:r>
@@ -2891,7 +2934,7 @@
       </w:r>
     </w:p>
   </w:footnote>
-  <w:footnote w:id="6">
+  <w:footnote w:id="7">
     <w:p>
       <w:pPr>
         <w:pStyle w:val="FootnoteText"/>

--- a/Essays/DF_Review_Article_OBs_Part.docx
+++ b/Essays/DF_Review_Article_OBs_Part.docx
@@ -7,10 +7,7 @@
         <w:pStyle w:val="Heading2"/>
       </w:pPr>
       <w:r>
-        <w:t>Abstract</w:t>
-      </w:r>
-      <w:r>
-        <w:t xml:space="preserve"> (OB: I changed it because I only want to draw from chapter 3 in the thesis)</w:t>
+        <w:t>Abstract (OB: I changed it because I only want to draw from chapter 3 in the thesis)</w:t>
       </w:r>
     </w:p>
     <w:p>
@@ -30,27 +27,7 @@
           <w:sz w:val="24"/>
           <w:szCs w:val="24"/>
         </w:rPr>
-        <w:t xml:space="preserve">Pervasive uncrewed systems have altered the cost structure of small-state deterrence. Low-cost </w:t>
-      </w:r>
-      <w:proofErr w:type="spellStart"/>
-      <w:r>
-        <w:rPr>
-          <w:rFonts w:asciiTheme="minorHAnsi" w:eastAsiaTheme="minorHAnsi" w:hAnsiTheme="minorHAnsi" w:cstheme="minorBidi"/>
-          <w:color w:val="auto"/>
-          <w:sz w:val="24"/>
-          <w:szCs w:val="24"/>
-        </w:rPr>
-        <w:t>UxS</w:t>
-      </w:r>
-      <w:proofErr w:type="spellEnd"/>
-      <w:r>
-        <w:rPr>
-          <w:rFonts w:asciiTheme="minorHAnsi" w:eastAsiaTheme="minorHAnsi" w:hAnsiTheme="minorHAnsi" w:cstheme="minorBidi"/>
-          <w:color w:val="auto"/>
-          <w:sz w:val="24"/>
-          <w:szCs w:val="24"/>
-        </w:rPr>
-        <w:t xml:space="preserve"> lower the cost of reconnaissance, precision strike and sustainment, shifting relative combat power toward a resource-constrained defender and creating asymmetric cost-imposition opportunities far cheaper than traditional platforms; the Javelin-to-FPV cost ratio runs between 1:54 and 1:144 by range. For Ireland</w:t>
+        <w:t>Pervasive uncrewed systems have altered the cost structure of small-state deterrence. Low-cost UxS lower the cost of reconnaissance, precision strike and sustainment, shifting relative combat power toward a resource-constrained defender and creating asymmetric cost-imposition opportunities far cheaper than traditional platforms; the Javelin-to-FPV cost ratio runs between 1:54 and 1:144 by range. For Ireland</w:t>
       </w:r>
       <w:r>
         <w:rPr>
@@ -124,19 +101,8 @@
           <w:sz w:val="24"/>
           <w:szCs w:val="24"/>
         </w:rPr>
-        <w:t xml:space="preserve">the political ownership Ireland's policy void </w:t>
-      </w:r>
-      <w:proofErr w:type="gramStart"/>
-      <w:r>
-        <w:rPr>
-          <w:rFonts w:asciiTheme="minorHAnsi" w:eastAsiaTheme="minorHAnsi" w:hAnsiTheme="minorHAnsi" w:cstheme="minorBidi"/>
-          <w:color w:val="auto"/>
-          <w:sz w:val="24"/>
-          <w:szCs w:val="24"/>
-        </w:rPr>
-        <w:t>withholds</w:t>
-      </w:r>
-      <w:proofErr w:type="gramEnd"/>
+        <w:t>the political ownership Ireland's policy void withholds</w:t>
+      </w:r>
       <w:r>
         <w:rPr>
           <w:rFonts w:asciiTheme="minorHAnsi" w:eastAsiaTheme="minorHAnsi" w:hAnsiTheme="minorHAnsi" w:cstheme="minorBidi"/>
@@ -235,21 +201,7 @@
         <w:rPr>
           <w:highlight w:val="yellow"/>
         </w:rPr>
-        <w:t xml:space="preserve">OB: the abstract is only draft… let’s see where your stuff brings us. It would be best if it jumps from </w:t>
-      </w:r>
-      <w:proofErr w:type="gramStart"/>
-      <w:r>
-        <w:rPr>
-          <w:highlight w:val="yellow"/>
-        </w:rPr>
-        <w:t>mine..</w:t>
-      </w:r>
-      <w:proofErr w:type="gramEnd"/>
-      <w:r>
-        <w:rPr>
-          <w:highlight w:val="yellow"/>
-        </w:rPr>
-        <w:t xml:space="preserve"> I’ve had AI do a draft based on my ideas. YOU ARE FREE TO GO WHERE YOU WANT!</w:t>
+        <w:t>OB: the abstract is only draft… let’s see where your stuff brings us. It would be best if it jumps from mine.. I’ve had AI do a draft based on my ideas. YOU ARE FREE TO GO WHERE YOU WANT!</w:t>
       </w:r>
     </w:p>
     <w:p>
@@ -271,16 +223,7 @@
       </w:pPr>
       <w:r>
         <w:lastRenderedPageBreak/>
-        <w:t xml:space="preserve">Draft </w:t>
-      </w:r>
-      <w:r>
-        <w:t>Main Body</w:t>
-      </w:r>
-      <w:r>
-        <w:t xml:space="preserve"> Ideas</w:t>
-      </w:r>
-      <w:r>
-        <w:t xml:space="preserve"> – Adam</w:t>
+        <w:t>Draft Main Body Ideas – Adam</w:t>
       </w:r>
     </w:p>
     <w:p>
@@ -322,15 +265,7 @@
         </w:numPr>
       </w:pPr>
       <w:r>
-        <w:t xml:space="preserve">How do low-cost </w:t>
-      </w:r>
-      <w:proofErr w:type="spellStart"/>
-      <w:r>
-        <w:t>UxS</w:t>
-      </w:r>
-      <w:proofErr w:type="spellEnd"/>
-      <w:r>
-        <w:t xml:space="preserve"> shift RCP toward the resource-constrained defender? </w:t>
+        <w:t xml:space="preserve">How do low-cost UxS shift RCP toward the resource-constrained defender? </w:t>
       </w:r>
       <w:r>
         <w:rPr>
@@ -355,23 +290,7 @@
         <w:t xml:space="preserve"> – </w:t>
       </w:r>
       <w:r>
-        <w:t xml:space="preserve">and does the </w:t>
-      </w:r>
-      <w:proofErr w:type="spellStart"/>
-      <w:r>
-        <w:t>Javelin:FPV</w:t>
-      </w:r>
-      <w:proofErr w:type="spellEnd"/>
-      <w:r>
-        <w:t xml:space="preserve"> ratio </w:t>
-      </w:r>
-      <w:proofErr w:type="gramStart"/>
-      <w:r>
-        <w:t>actually hold</w:t>
-      </w:r>
-      <w:proofErr w:type="gramEnd"/>
-      <w:r>
-        <w:t xml:space="preserve"> at 1:54–1:144? </w:t>
+        <w:t xml:space="preserve">and does the Javelin:FPV ratio actually hold at 1:54–1:144? </w:t>
       </w:r>
       <w:r>
         <w:rPr>
@@ -524,15 +443,7 @@
         <w:t xml:space="preserve"> and</w:t>
       </w:r>
       <w:r>
-        <w:t xml:space="preserve"> what would ownership </w:t>
-      </w:r>
-      <w:proofErr w:type="gramStart"/>
-      <w:r>
-        <w:t>actually be</w:t>
-      </w:r>
-      <w:proofErr w:type="gramEnd"/>
-      <w:r>
-        <w:t xml:space="preserve">? </w:t>
+        <w:t xml:space="preserve"> what would ownership actually be? </w:t>
       </w:r>
       <w:r>
         <w:rPr>
@@ -586,15 +497,7 @@
         </w:numPr>
       </w:pPr>
       <w:r>
-        <w:t xml:space="preserve">What </w:t>
-      </w:r>
-      <w:proofErr w:type="gramStart"/>
-      <w:r>
-        <w:t>are</w:t>
-      </w:r>
-      <w:proofErr w:type="gramEnd"/>
-      <w:r>
-        <w:t xml:space="preserve"> the force-design recommendations</w:t>
+        <w:t>What are the force-design recommendations</w:t>
       </w:r>
       <w:r>
         <w:t xml:space="preserve"> – </w:t>
@@ -681,6 +584,703 @@
           <w:sz w:val="24"/>
           <w:szCs w:val="24"/>
         </w:rPr>
+        <w:t xml:space="preserve"> — </w:t>
+      </w:r>
+      <w:r>
+        <w:rPr>
+          <w:rFonts w:asciiTheme="minorHAnsi" w:eastAsiaTheme="minorHAnsi" w:hAnsiTheme="minorHAnsi" w:cstheme="minorBidi"/>
+          <w:color w:val="auto"/>
+          <w:sz w:val="24"/>
+          <w:szCs w:val="24"/>
+        </w:rPr>
+        <w:t>across space, where a force can be seen; across time, since the longer it is exposed the more targetable it grows; and across the electromagnetic spectrum, where every emission betrays position. Manoeuvre has not been abolished, but its price has risen sharply. It survives only where sensing, concealment, electronic warfare and fires are sequenced to buy a temporary window. Exposure has therefore displaced terrain as the variable around which tactical action organises: the first question is no longer where to move, but whether movement can be afforded at all.</w:t>
+      </w:r>
+    </w:p>
+    <w:p>
+      <w:pPr>
+        <w:pStyle w:val="Heading2"/>
+        <w:rPr>
+          <w:rFonts w:asciiTheme="minorHAnsi" w:eastAsiaTheme="minorHAnsi" w:hAnsiTheme="minorHAnsi" w:cstheme="minorBidi"/>
+          <w:color w:val="auto"/>
+          <w:sz w:val="24"/>
+          <w:szCs w:val="24"/>
+        </w:rPr>
+      </w:pPr>
+      <w:r>
+        <w:rPr>
+          <w:rFonts w:asciiTheme="minorHAnsi" w:eastAsiaTheme="minorHAnsi" w:hAnsiTheme="minorHAnsi" w:cstheme="minorBidi"/>
+          <w:color w:val="auto"/>
+          <w:sz w:val="24"/>
+          <w:szCs w:val="24"/>
+        </w:rPr>
+        <w:t>Ireland has no national security strategy and no settled defence policy; the Defence Policy Review</w:t>
+      </w:r>
+      <w:r>
+        <w:rPr>
+          <w:rStyle w:val="FootnoteReference"/>
+          <w:rFonts w:asciiTheme="minorHAnsi" w:eastAsiaTheme="minorHAnsi" w:hAnsiTheme="minorHAnsi" w:cstheme="minorBidi"/>
+          <w:color w:val="auto"/>
+          <w:sz w:val="24"/>
+          <w:szCs w:val="24"/>
+        </w:rPr>
+        <w:footnoteReference w:id="1"/>
+      </w:r>
+      <w:r>
+        <w:rPr>
+          <w:rFonts w:asciiTheme="minorHAnsi" w:eastAsiaTheme="minorHAnsi" w:hAnsiTheme="minorHAnsi" w:cstheme="minorBidi"/>
+          <w:color w:val="auto"/>
+          <w:sz w:val="24"/>
+          <w:szCs w:val="24"/>
+        </w:rPr>
+        <w:t xml:space="preserve"> </w:t>
+      </w:r>
+      <w:r>
+        <w:rPr>
+          <w:rFonts w:asciiTheme="minorHAnsi" w:eastAsiaTheme="minorHAnsi" w:hAnsiTheme="minorHAnsi" w:cstheme="minorBidi"/>
+          <w:color w:val="auto"/>
+          <w:sz w:val="24"/>
+          <w:szCs w:val="24"/>
+        </w:rPr>
+        <w:t>updates the White Paper</w:t>
+      </w:r>
+      <w:r>
+        <w:rPr>
+          <w:rStyle w:val="FootnoteReference"/>
+          <w:rFonts w:asciiTheme="minorHAnsi" w:eastAsiaTheme="minorHAnsi" w:hAnsiTheme="minorHAnsi" w:cstheme="minorBidi"/>
+          <w:color w:val="auto"/>
+          <w:sz w:val="24"/>
+          <w:szCs w:val="24"/>
+        </w:rPr>
+        <w:footnoteReference w:id="2"/>
+      </w:r>
+      <w:r>
+        <w:rPr>
+          <w:rFonts w:asciiTheme="minorHAnsi" w:eastAsiaTheme="minorHAnsi" w:hAnsiTheme="minorHAnsi" w:cstheme="minorBidi"/>
+          <w:color w:val="auto"/>
+          <w:sz w:val="24"/>
+          <w:szCs w:val="24"/>
+        </w:rPr>
+        <w:t>, constituting</w:t>
+      </w:r>
+      <w:r>
+        <w:rPr>
+          <w:rFonts w:asciiTheme="minorHAnsi" w:eastAsiaTheme="minorHAnsi" w:hAnsiTheme="minorHAnsi" w:cstheme="minorBidi"/>
+          <w:color w:val="auto"/>
+          <w:sz w:val="24"/>
+          <w:szCs w:val="24"/>
+        </w:rPr>
+        <w:t xml:space="preserve"> a de facto substitute</w:t>
+      </w:r>
+      <w:r>
+        <w:rPr>
+          <w:rFonts w:asciiTheme="minorHAnsi" w:eastAsiaTheme="minorHAnsi" w:hAnsiTheme="minorHAnsi" w:cstheme="minorBidi"/>
+          <w:color w:val="auto"/>
+          <w:sz w:val="24"/>
+          <w:szCs w:val="24"/>
+        </w:rPr>
+        <w:t>. The military is tasked “</w:t>
+      </w:r>
+      <w:r>
+        <w:rPr>
+          <w:rFonts w:asciiTheme="minorHAnsi" w:eastAsiaTheme="minorHAnsi" w:hAnsiTheme="minorHAnsi" w:cstheme="minorBidi"/>
+          <w:color w:val="auto"/>
+          <w:sz w:val="24"/>
+          <w:szCs w:val="24"/>
+        </w:rPr>
+        <w:t>To provide for the military Defence of the</w:t>
+      </w:r>
+      <w:r>
+        <w:rPr>
+          <w:rFonts w:asciiTheme="minorHAnsi" w:eastAsiaTheme="minorHAnsi" w:hAnsiTheme="minorHAnsi" w:cstheme="minorBidi"/>
+          <w:color w:val="auto"/>
+          <w:sz w:val="24"/>
+          <w:szCs w:val="24"/>
+        </w:rPr>
+        <w:t xml:space="preserve"> </w:t>
+      </w:r>
+      <w:r>
+        <w:rPr>
+          <w:rFonts w:asciiTheme="minorHAnsi" w:eastAsiaTheme="minorHAnsi" w:hAnsiTheme="minorHAnsi" w:cstheme="minorBidi"/>
+          <w:color w:val="auto"/>
+          <w:sz w:val="24"/>
+          <w:szCs w:val="24"/>
+        </w:rPr>
+        <w:t>State from armed aggression</w:t>
+      </w:r>
+      <w:r>
+        <w:rPr>
+          <w:rFonts w:asciiTheme="minorHAnsi" w:eastAsiaTheme="minorHAnsi" w:hAnsiTheme="minorHAnsi" w:cstheme="minorBidi"/>
+          <w:color w:val="auto"/>
+          <w:sz w:val="24"/>
+          <w:szCs w:val="24"/>
+        </w:rPr>
+        <w:t>”.</w:t>
+      </w:r>
+      <w:r>
+        <w:rPr>
+          <w:rFonts w:asciiTheme="minorHAnsi" w:eastAsiaTheme="minorHAnsi" w:hAnsiTheme="minorHAnsi" w:cstheme="minorBidi"/>
+          <w:color w:val="auto"/>
+          <w:sz w:val="24"/>
+          <w:szCs w:val="24"/>
+        </w:rPr>
+        <w:t xml:space="preserve"> </w:t>
+      </w:r>
+      <w:r>
+        <w:rPr>
+          <w:rFonts w:asciiTheme="minorHAnsi" w:eastAsiaTheme="minorHAnsi" w:hAnsiTheme="minorHAnsi" w:cstheme="minorBidi"/>
+          <w:color w:val="auto"/>
+          <w:sz w:val="24"/>
+          <w:szCs w:val="24"/>
+        </w:rPr>
+        <w:t>While m</w:t>
+      </w:r>
+      <w:r>
+        <w:rPr>
+          <w:rFonts w:asciiTheme="minorHAnsi" w:eastAsiaTheme="minorHAnsi" w:hAnsiTheme="minorHAnsi" w:cstheme="minorBidi"/>
+          <w:color w:val="auto"/>
+          <w:sz w:val="24"/>
+          <w:szCs w:val="24"/>
+        </w:rPr>
+        <w:t xml:space="preserve">ilitary </w:t>
+      </w:r>
+      <w:r>
+        <w:rPr>
+          <w:rFonts w:asciiTheme="minorHAnsi" w:eastAsiaTheme="minorHAnsi" w:hAnsiTheme="minorHAnsi" w:cstheme="minorBidi"/>
+          <w:color w:val="auto"/>
+          <w:sz w:val="24"/>
+          <w:szCs w:val="24"/>
+        </w:rPr>
+        <w:t>strategy and operations</w:t>
+      </w:r>
+      <w:r>
+        <w:rPr>
+          <w:rFonts w:asciiTheme="minorHAnsi" w:eastAsiaTheme="minorHAnsi" w:hAnsiTheme="minorHAnsi" w:cstheme="minorBidi"/>
+          <w:color w:val="auto"/>
+          <w:sz w:val="24"/>
+          <w:szCs w:val="24"/>
+        </w:rPr>
+        <w:t xml:space="preserve"> can organise effort</w:t>
+      </w:r>
+      <w:r>
+        <w:rPr>
+          <w:rFonts w:asciiTheme="minorHAnsi" w:eastAsiaTheme="minorHAnsi" w:hAnsiTheme="minorHAnsi" w:cstheme="minorBidi"/>
+          <w:color w:val="auto"/>
+          <w:sz w:val="24"/>
+          <w:szCs w:val="24"/>
+        </w:rPr>
+        <w:t>, policy directs</w:t>
+      </w:r>
+      <w:r>
+        <w:rPr>
+          <w:rFonts w:asciiTheme="minorHAnsi" w:eastAsiaTheme="minorHAnsi" w:hAnsiTheme="minorHAnsi" w:cstheme="minorBidi"/>
+          <w:color w:val="auto"/>
+          <w:sz w:val="24"/>
+          <w:szCs w:val="24"/>
+        </w:rPr>
+        <w:t xml:space="preserve">. In that vacuum, force design drifts toward continuity. </w:t>
+      </w:r>
+      <w:r>
+        <w:rPr>
+          <w:rFonts w:asciiTheme="minorHAnsi" w:eastAsiaTheme="minorHAnsi" w:hAnsiTheme="minorHAnsi" w:cstheme="minorBidi"/>
+          <w:color w:val="auto"/>
+          <w:sz w:val="24"/>
+          <w:szCs w:val="24"/>
+        </w:rPr>
+        <w:t>T</w:t>
+      </w:r>
+      <w:r>
+        <w:rPr>
+          <w:rFonts w:asciiTheme="minorHAnsi" w:eastAsiaTheme="minorHAnsi" w:hAnsiTheme="minorHAnsi" w:cstheme="minorBidi"/>
+          <w:color w:val="auto"/>
+          <w:sz w:val="24"/>
+          <w:szCs w:val="24"/>
+        </w:rPr>
+        <w:t xml:space="preserve">erritorial defence is no longer implausible </w:t>
+      </w:r>
+      <w:r>
+        <w:rPr>
+          <w:rFonts w:asciiTheme="minorHAnsi" w:eastAsiaTheme="minorHAnsi" w:hAnsiTheme="minorHAnsi" w:cstheme="minorBidi"/>
+          <w:color w:val="auto"/>
+          <w:sz w:val="24"/>
+          <w:szCs w:val="24"/>
+        </w:rPr>
+        <w:t>—</w:t>
+      </w:r>
+      <w:r>
+        <w:rPr>
+          <w:rFonts w:asciiTheme="minorHAnsi" w:eastAsiaTheme="minorHAnsi" w:hAnsiTheme="minorHAnsi" w:cstheme="minorBidi"/>
+          <w:color w:val="auto"/>
+          <w:sz w:val="24"/>
+          <w:szCs w:val="24"/>
+        </w:rPr>
+        <w:t xml:space="preserve"> it is politically constrained, under-resourced and increasingly likely.</w:t>
+      </w:r>
+      <w:r>
+        <w:rPr>
+          <w:rFonts w:asciiTheme="minorHAnsi" w:eastAsiaTheme="minorHAnsi" w:hAnsiTheme="minorHAnsi" w:cstheme="minorBidi"/>
+          <w:color w:val="auto"/>
+          <w:sz w:val="24"/>
+          <w:szCs w:val="24"/>
+        </w:rPr>
+        <w:t xml:space="preserve"> Recent</w:t>
+      </w:r>
+      <w:r>
+        <w:rPr>
+          <w:rFonts w:asciiTheme="minorHAnsi" w:eastAsiaTheme="minorHAnsi" w:hAnsiTheme="minorHAnsi" w:cstheme="minorBidi"/>
+          <w:color w:val="auto"/>
+          <w:sz w:val="24"/>
+          <w:szCs w:val="24"/>
+        </w:rPr>
+        <w:t xml:space="preserve"> developments</w:t>
+      </w:r>
+      <w:r>
+        <w:rPr>
+          <w:rFonts w:asciiTheme="minorHAnsi" w:eastAsiaTheme="minorHAnsi" w:hAnsiTheme="minorHAnsi" w:cstheme="minorBidi"/>
+          <w:color w:val="auto"/>
+          <w:sz w:val="24"/>
+          <w:szCs w:val="24"/>
+        </w:rPr>
+        <w:t xml:space="preserve"> </w:t>
+      </w:r>
+      <w:r>
+        <w:rPr>
+          <w:rFonts w:asciiTheme="minorHAnsi" w:eastAsiaTheme="minorHAnsi" w:hAnsiTheme="minorHAnsi" w:cstheme="minorBidi"/>
+          <w:color w:val="auto"/>
+          <w:sz w:val="24"/>
+          <w:szCs w:val="24"/>
+        </w:rPr>
+        <w:t xml:space="preserve">among Western states </w:t>
+      </w:r>
+      <w:r>
+        <w:rPr>
+          <w:rFonts w:asciiTheme="minorHAnsi" w:eastAsiaTheme="minorHAnsi" w:hAnsiTheme="minorHAnsi" w:cstheme="minorBidi"/>
+          <w:color w:val="auto"/>
+          <w:sz w:val="24"/>
+          <w:szCs w:val="24"/>
+        </w:rPr>
+        <w:t>—</w:t>
+      </w:r>
+      <w:r>
+        <w:rPr>
+          <w:rFonts w:asciiTheme="minorHAnsi" w:eastAsiaTheme="minorHAnsi" w:hAnsiTheme="minorHAnsi" w:cstheme="minorBidi"/>
+          <w:color w:val="auto"/>
+          <w:sz w:val="24"/>
+          <w:szCs w:val="24"/>
+        </w:rPr>
+        <w:t xml:space="preserve"> most notably the United States’ assertions regarding</w:t>
+      </w:r>
+      <w:r>
+        <w:rPr>
+          <w:rFonts w:asciiTheme="minorHAnsi" w:eastAsiaTheme="minorHAnsi" w:hAnsiTheme="minorHAnsi" w:cstheme="minorBidi"/>
+          <w:color w:val="auto"/>
+          <w:sz w:val="24"/>
+          <w:szCs w:val="24"/>
+        </w:rPr>
+        <w:t xml:space="preserve"> </w:t>
+      </w:r>
+      <w:r>
+        <w:rPr>
+          <w:rFonts w:asciiTheme="minorHAnsi" w:eastAsiaTheme="minorHAnsi" w:hAnsiTheme="minorHAnsi" w:cstheme="minorBidi"/>
+          <w:color w:val="auto"/>
+          <w:sz w:val="24"/>
+          <w:szCs w:val="24"/>
+        </w:rPr>
+        <w:t>Greenland</w:t>
+      </w:r>
+      <w:r>
+        <w:rPr>
+          <w:rStyle w:val="FootnoteReference"/>
+          <w:rFonts w:asciiTheme="minorHAnsi" w:eastAsiaTheme="minorHAnsi" w:hAnsiTheme="minorHAnsi" w:cstheme="minorBidi"/>
+          <w:color w:val="auto"/>
+          <w:sz w:val="24"/>
+          <w:szCs w:val="24"/>
+        </w:rPr>
+        <w:footnoteReference w:id="3"/>
+      </w:r>
+      <w:r>
+        <w:rPr>
+          <w:rFonts w:asciiTheme="minorHAnsi" w:eastAsiaTheme="minorHAnsi" w:hAnsiTheme="minorHAnsi" w:cstheme="minorBidi"/>
+          <w:color w:val="auto"/>
+          <w:sz w:val="24"/>
+          <w:szCs w:val="24"/>
+        </w:rPr>
+        <w:t xml:space="preserve"> and Denmark’s response</w:t>
+      </w:r>
+      <w:r>
+        <w:rPr>
+          <w:rStyle w:val="FootnoteReference"/>
+          <w:rFonts w:asciiTheme="minorHAnsi" w:eastAsiaTheme="minorHAnsi" w:hAnsiTheme="minorHAnsi" w:cstheme="minorBidi"/>
+          <w:color w:val="auto"/>
+          <w:sz w:val="24"/>
+          <w:szCs w:val="24"/>
+        </w:rPr>
+        <w:footnoteReference w:id="4"/>
+      </w:r>
+      <w:r>
+        <w:rPr>
+          <w:rFonts w:asciiTheme="minorHAnsi" w:eastAsiaTheme="minorHAnsi" w:hAnsiTheme="minorHAnsi" w:cstheme="minorBidi"/>
+          <w:color w:val="auto"/>
+          <w:sz w:val="24"/>
+          <w:szCs w:val="24"/>
+        </w:rPr>
+        <w:t xml:space="preserve">  </w:t>
+      </w:r>
+      <w:r>
+        <w:rPr>
+          <w:rFonts w:asciiTheme="minorHAnsi" w:eastAsiaTheme="minorHAnsi" w:hAnsiTheme="minorHAnsi" w:cstheme="minorBidi"/>
+          <w:color w:val="auto"/>
+          <w:sz w:val="24"/>
+          <w:szCs w:val="24"/>
+        </w:rPr>
+        <w:t>—</w:t>
+      </w:r>
+      <w:r>
+        <w:rPr>
+          <w:rFonts w:asciiTheme="minorHAnsi" w:eastAsiaTheme="minorHAnsi" w:hAnsiTheme="minorHAnsi" w:cstheme="minorBidi"/>
+          <w:color w:val="auto"/>
+          <w:sz w:val="24"/>
+          <w:szCs w:val="24"/>
+        </w:rPr>
+        <w:t xml:space="preserve"> demonstrate that scenarios once considered unlikely can rapidly</w:t>
+      </w:r>
+      <w:r>
+        <w:rPr>
+          <w:rFonts w:asciiTheme="minorHAnsi" w:eastAsiaTheme="minorHAnsi" w:hAnsiTheme="minorHAnsi" w:cstheme="minorBidi"/>
+          <w:color w:val="auto"/>
+          <w:sz w:val="24"/>
+          <w:szCs w:val="24"/>
+        </w:rPr>
+        <w:t xml:space="preserve"> </w:t>
+      </w:r>
+      <w:r>
+        <w:rPr>
+          <w:rFonts w:asciiTheme="minorHAnsi" w:eastAsiaTheme="minorHAnsi" w:hAnsiTheme="minorHAnsi" w:cstheme="minorBidi"/>
+          <w:color w:val="auto"/>
+          <w:sz w:val="24"/>
+          <w:szCs w:val="24"/>
+        </w:rPr>
+        <w:t xml:space="preserve">acquire </w:t>
+      </w:r>
+      <w:r>
+        <w:rPr>
+          <w:rFonts w:asciiTheme="minorHAnsi" w:eastAsiaTheme="minorHAnsi" w:hAnsiTheme="minorHAnsi" w:cstheme="minorBidi"/>
+          <w:color w:val="auto"/>
+          <w:sz w:val="24"/>
+          <w:szCs w:val="24"/>
+        </w:rPr>
+        <w:t>s</w:t>
+      </w:r>
+      <w:r>
+        <w:rPr>
+          <w:rFonts w:asciiTheme="minorHAnsi" w:eastAsiaTheme="minorHAnsi" w:hAnsiTheme="minorHAnsi" w:cstheme="minorBidi"/>
+          <w:color w:val="auto"/>
+          <w:sz w:val="24"/>
+          <w:szCs w:val="24"/>
+        </w:rPr>
+        <w:t>trategic salience. The perception of threat is an unreliable indicator for future</w:t>
+      </w:r>
+      <w:r>
+        <w:rPr>
+          <w:rFonts w:asciiTheme="minorHAnsi" w:eastAsiaTheme="minorHAnsi" w:hAnsiTheme="minorHAnsi" w:cstheme="minorBidi"/>
+          <w:color w:val="auto"/>
+          <w:sz w:val="24"/>
+          <w:szCs w:val="24"/>
+        </w:rPr>
+        <w:t xml:space="preserve"> </w:t>
+      </w:r>
+      <w:r>
+        <w:rPr>
+          <w:rFonts w:asciiTheme="minorHAnsi" w:eastAsiaTheme="minorHAnsi" w:hAnsiTheme="minorHAnsi" w:cstheme="minorBidi"/>
+          <w:color w:val="auto"/>
+          <w:sz w:val="24"/>
+          <w:szCs w:val="24"/>
+        </w:rPr>
+        <w:t>conflict. Failure to internalise the implications of UxS risks entrenching a force posture</w:t>
+      </w:r>
+      <w:r>
+        <w:rPr>
+          <w:rFonts w:asciiTheme="minorHAnsi" w:eastAsiaTheme="minorHAnsi" w:hAnsiTheme="minorHAnsi" w:cstheme="minorBidi"/>
+          <w:color w:val="auto"/>
+          <w:sz w:val="24"/>
+          <w:szCs w:val="24"/>
+        </w:rPr>
+        <w:t xml:space="preserve"> </w:t>
+      </w:r>
+      <w:r>
+        <w:rPr>
+          <w:rFonts w:asciiTheme="minorHAnsi" w:eastAsiaTheme="minorHAnsi" w:hAnsiTheme="minorHAnsi" w:cstheme="minorBidi"/>
+          <w:color w:val="auto"/>
+          <w:sz w:val="24"/>
+          <w:szCs w:val="24"/>
+        </w:rPr>
+        <w:t>optimised for conditions which no longer exist</w:t>
+      </w:r>
+      <w:r>
+        <w:rPr>
+          <w:rFonts w:asciiTheme="minorHAnsi" w:eastAsiaTheme="minorHAnsi" w:hAnsiTheme="minorHAnsi" w:cstheme="minorBidi"/>
+          <w:color w:val="auto"/>
+          <w:sz w:val="24"/>
+          <w:szCs w:val="24"/>
+        </w:rPr>
+        <w:t>,</w:t>
+      </w:r>
+      <w:r>
+        <w:rPr>
+          <w:rFonts w:asciiTheme="minorHAnsi" w:eastAsiaTheme="minorHAnsi" w:hAnsiTheme="minorHAnsi" w:cstheme="minorBidi"/>
+          <w:color w:val="auto"/>
+          <w:sz w:val="24"/>
+          <w:szCs w:val="24"/>
+        </w:rPr>
+        <w:t xml:space="preserve"> allowing force design decisions to prioritise</w:t>
+      </w:r>
+      <w:r>
+        <w:rPr>
+          <w:rFonts w:asciiTheme="minorHAnsi" w:eastAsiaTheme="minorHAnsi" w:hAnsiTheme="minorHAnsi" w:cstheme="minorBidi"/>
+          <w:color w:val="auto"/>
+          <w:sz w:val="24"/>
+          <w:szCs w:val="24"/>
+        </w:rPr>
+        <w:t xml:space="preserve"> </w:t>
+      </w:r>
+      <w:r>
+        <w:rPr>
+          <w:rFonts w:asciiTheme="minorHAnsi" w:eastAsiaTheme="minorHAnsi" w:hAnsiTheme="minorHAnsi" w:cstheme="minorBidi"/>
+          <w:color w:val="auto"/>
+          <w:sz w:val="24"/>
+          <w:szCs w:val="24"/>
+        </w:rPr>
+        <w:t>continuity over adaptation and without articulating a theory of victory.</w:t>
+      </w:r>
+      <w:r>
+        <w:rPr>
+          <w:rFonts w:asciiTheme="minorHAnsi" w:eastAsiaTheme="minorHAnsi" w:hAnsiTheme="minorHAnsi" w:cstheme="minorBidi"/>
+          <w:color w:val="auto"/>
+          <w:sz w:val="24"/>
+          <w:szCs w:val="24"/>
+        </w:rPr>
+        <w:t xml:space="preserve"> [</w:t>
+      </w:r>
+      <w:r>
+        <w:rPr>
+          <w:rFonts w:asciiTheme="minorHAnsi" w:eastAsiaTheme="minorHAnsi" w:hAnsiTheme="minorHAnsi" w:cstheme="minorBidi"/>
+          <w:color w:val="auto"/>
+          <w:sz w:val="24"/>
+          <w:szCs w:val="24"/>
+          <w:highlight w:val="yellow"/>
+        </w:rPr>
+        <w:t>OB: please proof the ideas here, they’re still in draft though</w:t>
+      </w:r>
+      <w:r>
+        <w:rPr>
+          <w:rFonts w:asciiTheme="minorHAnsi" w:eastAsiaTheme="minorHAnsi" w:hAnsiTheme="minorHAnsi" w:cstheme="minorBidi"/>
+          <w:color w:val="auto"/>
+          <w:sz w:val="24"/>
+          <w:szCs w:val="24"/>
+        </w:rPr>
+        <w:t>]</w:t>
+      </w:r>
+    </w:p>
+    <w:p>
+      <w:r>
+        <w:t>Ireland's light infantry section is not a capability gap to be filled with equipment; it is a structure overtaken by the threat</w:t>
+      </w:r>
+      <w:r>
+        <w:t xml:space="preserve">. </w:t>
+      </w:r>
+      <w:r>
+        <w:t xml:space="preserve">Capability is sometimes reduced to equipment, but it </w:t>
+      </w:r>
+      <w:r>
+        <w:lastRenderedPageBreak/>
+        <w:t>is better understood as the synthesis described by DOTMLPF-I</w:t>
+      </w:r>
+      <w:r>
+        <w:t>.</w:t>
+      </w:r>
+      <w:r>
+        <w:rPr>
+          <w:rStyle w:val="FootnoteReference"/>
+        </w:rPr>
+        <w:footnoteReference w:id="5"/>
+      </w:r>
+      <w:r>
+        <w:t xml:space="preserve"> </w:t>
+      </w:r>
+      <w:r>
+        <w:rPr>
+          <w:rStyle w:val="FootnoteReference"/>
+        </w:rPr>
+        <w:footnoteReference w:id="6"/>
+      </w:r>
+      <w:r>
+        <w:t xml:space="preserve"> O</w:t>
+      </w:r>
+      <w:r>
+        <w:t>n that basis the section fails against nearly every line. Its doctrine</w:t>
+      </w:r>
+      <w:r>
+        <w:rPr>
+          <w:rStyle w:val="FootnoteReference"/>
+        </w:rPr>
+        <w:footnoteReference w:id="7"/>
+      </w:r>
+      <w:r>
+        <w:t xml:space="preserve"> remains that of a foot-mobile light infantry section, </w:t>
+      </w:r>
+      <w:r>
+        <w:rPr>
+          <w:highlight w:val="yellow"/>
+        </w:rPr>
+        <w:t>never reconciled with the vehicles now built to carry it</w:t>
+      </w:r>
+      <w:r>
+        <w:t>. Its organisation may now be rebuilt around vehicle capacity,</w:t>
+      </w:r>
+      <w:r>
+        <w:rPr>
+          <w:rStyle w:val="FootnoteReference"/>
+        </w:rPr>
+        <w:t xml:space="preserve"> </w:t>
+      </w:r>
+      <w:r>
+        <w:rPr>
+          <w:rStyle w:val="FootnoteReference"/>
+        </w:rPr>
+        <w:footnoteReference w:id="8"/>
+      </w:r>
+      <w:r>
+        <w:t xml:space="preserve"> on the assumption that one section must fit one carrier — a constraint</w:t>
+      </w:r>
+      <w:r>
+        <w:t xml:space="preserve"> more appropriate for</w:t>
+      </w:r>
+      <w:r>
+        <w:t xml:space="preserve"> mechanised and armoured formations</w:t>
+      </w:r>
+      <w:r>
+        <w:t xml:space="preserve">. </w:t>
+      </w:r>
+      <w:r>
+        <w:t>It</w:t>
+      </w:r>
+      <w:r>
+        <w:t xml:space="preserve"> should</w:t>
+      </w:r>
+      <w:r>
+        <w:t xml:space="preserve"> not bind light infantry, which moves on foot or in soft-skin vehicles, increasingly all-terrain </w:t>
+      </w:r>
+      <w:r>
+        <w:t>vehicles</w:t>
+      </w:r>
+      <w:r>
+        <w:t xml:space="preserve"> such as the ULTV.</w:t>
+      </w:r>
+      <w:r>
+        <w:rPr>
+          <w:rStyle w:val="FootnoteReference"/>
+        </w:rPr>
+        <w:t xml:space="preserve"> </w:t>
+      </w:r>
+      <w:r>
+        <w:rPr>
+          <w:rStyle w:val="FootnoteReference"/>
+        </w:rPr>
+        <w:footnoteReference w:id="9"/>
+      </w:r>
+      <w:r>
+        <w:rPr>
+          <w:rStyle w:val="FootnoteReference"/>
+        </w:rPr>
+        <w:t xml:space="preserve"> </w:t>
+      </w:r>
+      <w:r>
+        <w:rPr>
+          <w:rStyle w:val="FootnoteReference"/>
+        </w:rPr>
+        <w:t xml:space="preserve"> </w:t>
+      </w:r>
+      <w:r>
+        <w:t>I</w:t>
+      </w:r>
+      <w:r>
+        <w:t>ts training still rehearses the conventional drills of the last century and the peace-support tasks of the decades since. It neglects the cognitive burden, dispersion and exposure of a section that can be found and struck on a checkpoint or logistics convoy as readily as in battle, without higher-echelon cover. Its materiel reflects a Cold War mentality. Its leadership is not configured for contemporary mission command. And it fields too few soldiers to carry the cognitive load, operate the new systems and remain cohesive once dispersed. Adding drones changes none of that.</w:t>
+      </w:r>
+    </w:p>
+    <w:p>
+      <w:r>
+        <w:rPr>
+          <w:highlight w:val="yellow"/>
+        </w:rPr>
+        <w:t>OB: I will reference TM 201 as proof that doctrine hasn’t changed. However, I think I want to cite paragraph 0202 “The fundamental role of the infantry man/woman has changed little over recent centuries: their tasks are still to close with and destroy the enemy or force them to surrender, to seize and hold terrain, to dominate and control close country and finally, to carry out close surveillance”. Then we can say that the first task – their most important – cannot be achieved without substantial review of the doctrine, organisation, training, leadership, materiel,</w:t>
+      </w:r>
+      <w:r>
+        <w:t xml:space="preserve"> </w:t>
+      </w:r>
+    </w:p>
+    <w:p/>
+    <w:p>
+      <w:pPr>
+        <w:pStyle w:val="Heading2"/>
+        <w:rPr>
+          <w:rFonts w:asciiTheme="minorHAnsi" w:eastAsiaTheme="minorHAnsi" w:hAnsiTheme="minorHAnsi" w:cstheme="minorBidi"/>
+          <w:color w:val="auto"/>
+          <w:sz w:val="24"/>
+          <w:szCs w:val="24"/>
+        </w:rPr>
+      </w:pPr>
+      <w:r>
+        <w:rPr>
+          <w:rFonts w:asciiTheme="minorHAnsi" w:eastAsiaTheme="minorHAnsi" w:hAnsiTheme="minorHAnsi" w:cstheme="minorBidi"/>
+          <w:color w:val="auto"/>
+          <w:sz w:val="24"/>
+          <w:szCs w:val="24"/>
+        </w:rPr>
+        <w:lastRenderedPageBreak/>
+        <w:t xml:space="preserve">Relative combat power </w:t>
+      </w:r>
+      <w:r>
+        <w:rPr>
+          <w:rFonts w:asciiTheme="minorHAnsi" w:eastAsiaTheme="minorHAnsi" w:hAnsiTheme="minorHAnsi" w:cstheme="minorBidi"/>
+          <w:color w:val="auto"/>
+          <w:sz w:val="24"/>
+          <w:szCs w:val="24"/>
+        </w:rPr>
+        <w:t>rewards</w:t>
+      </w:r>
+      <w:r>
+        <w:rPr>
+          <w:rFonts w:asciiTheme="minorHAnsi" w:eastAsiaTheme="minorHAnsi" w:hAnsiTheme="minorHAnsi" w:cstheme="minorBidi"/>
+          <w:color w:val="auto"/>
+          <w:sz w:val="24"/>
+          <w:szCs w:val="24"/>
+        </w:rPr>
+        <w:t xml:space="preserve"> the side </w:t>
+      </w:r>
+      <w:r>
+        <w:rPr>
+          <w:rFonts w:asciiTheme="minorHAnsi" w:eastAsiaTheme="minorHAnsi" w:hAnsiTheme="minorHAnsi" w:cstheme="minorBidi"/>
+          <w:color w:val="auto"/>
+          <w:sz w:val="24"/>
+          <w:szCs w:val="24"/>
+        </w:rPr>
+        <w:t>which</w:t>
+      </w:r>
+      <w:r>
+        <w:rPr>
+          <w:rFonts w:asciiTheme="minorHAnsi" w:eastAsiaTheme="minorHAnsi" w:hAnsiTheme="minorHAnsi" w:cstheme="minorBidi"/>
+          <w:color w:val="auto"/>
+          <w:sz w:val="24"/>
+          <w:szCs w:val="24"/>
+        </w:rPr>
+        <w:t xml:space="preserve"> can mass force and absorb loss</w:t>
+      </w:r>
+      <w:r>
+        <w:rPr>
+          <w:rFonts w:asciiTheme="minorHAnsi" w:eastAsiaTheme="minorHAnsi" w:hAnsiTheme="minorHAnsi" w:cstheme="minorBidi"/>
+          <w:color w:val="auto"/>
+          <w:sz w:val="24"/>
+          <w:szCs w:val="24"/>
+        </w:rPr>
         <w:t xml:space="preserve"> – </w:t>
       </w:r>
       <w:r>
@@ -690,27 +1290,16 @@
           <w:sz w:val="24"/>
           <w:szCs w:val="24"/>
         </w:rPr>
-        <w:t>across space, where a force can be seen; across time, since the longer it is exposed the more targetable it grows; and across the electromagnetic spectrum, where every emission betrays position. Manoeuvre has not been abolished, but its price has risen sharply. It survives only where sensing, concealment, electronic warfare and fires are sequenced to buy a temporary window. Exposure has therefore displaced terrain as the variable around which tactical action organises: the first question is no longer where to move, but whether movement can be afforded at all.</w:t>
-      </w:r>
-    </w:p>
-    <w:p>
-      <w:pPr>
-        <w:pStyle w:val="Heading2"/>
-        <w:rPr>
-          <w:rFonts w:asciiTheme="minorHAnsi" w:eastAsiaTheme="minorHAnsi" w:hAnsiTheme="minorHAnsi" w:cstheme="minorBidi"/>
-          <w:color w:val="auto"/>
-          <w:sz w:val="24"/>
-          <w:szCs w:val="24"/>
-        </w:rPr>
-      </w:pPr>
-      <w:r>
-        <w:rPr>
-          <w:rFonts w:asciiTheme="minorHAnsi" w:eastAsiaTheme="minorHAnsi" w:hAnsiTheme="minorHAnsi" w:cstheme="minorBidi"/>
-          <w:color w:val="auto"/>
-          <w:sz w:val="24"/>
-          <w:szCs w:val="24"/>
-        </w:rPr>
-        <w:t>Ireland has no national security strategy and no settled defence policy; the Defence Policy Review</w:t>
+        <w:t>historically the better-funded one. Low-cost uncrewed systems disturb that arithmetic</w:t>
+      </w:r>
+      <w:r>
+        <w:rPr>
+          <w:rFonts w:asciiTheme="minorHAnsi" w:eastAsiaTheme="minorHAnsi" w:hAnsiTheme="minorHAnsi" w:cstheme="minorBidi"/>
+          <w:color w:val="auto"/>
+          <w:sz w:val="24"/>
+          <w:szCs w:val="24"/>
+        </w:rPr>
+        <w:t xml:space="preserve"> and is reflected in the Lanchester Force Equations</w:t>
       </w:r>
       <w:r>
         <w:rPr>
@@ -720,1114 +1309,105 @@
           <w:sz w:val="24"/>
           <w:szCs w:val="24"/>
         </w:rPr>
-        <w:footnoteReference w:id="1"/>
-      </w:r>
-      <w:r>
-        <w:rPr>
-          <w:rFonts w:asciiTheme="minorHAnsi" w:eastAsiaTheme="minorHAnsi" w:hAnsiTheme="minorHAnsi" w:cstheme="minorBidi"/>
-          <w:color w:val="auto"/>
-          <w:sz w:val="24"/>
-          <w:szCs w:val="24"/>
-        </w:rPr>
+        <w:footnoteReference w:id="10"/>
+      </w:r>
+      <w:r>
+        <w:rPr>
+          <w:rFonts w:asciiTheme="minorHAnsi" w:eastAsiaTheme="minorHAnsi" w:hAnsiTheme="minorHAnsi" w:cstheme="minorBidi"/>
+          <w:color w:val="auto"/>
+          <w:sz w:val="24"/>
+          <w:szCs w:val="24"/>
+        </w:rPr>
+        <w:t xml:space="preserve"> and the 3:1 heuristic</w:t>
+      </w:r>
+      <w:r>
+        <w:rPr>
+          <w:rStyle w:val="FootnoteReference"/>
+          <w:rFonts w:asciiTheme="minorHAnsi" w:eastAsiaTheme="minorHAnsi" w:hAnsiTheme="minorHAnsi" w:cstheme="minorBidi"/>
+          <w:color w:val="auto"/>
+          <w:sz w:val="24"/>
+          <w:szCs w:val="24"/>
+        </w:rPr>
+        <w:footnoteReference w:id="11"/>
+      </w:r>
+      <w:r>
+        <w:rPr>
+          <w:rFonts w:asciiTheme="minorHAnsi" w:eastAsiaTheme="minorHAnsi" w:hAnsiTheme="minorHAnsi" w:cstheme="minorBidi"/>
+          <w:color w:val="auto"/>
+          <w:sz w:val="24"/>
+          <w:szCs w:val="24"/>
+        </w:rPr>
+        <w:t xml:space="preserve"> help capture. They drive down the price of three functions that once demanded expensive platforms: finding the enemy, striking them precisely and sustaining the force. A defender who can see, strike at range and attrit an attacker with systems costing hundreds rather than millions need not match him platform-for-platform. The asymmetry is structural: the attacker must still mass to break through, yet massing is exactly what persistent observation punishes most. For a state that cannot buy conventional scale, this is how scarcity stops being decisive – denial without parity.</w:t>
+      </w:r>
+    </w:p>
+    <w:p/>
+    <w:p>
+      <w:r>
+        <w:fldChar w:fldCharType="begin"/>
+      </w:r>
+      <w:r>
+        <w:instrText xml:space="preserve"> REF _Ref233053446 \h </w:instrText>
+      </w:r>
+      <w:r>
+        <w:fldChar w:fldCharType="separate"/>
+      </w:r>
+      <w:r>
+        <w:t xml:space="preserve">Table </w:t>
+      </w:r>
+      <w:r>
+        <w:rPr>
+          <w:noProof/>
+        </w:rPr>
+        <w:t>1</w:t>
+      </w:r>
+      <w:r>
+        <w:fldChar w:fldCharType="end"/>
+      </w:r>
+      <w:r>
         <w:t xml:space="preserve"> </w:t>
       </w:r>
       <w:r>
-        <w:rPr>
-          <w:rFonts w:asciiTheme="minorHAnsi" w:eastAsiaTheme="minorHAnsi" w:hAnsiTheme="minorHAnsi" w:cstheme="minorBidi"/>
-          <w:color w:val="auto"/>
-          <w:sz w:val="24"/>
-          <w:szCs w:val="24"/>
-        </w:rPr>
-        <w:t xml:space="preserve">updates the White </w:t>
-      </w:r>
-      <w:r>
-        <w:rPr>
-          <w:rFonts w:asciiTheme="minorHAnsi" w:eastAsiaTheme="minorHAnsi" w:hAnsiTheme="minorHAnsi" w:cstheme="minorBidi"/>
-          <w:color w:val="auto"/>
-          <w:sz w:val="24"/>
-          <w:szCs w:val="24"/>
-        </w:rPr>
-        <w:t>Paper</w:t>
+        <w:t xml:space="preserve">shows that FPV-OWADs cannot be dismissed as cheap substitutes for Javelin. The operational comparison is the telling one: defeating an armoured company costs roughly €1.13 million in Javelins, compared with under €85,000 in FPV-OWADs – more than an order of magnitude less for the same task, on assumptions generous to Javelin. Ireland's recent Javelin-only procurement buys 44 missiles; the same budget fields thousands of FPV-OWADs. Javelin remains the higher-confidence kill mechanism, and FPV-OWADs may require several strikes to destroy armour, </w:t>
+      </w:r>
+      <w:r>
+        <w:t>but they can immobilise it for follow-on fires and reach more than an order of magnitude further.</w:t>
+      </w:r>
+      <w:r>
+        <w:t xml:space="preserve"> The direction is unambiguous: FPV-OWADs do not replace ATGMs, but they change the defensive arithmetic and can no longer be ignored</w:t>
+      </w:r>
+      <w:r>
+        <w:t>.</w:t>
       </w:r>
       <w:r>
         <w:rPr>
           <w:rStyle w:val="FootnoteReference"/>
-          <w:rFonts w:asciiTheme="minorHAnsi" w:eastAsiaTheme="minorHAnsi" w:hAnsiTheme="minorHAnsi" w:cstheme="minorBidi"/>
-          <w:color w:val="auto"/>
-          <w:sz w:val="24"/>
-          <w:szCs w:val="24"/>
-        </w:rPr>
-        <w:footnoteReference w:id="2"/>
-      </w:r>
-      <w:r>
-        <w:rPr>
-          <w:rFonts w:asciiTheme="minorHAnsi" w:eastAsiaTheme="minorHAnsi" w:hAnsiTheme="minorHAnsi" w:cstheme="minorBidi"/>
-          <w:color w:val="auto"/>
-          <w:sz w:val="24"/>
-          <w:szCs w:val="24"/>
-        </w:rPr>
-        <w:t>, constituting</w:t>
-      </w:r>
-      <w:r>
-        <w:rPr>
-          <w:rFonts w:asciiTheme="minorHAnsi" w:eastAsiaTheme="minorHAnsi" w:hAnsiTheme="minorHAnsi" w:cstheme="minorBidi"/>
-          <w:color w:val="auto"/>
-          <w:sz w:val="24"/>
-          <w:szCs w:val="24"/>
-        </w:rPr>
-        <w:t xml:space="preserve"> a de facto substitute</w:t>
-      </w:r>
-      <w:r>
-        <w:rPr>
-          <w:rFonts w:asciiTheme="minorHAnsi" w:eastAsiaTheme="minorHAnsi" w:hAnsiTheme="minorHAnsi" w:cstheme="minorBidi"/>
-          <w:color w:val="auto"/>
-          <w:sz w:val="24"/>
-          <w:szCs w:val="24"/>
-        </w:rPr>
-        <w:t xml:space="preserve">. </w:t>
-      </w:r>
-      <w:r>
-        <w:rPr>
-          <w:rFonts w:asciiTheme="minorHAnsi" w:eastAsiaTheme="minorHAnsi" w:hAnsiTheme="minorHAnsi" w:cstheme="minorBidi"/>
-          <w:color w:val="auto"/>
-          <w:sz w:val="24"/>
-          <w:szCs w:val="24"/>
-        </w:rPr>
-        <w:t>The military is tasked</w:t>
-      </w:r>
-      <w:r>
-        <w:rPr>
-          <w:rFonts w:asciiTheme="minorHAnsi" w:eastAsiaTheme="minorHAnsi" w:hAnsiTheme="minorHAnsi" w:cstheme="minorBidi"/>
-          <w:color w:val="auto"/>
-          <w:sz w:val="24"/>
-          <w:szCs w:val="24"/>
-        </w:rPr>
-        <w:t xml:space="preserve"> “</w:t>
-      </w:r>
-      <w:r>
-        <w:rPr>
-          <w:rFonts w:asciiTheme="minorHAnsi" w:eastAsiaTheme="minorHAnsi" w:hAnsiTheme="minorHAnsi" w:cstheme="minorBidi"/>
-          <w:color w:val="auto"/>
-          <w:sz w:val="24"/>
-          <w:szCs w:val="24"/>
-        </w:rPr>
-        <w:t>To provide for the military Defence of the</w:t>
-      </w:r>
-      <w:r>
-        <w:rPr>
-          <w:rFonts w:asciiTheme="minorHAnsi" w:eastAsiaTheme="minorHAnsi" w:hAnsiTheme="minorHAnsi" w:cstheme="minorBidi"/>
-          <w:color w:val="auto"/>
-          <w:sz w:val="24"/>
-          <w:szCs w:val="24"/>
-        </w:rPr>
+        </w:rPr>
+        <w:footnoteReference w:id="12"/>
+      </w:r>
+      <w:r>
         <w:t xml:space="preserve"> </w:t>
       </w:r>
       <w:r>
         <w:rPr>
-          <w:rFonts w:asciiTheme="minorHAnsi" w:eastAsiaTheme="minorHAnsi" w:hAnsiTheme="minorHAnsi" w:cstheme="minorBidi"/>
-          <w:color w:val="auto"/>
-          <w:sz w:val="24"/>
-          <w:szCs w:val="24"/>
-        </w:rPr>
-        <w:t>State from armed aggression</w:t>
-      </w:r>
-      <w:r>
-        <w:rPr>
-          <w:rFonts w:asciiTheme="minorHAnsi" w:eastAsiaTheme="minorHAnsi" w:hAnsiTheme="minorHAnsi" w:cstheme="minorBidi"/>
-          <w:color w:val="auto"/>
-          <w:sz w:val="24"/>
-          <w:szCs w:val="24"/>
-        </w:rPr>
-        <w:t>”.</w:t>
-      </w:r>
-      <w:r>
-        <w:rPr>
-          <w:rFonts w:asciiTheme="minorHAnsi" w:eastAsiaTheme="minorHAnsi" w:hAnsiTheme="minorHAnsi" w:cstheme="minorBidi"/>
-          <w:color w:val="auto"/>
-          <w:sz w:val="24"/>
-          <w:szCs w:val="24"/>
-        </w:rPr>
-        <w:t xml:space="preserve"> </w:t>
-      </w:r>
-      <w:r>
-        <w:rPr>
-          <w:rFonts w:asciiTheme="minorHAnsi" w:eastAsiaTheme="minorHAnsi" w:hAnsiTheme="minorHAnsi" w:cstheme="minorBidi"/>
-          <w:color w:val="auto"/>
-          <w:sz w:val="24"/>
-          <w:szCs w:val="24"/>
-        </w:rPr>
-        <w:t>While m</w:t>
-      </w:r>
-      <w:r>
-        <w:rPr>
-          <w:rFonts w:asciiTheme="minorHAnsi" w:eastAsiaTheme="minorHAnsi" w:hAnsiTheme="minorHAnsi" w:cstheme="minorBidi"/>
-          <w:color w:val="auto"/>
-          <w:sz w:val="24"/>
-          <w:szCs w:val="24"/>
-        </w:rPr>
-        <w:t xml:space="preserve">ilitary </w:t>
-      </w:r>
-      <w:r>
-        <w:rPr>
-          <w:rFonts w:asciiTheme="minorHAnsi" w:eastAsiaTheme="minorHAnsi" w:hAnsiTheme="minorHAnsi" w:cstheme="minorBidi"/>
-          <w:color w:val="auto"/>
-          <w:sz w:val="24"/>
-          <w:szCs w:val="24"/>
-        </w:rPr>
-        <w:t>strategy and operations</w:t>
-      </w:r>
-      <w:r>
-        <w:rPr>
-          <w:rFonts w:asciiTheme="minorHAnsi" w:eastAsiaTheme="minorHAnsi" w:hAnsiTheme="minorHAnsi" w:cstheme="minorBidi"/>
-          <w:color w:val="auto"/>
-          <w:sz w:val="24"/>
-          <w:szCs w:val="24"/>
-        </w:rPr>
-        <w:t xml:space="preserve"> can organise effort</w:t>
-      </w:r>
-      <w:r>
-        <w:rPr>
-          <w:rFonts w:asciiTheme="minorHAnsi" w:eastAsiaTheme="minorHAnsi" w:hAnsiTheme="minorHAnsi" w:cstheme="minorBidi"/>
-          <w:color w:val="auto"/>
-          <w:sz w:val="24"/>
-          <w:szCs w:val="24"/>
-        </w:rPr>
-        <w:t>, they</w:t>
-      </w:r>
-      <w:r>
-        <w:rPr>
-          <w:rFonts w:asciiTheme="minorHAnsi" w:eastAsiaTheme="minorHAnsi" w:hAnsiTheme="minorHAnsi" w:cstheme="minorBidi"/>
-          <w:color w:val="auto"/>
-          <w:sz w:val="24"/>
-          <w:szCs w:val="24"/>
-        </w:rPr>
-        <w:t xml:space="preserve"> </w:t>
-      </w:r>
-      <w:r>
-        <w:rPr>
-          <w:rFonts w:asciiTheme="minorHAnsi" w:eastAsiaTheme="minorHAnsi" w:hAnsiTheme="minorHAnsi" w:cstheme="minorBidi"/>
-          <w:color w:val="auto"/>
-          <w:sz w:val="24"/>
-          <w:szCs w:val="24"/>
-        </w:rPr>
-        <w:t>require</w:t>
-      </w:r>
-      <w:r>
-        <w:rPr>
-          <w:rFonts w:asciiTheme="minorHAnsi" w:eastAsiaTheme="minorHAnsi" w:hAnsiTheme="minorHAnsi" w:cstheme="minorBidi"/>
-          <w:color w:val="auto"/>
-          <w:sz w:val="24"/>
-          <w:szCs w:val="24"/>
-        </w:rPr>
-        <w:t xml:space="preserve"> </w:t>
-      </w:r>
-      <w:r>
-        <w:rPr>
-          <w:rFonts w:asciiTheme="minorHAnsi" w:eastAsiaTheme="minorHAnsi" w:hAnsiTheme="minorHAnsi" w:cstheme="minorBidi"/>
-          <w:color w:val="auto"/>
-          <w:sz w:val="24"/>
-          <w:szCs w:val="24"/>
-        </w:rPr>
-        <w:t>policy</w:t>
-      </w:r>
-      <w:r>
-        <w:rPr>
-          <w:rFonts w:asciiTheme="minorHAnsi" w:eastAsiaTheme="minorHAnsi" w:hAnsiTheme="minorHAnsi" w:cstheme="minorBidi"/>
-          <w:color w:val="auto"/>
-          <w:sz w:val="24"/>
-          <w:szCs w:val="24"/>
-        </w:rPr>
-        <w:t xml:space="preserve">. In that vacuum, force design drifts toward continuity. </w:t>
-      </w:r>
-      <w:r>
-        <w:rPr>
-          <w:rFonts w:asciiTheme="minorHAnsi" w:eastAsiaTheme="minorHAnsi" w:hAnsiTheme="minorHAnsi" w:cstheme="minorBidi"/>
-          <w:color w:val="auto"/>
-          <w:sz w:val="24"/>
-          <w:szCs w:val="24"/>
-        </w:rPr>
-        <w:t>T</w:t>
-      </w:r>
-      <w:r>
-        <w:rPr>
-          <w:rFonts w:asciiTheme="minorHAnsi" w:eastAsiaTheme="minorHAnsi" w:hAnsiTheme="minorHAnsi" w:cstheme="minorBidi"/>
-          <w:color w:val="auto"/>
-          <w:sz w:val="24"/>
-          <w:szCs w:val="24"/>
-        </w:rPr>
-        <w:t>erritorial defence is no longer implausible – it is politically constrained, under-resourced and increasingly likely.</w:t>
-      </w:r>
-      <w:r>
-        <w:rPr>
-          <w:rFonts w:asciiTheme="minorHAnsi" w:eastAsiaTheme="minorHAnsi" w:hAnsiTheme="minorHAnsi" w:cstheme="minorBidi"/>
-          <w:color w:val="auto"/>
-          <w:sz w:val="24"/>
-          <w:szCs w:val="24"/>
-        </w:rPr>
-        <w:t xml:space="preserve"> Recent</w:t>
-      </w:r>
-      <w:r>
-        <w:rPr>
-          <w:rFonts w:asciiTheme="minorHAnsi" w:eastAsiaTheme="minorHAnsi" w:hAnsiTheme="minorHAnsi" w:cstheme="minorBidi"/>
-          <w:color w:val="auto"/>
-          <w:sz w:val="24"/>
-          <w:szCs w:val="24"/>
-        </w:rPr>
-        <w:t xml:space="preserve"> developments</w:t>
-      </w:r>
-      <w:r>
-        <w:rPr>
-          <w:rFonts w:asciiTheme="minorHAnsi" w:eastAsiaTheme="minorHAnsi" w:hAnsiTheme="minorHAnsi" w:cstheme="minorBidi"/>
-          <w:color w:val="auto"/>
-          <w:sz w:val="24"/>
-          <w:szCs w:val="24"/>
-        </w:rPr>
-        <w:t xml:space="preserve"> </w:t>
-      </w:r>
-      <w:r>
-        <w:rPr>
-          <w:rFonts w:asciiTheme="minorHAnsi" w:eastAsiaTheme="minorHAnsi" w:hAnsiTheme="minorHAnsi" w:cstheme="minorBidi"/>
-          <w:color w:val="auto"/>
-          <w:sz w:val="24"/>
-          <w:szCs w:val="24"/>
-        </w:rPr>
-        <w:t xml:space="preserve">among Western states </w:t>
-      </w:r>
-      <w:r>
-        <w:rPr>
-          <w:rFonts w:asciiTheme="minorHAnsi" w:eastAsiaTheme="minorHAnsi" w:hAnsiTheme="minorHAnsi" w:cstheme="minorBidi"/>
-          <w:color w:val="auto"/>
-          <w:sz w:val="24"/>
-          <w:szCs w:val="24"/>
-        </w:rPr>
-        <w:t>–</w:t>
-      </w:r>
-      <w:r>
-        <w:rPr>
-          <w:rFonts w:asciiTheme="minorHAnsi" w:eastAsiaTheme="minorHAnsi" w:hAnsiTheme="minorHAnsi" w:cstheme="minorBidi"/>
-          <w:color w:val="auto"/>
-          <w:sz w:val="24"/>
-          <w:szCs w:val="24"/>
-        </w:rPr>
-        <w:t xml:space="preserve"> most notably the United States’ assertions regarding</w:t>
-      </w:r>
-      <w:r>
-        <w:rPr>
-          <w:rFonts w:asciiTheme="minorHAnsi" w:eastAsiaTheme="minorHAnsi" w:hAnsiTheme="minorHAnsi" w:cstheme="minorBidi"/>
-          <w:color w:val="auto"/>
-          <w:sz w:val="24"/>
-          <w:szCs w:val="24"/>
-        </w:rPr>
-        <w:t xml:space="preserve"> </w:t>
-      </w:r>
-      <w:r>
-        <w:rPr>
-          <w:rFonts w:asciiTheme="minorHAnsi" w:eastAsiaTheme="minorHAnsi" w:hAnsiTheme="minorHAnsi" w:cstheme="minorBidi"/>
-          <w:color w:val="auto"/>
-          <w:sz w:val="24"/>
-          <w:szCs w:val="24"/>
-        </w:rPr>
-        <w:t>Greenland</w:t>
-      </w:r>
-      <w:r>
-        <w:rPr>
           <w:rStyle w:val="FootnoteReference"/>
-          <w:rFonts w:asciiTheme="minorHAnsi" w:eastAsiaTheme="minorHAnsi" w:hAnsiTheme="minorHAnsi" w:cstheme="minorBidi"/>
-          <w:color w:val="auto"/>
-          <w:sz w:val="24"/>
-          <w:szCs w:val="24"/>
-        </w:rPr>
-        <w:footnoteReference w:id="3"/>
-      </w:r>
-      <w:r>
-        <w:rPr>
-          <w:rFonts w:asciiTheme="minorHAnsi" w:eastAsiaTheme="minorHAnsi" w:hAnsiTheme="minorHAnsi" w:cstheme="minorBidi"/>
-          <w:color w:val="auto"/>
-          <w:sz w:val="24"/>
-          <w:szCs w:val="24"/>
-        </w:rPr>
-        <w:t xml:space="preserve"> and Denmark’s response</w:t>
-      </w:r>
-      <w:r>
-        <w:rPr>
-          <w:rStyle w:val="FootnoteReference"/>
-          <w:rFonts w:asciiTheme="minorHAnsi" w:eastAsiaTheme="minorHAnsi" w:hAnsiTheme="minorHAnsi" w:cstheme="minorBidi"/>
-          <w:color w:val="auto"/>
-          <w:sz w:val="24"/>
-          <w:szCs w:val="24"/>
-        </w:rPr>
-        <w:footnoteReference w:id="4"/>
-      </w:r>
-      <w:r>
-        <w:rPr>
-          <w:rFonts w:asciiTheme="minorHAnsi" w:eastAsiaTheme="minorHAnsi" w:hAnsiTheme="minorHAnsi" w:cstheme="minorBidi"/>
-          <w:color w:val="auto"/>
-          <w:sz w:val="24"/>
-          <w:szCs w:val="24"/>
-        </w:rPr>
-        <w:t xml:space="preserve"> </w:t>
-      </w:r>
-      <w:r>
-        <w:rPr>
-          <w:rFonts w:asciiTheme="minorHAnsi" w:eastAsiaTheme="minorHAnsi" w:hAnsiTheme="minorHAnsi" w:cstheme="minorBidi"/>
-          <w:color w:val="auto"/>
-          <w:sz w:val="24"/>
-          <w:szCs w:val="24"/>
-        </w:rPr>
-        <w:t xml:space="preserve"> </w:t>
-      </w:r>
-      <w:r>
-        <w:rPr>
-          <w:rFonts w:asciiTheme="minorHAnsi" w:eastAsiaTheme="minorHAnsi" w:hAnsiTheme="minorHAnsi" w:cstheme="minorBidi"/>
-          <w:color w:val="auto"/>
-          <w:sz w:val="24"/>
-          <w:szCs w:val="24"/>
-        </w:rPr>
-        <w:t>–</w:t>
-      </w:r>
-      <w:r>
-        <w:rPr>
-          <w:rFonts w:asciiTheme="minorHAnsi" w:eastAsiaTheme="minorHAnsi" w:hAnsiTheme="minorHAnsi" w:cstheme="minorBidi"/>
-          <w:color w:val="auto"/>
-          <w:sz w:val="24"/>
-          <w:szCs w:val="24"/>
-        </w:rPr>
-        <w:t xml:space="preserve"> </w:t>
-      </w:r>
-      <w:r>
-        <w:rPr>
-          <w:rFonts w:asciiTheme="minorHAnsi" w:eastAsiaTheme="minorHAnsi" w:hAnsiTheme="minorHAnsi" w:cstheme="minorBidi"/>
-          <w:color w:val="auto"/>
-          <w:sz w:val="24"/>
-          <w:szCs w:val="24"/>
-        </w:rPr>
-        <w:t xml:space="preserve">demonstrate that scenarios once considered </w:t>
-      </w:r>
-      <w:r>
-        <w:rPr>
-          <w:rFonts w:asciiTheme="minorHAnsi" w:eastAsiaTheme="minorHAnsi" w:hAnsiTheme="minorHAnsi" w:cstheme="minorBidi"/>
-          <w:color w:val="auto"/>
-          <w:sz w:val="24"/>
-          <w:szCs w:val="24"/>
-        </w:rPr>
-        <w:t>unlikely</w:t>
-      </w:r>
-      <w:r>
-        <w:rPr>
-          <w:rFonts w:asciiTheme="minorHAnsi" w:eastAsiaTheme="minorHAnsi" w:hAnsiTheme="minorHAnsi" w:cstheme="minorBidi"/>
-          <w:color w:val="auto"/>
-          <w:sz w:val="24"/>
-          <w:szCs w:val="24"/>
-        </w:rPr>
-        <w:t xml:space="preserve"> can rapidly</w:t>
-      </w:r>
-      <w:r>
-        <w:rPr>
-          <w:rFonts w:asciiTheme="minorHAnsi" w:eastAsiaTheme="minorHAnsi" w:hAnsiTheme="minorHAnsi" w:cstheme="minorBidi"/>
-          <w:color w:val="auto"/>
-          <w:sz w:val="24"/>
-          <w:szCs w:val="24"/>
-        </w:rPr>
-        <w:t xml:space="preserve"> </w:t>
-      </w:r>
-      <w:r>
-        <w:rPr>
-          <w:rFonts w:asciiTheme="minorHAnsi" w:eastAsiaTheme="minorHAnsi" w:hAnsiTheme="minorHAnsi" w:cstheme="minorBidi"/>
-          <w:color w:val="auto"/>
-          <w:sz w:val="24"/>
-          <w:szCs w:val="24"/>
-        </w:rPr>
-        <w:t xml:space="preserve">acquire </w:t>
-      </w:r>
-      <w:r>
-        <w:rPr>
-          <w:rFonts w:asciiTheme="minorHAnsi" w:eastAsiaTheme="minorHAnsi" w:hAnsiTheme="minorHAnsi" w:cstheme="minorBidi"/>
-          <w:color w:val="auto"/>
-          <w:sz w:val="24"/>
-          <w:szCs w:val="24"/>
-        </w:rPr>
-        <w:t>s</w:t>
-      </w:r>
-      <w:r>
-        <w:rPr>
-          <w:rFonts w:asciiTheme="minorHAnsi" w:eastAsiaTheme="minorHAnsi" w:hAnsiTheme="minorHAnsi" w:cstheme="minorBidi"/>
-          <w:color w:val="auto"/>
-          <w:sz w:val="24"/>
-          <w:szCs w:val="24"/>
-        </w:rPr>
-        <w:t>trategic salience. The perception of threat is an unreliable indicator for future</w:t>
-      </w:r>
-      <w:r>
-        <w:rPr>
-          <w:rFonts w:asciiTheme="minorHAnsi" w:eastAsiaTheme="minorHAnsi" w:hAnsiTheme="minorHAnsi" w:cstheme="minorBidi"/>
-          <w:color w:val="auto"/>
-          <w:sz w:val="24"/>
-          <w:szCs w:val="24"/>
-        </w:rPr>
-        <w:t xml:space="preserve"> </w:t>
-      </w:r>
-      <w:r>
-        <w:rPr>
-          <w:rFonts w:asciiTheme="minorHAnsi" w:eastAsiaTheme="minorHAnsi" w:hAnsiTheme="minorHAnsi" w:cstheme="minorBidi"/>
-          <w:color w:val="auto"/>
-          <w:sz w:val="24"/>
-          <w:szCs w:val="24"/>
-        </w:rPr>
-        <w:t xml:space="preserve">conflict. Failure to internalise the implications of </w:t>
-      </w:r>
-      <w:proofErr w:type="spellStart"/>
-      <w:r>
-        <w:rPr>
-          <w:rFonts w:asciiTheme="minorHAnsi" w:eastAsiaTheme="minorHAnsi" w:hAnsiTheme="minorHAnsi" w:cstheme="minorBidi"/>
-          <w:color w:val="auto"/>
-          <w:sz w:val="24"/>
-          <w:szCs w:val="24"/>
-        </w:rPr>
-        <w:t>UxS</w:t>
-      </w:r>
-      <w:proofErr w:type="spellEnd"/>
-      <w:r>
-        <w:rPr>
-          <w:rFonts w:asciiTheme="minorHAnsi" w:eastAsiaTheme="minorHAnsi" w:hAnsiTheme="minorHAnsi" w:cstheme="minorBidi"/>
-          <w:color w:val="auto"/>
-          <w:sz w:val="24"/>
-          <w:szCs w:val="24"/>
-        </w:rPr>
-        <w:t xml:space="preserve"> risks entrenching a force posture</w:t>
-      </w:r>
-      <w:r>
-        <w:rPr>
-          <w:rFonts w:asciiTheme="minorHAnsi" w:eastAsiaTheme="minorHAnsi" w:hAnsiTheme="minorHAnsi" w:cstheme="minorBidi"/>
-          <w:color w:val="auto"/>
-          <w:sz w:val="24"/>
-          <w:szCs w:val="24"/>
-        </w:rPr>
-        <w:t xml:space="preserve"> </w:t>
-      </w:r>
-      <w:r>
-        <w:rPr>
-          <w:rFonts w:asciiTheme="minorHAnsi" w:eastAsiaTheme="minorHAnsi" w:hAnsiTheme="minorHAnsi" w:cstheme="minorBidi"/>
-          <w:color w:val="auto"/>
-          <w:sz w:val="24"/>
-          <w:szCs w:val="24"/>
-        </w:rPr>
-        <w:t>optimised for conditions which no longer exist</w:t>
-      </w:r>
-      <w:r>
-        <w:rPr>
-          <w:rFonts w:asciiTheme="minorHAnsi" w:eastAsiaTheme="minorHAnsi" w:hAnsiTheme="minorHAnsi" w:cstheme="minorBidi"/>
-          <w:color w:val="auto"/>
-          <w:sz w:val="24"/>
-          <w:szCs w:val="24"/>
-        </w:rPr>
-        <w:t>,</w:t>
-      </w:r>
-      <w:r>
-        <w:rPr>
-          <w:rFonts w:asciiTheme="minorHAnsi" w:eastAsiaTheme="minorHAnsi" w:hAnsiTheme="minorHAnsi" w:cstheme="minorBidi"/>
-          <w:color w:val="auto"/>
-          <w:sz w:val="24"/>
-          <w:szCs w:val="24"/>
-        </w:rPr>
-        <w:t xml:space="preserve"> allowing force design decisions to prioritise</w:t>
-      </w:r>
-      <w:r>
-        <w:rPr>
-          <w:rFonts w:asciiTheme="minorHAnsi" w:eastAsiaTheme="minorHAnsi" w:hAnsiTheme="minorHAnsi" w:cstheme="minorBidi"/>
-          <w:color w:val="auto"/>
-          <w:sz w:val="24"/>
-          <w:szCs w:val="24"/>
-        </w:rPr>
-        <w:t xml:space="preserve"> </w:t>
-      </w:r>
-      <w:r>
-        <w:rPr>
-          <w:rFonts w:asciiTheme="minorHAnsi" w:eastAsiaTheme="minorHAnsi" w:hAnsiTheme="minorHAnsi" w:cstheme="minorBidi"/>
-          <w:color w:val="auto"/>
-          <w:sz w:val="24"/>
-          <w:szCs w:val="24"/>
-        </w:rPr>
-        <w:t>continuity over adaptation and without articulating a theory of victory.</w:t>
-      </w:r>
-      <w:r>
-        <w:rPr>
-          <w:rFonts w:asciiTheme="minorHAnsi" w:eastAsiaTheme="minorHAnsi" w:hAnsiTheme="minorHAnsi" w:cstheme="minorBidi"/>
-          <w:color w:val="auto"/>
-          <w:sz w:val="24"/>
-          <w:szCs w:val="24"/>
-        </w:rPr>
-        <w:t xml:space="preserve"> [</w:t>
-      </w:r>
-      <w:r>
-        <w:rPr>
-          <w:rFonts w:asciiTheme="minorHAnsi" w:eastAsiaTheme="minorHAnsi" w:hAnsiTheme="minorHAnsi" w:cstheme="minorBidi"/>
-          <w:color w:val="auto"/>
-          <w:sz w:val="24"/>
-          <w:szCs w:val="24"/>
-          <w:highlight w:val="yellow"/>
-        </w:rPr>
-        <w:t>OB: please proof the ideas here, they’re still in draft though</w:t>
-      </w:r>
-      <w:r>
-        <w:rPr>
-          <w:rFonts w:asciiTheme="minorHAnsi" w:eastAsiaTheme="minorHAnsi" w:hAnsiTheme="minorHAnsi" w:cstheme="minorBidi"/>
-          <w:color w:val="auto"/>
-          <w:sz w:val="24"/>
-          <w:szCs w:val="24"/>
-        </w:rPr>
-        <w:t>]</w:t>
-      </w:r>
-    </w:p>
-    <w:p>
-      <w:pPr>
-        <w:pStyle w:val="Heading2"/>
-        <w:rPr>
-          <w:rFonts w:asciiTheme="minorHAnsi" w:eastAsiaTheme="minorHAnsi" w:hAnsiTheme="minorHAnsi" w:cstheme="minorBidi"/>
-          <w:color w:val="auto"/>
-          <w:sz w:val="24"/>
-          <w:szCs w:val="24"/>
-        </w:rPr>
-      </w:pPr>
-      <w:r>
-        <w:rPr>
-          <w:rFonts w:asciiTheme="minorHAnsi" w:eastAsiaTheme="minorHAnsi" w:hAnsiTheme="minorHAnsi" w:cstheme="minorBidi"/>
-          <w:color w:val="auto"/>
-          <w:sz w:val="24"/>
-          <w:szCs w:val="24"/>
+        </w:rPr>
+        <w:footnoteReference w:id="13"/>
+      </w:r>
+    </w:p>
+    <w:p>
+      <w:pPr>
+        <w:keepNext/>
+      </w:pPr>
+      <w:r>
+        <w:rPr>
+          <w:noProof/>
         </w:rPr>
         <w:lastRenderedPageBreak/>
-        <w:t>While capability is sometimes viewed as equipment, it is best considered as the synthesis which DOTMLPF-I describes – doctrine, organisation, training, materiel, leadership, personnel, facilities and interoperability – and Ireland's nine-soldier light infantry section fails against nearly every line. Its doctrine</w:t>
-      </w:r>
-      <w:r>
-        <w:rPr>
-          <w:rStyle w:val="FootnoteReference"/>
-          <w:rFonts w:asciiTheme="minorHAnsi" w:eastAsiaTheme="minorHAnsi" w:hAnsiTheme="minorHAnsi" w:cstheme="minorBidi"/>
-          <w:color w:val="auto"/>
-          <w:sz w:val="24"/>
-          <w:szCs w:val="24"/>
-        </w:rPr>
-        <w:footnoteReference w:id="5"/>
-      </w:r>
-      <w:r>
-        <w:rPr>
-          <w:rFonts w:asciiTheme="minorHAnsi" w:eastAsiaTheme="minorHAnsi" w:hAnsiTheme="minorHAnsi" w:cstheme="minorBidi"/>
-          <w:color w:val="auto"/>
-          <w:sz w:val="24"/>
-          <w:szCs w:val="24"/>
-        </w:rPr>
-        <w:t xml:space="preserve"> remains that of a foot-mobile light infantry section, never updated to the reality that the vehicles carrying it seat eight. </w:t>
-      </w:r>
-      <w:r>
-        <w:rPr>
-          <w:rFonts w:asciiTheme="minorHAnsi" w:eastAsiaTheme="minorHAnsi" w:hAnsiTheme="minorHAnsi" w:cstheme="minorBidi"/>
-          <w:color w:val="auto"/>
-          <w:sz w:val="24"/>
-          <w:szCs w:val="24"/>
-        </w:rPr>
-        <w:t xml:space="preserve">Its organisation </w:t>
-      </w:r>
-      <w:r>
-        <w:rPr>
-          <w:rFonts w:asciiTheme="minorHAnsi" w:eastAsiaTheme="minorHAnsi" w:hAnsiTheme="minorHAnsi" w:cstheme="minorBidi"/>
-          <w:color w:val="auto"/>
-          <w:sz w:val="24"/>
-          <w:szCs w:val="24"/>
-        </w:rPr>
-        <w:t>may</w:t>
-      </w:r>
-      <w:r>
-        <w:rPr>
-          <w:rFonts w:asciiTheme="minorHAnsi" w:eastAsiaTheme="minorHAnsi" w:hAnsiTheme="minorHAnsi" w:cstheme="minorBidi"/>
-          <w:color w:val="auto"/>
-          <w:sz w:val="24"/>
-          <w:szCs w:val="24"/>
-        </w:rPr>
-        <w:t xml:space="preserve"> now be</w:t>
-      </w:r>
-      <w:r>
-        <w:rPr>
-          <w:rFonts w:asciiTheme="minorHAnsi" w:eastAsiaTheme="minorHAnsi" w:hAnsiTheme="minorHAnsi" w:cstheme="minorBidi"/>
-          <w:color w:val="auto"/>
-          <w:sz w:val="24"/>
-          <w:szCs w:val="24"/>
-        </w:rPr>
-        <w:t xml:space="preserve"> </w:t>
-      </w:r>
-      <w:r>
-        <w:rPr>
-          <w:rFonts w:asciiTheme="minorHAnsi" w:eastAsiaTheme="minorHAnsi" w:hAnsiTheme="minorHAnsi" w:cstheme="minorBidi"/>
-          <w:color w:val="auto"/>
-          <w:sz w:val="24"/>
-          <w:szCs w:val="24"/>
-        </w:rPr>
-        <w:t>rebuilt around vehicle capacity</w:t>
-      </w:r>
-      <w:r>
-        <w:rPr>
-          <w:rStyle w:val="FootnoteReference"/>
-          <w:rFonts w:asciiTheme="minorHAnsi" w:eastAsiaTheme="minorHAnsi" w:hAnsiTheme="minorHAnsi" w:cstheme="minorBidi"/>
-          <w:color w:val="auto"/>
-          <w:sz w:val="24"/>
-          <w:szCs w:val="24"/>
-        </w:rPr>
-        <w:footnoteReference w:id="6"/>
-      </w:r>
-      <w:r>
-        <w:rPr>
-          <w:rFonts w:asciiTheme="minorHAnsi" w:eastAsiaTheme="minorHAnsi" w:hAnsiTheme="minorHAnsi" w:cstheme="minorBidi"/>
-          <w:color w:val="auto"/>
-          <w:sz w:val="24"/>
-          <w:szCs w:val="24"/>
-        </w:rPr>
-        <w:t xml:space="preserve">, </w:t>
-      </w:r>
-      <w:r>
-        <w:rPr>
-          <w:rFonts w:asciiTheme="minorHAnsi" w:eastAsiaTheme="minorHAnsi" w:hAnsiTheme="minorHAnsi" w:cstheme="minorBidi"/>
-          <w:color w:val="auto"/>
-          <w:sz w:val="24"/>
-          <w:szCs w:val="24"/>
-        </w:rPr>
-        <w:t xml:space="preserve">perhaps </w:t>
-      </w:r>
-      <w:r>
-        <w:rPr>
-          <w:rFonts w:asciiTheme="minorHAnsi" w:eastAsiaTheme="minorHAnsi" w:hAnsiTheme="minorHAnsi" w:cstheme="minorBidi"/>
-          <w:color w:val="auto"/>
-          <w:sz w:val="24"/>
-          <w:szCs w:val="24"/>
-        </w:rPr>
-        <w:t>on the assumption that one section must fit one carrier. This is a constraint which belongs to mechanised and armoured formations – and binds even them less rigidly than it is applied</w:t>
-      </w:r>
-      <w:r>
-        <w:rPr>
-          <w:rFonts w:asciiTheme="minorHAnsi" w:eastAsiaTheme="minorHAnsi" w:hAnsiTheme="minorHAnsi" w:cstheme="minorBidi"/>
-          <w:color w:val="auto"/>
-          <w:sz w:val="24"/>
-          <w:szCs w:val="24"/>
-        </w:rPr>
-        <w:t>. I</w:t>
-      </w:r>
-      <w:r>
-        <w:rPr>
-          <w:rFonts w:asciiTheme="minorHAnsi" w:eastAsiaTheme="minorHAnsi" w:hAnsiTheme="minorHAnsi" w:cstheme="minorBidi"/>
-          <w:color w:val="auto"/>
-          <w:sz w:val="24"/>
-          <w:szCs w:val="24"/>
-        </w:rPr>
-        <w:t xml:space="preserve">t does not bind light infantry, which moves on foot or </w:t>
-      </w:r>
-      <w:r>
-        <w:rPr>
-          <w:rFonts w:asciiTheme="minorHAnsi" w:eastAsiaTheme="minorHAnsi" w:hAnsiTheme="minorHAnsi" w:cstheme="minorBidi"/>
-          <w:color w:val="auto"/>
-          <w:sz w:val="24"/>
-          <w:szCs w:val="24"/>
-        </w:rPr>
-        <w:t>in soft-skin vehicles – increasingly ATVs such as</w:t>
-      </w:r>
-      <w:r>
-        <w:rPr>
-          <w:rFonts w:asciiTheme="minorHAnsi" w:eastAsiaTheme="minorHAnsi" w:hAnsiTheme="minorHAnsi" w:cstheme="minorBidi"/>
-          <w:color w:val="auto"/>
-          <w:sz w:val="24"/>
-          <w:szCs w:val="24"/>
-        </w:rPr>
-        <w:t xml:space="preserve"> the ULTV</w:t>
-      </w:r>
-      <w:r>
-        <w:rPr>
-          <w:rStyle w:val="FootnoteReference"/>
-          <w:rFonts w:asciiTheme="minorHAnsi" w:eastAsiaTheme="minorHAnsi" w:hAnsiTheme="minorHAnsi" w:cstheme="minorBidi"/>
-          <w:color w:val="auto"/>
-          <w:sz w:val="24"/>
-          <w:szCs w:val="24"/>
-        </w:rPr>
-        <w:footnoteReference w:id="7"/>
-      </w:r>
-      <w:r>
-        <w:rPr>
-          <w:rFonts w:asciiTheme="minorHAnsi" w:eastAsiaTheme="minorHAnsi" w:hAnsiTheme="minorHAnsi" w:cstheme="minorBidi"/>
-          <w:color w:val="auto"/>
-          <w:sz w:val="24"/>
-          <w:szCs w:val="24"/>
-        </w:rPr>
-        <w:t>.</w:t>
-      </w:r>
-      <w:r>
-        <w:rPr>
-          <w:rFonts w:asciiTheme="minorHAnsi" w:eastAsiaTheme="minorHAnsi" w:hAnsiTheme="minorHAnsi" w:cstheme="minorBidi"/>
-          <w:color w:val="auto"/>
-          <w:sz w:val="24"/>
-          <w:szCs w:val="24"/>
-        </w:rPr>
-        <w:t xml:space="preserve"> </w:t>
-      </w:r>
-      <w:r>
-        <w:rPr>
-          <w:rFonts w:asciiTheme="minorHAnsi" w:eastAsiaTheme="minorHAnsi" w:hAnsiTheme="minorHAnsi" w:cstheme="minorBidi"/>
-          <w:color w:val="auto"/>
-          <w:sz w:val="24"/>
-          <w:szCs w:val="24"/>
-        </w:rPr>
-        <w:t>Its training still rehearses the conventional drills of the last century and the peace-support tasks of the decades since, while neglecting cognitive burden, dispersion and the exposure of a dispersed section that can be found and struck on a checkpoint or a convoy as readily as in battle, without the higher-echelon cover it is built to assume. Its materiel reflects a Cold War mentality. Its leadership structure is not configured for mission command. And it fields too few soldiers to carry the cognitive load, operate the new systems and remain cohesive once dispersed. Adding drones to this section changes none of it.</w:t>
-      </w:r>
-    </w:p>
-    <w:p>
-      <w:r>
-        <w:rPr>
-          <w:highlight w:val="yellow"/>
-        </w:rPr>
-        <w:t>OB: I will reference TM 201 as proof that doctrine hasn’t changed. However, I think I want to cite paragraph 0202 “The fundamental role of the infantry man/woman has changed little over recent centuries: their tasks are still to close with and destroy the enemy or force them to surrender, to seize and hold terrain, to dominate and control close country and finally, to carry out close surveillance”. Then we can say that the first task – their most important – cannot be achieved without substantial review of the doctrine, organisation, training, leadership, materiel,</w:t>
-      </w:r>
-      <w:r>
-        <w:t xml:space="preserve"> </w:t>
-      </w:r>
-    </w:p>
-    <w:p/>
-    <w:p>
-      <w:pPr>
-        <w:pStyle w:val="Heading2"/>
-        <w:rPr>
-          <w:rFonts w:asciiTheme="minorHAnsi" w:eastAsiaTheme="minorHAnsi" w:hAnsiTheme="minorHAnsi" w:cstheme="minorBidi"/>
-          <w:color w:val="auto"/>
-          <w:sz w:val="24"/>
-          <w:szCs w:val="24"/>
-        </w:rPr>
-      </w:pPr>
-      <w:r>
-        <w:rPr>
-          <w:rFonts w:asciiTheme="minorHAnsi" w:eastAsiaTheme="minorHAnsi" w:hAnsiTheme="minorHAnsi" w:cstheme="minorBidi"/>
-          <w:color w:val="auto"/>
-          <w:sz w:val="24"/>
-          <w:szCs w:val="24"/>
-        </w:rPr>
-        <w:lastRenderedPageBreak/>
-        <w:t>Relative combat power has always rewarded the side that can mass force and absorb loss</w:t>
-      </w:r>
-      <w:r>
-        <w:rPr>
-          <w:rFonts w:asciiTheme="minorHAnsi" w:eastAsiaTheme="minorHAnsi" w:hAnsiTheme="minorHAnsi" w:cstheme="minorBidi"/>
-          <w:color w:val="auto"/>
-          <w:sz w:val="24"/>
-          <w:szCs w:val="24"/>
-        </w:rPr>
-        <w:t xml:space="preserve"> – </w:t>
-      </w:r>
-      <w:r>
-        <w:rPr>
-          <w:rFonts w:asciiTheme="minorHAnsi" w:eastAsiaTheme="minorHAnsi" w:hAnsiTheme="minorHAnsi" w:cstheme="minorBidi"/>
-          <w:color w:val="auto"/>
-          <w:sz w:val="24"/>
-          <w:szCs w:val="24"/>
-        </w:rPr>
-        <w:t xml:space="preserve">historically the better-funded one. Low-cost uncrewed systems disturb that arithmetic. They drive down the price of three functions </w:t>
-      </w:r>
-      <w:r>
-        <w:rPr>
-          <w:rFonts w:asciiTheme="minorHAnsi" w:eastAsiaTheme="minorHAnsi" w:hAnsiTheme="minorHAnsi" w:cstheme="minorBidi"/>
-          <w:color w:val="auto"/>
-          <w:sz w:val="24"/>
-          <w:szCs w:val="24"/>
-        </w:rPr>
-        <w:t>which</w:t>
-      </w:r>
-      <w:r>
-        <w:rPr>
-          <w:rFonts w:asciiTheme="minorHAnsi" w:eastAsiaTheme="minorHAnsi" w:hAnsiTheme="minorHAnsi" w:cstheme="minorBidi"/>
-          <w:color w:val="auto"/>
-          <w:sz w:val="24"/>
-          <w:szCs w:val="24"/>
-        </w:rPr>
-        <w:t xml:space="preserve"> once demanded expensive platforms: finding the enemy, striking </w:t>
-      </w:r>
-      <w:r>
-        <w:rPr>
-          <w:rFonts w:asciiTheme="minorHAnsi" w:eastAsiaTheme="minorHAnsi" w:hAnsiTheme="minorHAnsi" w:cstheme="minorBidi"/>
-          <w:color w:val="auto"/>
-          <w:sz w:val="24"/>
-          <w:szCs w:val="24"/>
-        </w:rPr>
-        <w:t>them</w:t>
-      </w:r>
-      <w:r>
-        <w:rPr>
-          <w:rFonts w:asciiTheme="minorHAnsi" w:eastAsiaTheme="minorHAnsi" w:hAnsiTheme="minorHAnsi" w:cstheme="minorBidi"/>
-          <w:color w:val="auto"/>
-          <w:sz w:val="24"/>
-          <w:szCs w:val="24"/>
-        </w:rPr>
-        <w:t xml:space="preserve"> precisely</w:t>
-      </w:r>
-      <w:r>
-        <w:rPr>
-          <w:rFonts w:asciiTheme="minorHAnsi" w:eastAsiaTheme="minorHAnsi" w:hAnsiTheme="minorHAnsi" w:cstheme="minorBidi"/>
-          <w:color w:val="auto"/>
-          <w:sz w:val="24"/>
-          <w:szCs w:val="24"/>
-        </w:rPr>
-        <w:t xml:space="preserve"> and</w:t>
-      </w:r>
-      <w:r>
-        <w:rPr>
-          <w:rFonts w:asciiTheme="minorHAnsi" w:eastAsiaTheme="minorHAnsi" w:hAnsiTheme="minorHAnsi" w:cstheme="minorBidi"/>
-          <w:color w:val="auto"/>
-          <w:sz w:val="24"/>
-          <w:szCs w:val="24"/>
-        </w:rPr>
-        <w:t xml:space="preserve"> sustaining the force. A defender who can see, range and attrit an attacker using systems costing hundreds rather than millions no longer </w:t>
-      </w:r>
-      <w:proofErr w:type="gramStart"/>
-      <w:r>
-        <w:rPr>
-          <w:rFonts w:asciiTheme="minorHAnsi" w:eastAsiaTheme="minorHAnsi" w:hAnsiTheme="minorHAnsi" w:cstheme="minorBidi"/>
-          <w:color w:val="auto"/>
-          <w:sz w:val="24"/>
-          <w:szCs w:val="24"/>
-        </w:rPr>
-        <w:t>has to</w:t>
-      </w:r>
-      <w:proofErr w:type="gramEnd"/>
-      <w:r>
-        <w:rPr>
-          <w:rFonts w:asciiTheme="minorHAnsi" w:eastAsiaTheme="minorHAnsi" w:hAnsiTheme="minorHAnsi" w:cstheme="minorBidi"/>
-          <w:color w:val="auto"/>
-          <w:sz w:val="24"/>
-          <w:szCs w:val="24"/>
-        </w:rPr>
-        <w:t xml:space="preserve"> match that attacker platform-for-</w:t>
-      </w:r>
-      <w:r>
-        <w:rPr>
-          <w:rFonts w:asciiTheme="minorHAnsi" w:eastAsiaTheme="minorHAnsi" w:hAnsiTheme="minorHAnsi" w:cstheme="minorBidi"/>
-          <w:color w:val="auto"/>
-          <w:sz w:val="24"/>
-          <w:szCs w:val="24"/>
-        </w:rPr>
-        <w:t>platform</w:t>
-      </w:r>
-      <w:r>
-        <w:rPr>
-          <w:rFonts w:asciiTheme="minorHAnsi" w:eastAsiaTheme="minorHAnsi" w:hAnsiTheme="minorHAnsi" w:cstheme="minorBidi"/>
-          <w:color w:val="auto"/>
-          <w:sz w:val="24"/>
-          <w:szCs w:val="24"/>
-        </w:rPr>
-        <w:t>. The effect is asymmetric: the attacker must still mass to break through, yet massing is exactly what persistent observation punishes most. So</w:t>
-      </w:r>
-      <w:r>
-        <w:rPr>
-          <w:rFonts w:asciiTheme="minorHAnsi" w:eastAsiaTheme="minorHAnsi" w:hAnsiTheme="minorHAnsi" w:cstheme="minorBidi"/>
-          <w:color w:val="auto"/>
-          <w:sz w:val="24"/>
-          <w:szCs w:val="24"/>
-        </w:rPr>
-        <w:t>,</w:t>
-      </w:r>
-      <w:r>
-        <w:rPr>
-          <w:rFonts w:asciiTheme="minorHAnsi" w:eastAsiaTheme="minorHAnsi" w:hAnsiTheme="minorHAnsi" w:cstheme="minorBidi"/>
-          <w:color w:val="auto"/>
-          <w:sz w:val="24"/>
-          <w:szCs w:val="24"/>
-        </w:rPr>
-        <w:t xml:space="preserve"> the cost of the attacker's strongest move rises while the defender's means of imposing that cost stays cheap. For a state that cannot buy conventional scale, this is the mechanism by which scarcity stops being decisive</w:t>
-      </w:r>
-      <w:r>
-        <w:rPr>
-          <w:rFonts w:asciiTheme="minorHAnsi" w:eastAsiaTheme="minorHAnsi" w:hAnsiTheme="minorHAnsi" w:cstheme="minorBidi"/>
-          <w:color w:val="auto"/>
-          <w:sz w:val="24"/>
-          <w:szCs w:val="24"/>
-        </w:rPr>
-        <w:t xml:space="preserve"> – </w:t>
-      </w:r>
-      <w:r>
-        <w:rPr>
-          <w:rFonts w:asciiTheme="minorHAnsi" w:eastAsiaTheme="minorHAnsi" w:hAnsiTheme="minorHAnsi" w:cstheme="minorBidi"/>
-          <w:color w:val="auto"/>
-          <w:sz w:val="24"/>
-          <w:szCs w:val="24"/>
-        </w:rPr>
-        <w:t>denial without parity.</w:t>
-      </w:r>
-    </w:p>
-    <w:p>
-      <w:pPr>
-        <w:pStyle w:val="Heading2"/>
-        <w:rPr>
-          <w:rFonts w:asciiTheme="minorHAnsi" w:eastAsiaTheme="minorHAnsi" w:hAnsiTheme="minorHAnsi" w:cstheme="minorBidi"/>
-          <w:color w:val="auto"/>
-          <w:sz w:val="24"/>
-          <w:szCs w:val="24"/>
-        </w:rPr>
-      </w:pPr>
-      <w:r>
-        <w:rPr>
-          <w:rFonts w:asciiTheme="minorHAnsi" w:eastAsiaTheme="minorHAnsi" w:hAnsiTheme="minorHAnsi" w:cstheme="minorBidi"/>
-          <w:color w:val="auto"/>
-          <w:sz w:val="24"/>
-          <w:szCs w:val="24"/>
-        </w:rPr>
-        <w:t>A useful heuristic is</w:t>
-      </w:r>
-      <w:r>
-        <w:rPr>
-          <w:rFonts w:asciiTheme="minorHAnsi" w:eastAsiaTheme="minorHAnsi" w:hAnsiTheme="minorHAnsi" w:cstheme="minorBidi"/>
-          <w:color w:val="auto"/>
-          <w:sz w:val="24"/>
-          <w:szCs w:val="24"/>
-        </w:rPr>
-        <w:t xml:space="preserve"> a like-for-like price </w:t>
-      </w:r>
-      <w:proofErr w:type="gramStart"/>
-      <w:r>
-        <w:rPr>
-          <w:rFonts w:asciiTheme="minorHAnsi" w:eastAsiaTheme="minorHAnsi" w:hAnsiTheme="minorHAnsi" w:cstheme="minorBidi"/>
-          <w:color w:val="auto"/>
-          <w:sz w:val="24"/>
-          <w:szCs w:val="24"/>
-        </w:rPr>
-        <w:t>comparison</w:t>
-      </w:r>
-      <w:proofErr w:type="gramEnd"/>
-      <w:r>
-        <w:rPr>
-          <w:rFonts w:asciiTheme="minorHAnsi" w:eastAsiaTheme="minorHAnsi" w:hAnsiTheme="minorHAnsi" w:cstheme="minorBidi"/>
-          <w:color w:val="auto"/>
-          <w:sz w:val="24"/>
-          <w:szCs w:val="24"/>
-        </w:rPr>
-        <w:t xml:space="preserve"> and</w:t>
-      </w:r>
-      <w:r>
-        <w:rPr>
-          <w:rFonts w:asciiTheme="minorHAnsi" w:eastAsiaTheme="minorHAnsi" w:hAnsiTheme="minorHAnsi" w:cstheme="minorBidi"/>
-          <w:color w:val="auto"/>
-          <w:sz w:val="24"/>
-          <w:szCs w:val="24"/>
-        </w:rPr>
-        <w:t xml:space="preserve"> it holds only if both sides are quoted on the same basis. Ireland's Block F Javelin costs €197,727 per round, exclusive of VAT. A fibre-optic FPV one-way attack munition delivering a comparable mobility kill costs from €1,375 at ten kilometres to €3,673 at seventy, also exclusive of VAT. Divided like for like, one Javelin buys what between fifty-four and one hundred and forty-four drones cost</w:t>
-      </w:r>
-      <w:r>
-        <w:rPr>
-          <w:rFonts w:asciiTheme="minorHAnsi" w:eastAsiaTheme="minorHAnsi" w:hAnsiTheme="minorHAnsi" w:cstheme="minorBidi"/>
-          <w:color w:val="auto"/>
-          <w:sz w:val="24"/>
-          <w:szCs w:val="24"/>
-        </w:rPr>
-        <w:t xml:space="preserve"> – </w:t>
-      </w:r>
-      <w:r>
-        <w:rPr>
-          <w:rFonts w:asciiTheme="minorHAnsi" w:eastAsiaTheme="minorHAnsi" w:hAnsiTheme="minorHAnsi" w:cstheme="minorBidi"/>
-          <w:color w:val="auto"/>
-          <w:sz w:val="24"/>
-          <w:szCs w:val="24"/>
-        </w:rPr>
-        <w:t xml:space="preserve">the 1:54 to 1:144 ratio. </w:t>
-      </w:r>
-      <w:r>
-        <w:rPr>
-          <w:rFonts w:asciiTheme="minorHAnsi" w:eastAsiaTheme="minorHAnsi" w:hAnsiTheme="minorHAnsi" w:cstheme="minorBidi"/>
-          <w:color w:val="auto"/>
-          <w:sz w:val="24"/>
-          <w:szCs w:val="24"/>
-        </w:rPr>
-        <w:t>D</w:t>
-      </w:r>
-      <w:r>
-        <w:rPr>
-          <w:rFonts w:asciiTheme="minorHAnsi" w:eastAsiaTheme="minorHAnsi" w:hAnsiTheme="minorHAnsi" w:cstheme="minorBidi"/>
-          <w:color w:val="auto"/>
-          <w:sz w:val="24"/>
-          <w:szCs w:val="24"/>
-        </w:rPr>
-        <w:t>rones reliably immobilise armour rather than destroy it</w:t>
-      </w:r>
-      <w:r>
-        <w:rPr>
-          <w:rFonts w:asciiTheme="minorHAnsi" w:eastAsiaTheme="minorHAnsi" w:hAnsiTheme="minorHAnsi" w:cstheme="minorBidi"/>
-          <w:color w:val="auto"/>
-          <w:sz w:val="24"/>
-          <w:szCs w:val="24"/>
-        </w:rPr>
-        <w:t xml:space="preserve"> and</w:t>
-      </w:r>
-      <w:r>
-        <w:rPr>
-          <w:rFonts w:asciiTheme="minorHAnsi" w:eastAsiaTheme="minorHAnsi" w:hAnsiTheme="minorHAnsi" w:cstheme="minorBidi"/>
-          <w:color w:val="auto"/>
-          <w:sz w:val="24"/>
-          <w:szCs w:val="24"/>
-        </w:rPr>
-        <w:t xml:space="preserve"> several</w:t>
-      </w:r>
-      <w:r>
-        <w:rPr>
-          <w:rFonts w:asciiTheme="minorHAnsi" w:eastAsiaTheme="minorHAnsi" w:hAnsiTheme="minorHAnsi" w:cstheme="minorBidi"/>
-          <w:color w:val="auto"/>
-          <w:sz w:val="24"/>
-          <w:szCs w:val="24"/>
-        </w:rPr>
-        <w:t xml:space="preserve"> (even 20+)</w:t>
-      </w:r>
-      <w:r>
-        <w:rPr>
-          <w:rFonts w:asciiTheme="minorHAnsi" w:eastAsiaTheme="minorHAnsi" w:hAnsiTheme="minorHAnsi" w:cstheme="minorBidi"/>
-          <w:color w:val="auto"/>
-          <w:sz w:val="24"/>
-          <w:szCs w:val="24"/>
-        </w:rPr>
-        <w:t xml:space="preserve"> may be needed per target. But the direction is unambiguous</w:t>
-      </w:r>
-      <w:r>
-        <w:rPr>
-          <w:rFonts w:asciiTheme="minorHAnsi" w:eastAsiaTheme="minorHAnsi" w:hAnsiTheme="minorHAnsi" w:cstheme="minorBidi"/>
-          <w:color w:val="auto"/>
-          <w:sz w:val="24"/>
-          <w:szCs w:val="24"/>
-        </w:rPr>
-        <w:t xml:space="preserve"> – </w:t>
-      </w:r>
-      <w:r>
-        <w:rPr>
-          <w:rFonts w:asciiTheme="minorHAnsi" w:eastAsiaTheme="minorHAnsi" w:hAnsiTheme="minorHAnsi" w:cstheme="minorBidi"/>
-          <w:color w:val="auto"/>
-          <w:sz w:val="24"/>
-          <w:szCs w:val="24"/>
-        </w:rPr>
-        <w:t xml:space="preserve">mass precision effect </w:t>
-      </w:r>
-      <w:r>
-        <w:rPr>
-          <w:rFonts w:asciiTheme="minorHAnsi" w:eastAsiaTheme="minorHAnsi" w:hAnsiTheme="minorHAnsi" w:cstheme="minorBidi"/>
-          <w:color w:val="auto"/>
-          <w:sz w:val="24"/>
-          <w:szCs w:val="24"/>
-        </w:rPr>
-        <w:t>is no longer the purview</w:t>
-      </w:r>
-      <w:r>
-        <w:rPr>
-          <w:rFonts w:asciiTheme="minorHAnsi" w:eastAsiaTheme="minorHAnsi" w:hAnsiTheme="minorHAnsi" w:cstheme="minorBidi"/>
-          <w:color w:val="auto"/>
-          <w:sz w:val="24"/>
-          <w:szCs w:val="24"/>
-        </w:rPr>
-        <w:t xml:space="preserve"> of the well-funded alone.</w:t>
-      </w:r>
-    </w:p>
-    <w:p>
-      <w:r>
-        <w:rPr>
-          <w:noProof/>
-        </w:rPr>
         <w:drawing>
-          <wp:inline distT="0" distB="0" distL="0" distR="0" wp14:anchorId="2239C26D" wp14:editId="1CE4A65E">
-            <wp:extent cx="5731510" cy="1751965"/>
-            <wp:effectExtent l="0" t="0" r="2540" b="635"/>
-            <wp:docPr id="749485391" name="Picture 1"/>
+          <wp:inline distT="0" distB="0" distL="0" distR="0" wp14:anchorId="27087215" wp14:editId="0A0D5B03">
+            <wp:extent cx="5731510" cy="1757045"/>
+            <wp:effectExtent l="0" t="0" r="2540" b="0"/>
+            <wp:docPr id="177895998" name="Picture 1"/>
             <wp:cNvGraphicFramePr>
               <a:graphicFrameLocks xmlns:a="http://schemas.openxmlformats.org/drawingml/2006/main" noChangeAspect="1"/>
             </wp:cNvGraphicFramePr>
@@ -1835,7 +1415,7 @@
               <a:graphicData uri="http://schemas.openxmlformats.org/drawingml/2006/picture">
                 <pic:pic xmlns:pic="http://schemas.openxmlformats.org/drawingml/2006/picture">
                   <pic:nvPicPr>
-                    <pic:cNvPr id="749485391" name=""/>
+                    <pic:cNvPr id="177895998" name=""/>
                     <pic:cNvPicPr/>
                   </pic:nvPicPr>
                   <pic:blipFill>
@@ -1847,7 +1427,7 @@
                   <pic:spPr>
                     <a:xfrm>
                       <a:off x="0" y="0"/>
-                      <a:ext cx="5731510" cy="1751965"/>
+                      <a:ext cx="5731510" cy="1757045"/>
                     </a:xfrm>
                     <a:prstGeom prst="rect">
                       <a:avLst/>
@@ -1862,6 +1442,44 @@
     </w:p>
     <w:p>
       <w:pPr>
+        <w:pStyle w:val="Caption"/>
+        <w:jc w:val="center"/>
+      </w:pPr>
+      <w:bookmarkStart w:id="0" w:name="_Ref233053446"/>
+      <w:r>
+        <w:t xml:space="preserve">Table </w:t>
+      </w:r>
+      <w:r>
+        <w:fldChar w:fldCharType="begin"/>
+      </w:r>
+      <w:r>
+        <w:instrText xml:space="preserve"> SEQ Table \* ARABIC </w:instrText>
+      </w:r>
+      <w:r>
+        <w:fldChar w:fldCharType="separate"/>
+      </w:r>
+      <w:r>
+        <w:rPr>
+          <w:noProof/>
+        </w:rPr>
+        <w:t>1</w:t>
+      </w:r>
+      <w:r>
+        <w:fldChar w:fldCharType="end"/>
+      </w:r>
+      <w:bookmarkEnd w:id="0"/>
+      <w:r>
+        <w:t xml:space="preserve">. </w:t>
+      </w:r>
+      <w:r>
+        <w:t>Comparative Anti-Armour Cost-Imposition Model</w:t>
+      </w:r>
+      <w:r>
+        <w:t>: ATGMs versus FPV-OWADs and Loitering-OWADs</w:t>
+      </w:r>
+    </w:p>
+    <w:p>
+      <w:pPr>
         <w:pStyle w:val="Heading2"/>
         <w:rPr>
           <w:rFonts w:asciiTheme="minorHAnsi" w:eastAsiaTheme="minorHAnsi" w:hAnsiTheme="minorHAnsi" w:cstheme="minorBidi"/>
@@ -1878,61 +1496,7 @@
           <w:szCs w:val="24"/>
         </w:rPr>
         <w:lastRenderedPageBreak/>
-        <w:t>Ireland has long rested an implicit bargain on cost: serious territorial defence means conventional mass</w:t>
-      </w:r>
-      <w:r>
-        <w:rPr>
-          <w:rFonts w:asciiTheme="minorHAnsi" w:eastAsiaTheme="minorHAnsi" w:hAnsiTheme="minorHAnsi" w:cstheme="minorBidi"/>
-          <w:color w:val="auto"/>
-          <w:sz w:val="24"/>
-          <w:szCs w:val="24"/>
-        </w:rPr>
-        <w:t xml:space="preserve"> – </w:t>
-      </w:r>
-      <w:r>
-        <w:rPr>
-          <w:rFonts w:asciiTheme="minorHAnsi" w:eastAsiaTheme="minorHAnsi" w:hAnsiTheme="minorHAnsi" w:cstheme="minorBidi"/>
-          <w:color w:val="auto"/>
-          <w:sz w:val="24"/>
-          <w:szCs w:val="24"/>
-        </w:rPr>
-        <w:t>armour, air defence, layered fires</w:t>
-      </w:r>
-      <w:r>
-        <w:rPr>
-          <w:rFonts w:asciiTheme="minorHAnsi" w:eastAsiaTheme="minorHAnsi" w:hAnsiTheme="minorHAnsi" w:cstheme="minorBidi"/>
-          <w:color w:val="auto"/>
-          <w:sz w:val="24"/>
-          <w:szCs w:val="24"/>
-        </w:rPr>
-        <w:t xml:space="preserve"> – </w:t>
-      </w:r>
-      <w:r>
-        <w:rPr>
-          <w:rFonts w:asciiTheme="minorHAnsi" w:eastAsiaTheme="minorHAnsi" w:hAnsiTheme="minorHAnsi" w:cstheme="minorBidi"/>
-          <w:color w:val="auto"/>
-          <w:sz w:val="24"/>
-          <w:szCs w:val="24"/>
-        </w:rPr>
-        <w:t>and conventional mass is unaffordable, so the ambition is quietly set aside. That logic held only while imposing cost on an attacker required matching his platforms. It no longer does. If a defender can make lodgement, movement and sustainment dangerous using systems priced in the hundreds, the premise that credibility is financially out of reach collapses. The constraint shifts from money to organisation. For an island, the case sharpens further: any hostile ground force must first arrive by sea or air, concentrating at a predictable, observable point of entry</w:t>
-      </w:r>
-      <w:r>
-        <w:rPr>
-          <w:rFonts w:asciiTheme="minorHAnsi" w:eastAsiaTheme="minorHAnsi" w:hAnsiTheme="minorHAnsi" w:cstheme="minorBidi"/>
-          <w:color w:val="auto"/>
-          <w:sz w:val="24"/>
-          <w:szCs w:val="24"/>
-        </w:rPr>
-        <w:t xml:space="preserve"> – </w:t>
-      </w:r>
-      <w:r>
-        <w:rPr>
-          <w:rFonts w:asciiTheme="minorHAnsi" w:eastAsiaTheme="minorHAnsi" w:hAnsiTheme="minorHAnsi" w:cstheme="minorBidi"/>
-          <w:color w:val="auto"/>
-          <w:sz w:val="24"/>
-          <w:szCs w:val="24"/>
-        </w:rPr>
-        <w:t xml:space="preserve">precisely the moment cheap precision strike punishes most. </w:t>
+        <w:t>Ireland has long treated serious territorial defence as financially unreachable, because credibility was assumed to require conventional mass. UxS break that premise: if cheap precision systems can make lodgement, movement and sustainment costly, the constraint shifts from money to organisation. For an island state, any hostile ground force must first arrive by sea or air, concentrating at a predictable point of entry – where exposure is highest and cheap precision strike most punishing.</w:t>
       </w:r>
     </w:p>
     <w:p>
@@ -1970,36 +1534,16 @@
           <w:sz w:val="24"/>
           <w:szCs w:val="24"/>
         </w:rPr>
-        <w:t xml:space="preserve"> </w:t>
-      </w:r>
-      <w:proofErr w:type="gramStart"/>
-      <w:r>
-        <w:rPr>
-          <w:rFonts w:asciiTheme="minorHAnsi" w:eastAsiaTheme="minorHAnsi" w:hAnsiTheme="minorHAnsi" w:cstheme="minorBidi"/>
-          <w:color w:val="auto"/>
-          <w:sz w:val="24"/>
-          <w:szCs w:val="24"/>
-        </w:rPr>
-        <w:t>needs</w:t>
-      </w:r>
-      <w:proofErr w:type="gramEnd"/>
-      <w:r>
-        <w:rPr>
-          <w:rFonts w:asciiTheme="minorHAnsi" w:eastAsiaTheme="minorHAnsi" w:hAnsiTheme="minorHAnsi" w:cstheme="minorBidi"/>
-          <w:color w:val="auto"/>
-          <w:sz w:val="24"/>
-          <w:szCs w:val="24"/>
-        </w:rPr>
-        <w:t xml:space="preserve"> only to impose enough delay, attrition and uncertainty that the operation's price climbs past what the aggressor will pay</w:t>
-      </w:r>
-      <w:r>
-        <w:rPr>
-          <w:rFonts w:asciiTheme="minorHAnsi" w:eastAsiaTheme="minorHAnsi" w:hAnsiTheme="minorHAnsi" w:cstheme="minorBidi"/>
-          <w:color w:val="auto"/>
-          <w:sz w:val="24"/>
-          <w:szCs w:val="24"/>
-        </w:rPr>
-        <w:t xml:space="preserve"> – </w:t>
+        <w:t xml:space="preserve"> needs only to impose enough delay, attrition and uncertainty that the operation's price climbs past what the aggressor will pay</w:t>
+      </w:r>
+      <w:r>
+        <w:rPr>
+          <w:rFonts w:asciiTheme="minorHAnsi" w:eastAsiaTheme="minorHAnsi" w:hAnsiTheme="minorHAnsi" w:cstheme="minorBidi"/>
+          <w:color w:val="auto"/>
+          <w:sz w:val="24"/>
+          <w:szCs w:val="24"/>
+        </w:rPr>
+        <w:t xml:space="preserve"> — </w:t>
       </w:r>
       <w:r>
         <w:rPr>
@@ -2017,7 +1561,7 @@
           <w:sz w:val="24"/>
           <w:szCs w:val="24"/>
         </w:rPr>
-        <w:t xml:space="preserve"> – </w:t>
+        <w:t xml:space="preserve"> — </w:t>
       </w:r>
       <w:r>
         <w:rPr>
@@ -2073,7 +1617,7 @@
           <w:sz w:val="24"/>
           <w:szCs w:val="24"/>
         </w:rPr>
-        <w:t xml:space="preserve"> – </w:t>
+        <w:t xml:space="preserve"> — </w:t>
       </w:r>
       <w:r>
         <w:rPr>
@@ -2091,45 +1635,25 @@
           <w:sz w:val="24"/>
           <w:szCs w:val="24"/>
         </w:rPr>
-        <w:t xml:space="preserve"> – </w:t>
-      </w:r>
-      <w:r>
-        <w:rPr>
-          <w:rFonts w:asciiTheme="minorHAnsi" w:eastAsiaTheme="minorHAnsi" w:hAnsiTheme="minorHAnsi" w:cstheme="minorBidi"/>
-          <w:color w:val="auto"/>
-          <w:sz w:val="24"/>
-          <w:szCs w:val="24"/>
-        </w:rPr>
-        <w:t xml:space="preserve">built into a force </w:t>
-      </w:r>
-      <w:proofErr w:type="gramStart"/>
-      <w:r>
-        <w:rPr>
-          <w:rFonts w:asciiTheme="minorHAnsi" w:eastAsiaTheme="minorHAnsi" w:hAnsiTheme="minorHAnsi" w:cstheme="minorBidi"/>
-          <w:color w:val="auto"/>
-          <w:sz w:val="24"/>
-          <w:szCs w:val="24"/>
-        </w:rPr>
-        <w:t>actually organised</w:t>
-      </w:r>
-      <w:proofErr w:type="gramEnd"/>
-      <w:r>
-        <w:rPr>
-          <w:rFonts w:asciiTheme="minorHAnsi" w:eastAsiaTheme="minorHAnsi" w:hAnsiTheme="minorHAnsi" w:cstheme="minorBidi"/>
-          <w:color w:val="auto"/>
-          <w:sz w:val="24"/>
-          <w:szCs w:val="24"/>
-        </w:rPr>
-        <w:t>, trained and structured to use it, not bolted onto legacy units. It must be institutionally sustained</w:t>
-      </w:r>
-      <w:r>
-        <w:rPr>
-          <w:rFonts w:asciiTheme="minorHAnsi" w:eastAsiaTheme="minorHAnsi" w:hAnsiTheme="minorHAnsi" w:cstheme="minorBidi"/>
-          <w:color w:val="auto"/>
-          <w:sz w:val="24"/>
-          <w:szCs w:val="24"/>
-        </w:rPr>
-        <w:t xml:space="preserve"> – </w:t>
+        <w:t xml:space="preserve"> — </w:t>
+      </w:r>
+      <w:r>
+        <w:rPr>
+          <w:rFonts w:asciiTheme="minorHAnsi" w:eastAsiaTheme="minorHAnsi" w:hAnsiTheme="minorHAnsi" w:cstheme="minorBidi"/>
+          <w:color w:val="auto"/>
+          <w:sz w:val="24"/>
+          <w:szCs w:val="24"/>
+        </w:rPr>
+        <w:t>built into a force actually organised, trained and structured to use it, not bolted onto legacy units. It must be institutionally sustained</w:t>
+      </w:r>
+      <w:r>
+        <w:rPr>
+          <w:rFonts w:asciiTheme="minorHAnsi" w:eastAsiaTheme="minorHAnsi" w:hAnsiTheme="minorHAnsi" w:cstheme="minorBidi"/>
+          <w:color w:val="auto"/>
+          <w:sz w:val="24"/>
+          <w:szCs w:val="24"/>
+        </w:rPr>
+        <w:t xml:space="preserve"> — </w:t>
       </w:r>
       <w:r>
         <w:rPr>
@@ -2147,7 +1671,7 @@
           <w:sz w:val="24"/>
           <w:szCs w:val="24"/>
         </w:rPr>
-        <w:t xml:space="preserve"> – </w:t>
+        <w:t xml:space="preserve"> — </w:t>
       </w:r>
       <w:r>
         <w:rPr>
@@ -2203,7 +1727,7 @@
           <w:sz w:val="24"/>
           <w:szCs w:val="24"/>
         </w:rPr>
-        <w:t xml:space="preserve"> – </w:t>
+        <w:t xml:space="preserve"> — </w:t>
       </w:r>
       <w:r>
         <w:rPr>
@@ -2257,7 +1781,7 @@
           <w:sz w:val="24"/>
           <w:szCs w:val="24"/>
         </w:rPr>
-        <w:t xml:space="preserve"> – </w:t>
+        <w:t xml:space="preserve"> — </w:t>
       </w:r>
       <w:r>
         <w:rPr>
@@ -2286,28 +1810,91 @@
           <w:sz w:val="24"/>
           <w:szCs w:val="24"/>
         </w:rPr>
+        <w:t xml:space="preserve">– </w:t>
+      </w:r>
+      <w:r>
+        <w:rPr>
+          <w:rFonts w:asciiTheme="minorHAnsi" w:eastAsiaTheme="minorHAnsi" w:hAnsiTheme="minorHAnsi" w:cstheme="minorBidi"/>
+          <w:color w:val="auto"/>
+          <w:sz w:val="24"/>
+          <w:szCs w:val="24"/>
+        </w:rPr>
+        <w:t>which is precisely why the constraint that stalled Irish defence no longer holds.</w:t>
+      </w:r>
+    </w:p>
+    <w:p>
+      <w:pPr>
+        <w:pStyle w:val="Heading2"/>
+        <w:rPr>
+          <w:rFonts w:asciiTheme="minorHAnsi" w:eastAsiaTheme="minorHAnsi" w:hAnsiTheme="minorHAnsi" w:cstheme="minorBidi"/>
+          <w:color w:val="auto"/>
+          <w:sz w:val="24"/>
+          <w:szCs w:val="24"/>
+        </w:rPr>
+      </w:pPr>
+      <w:r>
+        <w:rPr>
+          <w:rFonts w:asciiTheme="minorHAnsi" w:eastAsiaTheme="minorHAnsi" w:hAnsiTheme="minorHAnsi" w:cstheme="minorBidi"/>
+          <w:color w:val="auto"/>
+          <w:sz w:val="24"/>
+          <w:szCs w:val="24"/>
+        </w:rPr>
         <w:lastRenderedPageBreak/>
-        <w:t xml:space="preserve">One objection runs: change is uncertain, resources unallocated, other programmes mid-stream. Each clause is true. None is a reason to stand still. The quieter version is that force design must fit the platform – an eight-seat carrier sets the section, the section sets the fight. That inverts the logic. The threat sets the survivable section; the carrier is procurement's problem. A vehicle that seats eight when survival demands fourteen is not a cap on the section – it is the wrong vehicle. Nor is experimentation the disruption the objection fears; it is the hedge against it. A trial section commits nothing and costs almost nothing – the iteration a resource-uncertain force should want. The expensive mistake is not testing too early. It is fielding a structure the evidence already calls </w:t>
-      </w:r>
-      <w:proofErr w:type="gramStart"/>
-      <w:r>
-        <w:rPr>
-          <w:rFonts w:asciiTheme="minorHAnsi" w:eastAsiaTheme="minorHAnsi" w:hAnsiTheme="minorHAnsi" w:cstheme="minorBidi"/>
-          <w:color w:val="auto"/>
-          <w:sz w:val="24"/>
-          <w:szCs w:val="24"/>
-        </w:rPr>
-        <w:t>obsolete, and</w:t>
-      </w:r>
-      <w:proofErr w:type="gramEnd"/>
-      <w:r>
-        <w:rPr>
-          <w:rFonts w:asciiTheme="minorHAnsi" w:eastAsiaTheme="minorHAnsi" w:hAnsiTheme="minorHAnsi" w:cstheme="minorBidi"/>
-          <w:color w:val="auto"/>
-          <w:sz w:val="24"/>
-          <w:szCs w:val="24"/>
-        </w:rPr>
-        <w:t xml:space="preserve"> discovering it under fire.</w:t>
+        <w:t xml:space="preserve">One objection runs: change is uncertain, resources unallocated, other programmes mid-stream. Each clause is true. None is a reason to stand still. The quieter version is that force design must fit the platform </w:t>
+      </w:r>
+      <w:r>
+        <w:rPr>
+          <w:rFonts w:asciiTheme="minorHAnsi" w:eastAsiaTheme="minorHAnsi" w:hAnsiTheme="minorHAnsi" w:cstheme="minorBidi"/>
+          <w:color w:val="auto"/>
+          <w:sz w:val="24"/>
+          <w:szCs w:val="24"/>
+        </w:rPr>
+        <w:t>—</w:t>
+      </w:r>
+      <w:r>
+        <w:rPr>
+          <w:rFonts w:asciiTheme="minorHAnsi" w:eastAsiaTheme="minorHAnsi" w:hAnsiTheme="minorHAnsi" w:cstheme="minorBidi"/>
+          <w:color w:val="auto"/>
+          <w:sz w:val="24"/>
+          <w:szCs w:val="24"/>
+        </w:rPr>
+        <w:t xml:space="preserve"> an eight-seat carrier sets the section, the section sets the fight. That inverts the logic. The threat sets the survivable section; the carrier is procurement's problem. A vehicle that seats eight when survival demands fourteen is not a cap on the section </w:t>
+      </w:r>
+      <w:r>
+        <w:rPr>
+          <w:rFonts w:asciiTheme="minorHAnsi" w:eastAsiaTheme="minorHAnsi" w:hAnsiTheme="minorHAnsi" w:cstheme="minorBidi"/>
+          <w:color w:val="auto"/>
+          <w:sz w:val="24"/>
+          <w:szCs w:val="24"/>
+        </w:rPr>
+        <w:t>—</w:t>
+      </w:r>
+      <w:r>
+        <w:rPr>
+          <w:rFonts w:asciiTheme="minorHAnsi" w:eastAsiaTheme="minorHAnsi" w:hAnsiTheme="minorHAnsi" w:cstheme="minorBidi"/>
+          <w:color w:val="auto"/>
+          <w:sz w:val="24"/>
+          <w:szCs w:val="24"/>
+        </w:rPr>
+        <w:t xml:space="preserve"> it is the wrong vehicle. Nor is experimentation the disruption the objection fears; it is the hedge against it. A trial section commits nothing and costs almost nothing </w:t>
+      </w:r>
+      <w:r>
+        <w:rPr>
+          <w:rFonts w:asciiTheme="minorHAnsi" w:eastAsiaTheme="minorHAnsi" w:hAnsiTheme="minorHAnsi" w:cstheme="minorBidi"/>
+          <w:color w:val="auto"/>
+          <w:sz w:val="24"/>
+          <w:szCs w:val="24"/>
+        </w:rPr>
+        <w:t>—</w:t>
+      </w:r>
+      <w:r>
+        <w:rPr>
+          <w:rFonts w:asciiTheme="minorHAnsi" w:eastAsiaTheme="minorHAnsi" w:hAnsiTheme="minorHAnsi" w:cstheme="minorBidi"/>
+          <w:color w:val="auto"/>
+          <w:sz w:val="24"/>
+          <w:szCs w:val="24"/>
+        </w:rPr>
+        <w:t xml:space="preserve"> the iteration a resource-uncertain force should want. The expensive mistake is not testing too early. It is fielding a structure the evidence already calls obsolete, and discovering it under fire.</w:t>
       </w:r>
     </w:p>
     <w:p>
@@ -2441,15 +2028,7 @@
         </w:numPr>
       </w:pPr>
       <w:r>
-        <w:t xml:space="preserve">why cheap </w:t>
-      </w:r>
-      <w:proofErr w:type="spellStart"/>
-      <w:r>
-        <w:t>UxS</w:t>
-      </w:r>
-      <w:proofErr w:type="spellEnd"/>
-      <w:r>
-        <w:t xml:space="preserve"> don't remove the need for political prioritisation</w:t>
+        <w:t>why cheap UxS don't remove the need for political prioritisation</w:t>
       </w:r>
     </w:p>
     <w:p>
@@ -2464,23 +2043,7 @@
           <w:i/>
           <w:iCs/>
         </w:rPr>
-        <w:t xml:space="preserve">Line to </w:t>
-      </w:r>
-      <w:proofErr w:type="gramStart"/>
-      <w:r>
-        <w:rPr>
-          <w:i/>
-          <w:iCs/>
-        </w:rPr>
-        <w:t>prove:</w:t>
-      </w:r>
-      <w:proofErr w:type="gramEnd"/>
-      <w:r>
-        <w:rPr>
-          <w:i/>
-          <w:iCs/>
-        </w:rPr>
-        <w:t xml:space="preserve"> drone denial is cheap against conventional mass, but still needs ownership because it reallocates doctrine, training, establishments, procurement and public explanation around territorial defence.</w:t>
+        <w:t>Line to prove: drone denial is cheap against conventional mass, but still needs ownership because it reallocates doctrine, training, establishments, procurement and public explanation around territorial defence.</w:t>
       </w:r>
     </w:p>
     <w:p>
@@ -2660,23 +2223,7 @@
           <w:i/>
           <w:iCs/>
         </w:rPr>
-        <w:t xml:space="preserve">Line to </w:t>
-      </w:r>
-      <w:proofErr w:type="gramStart"/>
-      <w:r>
-        <w:rPr>
-          <w:i/>
-          <w:iCs/>
-        </w:rPr>
-        <w:t>prove:</w:t>
-      </w:r>
-      <w:proofErr w:type="gramEnd"/>
-      <w:r>
-        <w:rPr>
-          <w:i/>
-          <w:iCs/>
-        </w:rPr>
-        <w:t xml:space="preserve"> cheap systems create the opportunity; institutions create the deterrent.</w:t>
+        <w:t>Line to prove: cheap systems create the opportunity; institutions create the deterrent.</w:t>
       </w:r>
     </w:p>
     <w:p/>
@@ -2832,31 +2379,7 @@
         <w:footnoteRef/>
       </w:r>
       <w:r>
-        <w:t xml:space="preserve"> </w:t>
-      </w:r>
-      <w:proofErr w:type="spellStart"/>
-      <w:r>
-        <w:t>Statsministeriet</w:t>
-      </w:r>
-      <w:proofErr w:type="spellEnd"/>
-      <w:r>
-        <w:t xml:space="preserve"> (2026). </w:t>
-      </w:r>
-      <w:proofErr w:type="spellStart"/>
-      <w:r>
-        <w:t>Fællesudtalelse</w:t>
-      </w:r>
-      <w:proofErr w:type="spellEnd"/>
-      <w:r>
-        <w:t xml:space="preserve"> om </w:t>
-      </w:r>
-      <w:proofErr w:type="spellStart"/>
-      <w:r>
-        <w:t>Grønland</w:t>
-      </w:r>
-      <w:proofErr w:type="spellEnd"/>
-      <w:r>
-        <w:t xml:space="preserve"> [online]. Available at: https://s</w:t>
+        <w:t xml:space="preserve"> Statsministeriet (2026). Fællesudtalelse om Grønland [online]. Available at: https://s</w:t>
       </w:r>
     </w:p>
     <w:p>
@@ -2880,7 +2403,31 @@
         <w:footnoteRef/>
       </w:r>
       <w:r>
-        <w:t xml:space="preserve"> TM 201</w:t>
+        <w:t xml:space="preserve"> </w:t>
+      </w:r>
+      <w:r>
+        <w:t xml:space="preserve">European Defence Agency. </w:t>
+      </w:r>
+      <w:r>
+        <w:rPr>
+          <w:i/>
+          <w:iCs/>
+        </w:rPr>
+        <w:t>The 2023 EU Capability Development Priorities: To Be Ready</w:t>
+      </w:r>
+      <w:r>
+        <w:t xml:space="preserve">. Brussels: European Defence Agency, 2023. Available at: </w:t>
+      </w:r>
+      <w:hyperlink r:id="rId1" w:history="1">
+        <w:r>
+          <w:rPr>
+            <w:rStyle w:val="Hyperlink"/>
+          </w:rPr>
+          <w:t>https://eda.europa.eu/docs/default-source/eda-publications/2023-eu-capability-development-priorities.pdf</w:t>
+        </w:r>
+      </w:hyperlink>
+      <w:r>
+        <w:t xml:space="preserve"> (accessed 22 June 2026).</w:t>
       </w:r>
     </w:p>
   </w:footnote>
@@ -2899,29 +2446,85 @@
         <w:t xml:space="preserve"> </w:t>
       </w:r>
       <w:r>
-        <w:t xml:space="preserve">O'Connor, N. </w:t>
+        <w:t xml:space="preserve">NATO Allied Command Transformation. </w:t>
       </w:r>
       <w:r>
         <w:rPr>
           <w:i/>
           <w:iCs/>
         </w:rPr>
-        <w:t>Ireland Could Be About to Sign €600m Armoured Vehicles Deal, French Arms Firm Says</w:t>
-      </w:r>
-      <w:r>
-        <w:t xml:space="preserve">. </w:t>
+        <w:t>NATO CD&amp;E Handbook: A Concept Developer's Toolbox</w:t>
+      </w:r>
+      <w:r>
+        <w:t xml:space="preserve">. Norfolk, VA: Allied Command Transformation, 2023. Available at: </w:t>
+      </w:r>
+      <w:hyperlink r:id="rId2" w:history="1">
+        <w:r>
+          <w:rPr>
+            <w:rStyle w:val="Hyperlink"/>
+          </w:rPr>
+          <w:t>https://www.act.nato.int/wp-content/uploads/2023/05/NATO-ACT-CDE-Handbook_A_Concept_Developers_Toolbox.pdf</w:t>
+        </w:r>
+      </w:hyperlink>
+      <w:r>
+        <w:t xml:space="preserve"> (accessed 22 June 2026).</w:t>
+      </w:r>
+    </w:p>
+  </w:footnote>
+  <w:footnote w:id="7">
+    <w:p>
+      <w:pPr>
+        <w:pStyle w:val="FootnoteText"/>
+      </w:pPr>
+      <w:r>
+        <w:rPr>
+          <w:rStyle w:val="FootnoteReference"/>
+        </w:rPr>
+        <w:footnoteRef/>
+      </w:r>
+      <w:r>
+        <w:t xml:space="preserve"> TM 201</w:t>
+      </w:r>
+    </w:p>
+  </w:footnote>
+  <w:footnote w:id="8">
+    <w:p>
+      <w:pPr>
+        <w:pStyle w:val="FootnoteText"/>
+      </w:pPr>
+      <w:r>
+        <w:rPr>
+          <w:rStyle w:val="FootnoteReference"/>
+        </w:rPr>
+        <w:footnoteRef/>
+      </w:r>
+      <w:r>
+        <w:t xml:space="preserve"> </w:t>
+      </w:r>
+      <w:r>
+        <w:t xml:space="preserve">O'Connor, N. </w:t>
       </w:r>
       <w:r>
         <w:rPr>
           <w:i/>
           <w:iCs/>
         </w:rPr>
+        <w:t>Ireland Could Be About to Sign €600m Armoured Vehicles Deal, French Arms Firm Says</w:t>
+      </w:r>
+      <w:r>
+        <w:t xml:space="preserve">. </w:t>
+      </w:r>
+      <w:r>
+        <w:rPr>
+          <w:i/>
+          <w:iCs/>
+        </w:rPr>
         <w:t>The Journal</w:t>
       </w:r>
       <w:r>
         <w:t xml:space="preserve">, 2025. Available at: </w:t>
       </w:r>
-      <w:hyperlink r:id="rId1" w:tgtFrame="_new" w:history="1">
+      <w:hyperlink r:id="rId3" w:tgtFrame="_new" w:history="1">
         <w:r>
           <w:rPr>
             <w:rStyle w:val="Hyperlink"/>
@@ -2934,7 +2537,7 @@
       </w:r>
     </w:p>
   </w:footnote>
-  <w:footnote w:id="7">
+  <w:footnote w:id="9">
     <w:p>
       <w:pPr>
         <w:pStyle w:val="FootnoteText"/>
@@ -2971,7 +2574,7 @@
       <w:r>
         <w:t xml:space="preserve">, August 2021. Available at: </w:t>
       </w:r>
-      <w:hyperlink r:id="rId2" w:history="1">
+      <w:hyperlink r:id="rId4" w:history="1">
         <w:r>
           <w:rPr>
             <w:rStyle w:val="Hyperlink"/>
@@ -2987,6 +2590,181 @@
       <w:pPr>
         <w:pStyle w:val="FootnoteText"/>
       </w:pPr>
+    </w:p>
+  </w:footnote>
+  <w:footnote w:id="10">
+    <w:p>
+      <w:pPr>
+        <w:pStyle w:val="FootnoteText"/>
+      </w:pPr>
+      <w:r>
+        <w:rPr>
+          <w:rStyle w:val="FootnoteReference"/>
+        </w:rPr>
+        <w:footnoteRef/>
+      </w:r>
+      <w:r>
+        <w:t xml:space="preserve"> </w:t>
+      </w:r>
+      <w:r>
+        <w:t xml:space="preserve">Lanchester, F. W. </w:t>
+      </w:r>
+      <w:r>
+        <w:rPr>
+          <w:i/>
+          <w:iCs/>
+        </w:rPr>
+        <w:t>Aircraft in Warfare: The Dawn of the Fourth Arm</w:t>
+      </w:r>
+      <w:r>
+        <w:t>. London: Constable and Company Limited, 1916.</w:t>
+      </w:r>
+    </w:p>
+  </w:footnote>
+  <w:footnote w:id="11">
+    <w:p>
+      <w:pPr>
+        <w:pStyle w:val="FootnoteText"/>
+      </w:pPr>
+      <w:r>
+        <w:rPr>
+          <w:rStyle w:val="FootnoteReference"/>
+        </w:rPr>
+        <w:footnoteRef/>
+      </w:r>
+      <w:r>
+        <w:t xml:space="preserve"> </w:t>
+      </w:r>
+      <w:r>
+        <w:t xml:space="preserve">Mearsheimer, J. J. </w:t>
+      </w:r>
+      <w:r>
+        <w:rPr>
+          <w:i/>
+          <w:iCs/>
+        </w:rPr>
+        <w:t>Assessing the Conventional Balance: The 3:1 Rule and Its Critics</w:t>
+      </w:r>
+      <w:r>
+        <w:t xml:space="preserve">. </w:t>
+      </w:r>
+      <w:r>
+        <w:rPr>
+          <w:i/>
+          <w:iCs/>
+        </w:rPr>
+        <w:t>International Security</w:t>
+      </w:r>
+      <w:r>
+        <w:t xml:space="preserve">, 13(4), 1989, pp. 54–89. Available at: </w:t>
+      </w:r>
+      <w:hyperlink r:id="rId5" w:tgtFrame="_new" w:history="1">
+        <w:r>
+          <w:rPr>
+            <w:rStyle w:val="Hyperlink"/>
+          </w:rPr>
+          <w:t>https://www.jstor.org/stable/2538780</w:t>
+        </w:r>
+      </w:hyperlink>
+      <w:r>
+        <w:t xml:space="preserve"> (accessed 29 March 2025).</w:t>
+      </w:r>
+    </w:p>
+  </w:footnote>
+  <w:footnote w:id="12">
+    <w:p>
+      <w:pPr>
+        <w:pStyle w:val="FootnoteText"/>
+      </w:pPr>
+      <w:r>
+        <w:rPr>
+          <w:rStyle w:val="FootnoteReference"/>
+        </w:rPr>
+        <w:footnoteRef/>
+      </w:r>
+      <w:r>
+        <w:t xml:space="preserve"> </w:t>
+      </w:r>
+      <w:r>
+        <w:t xml:space="preserve">Beatty, A. </w:t>
+      </w:r>
+      <w:r>
+        <w:rPr>
+          <w:i/>
+          <w:iCs/>
+        </w:rPr>
+        <w:t>Movement as Exposure: Uncrewed Systems and the Transformation of Light Infantry Tactics: From Tactical Adaptation to Force Design and Deterrence-by-Denial in a Small State Context</w:t>
+      </w:r>
+      <w:r>
+        <w:t>. MA thesis, Maynooth University, 2026. Available from the Defence Forces Library.</w:t>
+      </w:r>
+    </w:p>
+  </w:footnote>
+  <w:footnote w:id="13">
+    <w:p>
+      <w:pPr>
+        <w:pStyle w:val="FootnoteText"/>
+      </w:pPr>
+      <w:r>
+        <w:rPr>
+          <w:rStyle w:val="FootnoteReference"/>
+        </w:rPr>
+        <w:footnoteRef/>
+      </w:r>
+      <w:r>
+        <w:t xml:space="preserve"> </w:t>
+      </w:r>
+      <w:r>
+        <w:t xml:space="preserve">The salvo column estimates the number and cost of effectors required to defeat an armoured company. </w:t>
+      </w:r>
+      <w:r>
+        <w:t>Effect is normalised to delivered shaped-charge mass, not raw payload:</w:t>
+      </w:r>
+      <w:r>
+        <w:t xml:space="preserve"> </w:t>
+      </w:r>
+      <w:r>
+        <w:t>OWADs are calculated against the 100</w:t>
+      </w:r>
+      <w:r>
+        <w:t>-</w:t>
+      </w:r>
+      <w:r>
+        <w:t>k</w:t>
+      </w:r>
+      <w:r>
+        <w:t>ilogram</w:t>
+      </w:r>
+      <w:r>
+        <w:t xml:space="preserve"> shaped-charge requirement in Bronk and Watling; Javelin is calculated as six missiles at assumed 100 percent kill probability against the 40–60 per cent immobilisation threshold – an assumption</w:t>
+      </w:r>
+      <w:r>
+        <w:t xml:space="preserve"> which</w:t>
+      </w:r>
+      <w:r>
+        <w:t xml:space="preserve"> flatters Javelin and therefore understates the drone advantage. Bronk, J. and Watling, J. </w:t>
+      </w:r>
+      <w:r>
+        <w:rPr>
+          <w:i/>
+          <w:iCs/>
+        </w:rPr>
+        <w:t>Mass Precision Strike: Designing UAV Complexes for Land Forces</w:t>
+      </w:r>
+      <w:r>
+        <w:t xml:space="preserve">. London: Royal United Services Institute for Defence and Security Studies, 2024. Available at: </w:t>
+      </w:r>
+      <w:hyperlink r:id="rId6" w:history="1">
+        <w:r>
+          <w:rPr>
+            <w:rStyle w:val="Hyperlink"/>
+          </w:rPr>
+          <w:t>https://static.rusi.org/mass-precision-strike-final.pdf</w:t>
+        </w:r>
+      </w:hyperlink>
+      <w:r>
+        <w:t xml:space="preserve"> (accessed 16 December 2025).</w:t>
+      </w:r>
     </w:p>
   </w:footnote>
 </w:footnotes>
@@ -4528,6 +4306,7 @@
   <w:style w:type="character" w:default="1" w:styleId="DefaultParagraphFont">
     <w:name w:val="Default Paragraph Font"/>
     <w:uiPriority w:val="1"/>
+    <w:semiHidden/>
     <w:unhideWhenUsed/>
   </w:style>
   <w:style w:type="table" w:default="1" w:styleId="TableNormal">
@@ -4913,6 +4692,25 @@
       <w:shd w:val="clear" w:color="auto" w:fill="E1DFDD"/>
     </w:rPr>
   </w:style>
+  <w:style w:type="paragraph" w:styleId="Caption">
+    <w:name w:val="caption"/>
+    <w:basedOn w:val="Normal"/>
+    <w:next w:val="Normal"/>
+    <w:uiPriority w:val="35"/>
+    <w:unhideWhenUsed/>
+    <w:qFormat/>
+    <w:rsid w:val="00566278"/>
+    <w:pPr>
+      <w:spacing w:after="200" w:line="240" w:lineRule="auto"/>
+    </w:pPr>
+    <w:rPr>
+      <w:i/>
+      <w:iCs/>
+      <w:color w:val="0E2841" w:themeColor="text2"/>
+      <w:sz w:val="18"/>
+      <w:szCs w:val="18"/>
+    </w:rPr>
+  </w:style>
 </w:styles>
 </file>
 

--- a/Essays/DF_Review_Article_OBs_Part.docx
+++ b/Essays/DF_Review_Article_OBs_Part.docx
@@ -7,7 +7,10 @@
         <w:pStyle w:val="Heading2"/>
       </w:pPr>
       <w:r>
-        <w:t>Abstract (OB: I changed it because I only want to draw from chapter 3 in the thesis)</w:t>
+        <w:t>Abstract</w:t>
+      </w:r>
+      <w:r>
+        <w:t xml:space="preserve"> (OB: I changed it because I only want to draw from chapter 3 in the thesis)</w:t>
       </w:r>
     </w:p>
     <w:p>
@@ -27,7 +30,27 @@
           <w:sz w:val="24"/>
           <w:szCs w:val="24"/>
         </w:rPr>
-        <w:t>Pervasive uncrewed systems have altered the cost structure of small-state deterrence. Low-cost UxS lower the cost of reconnaissance, precision strike and sustainment, shifting relative combat power toward a resource-constrained defender and creating asymmetric cost-imposition opportunities far cheaper than traditional platforms; the Javelin-to-FPV cost ratio runs between 1:54 and 1:144 by range. For Ireland</w:t>
+        <w:t xml:space="preserve">Pervasive uncrewed systems have altered the cost structure of small-state deterrence. Low-cost </w:t>
+      </w:r>
+      <w:proofErr w:type="spellStart"/>
+      <w:r>
+        <w:rPr>
+          <w:rFonts w:asciiTheme="minorHAnsi" w:eastAsiaTheme="minorHAnsi" w:hAnsiTheme="minorHAnsi" w:cstheme="minorBidi"/>
+          <w:color w:val="auto"/>
+          <w:sz w:val="24"/>
+          <w:szCs w:val="24"/>
+        </w:rPr>
+        <w:t>UxS</w:t>
+      </w:r>
+      <w:proofErr w:type="spellEnd"/>
+      <w:r>
+        <w:rPr>
+          <w:rFonts w:asciiTheme="minorHAnsi" w:eastAsiaTheme="minorHAnsi" w:hAnsiTheme="minorHAnsi" w:cstheme="minorBidi"/>
+          <w:color w:val="auto"/>
+          <w:sz w:val="24"/>
+          <w:szCs w:val="24"/>
+        </w:rPr>
+        <w:t xml:space="preserve"> lower the cost of reconnaissance, precision strike and sustainment, shifting relative combat power toward a resource-constrained defender and creating asymmetric cost-imposition opportunities far cheaper than traditional platforms; the Javelin-to-FPV cost ratio runs between 1:54 and 1:144 by range. For Ireland</w:t>
       </w:r>
       <w:r>
         <w:rPr>
@@ -101,8 +124,19 @@
           <w:sz w:val="24"/>
           <w:szCs w:val="24"/>
         </w:rPr>
-        <w:t>the political ownership Ireland's policy void withholds</w:t>
-      </w:r>
+        <w:t xml:space="preserve">the political ownership Ireland's policy void </w:t>
+      </w:r>
+      <w:proofErr w:type="gramStart"/>
+      <w:r>
+        <w:rPr>
+          <w:rFonts w:asciiTheme="minorHAnsi" w:eastAsiaTheme="minorHAnsi" w:hAnsiTheme="minorHAnsi" w:cstheme="minorBidi"/>
+          <w:color w:val="auto"/>
+          <w:sz w:val="24"/>
+          <w:szCs w:val="24"/>
+        </w:rPr>
+        <w:t>withholds</w:t>
+      </w:r>
+      <w:proofErr w:type="gramEnd"/>
       <w:r>
         <w:rPr>
           <w:rFonts w:asciiTheme="minorHAnsi" w:eastAsiaTheme="minorHAnsi" w:hAnsiTheme="minorHAnsi" w:cstheme="minorBidi"/>
@@ -201,7 +235,21 @@
         <w:rPr>
           <w:highlight w:val="yellow"/>
         </w:rPr>
-        <w:t>OB: the abstract is only draft… let’s see where your stuff brings us. It would be best if it jumps from mine.. I’ve had AI do a draft based on my ideas. YOU ARE FREE TO GO WHERE YOU WANT!</w:t>
+        <w:t xml:space="preserve">OB: the abstract is only draft… let’s see where your stuff brings us. It would be best if it jumps from </w:t>
+      </w:r>
+      <w:proofErr w:type="gramStart"/>
+      <w:r>
+        <w:rPr>
+          <w:highlight w:val="yellow"/>
+        </w:rPr>
+        <w:t>mine..</w:t>
+      </w:r>
+      <w:proofErr w:type="gramEnd"/>
+      <w:r>
+        <w:rPr>
+          <w:highlight w:val="yellow"/>
+        </w:rPr>
+        <w:t xml:space="preserve"> I’ve had AI do a draft based on my ideas. YOU ARE FREE TO GO WHERE YOU WANT!</w:t>
       </w:r>
     </w:p>
     <w:p>
@@ -223,305 +271,784 @@
       </w:pPr>
       <w:r>
         <w:lastRenderedPageBreak/>
-        <w:t>Draft Main Body Ideas – Adam</w:t>
-      </w:r>
-    </w:p>
-    <w:p>
-      <w:r>
-        <w:t>Mechanism (abstract para 1):</w:t>
-      </w:r>
-    </w:p>
-    <w:p>
-      <w:pPr>
-        <w:pStyle w:val="ListParagraph"/>
-        <w:numPr>
-          <w:ilvl w:val="0"/>
-          <w:numId w:val="3"/>
-        </w:numPr>
-      </w:pPr>
-      <w:r>
-        <w:t>Why is exposure now the organising variable</w:t>
-      </w:r>
-      <w:r>
-        <w:t xml:space="preserve"> – </w:t>
-      </w:r>
-      <w:r>
-        <w:t xml:space="preserve">what makes movement the costed act? </w:t>
-      </w:r>
-      <w:r>
-        <w:rPr>
-          <w:i/>
-          <w:iCs/>
-        </w:rPr>
-        <w:t>(P1)</w:t>
-      </w:r>
-    </w:p>
-    <w:p>
-      <w:pPr>
-        <w:pStyle w:val="ListParagraph"/>
-        <w:numPr>
-          <w:ilvl w:val="0"/>
-          <w:numId w:val="3"/>
-        </w:numPr>
-      </w:pPr>
-      <w:r>
-        <w:t xml:space="preserve">How do low-cost UxS shift RCP toward the resource-constrained defender? </w:t>
-      </w:r>
-      <w:r>
-        <w:rPr>
-          <w:i/>
-          <w:iCs/>
-        </w:rPr>
-        <w:t>(P1)</w:t>
-      </w:r>
-    </w:p>
-    <w:p>
-      <w:pPr>
-        <w:pStyle w:val="ListParagraph"/>
-        <w:numPr>
-          <w:ilvl w:val="0"/>
-          <w:numId w:val="3"/>
-        </w:numPr>
-      </w:pPr>
-      <w:r>
-        <w:t>What is the cost proof</w:t>
-      </w:r>
-      <w:r>
-        <w:t xml:space="preserve"> – </w:t>
-      </w:r>
-      <w:r>
-        <w:t xml:space="preserve">and does the Javelin:FPV ratio actually hold at 1:54–1:144? </w:t>
-      </w:r>
-      <w:r>
-        <w:rPr>
-          <w:i/>
-          <w:iCs/>
-        </w:rPr>
-        <w:t>(P2</w:t>
-      </w:r>
-      <w:r>
-        <w:rPr>
-          <w:i/>
-          <w:iCs/>
-        </w:rPr>
-        <w:t xml:space="preserve"> – </w:t>
-      </w:r>
-      <w:r>
-        <w:rPr>
-          <w:i/>
-          <w:iCs/>
-        </w:rPr>
-        <w:t>and this is the sentence with the VAT-basis seam; the question you must answer cleanly is "do the two numbers chain," and right now they don't)</w:t>
-      </w:r>
-    </w:p>
-    <w:p>
-      <w:pPr>
-        <w:pStyle w:val="ListParagraph"/>
-        <w:numPr>
-          <w:ilvl w:val="0"/>
-          <w:numId w:val="3"/>
-        </w:numPr>
-      </w:pPr>
-      <w:r>
-        <w:t xml:space="preserve">Why does this reframe "credible territorial defence is financially unreachable" for Ireland specifically? </w:t>
-      </w:r>
-      <w:r>
-        <w:rPr>
-          <w:i/>
-          <w:iCs/>
-        </w:rPr>
-        <w:t>(P1–P2)</w:t>
-      </w:r>
-    </w:p>
-    <w:p>
-      <w:pPr>
-        <w:pStyle w:val="ListParagraph"/>
-        <w:numPr>
-          <w:ilvl w:val="0"/>
-          <w:numId w:val="3"/>
-        </w:numPr>
-      </w:pPr>
-      <w:r>
-        <w:t>What is deterrence-by-denial here</w:t>
-      </w:r>
-      <w:r>
-        <w:t xml:space="preserve"> and</w:t>
-      </w:r>
-      <w:r>
-        <w:t xml:space="preserve"> what is it </w:t>
-      </w:r>
-      <w:r>
-        <w:rPr>
-          <w:i/>
-          <w:iCs/>
-        </w:rPr>
-        <w:t>not</w:t>
-      </w:r>
-      <w:r>
-        <w:t xml:space="preserve">? </w:t>
-      </w:r>
-      <w:r>
-        <w:rPr>
-          <w:i/>
-          <w:iCs/>
-        </w:rPr>
-        <w:t>(P2</w:t>
-      </w:r>
-      <w:r>
-        <w:rPr>
-          <w:i/>
-          <w:iCs/>
-        </w:rPr>
-        <w:t xml:space="preserve"> – </w:t>
-      </w:r>
-      <w:r>
-        <w:rPr>
-          <w:i/>
-          <w:iCs/>
-        </w:rPr>
-        <w:t>the bound: effect of cost imposition, not a theory of deterrence)</w:t>
-      </w:r>
-    </w:p>
-    <w:p>
-      <w:pPr>
-        <w:pStyle w:val="ListParagraph"/>
-        <w:numPr>
-          <w:ilvl w:val="0"/>
-          <w:numId w:val="3"/>
-        </w:numPr>
-      </w:pPr>
-      <w:r>
-        <w:t>Why is capability not yet deterrence</w:t>
-      </w:r>
-      <w:r>
-        <w:t xml:space="preserve"> – </w:t>
-      </w:r>
-      <w:r>
-        <w:t xml:space="preserve">what are the four conditions? </w:t>
-      </w:r>
-      <w:r>
-        <w:rPr>
-          <w:i/>
-          <w:iCs/>
-        </w:rPr>
-        <w:t>(P3)</w:t>
-      </w:r>
-    </w:p>
-    <w:p>
-      <w:r>
-        <w:t xml:space="preserve">The spine and </w:t>
-      </w:r>
-      <w:r>
-        <w:t xml:space="preserve">Adam’s two </w:t>
-      </w:r>
-      <w:r>
-        <w:t>conditions (abstract para 2):</w:t>
-      </w:r>
-    </w:p>
-    <w:p>
-      <w:pPr>
-        <w:pStyle w:val="ListParagraph"/>
-        <w:numPr>
-          <w:ilvl w:val="0"/>
-          <w:numId w:val="3"/>
-        </w:numPr>
-      </w:pPr>
-      <w:r>
-        <w:rPr>
-          <w:i/>
-          <w:iCs/>
-        </w:rPr>
-        <w:t>Politically owned</w:t>
-      </w:r>
-      <w:r>
-        <w:t xml:space="preserve"> – </w:t>
-      </w:r>
-      <w:r>
-        <w:t>why is there no owner</w:t>
-      </w:r>
-      <w:r>
-        <w:t xml:space="preserve"> and</w:t>
-      </w:r>
-      <w:r>
-        <w:t xml:space="preserve"> what would ownership actually be? </w:t>
-      </w:r>
-      <w:r>
-        <w:rPr>
-          <w:i/>
-          <w:iCs/>
-        </w:rPr>
-        <w:t>(P4–P6: the policy void, ownership-as-reallocation, the threat-perception rebuttal)</w:t>
-      </w:r>
-    </w:p>
-    <w:p>
-      <w:pPr>
-        <w:pStyle w:val="ListParagraph"/>
-        <w:numPr>
-          <w:ilvl w:val="0"/>
-          <w:numId w:val="3"/>
-        </w:numPr>
-      </w:pPr>
-      <w:r>
-        <w:rPr>
-          <w:i/>
-          <w:iCs/>
-        </w:rPr>
-        <w:t>Credibly fielded</w:t>
-      </w:r>
-      <w:r>
-        <w:t xml:space="preserve"> – </w:t>
-      </w:r>
-      <w:r>
-        <w:t>why is the nine-soldier section obsolete</w:t>
-      </w:r>
-      <w:r>
-        <w:t xml:space="preserve"> and</w:t>
-      </w:r>
-      <w:r>
-        <w:t xml:space="preserve"> what replaces it? </w:t>
-      </w:r>
-      <w:r>
-        <w:rPr>
-          <w:i/>
-          <w:iCs/>
-        </w:rPr>
-        <w:t>(P7–P9: the 14/15-soldier section, organic ISR/CUAS/IEDD, rank, training, experimentation, the external-staff test)</w:t>
-      </w:r>
-    </w:p>
-    <w:p>
-      <w:pPr>
-        <w:pStyle w:val="ListParagraph"/>
-        <w:numPr>
-          <w:ilvl w:val="0"/>
-          <w:numId w:val="3"/>
-        </w:numPr>
-      </w:pPr>
-      <w:r>
-        <w:t>What are the force-design recommendations</w:t>
-      </w:r>
-      <w:r>
-        <w:t xml:space="preserve"> – </w:t>
-      </w:r>
-      <w:r>
-        <w:t xml:space="preserve">concrete and usable? </w:t>
-      </w:r>
-      <w:r>
-        <w:rPr>
-          <w:i/>
-          <w:iCs/>
-        </w:rPr>
-        <w:t>(P9: lance-corporal rank, structured experimentation, SOP embedding)</w:t>
+        <w:t xml:space="preserve">ADAM </w:t>
+      </w:r>
+      <w:r>
+        <w:t>1</w:t>
+      </w:r>
+      <w:r>
+        <w:t>576</w:t>
+      </w:r>
+      <w:r>
+        <w:t xml:space="preserve"> WORDS</w:t>
       </w:r>
     </w:p>
     <w:p>
       <w:pPr>
         <w:pStyle w:val="Heading2"/>
-      </w:pPr>
+        <w:rPr>
+          <w:rFonts w:asciiTheme="minorHAnsi" w:eastAsiaTheme="minorHAnsi" w:hAnsiTheme="minorHAnsi" w:cstheme="minorBidi"/>
+          <w:color w:val="auto"/>
+          <w:sz w:val="24"/>
+          <w:szCs w:val="24"/>
+        </w:rPr>
+      </w:pPr>
+      <w:r>
+        <w:rPr>
+          <w:rFonts w:asciiTheme="minorHAnsi" w:eastAsiaTheme="minorHAnsi" w:hAnsiTheme="minorHAnsi" w:cstheme="minorBidi"/>
+          <w:color w:val="auto"/>
+          <w:sz w:val="24"/>
+          <w:szCs w:val="24"/>
+        </w:rPr>
+        <w:t>Land warfare now turns on exposure: who is observed, when and how fast that observation becomes fire. Cheap sensors and democratised precision strike have collapsed the interval between being seen and being hit, changing what movement costs. Manoeuvre has not been abolished, but its price has risen sharply: it survives only in the windows that sensing, concealment, electronic warfare and fires can briefly open. For Ireland, the question is whether a small force can turn that exposure problem into defensive cost.</w:t>
+      </w:r>
+    </w:p>
+    <w:p>
+      <w:pPr>
+        <w:pStyle w:val="Heading2"/>
+        <w:rPr>
+          <w:rFonts w:asciiTheme="minorHAnsi" w:eastAsiaTheme="minorHAnsi" w:hAnsiTheme="minorHAnsi" w:cstheme="minorBidi"/>
+          <w:color w:val="auto"/>
+          <w:sz w:val="24"/>
+          <w:szCs w:val="24"/>
+        </w:rPr>
+      </w:pPr>
+      <w:r>
+        <w:rPr>
+          <w:rFonts w:asciiTheme="minorHAnsi" w:eastAsiaTheme="minorHAnsi" w:hAnsiTheme="minorHAnsi" w:cstheme="minorBidi"/>
+          <w:color w:val="auto"/>
+          <w:sz w:val="24"/>
+          <w:szCs w:val="24"/>
+        </w:rPr>
+        <w:t>Ireland has no national security strategy and no settled defence policy; the Defence Policy Review</w:t>
+      </w:r>
+      <w:r>
+        <w:rPr>
+          <w:rStyle w:val="FootnoteReference"/>
+          <w:rFonts w:asciiTheme="minorHAnsi" w:eastAsiaTheme="minorHAnsi" w:hAnsiTheme="minorHAnsi" w:cstheme="minorBidi"/>
+          <w:color w:val="auto"/>
+          <w:sz w:val="24"/>
+          <w:szCs w:val="24"/>
+        </w:rPr>
+        <w:footnoteReference w:id="1"/>
+      </w:r>
+      <w:r>
+        <w:rPr>
+          <w:rFonts w:asciiTheme="minorHAnsi" w:eastAsiaTheme="minorHAnsi" w:hAnsiTheme="minorHAnsi" w:cstheme="minorBidi"/>
+          <w:color w:val="auto"/>
+          <w:sz w:val="24"/>
+          <w:szCs w:val="24"/>
+        </w:rPr>
+        <w:t xml:space="preserve"> </w:t>
+      </w:r>
+      <w:r>
+        <w:rPr>
+          <w:rFonts w:asciiTheme="minorHAnsi" w:eastAsiaTheme="minorHAnsi" w:hAnsiTheme="minorHAnsi" w:cstheme="minorBidi"/>
+          <w:color w:val="auto"/>
+          <w:sz w:val="24"/>
+          <w:szCs w:val="24"/>
+        </w:rPr>
+        <w:t>updates the White Paper</w:t>
+      </w:r>
+      <w:r>
+        <w:rPr>
+          <w:rStyle w:val="FootnoteReference"/>
+          <w:rFonts w:asciiTheme="minorHAnsi" w:eastAsiaTheme="minorHAnsi" w:hAnsiTheme="minorHAnsi" w:cstheme="minorBidi"/>
+          <w:color w:val="auto"/>
+          <w:sz w:val="24"/>
+          <w:szCs w:val="24"/>
+        </w:rPr>
+        <w:footnoteReference w:id="2"/>
+      </w:r>
+      <w:r>
+        <w:rPr>
+          <w:rFonts w:asciiTheme="minorHAnsi" w:eastAsiaTheme="minorHAnsi" w:hAnsiTheme="minorHAnsi" w:cstheme="minorBidi"/>
+          <w:color w:val="auto"/>
+          <w:sz w:val="24"/>
+          <w:szCs w:val="24"/>
+        </w:rPr>
+        <w:t>, constituting</w:t>
+      </w:r>
+      <w:r>
+        <w:rPr>
+          <w:rFonts w:asciiTheme="minorHAnsi" w:eastAsiaTheme="minorHAnsi" w:hAnsiTheme="minorHAnsi" w:cstheme="minorBidi"/>
+          <w:color w:val="auto"/>
+          <w:sz w:val="24"/>
+          <w:szCs w:val="24"/>
+        </w:rPr>
+        <w:t xml:space="preserve"> a de facto substitute</w:t>
+      </w:r>
+      <w:r>
+        <w:rPr>
+          <w:rFonts w:asciiTheme="minorHAnsi" w:eastAsiaTheme="minorHAnsi" w:hAnsiTheme="minorHAnsi" w:cstheme="minorBidi"/>
+          <w:color w:val="auto"/>
+          <w:sz w:val="24"/>
+          <w:szCs w:val="24"/>
+        </w:rPr>
+        <w:t>. The military is tasked “</w:t>
+      </w:r>
+      <w:r>
+        <w:rPr>
+          <w:rFonts w:asciiTheme="minorHAnsi" w:eastAsiaTheme="minorHAnsi" w:hAnsiTheme="minorHAnsi" w:cstheme="minorBidi"/>
+          <w:color w:val="auto"/>
+          <w:sz w:val="24"/>
+          <w:szCs w:val="24"/>
+        </w:rPr>
+        <w:t>To provide for the military Defence of the</w:t>
+      </w:r>
+      <w:r>
+        <w:rPr>
+          <w:rFonts w:asciiTheme="minorHAnsi" w:eastAsiaTheme="minorHAnsi" w:hAnsiTheme="minorHAnsi" w:cstheme="minorBidi"/>
+          <w:color w:val="auto"/>
+          <w:sz w:val="24"/>
+          <w:szCs w:val="24"/>
+        </w:rPr>
+        <w:t xml:space="preserve"> </w:t>
+      </w:r>
+      <w:r>
+        <w:rPr>
+          <w:rFonts w:asciiTheme="minorHAnsi" w:eastAsiaTheme="minorHAnsi" w:hAnsiTheme="minorHAnsi" w:cstheme="minorBidi"/>
+          <w:color w:val="auto"/>
+          <w:sz w:val="24"/>
+          <w:szCs w:val="24"/>
+        </w:rPr>
+        <w:t>State from armed aggression</w:t>
+      </w:r>
+      <w:r>
+        <w:rPr>
+          <w:rFonts w:asciiTheme="minorHAnsi" w:eastAsiaTheme="minorHAnsi" w:hAnsiTheme="minorHAnsi" w:cstheme="minorBidi"/>
+          <w:color w:val="auto"/>
+          <w:sz w:val="24"/>
+          <w:szCs w:val="24"/>
+        </w:rPr>
+        <w:t>”.</w:t>
+      </w:r>
+      <w:r>
+        <w:rPr>
+          <w:rFonts w:asciiTheme="minorHAnsi" w:eastAsiaTheme="minorHAnsi" w:hAnsiTheme="minorHAnsi" w:cstheme="minorBidi"/>
+          <w:color w:val="auto"/>
+          <w:sz w:val="24"/>
+          <w:szCs w:val="24"/>
+        </w:rPr>
+        <w:t xml:space="preserve"> </w:t>
+      </w:r>
+      <w:r>
+        <w:rPr>
+          <w:rFonts w:asciiTheme="minorHAnsi" w:eastAsiaTheme="minorHAnsi" w:hAnsiTheme="minorHAnsi" w:cstheme="minorBidi"/>
+          <w:color w:val="auto"/>
+          <w:sz w:val="24"/>
+          <w:szCs w:val="24"/>
+        </w:rPr>
+        <w:t>While m</w:t>
+      </w:r>
+      <w:r>
+        <w:rPr>
+          <w:rFonts w:asciiTheme="minorHAnsi" w:eastAsiaTheme="minorHAnsi" w:hAnsiTheme="minorHAnsi" w:cstheme="minorBidi"/>
+          <w:color w:val="auto"/>
+          <w:sz w:val="24"/>
+          <w:szCs w:val="24"/>
+        </w:rPr>
+        <w:t xml:space="preserve">ilitary </w:t>
+      </w:r>
+      <w:r>
+        <w:rPr>
+          <w:rFonts w:asciiTheme="minorHAnsi" w:eastAsiaTheme="minorHAnsi" w:hAnsiTheme="minorHAnsi" w:cstheme="minorBidi"/>
+          <w:color w:val="auto"/>
+          <w:sz w:val="24"/>
+          <w:szCs w:val="24"/>
+        </w:rPr>
+        <w:t>strategy and operations</w:t>
+      </w:r>
+      <w:r>
+        <w:rPr>
+          <w:rFonts w:asciiTheme="minorHAnsi" w:eastAsiaTheme="minorHAnsi" w:hAnsiTheme="minorHAnsi" w:cstheme="minorBidi"/>
+          <w:color w:val="auto"/>
+          <w:sz w:val="24"/>
+          <w:szCs w:val="24"/>
+        </w:rPr>
+        <w:t xml:space="preserve"> can organise effort</w:t>
+      </w:r>
+      <w:r>
+        <w:rPr>
+          <w:rFonts w:asciiTheme="minorHAnsi" w:eastAsiaTheme="minorHAnsi" w:hAnsiTheme="minorHAnsi" w:cstheme="minorBidi"/>
+          <w:color w:val="auto"/>
+          <w:sz w:val="24"/>
+          <w:szCs w:val="24"/>
+        </w:rPr>
+        <w:t>, policy directs</w:t>
+      </w:r>
+      <w:r>
+        <w:rPr>
+          <w:rFonts w:asciiTheme="minorHAnsi" w:eastAsiaTheme="minorHAnsi" w:hAnsiTheme="minorHAnsi" w:cstheme="minorBidi"/>
+          <w:color w:val="auto"/>
+          <w:sz w:val="24"/>
+          <w:szCs w:val="24"/>
+        </w:rPr>
+        <w:t xml:space="preserve">. In that vacuum, force design drifts toward continuity. </w:t>
+      </w:r>
+    </w:p>
+    <w:p>
+      <w:pPr>
+        <w:pStyle w:val="Heading2"/>
+        <w:rPr>
+          <w:rFonts w:asciiTheme="minorHAnsi" w:eastAsiaTheme="minorHAnsi" w:hAnsiTheme="minorHAnsi" w:cstheme="minorBidi"/>
+          <w:color w:val="auto"/>
+          <w:sz w:val="24"/>
+          <w:szCs w:val="24"/>
+        </w:rPr>
+      </w:pPr>
+      <w:r>
+        <w:rPr>
+          <w:rFonts w:asciiTheme="minorHAnsi" w:eastAsiaTheme="minorHAnsi" w:hAnsiTheme="minorHAnsi" w:cstheme="minorBidi"/>
+          <w:color w:val="auto"/>
+          <w:sz w:val="24"/>
+          <w:szCs w:val="24"/>
+        </w:rPr>
+        <w:t>T</w:t>
+      </w:r>
+      <w:r>
+        <w:rPr>
+          <w:rFonts w:asciiTheme="minorHAnsi" w:eastAsiaTheme="minorHAnsi" w:hAnsiTheme="minorHAnsi" w:cstheme="minorBidi"/>
+          <w:color w:val="auto"/>
+          <w:sz w:val="24"/>
+          <w:szCs w:val="24"/>
+        </w:rPr>
+        <w:t xml:space="preserve">erritorial defence is no longer implausible </w:t>
+      </w:r>
+      <w:r>
+        <w:rPr>
+          <w:rFonts w:asciiTheme="minorHAnsi" w:eastAsiaTheme="minorHAnsi" w:hAnsiTheme="minorHAnsi" w:cstheme="minorBidi"/>
+          <w:color w:val="auto"/>
+          <w:sz w:val="24"/>
+          <w:szCs w:val="24"/>
+        </w:rPr>
+        <w:t>—</w:t>
+      </w:r>
+      <w:r>
+        <w:rPr>
+          <w:rFonts w:asciiTheme="minorHAnsi" w:eastAsiaTheme="minorHAnsi" w:hAnsiTheme="minorHAnsi" w:cstheme="minorBidi"/>
+          <w:color w:val="auto"/>
+          <w:sz w:val="24"/>
+          <w:szCs w:val="24"/>
+        </w:rPr>
+        <w:t xml:space="preserve"> it is politically constrained, under-resourced and increasingly likely.</w:t>
+      </w:r>
+      <w:r>
+        <w:rPr>
+          <w:rFonts w:asciiTheme="minorHAnsi" w:eastAsiaTheme="minorHAnsi" w:hAnsiTheme="minorHAnsi" w:cstheme="minorBidi"/>
+          <w:color w:val="auto"/>
+          <w:sz w:val="24"/>
+          <w:szCs w:val="24"/>
+        </w:rPr>
+        <w:t xml:space="preserve"> Recent</w:t>
+      </w:r>
+      <w:r>
+        <w:rPr>
+          <w:rFonts w:asciiTheme="minorHAnsi" w:eastAsiaTheme="minorHAnsi" w:hAnsiTheme="minorHAnsi" w:cstheme="minorBidi"/>
+          <w:color w:val="auto"/>
+          <w:sz w:val="24"/>
+          <w:szCs w:val="24"/>
+        </w:rPr>
+        <w:t xml:space="preserve"> developments</w:t>
+      </w:r>
+      <w:r>
+        <w:rPr>
+          <w:rFonts w:asciiTheme="minorHAnsi" w:eastAsiaTheme="minorHAnsi" w:hAnsiTheme="minorHAnsi" w:cstheme="minorBidi"/>
+          <w:color w:val="auto"/>
+          <w:sz w:val="24"/>
+          <w:szCs w:val="24"/>
+        </w:rPr>
+        <w:t xml:space="preserve"> </w:t>
+      </w:r>
+      <w:r>
+        <w:rPr>
+          <w:rFonts w:asciiTheme="minorHAnsi" w:eastAsiaTheme="minorHAnsi" w:hAnsiTheme="minorHAnsi" w:cstheme="minorBidi"/>
+          <w:color w:val="auto"/>
+          <w:sz w:val="24"/>
+          <w:szCs w:val="24"/>
+        </w:rPr>
+        <w:t xml:space="preserve">among Western states </w:t>
+      </w:r>
+      <w:r>
+        <w:rPr>
+          <w:rFonts w:asciiTheme="minorHAnsi" w:eastAsiaTheme="minorHAnsi" w:hAnsiTheme="minorHAnsi" w:cstheme="minorBidi"/>
+          <w:color w:val="auto"/>
+          <w:sz w:val="24"/>
+          <w:szCs w:val="24"/>
+        </w:rPr>
+        <w:t>—</w:t>
+      </w:r>
+      <w:r>
+        <w:rPr>
+          <w:rFonts w:asciiTheme="minorHAnsi" w:eastAsiaTheme="minorHAnsi" w:hAnsiTheme="minorHAnsi" w:cstheme="minorBidi"/>
+          <w:color w:val="auto"/>
+          <w:sz w:val="24"/>
+          <w:szCs w:val="24"/>
+        </w:rPr>
+        <w:t xml:space="preserve"> most notably the United States’ assertions regarding</w:t>
+      </w:r>
+      <w:r>
+        <w:rPr>
+          <w:rFonts w:asciiTheme="minorHAnsi" w:eastAsiaTheme="minorHAnsi" w:hAnsiTheme="minorHAnsi" w:cstheme="minorBidi"/>
+          <w:color w:val="auto"/>
+          <w:sz w:val="24"/>
+          <w:szCs w:val="24"/>
+        </w:rPr>
+        <w:t xml:space="preserve"> </w:t>
+      </w:r>
+      <w:r>
+        <w:rPr>
+          <w:rFonts w:asciiTheme="minorHAnsi" w:eastAsiaTheme="minorHAnsi" w:hAnsiTheme="minorHAnsi" w:cstheme="minorBidi"/>
+          <w:color w:val="auto"/>
+          <w:sz w:val="24"/>
+          <w:szCs w:val="24"/>
+        </w:rPr>
+        <w:t>Greenland</w:t>
+      </w:r>
+      <w:r>
+        <w:rPr>
+          <w:rStyle w:val="FootnoteReference"/>
+          <w:rFonts w:asciiTheme="minorHAnsi" w:eastAsiaTheme="minorHAnsi" w:hAnsiTheme="minorHAnsi" w:cstheme="minorBidi"/>
+          <w:color w:val="auto"/>
+          <w:sz w:val="24"/>
+          <w:szCs w:val="24"/>
+        </w:rPr>
+        <w:footnoteReference w:id="3"/>
+      </w:r>
+      <w:r>
+        <w:rPr>
+          <w:rFonts w:asciiTheme="minorHAnsi" w:eastAsiaTheme="minorHAnsi" w:hAnsiTheme="minorHAnsi" w:cstheme="minorBidi"/>
+          <w:color w:val="auto"/>
+          <w:sz w:val="24"/>
+          <w:szCs w:val="24"/>
+        </w:rPr>
+        <w:t xml:space="preserve"> and Denmark’s response</w:t>
+      </w:r>
+      <w:r>
+        <w:rPr>
+          <w:rStyle w:val="FootnoteReference"/>
+          <w:rFonts w:asciiTheme="minorHAnsi" w:eastAsiaTheme="minorHAnsi" w:hAnsiTheme="minorHAnsi" w:cstheme="minorBidi"/>
+          <w:color w:val="auto"/>
+          <w:sz w:val="24"/>
+          <w:szCs w:val="24"/>
+        </w:rPr>
+        <w:footnoteReference w:id="4"/>
+      </w:r>
+      <w:r>
+        <w:rPr>
+          <w:rFonts w:asciiTheme="minorHAnsi" w:eastAsiaTheme="minorHAnsi" w:hAnsiTheme="minorHAnsi" w:cstheme="minorBidi"/>
+          <w:color w:val="auto"/>
+          <w:sz w:val="24"/>
+          <w:szCs w:val="24"/>
+        </w:rPr>
+        <w:t xml:space="preserve">  </w:t>
+      </w:r>
+      <w:r>
+        <w:rPr>
+          <w:rFonts w:asciiTheme="minorHAnsi" w:eastAsiaTheme="minorHAnsi" w:hAnsiTheme="minorHAnsi" w:cstheme="minorBidi"/>
+          <w:color w:val="auto"/>
+          <w:sz w:val="24"/>
+          <w:szCs w:val="24"/>
+        </w:rPr>
+        <w:t>—</w:t>
+      </w:r>
+      <w:r>
+        <w:rPr>
+          <w:rFonts w:asciiTheme="minorHAnsi" w:eastAsiaTheme="minorHAnsi" w:hAnsiTheme="minorHAnsi" w:cstheme="minorBidi"/>
+          <w:color w:val="auto"/>
+          <w:sz w:val="24"/>
+          <w:szCs w:val="24"/>
+        </w:rPr>
+        <w:t xml:space="preserve"> demonstrate that scenarios once considered unlikely can rapidly</w:t>
+      </w:r>
+      <w:r>
+        <w:rPr>
+          <w:rFonts w:asciiTheme="minorHAnsi" w:eastAsiaTheme="minorHAnsi" w:hAnsiTheme="minorHAnsi" w:cstheme="minorBidi"/>
+          <w:color w:val="auto"/>
+          <w:sz w:val="24"/>
+          <w:szCs w:val="24"/>
+        </w:rPr>
+        <w:t xml:space="preserve"> </w:t>
+      </w:r>
+      <w:r>
+        <w:rPr>
+          <w:rFonts w:asciiTheme="minorHAnsi" w:eastAsiaTheme="minorHAnsi" w:hAnsiTheme="minorHAnsi" w:cstheme="minorBidi"/>
+          <w:color w:val="auto"/>
+          <w:sz w:val="24"/>
+          <w:szCs w:val="24"/>
+        </w:rPr>
+        <w:t xml:space="preserve">acquire </w:t>
+      </w:r>
+      <w:r>
+        <w:rPr>
+          <w:rFonts w:asciiTheme="minorHAnsi" w:eastAsiaTheme="minorHAnsi" w:hAnsiTheme="minorHAnsi" w:cstheme="minorBidi"/>
+          <w:color w:val="auto"/>
+          <w:sz w:val="24"/>
+          <w:szCs w:val="24"/>
+        </w:rPr>
+        <w:t>s</w:t>
+      </w:r>
+      <w:r>
+        <w:rPr>
+          <w:rFonts w:asciiTheme="minorHAnsi" w:eastAsiaTheme="minorHAnsi" w:hAnsiTheme="minorHAnsi" w:cstheme="minorBidi"/>
+          <w:color w:val="auto"/>
+          <w:sz w:val="24"/>
+          <w:szCs w:val="24"/>
+        </w:rPr>
+        <w:t>trategic salience. The perception of threat is an unreliable indicator for future</w:t>
+      </w:r>
+      <w:r>
+        <w:rPr>
+          <w:rFonts w:asciiTheme="minorHAnsi" w:eastAsiaTheme="minorHAnsi" w:hAnsiTheme="minorHAnsi" w:cstheme="minorBidi"/>
+          <w:color w:val="auto"/>
+          <w:sz w:val="24"/>
+          <w:szCs w:val="24"/>
+        </w:rPr>
+        <w:t xml:space="preserve"> </w:t>
+      </w:r>
+      <w:r>
+        <w:rPr>
+          <w:rFonts w:asciiTheme="minorHAnsi" w:eastAsiaTheme="minorHAnsi" w:hAnsiTheme="minorHAnsi" w:cstheme="minorBidi"/>
+          <w:color w:val="auto"/>
+          <w:sz w:val="24"/>
+          <w:szCs w:val="24"/>
+        </w:rPr>
+        <w:t xml:space="preserve">conflict. Failure to internalise the implications of </w:t>
+      </w:r>
+      <w:proofErr w:type="spellStart"/>
+      <w:r>
+        <w:rPr>
+          <w:rFonts w:asciiTheme="minorHAnsi" w:eastAsiaTheme="minorHAnsi" w:hAnsiTheme="minorHAnsi" w:cstheme="minorBidi"/>
+          <w:color w:val="auto"/>
+          <w:sz w:val="24"/>
+          <w:szCs w:val="24"/>
+        </w:rPr>
+        <w:t>UxS</w:t>
+      </w:r>
+      <w:proofErr w:type="spellEnd"/>
+      <w:r>
+        <w:rPr>
+          <w:rFonts w:asciiTheme="minorHAnsi" w:eastAsiaTheme="minorHAnsi" w:hAnsiTheme="minorHAnsi" w:cstheme="minorBidi"/>
+          <w:color w:val="auto"/>
+          <w:sz w:val="24"/>
+          <w:szCs w:val="24"/>
+        </w:rPr>
+        <w:t xml:space="preserve"> risks entrenching a force posture</w:t>
+      </w:r>
+      <w:r>
+        <w:rPr>
+          <w:rFonts w:asciiTheme="minorHAnsi" w:eastAsiaTheme="minorHAnsi" w:hAnsiTheme="minorHAnsi" w:cstheme="minorBidi"/>
+          <w:color w:val="auto"/>
+          <w:sz w:val="24"/>
+          <w:szCs w:val="24"/>
+        </w:rPr>
+        <w:t xml:space="preserve"> </w:t>
+      </w:r>
+      <w:r>
+        <w:rPr>
+          <w:rFonts w:asciiTheme="minorHAnsi" w:eastAsiaTheme="minorHAnsi" w:hAnsiTheme="minorHAnsi" w:cstheme="minorBidi"/>
+          <w:color w:val="auto"/>
+          <w:sz w:val="24"/>
+          <w:szCs w:val="24"/>
+        </w:rPr>
+        <w:t>optimised for conditions which no longer exist</w:t>
+      </w:r>
+      <w:r>
+        <w:rPr>
+          <w:rFonts w:asciiTheme="minorHAnsi" w:eastAsiaTheme="minorHAnsi" w:hAnsiTheme="minorHAnsi" w:cstheme="minorBidi"/>
+          <w:color w:val="auto"/>
+          <w:sz w:val="24"/>
+          <w:szCs w:val="24"/>
+        </w:rPr>
+        <w:t>,</w:t>
+      </w:r>
+      <w:r>
+        <w:rPr>
+          <w:rFonts w:asciiTheme="minorHAnsi" w:eastAsiaTheme="minorHAnsi" w:hAnsiTheme="minorHAnsi" w:cstheme="minorBidi"/>
+          <w:color w:val="auto"/>
+          <w:sz w:val="24"/>
+          <w:szCs w:val="24"/>
+        </w:rPr>
+        <w:t xml:space="preserve"> allowing force design decisions to prioritise</w:t>
+      </w:r>
+      <w:r>
+        <w:rPr>
+          <w:rFonts w:asciiTheme="minorHAnsi" w:eastAsiaTheme="minorHAnsi" w:hAnsiTheme="minorHAnsi" w:cstheme="minorBidi"/>
+          <w:color w:val="auto"/>
+          <w:sz w:val="24"/>
+          <w:szCs w:val="24"/>
+        </w:rPr>
+        <w:t xml:space="preserve"> </w:t>
+      </w:r>
+      <w:r>
+        <w:rPr>
+          <w:rFonts w:asciiTheme="minorHAnsi" w:eastAsiaTheme="minorHAnsi" w:hAnsiTheme="minorHAnsi" w:cstheme="minorBidi"/>
+          <w:color w:val="auto"/>
+          <w:sz w:val="24"/>
+          <w:szCs w:val="24"/>
+        </w:rPr>
+        <w:t>continuity over adaptation and without articulating a theory of victory.</w:t>
+      </w:r>
+      <w:r>
+        <w:rPr>
+          <w:rFonts w:asciiTheme="minorHAnsi" w:eastAsiaTheme="minorHAnsi" w:hAnsiTheme="minorHAnsi" w:cstheme="minorBidi"/>
+          <w:color w:val="auto"/>
+          <w:sz w:val="24"/>
+          <w:szCs w:val="24"/>
+        </w:rPr>
+        <w:t xml:space="preserve"> [</w:t>
+      </w:r>
+      <w:r>
+        <w:rPr>
+          <w:rFonts w:asciiTheme="minorHAnsi" w:eastAsiaTheme="minorHAnsi" w:hAnsiTheme="minorHAnsi" w:cstheme="minorBidi"/>
+          <w:color w:val="auto"/>
+          <w:sz w:val="24"/>
+          <w:szCs w:val="24"/>
+          <w:highlight w:val="yellow"/>
+        </w:rPr>
+        <w:t>OB: please proof the ideas here, they’re still in draft though</w:t>
+      </w:r>
+      <w:r>
+        <w:rPr>
+          <w:rFonts w:asciiTheme="minorHAnsi" w:eastAsiaTheme="minorHAnsi" w:hAnsiTheme="minorHAnsi" w:cstheme="minorBidi"/>
+          <w:color w:val="auto"/>
+          <w:sz w:val="24"/>
+          <w:szCs w:val="24"/>
+        </w:rPr>
+        <w:t>]</w:t>
+      </w:r>
+    </w:p>
+    <w:p>
+      <w:r>
+        <w:br w:type="page"/>
+      </w:r>
+    </w:p>
+    <w:p>
       <w:r>
         <w:lastRenderedPageBreak/>
+        <w:t>Ireland's light infantry section is not a capability gap to be filled with equipment; it is a structure overtaken by the threat</w:t>
+      </w:r>
+      <w:r>
+        <w:t xml:space="preserve">. </w:t>
+      </w:r>
+      <w:r>
+        <w:t>Capability is sometimes reduced to equipment, but it is better understood as the synthesis described by DOTMLPF-I</w:t>
+      </w:r>
+      <w:r>
+        <w:t>.</w:t>
+      </w:r>
+      <w:r>
+        <w:rPr>
+          <w:rStyle w:val="FootnoteReference"/>
+        </w:rPr>
+        <w:footnoteReference w:id="5"/>
+      </w:r>
+      <w:r>
         <w:t xml:space="preserve"> </w:t>
       </w:r>
-    </w:p>
+      <w:r>
+        <w:rPr>
+          <w:rStyle w:val="FootnoteReference"/>
+        </w:rPr>
+        <w:footnoteReference w:id="6"/>
+      </w:r>
+      <w:r>
+        <w:t xml:space="preserve"> O</w:t>
+      </w:r>
+      <w:r>
+        <w:t>n that basis the section fails against nearly every line. Its doctrine</w:t>
+      </w:r>
+      <w:r>
+        <w:rPr>
+          <w:rStyle w:val="FootnoteReference"/>
+        </w:rPr>
+        <w:footnoteReference w:id="7"/>
+      </w:r>
+      <w:r>
+        <w:t xml:space="preserve"> remains that of a foot-mobile light infantry section, </w:t>
+      </w:r>
+      <w:r>
+        <w:rPr>
+          <w:highlight w:val="yellow"/>
+        </w:rPr>
+        <w:t>never reconciled with the vehicles now built to carry it</w:t>
+      </w:r>
+      <w:r>
+        <w:t>. Its organisation may now be rebuilt around vehicle capacity,</w:t>
+      </w:r>
+      <w:r>
+        <w:rPr>
+          <w:rStyle w:val="FootnoteReference"/>
+        </w:rPr>
+        <w:t xml:space="preserve"> </w:t>
+      </w:r>
+      <w:r>
+        <w:rPr>
+          <w:rStyle w:val="FootnoteReference"/>
+        </w:rPr>
+        <w:footnoteReference w:id="8"/>
+      </w:r>
+      <w:r>
+        <w:t xml:space="preserve"> on the assumption that one section must fit one carrier — a constraint</w:t>
+      </w:r>
+      <w:r>
+        <w:t xml:space="preserve"> more appropriate for</w:t>
+      </w:r>
+      <w:r>
+        <w:t xml:space="preserve"> mechanised and armoured formations</w:t>
+      </w:r>
+      <w:r>
+        <w:t xml:space="preserve">. </w:t>
+      </w:r>
+      <w:r>
+        <w:t>It</w:t>
+      </w:r>
+      <w:r>
+        <w:t xml:space="preserve"> should</w:t>
+      </w:r>
+      <w:r>
+        <w:t xml:space="preserve"> not bind light infantry, which moves on foot or in soft-skin vehicles, increasingly all-terrain </w:t>
+      </w:r>
+      <w:r>
+        <w:t>vehicles</w:t>
+      </w:r>
+      <w:r>
+        <w:t xml:space="preserve"> such as the ULTV.</w:t>
+      </w:r>
+      <w:r>
+        <w:rPr>
+          <w:rStyle w:val="FootnoteReference"/>
+        </w:rPr>
+        <w:t xml:space="preserve"> </w:t>
+      </w:r>
+      <w:r>
+        <w:rPr>
+          <w:rStyle w:val="FootnoteReference"/>
+        </w:rPr>
+        <w:footnoteReference w:id="9"/>
+      </w:r>
+      <w:r>
+        <w:rPr>
+          <w:rStyle w:val="FootnoteReference"/>
+        </w:rPr>
+        <w:t xml:space="preserve"> </w:t>
+      </w:r>
+      <w:r>
+        <w:rPr>
+          <w:rStyle w:val="FootnoteReference"/>
+        </w:rPr>
+        <w:t xml:space="preserve"> </w:t>
+      </w:r>
+      <w:r>
+        <w:t>I</w:t>
+      </w:r>
+      <w:r>
+        <w:t xml:space="preserve">ts training still rehearses the conventional drills of the last century and the peace-support tasks of the decades since. It neglects the cognitive burden, dispersion and exposure of a section that can be found and struck on a checkpoint or logistics convoy as readily as in battle, without higher-echelon cover. </w:t>
+      </w:r>
+      <w:r>
+        <w:t xml:space="preserve">Its materiel reflects a Cold War mentality. Its leadership is not configured for mission command under persistent observation. And it fields too few soldiers to carry the cognitive load, operate the new systems and remain cohesive once dispersed. Adding </w:t>
+      </w:r>
+      <w:proofErr w:type="gramStart"/>
+      <w:r>
+        <w:t>drones</w:t>
+      </w:r>
+      <w:proofErr w:type="gramEnd"/>
+      <w:r>
+        <w:t xml:space="preserve"> changes none of that. </w:t>
+      </w:r>
+    </w:p>
+    <w:p>
+      <w:r>
+        <w:t>These are not uniquely Irish problems: section design, vehicle capacity, organic support weapons and UAS integration are being reconsidered elsewhere, including in the UK’s experimental, urban-optimised Phalanx Platoon Concept.</w:t>
+      </w:r>
+      <w:r>
+        <w:rPr>
+          <w:rStyle w:val="FootnoteReference"/>
+        </w:rPr>
+        <w:footnoteReference w:id="10"/>
+      </w:r>
+      <w:r>
+        <w:t xml:space="preserve"> </w:t>
+      </w:r>
+      <w:r>
+        <w:t xml:space="preserve">Western adaptation remains uneven – exercises such as </w:t>
+      </w:r>
+      <w:proofErr w:type="spellStart"/>
+      <w:r>
+        <w:t>Gévaudan</w:t>
+      </w:r>
+      <w:proofErr w:type="spellEnd"/>
+      <w:r>
+        <w:t xml:space="preserve"> 26 suggest that integrating drones is </w:t>
+      </w:r>
+      <w:r>
+        <w:lastRenderedPageBreak/>
+        <w:t>easier than adapting the formations, movement drills and protection measures the threat demands.</w:t>
+      </w:r>
+      <w:r>
+        <w:rPr>
+          <w:rStyle w:val="FootnoteReference"/>
+        </w:rPr>
+        <w:t xml:space="preserve"> </w:t>
+      </w:r>
+      <w:r>
+        <w:rPr>
+          <w:rStyle w:val="FootnoteReference"/>
+        </w:rPr>
+        <w:footnoteReference w:id="11"/>
+      </w:r>
+      <w:r>
+        <w:rPr>
+          <w:rStyle w:val="FootnoteReference"/>
+        </w:rPr>
+        <w:t xml:space="preserve"> </w:t>
+      </w:r>
+      <w:r>
+        <w:rPr>
+          <w:rStyle w:val="FootnoteReference"/>
+        </w:rPr>
+        <w:footnoteReference w:id="12"/>
+      </w:r>
+      <w:r>
+        <w:rPr>
+          <w:rStyle w:val="FootnoteReference"/>
+        </w:rPr>
+        <w:t xml:space="preserve"> </w:t>
+      </w:r>
+      <w:r>
+        <w:rPr>
+          <w:rStyle w:val="FootnoteReference"/>
+        </w:rPr>
+        <w:footnoteReference w:id="13"/>
+      </w:r>
+    </w:p>
+    <w:p>
+      <w:hyperlink r:id="rId8" w:history="1">
+        <w:r>
+          <w:rPr>
+            <w:rStyle w:val="Hyperlink"/>
+          </w:rPr>
+          <w:t>https://www.janes.com/defence-intelligence-insights/defence-news/air/french-army-restructures-its-infantry-battalions</w:t>
+        </w:r>
+      </w:hyperlink>
+    </w:p>
+    <w:p>
+      <w:r>
+        <w:t>https://www.janes.com/defence-intelligence-insights/defence-news/weapons/italian-army-improves-infantry-equipment-restructures-units</w:t>
+      </w:r>
+    </w:p>
+    <w:p>
+      <w:r>
+        <w:rPr>
+          <w:highlight w:val="yellow"/>
+        </w:rPr>
+        <w:t>OB: I will reference TM 201 as proof that doctrine hasn’t changed. However, I think I want to cite paragraph 0202 “The fundamental role of the infantry man/woman has changed little over recent centuries: their tasks are still to close with and destroy the enemy or force them to surrender, to seize and hold terrain, to dominate and control close country and finally, to carry out close surveillance”. Then we can say that the first task – their most important – cannot be achieved without substantial review of the doctrine, organisation, training, leadership, materiel,</w:t>
+      </w:r>
+      <w:r>
+        <w:t xml:space="preserve"> </w:t>
+      </w:r>
+    </w:p>
+    <w:p/>
     <w:p>
       <w:pPr>
         <w:pStyle w:val="Heading2"/>
@@ -539,81 +1066,88 @@
           <w:sz w:val="24"/>
           <w:szCs w:val="24"/>
         </w:rPr>
-        <w:t>Land warfare now turns on a single question: who is observed, when</w:t>
-      </w:r>
-      <w:r>
-        <w:rPr>
-          <w:rFonts w:asciiTheme="minorHAnsi" w:eastAsiaTheme="minorHAnsi" w:hAnsiTheme="minorHAnsi" w:cstheme="minorBidi"/>
-          <w:color w:val="auto"/>
-          <w:sz w:val="24"/>
-          <w:szCs w:val="24"/>
-        </w:rPr>
-        <w:t xml:space="preserve"> and</w:t>
-      </w:r>
-      <w:r>
-        <w:rPr>
-          <w:rFonts w:asciiTheme="minorHAnsi" w:eastAsiaTheme="minorHAnsi" w:hAnsiTheme="minorHAnsi" w:cstheme="minorBidi"/>
-          <w:color w:val="auto"/>
-          <w:sz w:val="24"/>
-          <w:szCs w:val="24"/>
-        </w:rPr>
-        <w:t xml:space="preserve"> how fast that observation becomes fire. Cheap sensors and democratised precision strike have compressed the interval between being seen and being hit to seconds</w:t>
-      </w:r>
-      <w:r>
-        <w:rPr>
-          <w:rFonts w:asciiTheme="minorHAnsi" w:eastAsiaTheme="minorHAnsi" w:hAnsiTheme="minorHAnsi" w:cstheme="minorBidi"/>
-          <w:color w:val="auto"/>
-          <w:sz w:val="24"/>
-          <w:szCs w:val="24"/>
-        </w:rPr>
-        <w:t xml:space="preserve"> and</w:t>
-      </w:r>
-      <w:r>
-        <w:rPr>
-          <w:rFonts w:asciiTheme="minorHAnsi" w:eastAsiaTheme="minorHAnsi" w:hAnsiTheme="minorHAnsi" w:cstheme="minorBidi"/>
-          <w:color w:val="auto"/>
-          <w:sz w:val="24"/>
-          <w:szCs w:val="24"/>
-        </w:rPr>
-        <w:t xml:space="preserve"> that compression has changed what movement costs. To move is to generate signature</w:t>
-      </w:r>
-      <w:r>
-        <w:rPr>
-          <w:rFonts w:asciiTheme="minorHAnsi" w:eastAsiaTheme="minorHAnsi" w:hAnsiTheme="minorHAnsi" w:cstheme="minorBidi"/>
-          <w:color w:val="auto"/>
-          <w:sz w:val="24"/>
-          <w:szCs w:val="24"/>
-        </w:rPr>
-        <w:t xml:space="preserve"> — </w:t>
-      </w:r>
-      <w:r>
-        <w:rPr>
-          <w:rFonts w:asciiTheme="minorHAnsi" w:eastAsiaTheme="minorHAnsi" w:hAnsiTheme="minorHAnsi" w:cstheme="minorBidi"/>
-          <w:color w:val="auto"/>
-          <w:sz w:val="24"/>
-          <w:szCs w:val="24"/>
-        </w:rPr>
-        <w:t>across space, where a force can be seen; across time, since the longer it is exposed the more targetable it grows; and across the electromagnetic spectrum, where every emission betrays position. Manoeuvre has not been abolished, but its price has risen sharply. It survives only where sensing, concealment, electronic warfare and fires are sequenced to buy a temporary window. Exposure has therefore displaced terrain as the variable around which tactical action organises: the first question is no longer where to move, but whether movement can be afforded at all.</w:t>
-      </w:r>
-    </w:p>
-    <w:p>
-      <w:pPr>
-        <w:pStyle w:val="Heading2"/>
-        <w:rPr>
-          <w:rFonts w:asciiTheme="minorHAnsi" w:eastAsiaTheme="minorHAnsi" w:hAnsiTheme="minorHAnsi" w:cstheme="minorBidi"/>
-          <w:color w:val="auto"/>
-          <w:sz w:val="24"/>
-          <w:szCs w:val="24"/>
-        </w:rPr>
-      </w:pPr>
-      <w:r>
-        <w:rPr>
-          <w:rFonts w:asciiTheme="minorHAnsi" w:eastAsiaTheme="minorHAnsi" w:hAnsiTheme="minorHAnsi" w:cstheme="minorBidi"/>
-          <w:color w:val="auto"/>
-          <w:sz w:val="24"/>
-          <w:szCs w:val="24"/>
-        </w:rPr>
-        <w:t>Ireland has no national security strategy and no settled defence policy; the Defence Policy Review</w:t>
+        <w:t xml:space="preserve">Relative combat power </w:t>
+      </w:r>
+      <w:r>
+        <w:rPr>
+          <w:rFonts w:asciiTheme="minorHAnsi" w:eastAsiaTheme="minorHAnsi" w:hAnsiTheme="minorHAnsi" w:cstheme="minorBidi"/>
+          <w:color w:val="auto"/>
+          <w:sz w:val="24"/>
+          <w:szCs w:val="24"/>
+        </w:rPr>
+        <w:t>rewards</w:t>
+      </w:r>
+      <w:r>
+        <w:rPr>
+          <w:rFonts w:asciiTheme="minorHAnsi" w:eastAsiaTheme="minorHAnsi" w:hAnsiTheme="minorHAnsi" w:cstheme="minorBidi"/>
+          <w:color w:val="auto"/>
+          <w:sz w:val="24"/>
+          <w:szCs w:val="24"/>
+        </w:rPr>
+        <w:t xml:space="preserve"> the side </w:t>
+      </w:r>
+      <w:r>
+        <w:rPr>
+          <w:rFonts w:asciiTheme="minorHAnsi" w:eastAsiaTheme="minorHAnsi" w:hAnsiTheme="minorHAnsi" w:cstheme="minorBidi"/>
+          <w:color w:val="auto"/>
+          <w:sz w:val="24"/>
+          <w:szCs w:val="24"/>
+        </w:rPr>
+        <w:t>which</w:t>
+      </w:r>
+      <w:r>
+        <w:rPr>
+          <w:rFonts w:asciiTheme="minorHAnsi" w:eastAsiaTheme="minorHAnsi" w:hAnsiTheme="minorHAnsi" w:cstheme="minorBidi"/>
+          <w:color w:val="auto"/>
+          <w:sz w:val="24"/>
+          <w:szCs w:val="24"/>
+        </w:rPr>
+        <w:t xml:space="preserve"> can mass force and absorb loss</w:t>
+      </w:r>
+      <w:r>
+        <w:rPr>
+          <w:rFonts w:asciiTheme="minorHAnsi" w:eastAsiaTheme="minorHAnsi" w:hAnsiTheme="minorHAnsi" w:cstheme="minorBidi"/>
+          <w:color w:val="auto"/>
+          <w:sz w:val="24"/>
+          <w:szCs w:val="24"/>
+        </w:rPr>
+        <w:t>.</w:t>
+      </w:r>
+      <w:r>
+        <w:rPr>
+          <w:rFonts w:asciiTheme="minorHAnsi" w:eastAsiaTheme="minorHAnsi" w:hAnsiTheme="minorHAnsi" w:cstheme="minorBidi"/>
+          <w:color w:val="auto"/>
+          <w:sz w:val="24"/>
+          <w:szCs w:val="24"/>
+        </w:rPr>
+        <w:t xml:space="preserve"> </w:t>
+      </w:r>
+      <w:r>
+        <w:rPr>
+          <w:rFonts w:asciiTheme="minorHAnsi" w:eastAsiaTheme="minorHAnsi" w:hAnsiTheme="minorHAnsi" w:cstheme="minorBidi"/>
+          <w:color w:val="auto"/>
+          <w:sz w:val="24"/>
+          <w:szCs w:val="24"/>
+        </w:rPr>
+        <w:t>Low-cost uncrewed systems disturb that arithmetic, a shift which</w:t>
+      </w:r>
+      <w:r>
+        <w:rPr>
+          <w:rFonts w:asciiTheme="minorHAnsi" w:eastAsiaTheme="minorHAnsi" w:hAnsiTheme="minorHAnsi" w:cstheme="minorBidi"/>
+          <w:color w:val="auto"/>
+          <w:sz w:val="24"/>
+          <w:szCs w:val="24"/>
+        </w:rPr>
+        <w:t xml:space="preserve"> the</w:t>
+      </w:r>
+      <w:r>
+        <w:rPr>
+          <w:rFonts w:asciiTheme="minorHAnsi" w:eastAsiaTheme="minorHAnsi" w:hAnsiTheme="minorHAnsi" w:cstheme="minorBidi"/>
+          <w:color w:val="auto"/>
+          <w:sz w:val="24"/>
+          <w:szCs w:val="24"/>
+        </w:rPr>
+        <w:t xml:space="preserve"> Lanchester Force Equations</w:t>
       </w:r>
       <w:r>
         <w:rPr>
@@ -623,7 +1157,26 @@
           <w:sz w:val="24"/>
           <w:szCs w:val="24"/>
         </w:rPr>
-        <w:footnoteReference w:id="1"/>
+        <w:footnoteReference w:id="14"/>
+      </w:r>
+      <w:r>
+        <w:rPr>
+          <w:rFonts w:asciiTheme="minorHAnsi" w:eastAsiaTheme="minorHAnsi" w:hAnsiTheme="minorHAnsi" w:cstheme="minorBidi"/>
+          <w:color w:val="auto"/>
+          <w:sz w:val="24"/>
+          <w:szCs w:val="24"/>
+        </w:rPr>
+        <w:t xml:space="preserve"> and the 3:1 heuristic</w:t>
+      </w:r>
+      <w:r>
+        <w:rPr>
+          <w:rStyle w:val="FootnoteReference"/>
+          <w:rFonts w:asciiTheme="minorHAnsi" w:eastAsiaTheme="minorHAnsi" w:hAnsiTheme="minorHAnsi" w:cstheme="minorBidi"/>
+          <w:color w:val="auto"/>
+          <w:sz w:val="24"/>
+          <w:szCs w:val="24"/>
+        </w:rPr>
+        <w:footnoteReference w:id="15"/>
       </w:r>
       <w:r>
         <w:rPr>
@@ -641,770 +1194,122 @@
           <w:sz w:val="24"/>
           <w:szCs w:val="24"/>
         </w:rPr>
-        <w:t>updates the White Paper</w:t>
+        <w:t>help frame but cannot fully capture.</w:t>
+      </w:r>
+      <w:r>
+        <w:rPr>
+          <w:rFonts w:asciiTheme="minorHAnsi" w:eastAsiaTheme="minorHAnsi" w:hAnsiTheme="minorHAnsi" w:cstheme="minorBidi"/>
+          <w:color w:val="auto"/>
+          <w:sz w:val="24"/>
+          <w:szCs w:val="24"/>
+        </w:rPr>
+        <w:t xml:space="preserve"> </w:t>
+      </w:r>
+      <w:r>
+        <w:rPr>
+          <w:rFonts w:asciiTheme="minorHAnsi" w:eastAsiaTheme="minorHAnsi" w:hAnsiTheme="minorHAnsi" w:cstheme="minorBidi"/>
+          <w:color w:val="auto"/>
+          <w:sz w:val="24"/>
+          <w:szCs w:val="24"/>
+        </w:rPr>
+        <w:t xml:space="preserve">They drive down the price of finding the enemy, striking them precisely and sustaining the force. A defender who can see, strike at range and attrit an attacker with systems costing hundreds rather than millions need not match him platform-for-platform. The asymmetry is structural: the attacker must still mass to break through, yet massing is exactly what persistent observation punishes most. For a state </w:t>
+      </w:r>
+      <w:r>
+        <w:rPr>
+          <w:rFonts w:asciiTheme="minorHAnsi" w:eastAsiaTheme="minorHAnsi" w:hAnsiTheme="minorHAnsi" w:cstheme="minorBidi"/>
+          <w:color w:val="auto"/>
+          <w:sz w:val="24"/>
+          <w:szCs w:val="24"/>
+        </w:rPr>
+        <w:t>which</w:t>
+      </w:r>
+      <w:r>
+        <w:rPr>
+          <w:rFonts w:asciiTheme="minorHAnsi" w:eastAsiaTheme="minorHAnsi" w:hAnsiTheme="minorHAnsi" w:cstheme="minorBidi"/>
+          <w:color w:val="auto"/>
+          <w:sz w:val="24"/>
+          <w:szCs w:val="24"/>
+        </w:rPr>
+        <w:t xml:space="preserve"> cannot buy conventional scale, this is how scarcity stops being </w:t>
+      </w:r>
+      <w:r>
+        <w:rPr>
+          <w:rFonts w:asciiTheme="minorHAnsi" w:eastAsiaTheme="minorHAnsi" w:hAnsiTheme="minorHAnsi" w:cstheme="minorBidi"/>
+          <w:color w:val="auto"/>
+          <w:sz w:val="24"/>
+          <w:szCs w:val="24"/>
+        </w:rPr>
+        <w:t>decisive.</w:t>
+      </w:r>
+    </w:p>
+    <w:p/>
+    <w:p>
+      <w:r>
+        <w:fldChar w:fldCharType="begin"/>
+      </w:r>
+      <w:r>
+        <w:instrText xml:space="preserve"> REF _Ref233053446 \h </w:instrText>
+      </w:r>
+      <w:r>
+        <w:fldChar w:fldCharType="separate"/>
+      </w:r>
+      <w:r>
+        <w:t xml:space="preserve">Table </w:t>
+      </w:r>
+      <w:r>
+        <w:rPr>
+          <w:noProof/>
+        </w:rPr>
+        <w:t>1</w:t>
+      </w:r>
+      <w:r>
+        <w:fldChar w:fldCharType="end"/>
+      </w:r>
+      <w:r>
+        <w:t xml:space="preserve"> </w:t>
+      </w:r>
+      <w:r>
+        <w:t xml:space="preserve">shows that FPV-OWADs cannot be dismissed as cheap substitutes for Javelin. The operational comparison is the telling one: defeating an armoured company costs roughly €1.13 million in Javelins, compared with under €85,000 in FPV-OWADs – more </w:t>
+      </w:r>
+      <w:r>
+        <w:lastRenderedPageBreak/>
+        <w:t xml:space="preserve">than an order of magnitude less for the same task, on assumptions generous to Javelin. Ireland's recent Javelin-only procurement buys 44 missiles; the same budget fields thousands of FPV-OWADs. Javelin remains the higher-confidence kill mechanism, and FPV-OWADs may require several strikes to destroy armour, </w:t>
+      </w:r>
+      <w:r>
+        <w:t>but they can immobilise it for follow-on fires and reach more than an order of magnitude further.</w:t>
+      </w:r>
+      <w:r>
+        <w:t xml:space="preserve"> The direction is unambiguous: FPV-OWADs do not replace ATGMs, but they change the defensive arithmetic and can no longer be ignored</w:t>
+      </w:r>
+      <w:r>
+        <w:t>.</w:t>
       </w:r>
       <w:r>
         <w:rPr>
           <w:rStyle w:val="FootnoteReference"/>
-          <w:rFonts w:asciiTheme="minorHAnsi" w:eastAsiaTheme="minorHAnsi" w:hAnsiTheme="minorHAnsi" w:cstheme="minorBidi"/>
-          <w:color w:val="auto"/>
-          <w:sz w:val="24"/>
-          <w:szCs w:val="24"/>
-        </w:rPr>
-        <w:footnoteReference w:id="2"/>
-      </w:r>
-      <w:r>
-        <w:rPr>
-          <w:rFonts w:asciiTheme="minorHAnsi" w:eastAsiaTheme="minorHAnsi" w:hAnsiTheme="minorHAnsi" w:cstheme="minorBidi"/>
-          <w:color w:val="auto"/>
-          <w:sz w:val="24"/>
-          <w:szCs w:val="24"/>
-        </w:rPr>
-        <w:t>, constituting</w:t>
-      </w:r>
-      <w:r>
-        <w:rPr>
-          <w:rFonts w:asciiTheme="minorHAnsi" w:eastAsiaTheme="minorHAnsi" w:hAnsiTheme="minorHAnsi" w:cstheme="minorBidi"/>
-          <w:color w:val="auto"/>
-          <w:sz w:val="24"/>
-          <w:szCs w:val="24"/>
-        </w:rPr>
-        <w:t xml:space="preserve"> a de facto substitute</w:t>
-      </w:r>
-      <w:r>
-        <w:rPr>
-          <w:rFonts w:asciiTheme="minorHAnsi" w:eastAsiaTheme="minorHAnsi" w:hAnsiTheme="minorHAnsi" w:cstheme="minorBidi"/>
-          <w:color w:val="auto"/>
-          <w:sz w:val="24"/>
-          <w:szCs w:val="24"/>
-        </w:rPr>
-        <w:t>. The military is tasked “</w:t>
-      </w:r>
-      <w:r>
-        <w:rPr>
-          <w:rFonts w:asciiTheme="minorHAnsi" w:eastAsiaTheme="minorHAnsi" w:hAnsiTheme="minorHAnsi" w:cstheme="minorBidi"/>
-          <w:color w:val="auto"/>
-          <w:sz w:val="24"/>
-          <w:szCs w:val="24"/>
-        </w:rPr>
-        <w:t>To provide for the military Defence of the</w:t>
-      </w:r>
-      <w:r>
-        <w:rPr>
-          <w:rFonts w:asciiTheme="minorHAnsi" w:eastAsiaTheme="minorHAnsi" w:hAnsiTheme="minorHAnsi" w:cstheme="minorBidi"/>
-          <w:color w:val="auto"/>
-          <w:sz w:val="24"/>
-          <w:szCs w:val="24"/>
-        </w:rPr>
+        </w:rPr>
+        <w:footnoteReference w:id="16"/>
+      </w:r>
+      <w:r>
         <w:t xml:space="preserve"> </w:t>
       </w:r>
       <w:r>
         <w:rPr>
-          <w:rFonts w:asciiTheme="minorHAnsi" w:eastAsiaTheme="minorHAnsi" w:hAnsiTheme="minorHAnsi" w:cstheme="minorBidi"/>
-          <w:color w:val="auto"/>
-          <w:sz w:val="24"/>
-          <w:szCs w:val="24"/>
-        </w:rPr>
-        <w:t>State from armed aggression</w:t>
-      </w:r>
-      <w:r>
-        <w:rPr>
-          <w:rFonts w:asciiTheme="minorHAnsi" w:eastAsiaTheme="minorHAnsi" w:hAnsiTheme="minorHAnsi" w:cstheme="minorBidi"/>
-          <w:color w:val="auto"/>
-          <w:sz w:val="24"/>
-          <w:szCs w:val="24"/>
-        </w:rPr>
-        <w:t>”.</w:t>
-      </w:r>
-      <w:r>
-        <w:rPr>
-          <w:rFonts w:asciiTheme="minorHAnsi" w:eastAsiaTheme="minorHAnsi" w:hAnsiTheme="minorHAnsi" w:cstheme="minorBidi"/>
-          <w:color w:val="auto"/>
-          <w:sz w:val="24"/>
-          <w:szCs w:val="24"/>
-        </w:rPr>
-        <w:t xml:space="preserve"> </w:t>
-      </w:r>
-      <w:r>
-        <w:rPr>
-          <w:rFonts w:asciiTheme="minorHAnsi" w:eastAsiaTheme="minorHAnsi" w:hAnsiTheme="minorHAnsi" w:cstheme="minorBidi"/>
-          <w:color w:val="auto"/>
-          <w:sz w:val="24"/>
-          <w:szCs w:val="24"/>
-        </w:rPr>
-        <w:t>While m</w:t>
-      </w:r>
-      <w:r>
-        <w:rPr>
-          <w:rFonts w:asciiTheme="minorHAnsi" w:eastAsiaTheme="minorHAnsi" w:hAnsiTheme="minorHAnsi" w:cstheme="minorBidi"/>
-          <w:color w:val="auto"/>
-          <w:sz w:val="24"/>
-          <w:szCs w:val="24"/>
-        </w:rPr>
-        <w:t xml:space="preserve">ilitary </w:t>
-      </w:r>
-      <w:r>
-        <w:rPr>
-          <w:rFonts w:asciiTheme="minorHAnsi" w:eastAsiaTheme="minorHAnsi" w:hAnsiTheme="minorHAnsi" w:cstheme="minorBidi"/>
-          <w:color w:val="auto"/>
-          <w:sz w:val="24"/>
-          <w:szCs w:val="24"/>
-        </w:rPr>
-        <w:t>strategy and operations</w:t>
-      </w:r>
-      <w:r>
-        <w:rPr>
-          <w:rFonts w:asciiTheme="minorHAnsi" w:eastAsiaTheme="minorHAnsi" w:hAnsiTheme="minorHAnsi" w:cstheme="minorBidi"/>
-          <w:color w:val="auto"/>
-          <w:sz w:val="24"/>
-          <w:szCs w:val="24"/>
-        </w:rPr>
-        <w:t xml:space="preserve"> can organise effort</w:t>
-      </w:r>
-      <w:r>
-        <w:rPr>
-          <w:rFonts w:asciiTheme="minorHAnsi" w:eastAsiaTheme="minorHAnsi" w:hAnsiTheme="minorHAnsi" w:cstheme="minorBidi"/>
-          <w:color w:val="auto"/>
-          <w:sz w:val="24"/>
-          <w:szCs w:val="24"/>
-        </w:rPr>
-        <w:t>, policy directs</w:t>
-      </w:r>
-      <w:r>
-        <w:rPr>
-          <w:rFonts w:asciiTheme="minorHAnsi" w:eastAsiaTheme="minorHAnsi" w:hAnsiTheme="minorHAnsi" w:cstheme="minorBidi"/>
-          <w:color w:val="auto"/>
-          <w:sz w:val="24"/>
-          <w:szCs w:val="24"/>
-        </w:rPr>
-        <w:t xml:space="preserve">. In that vacuum, force design drifts toward continuity. </w:t>
-      </w:r>
-      <w:r>
-        <w:rPr>
-          <w:rFonts w:asciiTheme="minorHAnsi" w:eastAsiaTheme="minorHAnsi" w:hAnsiTheme="minorHAnsi" w:cstheme="minorBidi"/>
-          <w:color w:val="auto"/>
-          <w:sz w:val="24"/>
-          <w:szCs w:val="24"/>
-        </w:rPr>
-        <w:t>T</w:t>
-      </w:r>
-      <w:r>
-        <w:rPr>
-          <w:rFonts w:asciiTheme="minorHAnsi" w:eastAsiaTheme="minorHAnsi" w:hAnsiTheme="minorHAnsi" w:cstheme="minorBidi"/>
-          <w:color w:val="auto"/>
-          <w:sz w:val="24"/>
-          <w:szCs w:val="24"/>
-        </w:rPr>
-        <w:t xml:space="preserve">erritorial defence is no longer implausible </w:t>
-      </w:r>
-      <w:r>
-        <w:rPr>
-          <w:rFonts w:asciiTheme="minorHAnsi" w:eastAsiaTheme="minorHAnsi" w:hAnsiTheme="minorHAnsi" w:cstheme="minorBidi"/>
-          <w:color w:val="auto"/>
-          <w:sz w:val="24"/>
-          <w:szCs w:val="24"/>
-        </w:rPr>
-        <w:t>—</w:t>
-      </w:r>
-      <w:r>
-        <w:rPr>
-          <w:rFonts w:asciiTheme="minorHAnsi" w:eastAsiaTheme="minorHAnsi" w:hAnsiTheme="minorHAnsi" w:cstheme="minorBidi"/>
-          <w:color w:val="auto"/>
-          <w:sz w:val="24"/>
-          <w:szCs w:val="24"/>
-        </w:rPr>
-        <w:t xml:space="preserve"> it is politically constrained, under-resourced and increasingly likely.</w:t>
-      </w:r>
-      <w:r>
-        <w:rPr>
-          <w:rFonts w:asciiTheme="minorHAnsi" w:eastAsiaTheme="minorHAnsi" w:hAnsiTheme="minorHAnsi" w:cstheme="minorBidi"/>
-          <w:color w:val="auto"/>
-          <w:sz w:val="24"/>
-          <w:szCs w:val="24"/>
-        </w:rPr>
-        <w:t xml:space="preserve"> Recent</w:t>
-      </w:r>
-      <w:r>
-        <w:rPr>
-          <w:rFonts w:asciiTheme="minorHAnsi" w:eastAsiaTheme="minorHAnsi" w:hAnsiTheme="minorHAnsi" w:cstheme="minorBidi"/>
-          <w:color w:val="auto"/>
-          <w:sz w:val="24"/>
-          <w:szCs w:val="24"/>
-        </w:rPr>
-        <w:t xml:space="preserve"> developments</w:t>
-      </w:r>
-      <w:r>
-        <w:rPr>
-          <w:rFonts w:asciiTheme="minorHAnsi" w:eastAsiaTheme="minorHAnsi" w:hAnsiTheme="minorHAnsi" w:cstheme="minorBidi"/>
-          <w:color w:val="auto"/>
-          <w:sz w:val="24"/>
-          <w:szCs w:val="24"/>
-        </w:rPr>
-        <w:t xml:space="preserve"> </w:t>
-      </w:r>
-      <w:r>
-        <w:rPr>
-          <w:rFonts w:asciiTheme="minorHAnsi" w:eastAsiaTheme="minorHAnsi" w:hAnsiTheme="minorHAnsi" w:cstheme="minorBidi"/>
-          <w:color w:val="auto"/>
-          <w:sz w:val="24"/>
-          <w:szCs w:val="24"/>
-        </w:rPr>
-        <w:t xml:space="preserve">among Western states </w:t>
-      </w:r>
-      <w:r>
-        <w:rPr>
-          <w:rFonts w:asciiTheme="minorHAnsi" w:eastAsiaTheme="minorHAnsi" w:hAnsiTheme="minorHAnsi" w:cstheme="minorBidi"/>
-          <w:color w:val="auto"/>
-          <w:sz w:val="24"/>
-          <w:szCs w:val="24"/>
-        </w:rPr>
-        <w:t>—</w:t>
-      </w:r>
-      <w:r>
-        <w:rPr>
-          <w:rFonts w:asciiTheme="minorHAnsi" w:eastAsiaTheme="minorHAnsi" w:hAnsiTheme="minorHAnsi" w:cstheme="minorBidi"/>
-          <w:color w:val="auto"/>
-          <w:sz w:val="24"/>
-          <w:szCs w:val="24"/>
-        </w:rPr>
-        <w:t xml:space="preserve"> most notably the United States’ assertions regarding</w:t>
-      </w:r>
-      <w:r>
-        <w:rPr>
-          <w:rFonts w:asciiTheme="minorHAnsi" w:eastAsiaTheme="minorHAnsi" w:hAnsiTheme="minorHAnsi" w:cstheme="minorBidi"/>
-          <w:color w:val="auto"/>
-          <w:sz w:val="24"/>
-          <w:szCs w:val="24"/>
-        </w:rPr>
-        <w:t xml:space="preserve"> </w:t>
-      </w:r>
-      <w:r>
-        <w:rPr>
-          <w:rFonts w:asciiTheme="minorHAnsi" w:eastAsiaTheme="minorHAnsi" w:hAnsiTheme="minorHAnsi" w:cstheme="minorBidi"/>
-          <w:color w:val="auto"/>
-          <w:sz w:val="24"/>
-          <w:szCs w:val="24"/>
-        </w:rPr>
-        <w:t>Greenland</w:t>
-      </w:r>
-      <w:r>
-        <w:rPr>
           <w:rStyle w:val="FootnoteReference"/>
-          <w:rFonts w:asciiTheme="minorHAnsi" w:eastAsiaTheme="minorHAnsi" w:hAnsiTheme="minorHAnsi" w:cstheme="minorBidi"/>
-          <w:color w:val="auto"/>
-          <w:sz w:val="24"/>
-          <w:szCs w:val="24"/>
-        </w:rPr>
-        <w:footnoteReference w:id="3"/>
-      </w:r>
-      <w:r>
-        <w:rPr>
-          <w:rFonts w:asciiTheme="minorHAnsi" w:eastAsiaTheme="minorHAnsi" w:hAnsiTheme="minorHAnsi" w:cstheme="minorBidi"/>
-          <w:color w:val="auto"/>
-          <w:sz w:val="24"/>
-          <w:szCs w:val="24"/>
-        </w:rPr>
-        <w:t xml:space="preserve"> and Denmark’s response</w:t>
-      </w:r>
-      <w:r>
-        <w:rPr>
-          <w:rStyle w:val="FootnoteReference"/>
-          <w:rFonts w:asciiTheme="minorHAnsi" w:eastAsiaTheme="minorHAnsi" w:hAnsiTheme="minorHAnsi" w:cstheme="minorBidi"/>
-          <w:color w:val="auto"/>
-          <w:sz w:val="24"/>
-          <w:szCs w:val="24"/>
-        </w:rPr>
-        <w:footnoteReference w:id="4"/>
-      </w:r>
-      <w:r>
-        <w:rPr>
-          <w:rFonts w:asciiTheme="minorHAnsi" w:eastAsiaTheme="minorHAnsi" w:hAnsiTheme="minorHAnsi" w:cstheme="minorBidi"/>
-          <w:color w:val="auto"/>
-          <w:sz w:val="24"/>
-          <w:szCs w:val="24"/>
-        </w:rPr>
-        <w:t xml:space="preserve">  </w:t>
-      </w:r>
-      <w:r>
-        <w:rPr>
-          <w:rFonts w:asciiTheme="minorHAnsi" w:eastAsiaTheme="minorHAnsi" w:hAnsiTheme="minorHAnsi" w:cstheme="minorBidi"/>
-          <w:color w:val="auto"/>
-          <w:sz w:val="24"/>
-          <w:szCs w:val="24"/>
-        </w:rPr>
-        <w:t>—</w:t>
-      </w:r>
-      <w:r>
-        <w:rPr>
-          <w:rFonts w:asciiTheme="minorHAnsi" w:eastAsiaTheme="minorHAnsi" w:hAnsiTheme="minorHAnsi" w:cstheme="minorBidi"/>
-          <w:color w:val="auto"/>
-          <w:sz w:val="24"/>
-          <w:szCs w:val="24"/>
-        </w:rPr>
-        <w:t xml:space="preserve"> demonstrate that scenarios once considered unlikely can rapidly</w:t>
-      </w:r>
-      <w:r>
-        <w:rPr>
-          <w:rFonts w:asciiTheme="minorHAnsi" w:eastAsiaTheme="minorHAnsi" w:hAnsiTheme="minorHAnsi" w:cstheme="minorBidi"/>
-          <w:color w:val="auto"/>
-          <w:sz w:val="24"/>
-          <w:szCs w:val="24"/>
-        </w:rPr>
-        <w:t xml:space="preserve"> </w:t>
-      </w:r>
-      <w:r>
-        <w:rPr>
-          <w:rFonts w:asciiTheme="minorHAnsi" w:eastAsiaTheme="minorHAnsi" w:hAnsiTheme="minorHAnsi" w:cstheme="minorBidi"/>
-          <w:color w:val="auto"/>
-          <w:sz w:val="24"/>
-          <w:szCs w:val="24"/>
-        </w:rPr>
-        <w:t xml:space="preserve">acquire </w:t>
-      </w:r>
-      <w:r>
-        <w:rPr>
-          <w:rFonts w:asciiTheme="minorHAnsi" w:eastAsiaTheme="minorHAnsi" w:hAnsiTheme="minorHAnsi" w:cstheme="minorBidi"/>
-          <w:color w:val="auto"/>
-          <w:sz w:val="24"/>
-          <w:szCs w:val="24"/>
-        </w:rPr>
-        <w:t>s</w:t>
-      </w:r>
-      <w:r>
-        <w:rPr>
-          <w:rFonts w:asciiTheme="minorHAnsi" w:eastAsiaTheme="minorHAnsi" w:hAnsiTheme="minorHAnsi" w:cstheme="minorBidi"/>
-          <w:color w:val="auto"/>
-          <w:sz w:val="24"/>
-          <w:szCs w:val="24"/>
-        </w:rPr>
-        <w:t>trategic salience. The perception of threat is an unreliable indicator for future</w:t>
-      </w:r>
-      <w:r>
-        <w:rPr>
-          <w:rFonts w:asciiTheme="minorHAnsi" w:eastAsiaTheme="minorHAnsi" w:hAnsiTheme="minorHAnsi" w:cstheme="minorBidi"/>
-          <w:color w:val="auto"/>
-          <w:sz w:val="24"/>
-          <w:szCs w:val="24"/>
-        </w:rPr>
-        <w:t xml:space="preserve"> </w:t>
-      </w:r>
-      <w:r>
-        <w:rPr>
-          <w:rFonts w:asciiTheme="minorHAnsi" w:eastAsiaTheme="minorHAnsi" w:hAnsiTheme="minorHAnsi" w:cstheme="minorBidi"/>
-          <w:color w:val="auto"/>
-          <w:sz w:val="24"/>
-          <w:szCs w:val="24"/>
-        </w:rPr>
-        <w:t>conflict. Failure to internalise the implications of UxS risks entrenching a force posture</w:t>
-      </w:r>
-      <w:r>
-        <w:rPr>
-          <w:rFonts w:asciiTheme="minorHAnsi" w:eastAsiaTheme="minorHAnsi" w:hAnsiTheme="minorHAnsi" w:cstheme="minorBidi"/>
-          <w:color w:val="auto"/>
-          <w:sz w:val="24"/>
-          <w:szCs w:val="24"/>
-        </w:rPr>
-        <w:t xml:space="preserve"> </w:t>
-      </w:r>
-      <w:r>
-        <w:rPr>
-          <w:rFonts w:asciiTheme="minorHAnsi" w:eastAsiaTheme="minorHAnsi" w:hAnsiTheme="minorHAnsi" w:cstheme="minorBidi"/>
-          <w:color w:val="auto"/>
-          <w:sz w:val="24"/>
-          <w:szCs w:val="24"/>
-        </w:rPr>
-        <w:t>optimised for conditions which no longer exist</w:t>
-      </w:r>
-      <w:r>
-        <w:rPr>
-          <w:rFonts w:asciiTheme="minorHAnsi" w:eastAsiaTheme="minorHAnsi" w:hAnsiTheme="minorHAnsi" w:cstheme="minorBidi"/>
-          <w:color w:val="auto"/>
-          <w:sz w:val="24"/>
-          <w:szCs w:val="24"/>
-        </w:rPr>
-        <w:t>,</w:t>
-      </w:r>
-      <w:r>
-        <w:rPr>
-          <w:rFonts w:asciiTheme="minorHAnsi" w:eastAsiaTheme="minorHAnsi" w:hAnsiTheme="minorHAnsi" w:cstheme="minorBidi"/>
-          <w:color w:val="auto"/>
-          <w:sz w:val="24"/>
-          <w:szCs w:val="24"/>
-        </w:rPr>
-        <w:t xml:space="preserve"> allowing force design decisions to prioritise</w:t>
-      </w:r>
-      <w:r>
-        <w:rPr>
-          <w:rFonts w:asciiTheme="minorHAnsi" w:eastAsiaTheme="minorHAnsi" w:hAnsiTheme="minorHAnsi" w:cstheme="minorBidi"/>
-          <w:color w:val="auto"/>
-          <w:sz w:val="24"/>
-          <w:szCs w:val="24"/>
-        </w:rPr>
-        <w:t xml:space="preserve"> </w:t>
-      </w:r>
-      <w:r>
-        <w:rPr>
-          <w:rFonts w:asciiTheme="minorHAnsi" w:eastAsiaTheme="minorHAnsi" w:hAnsiTheme="minorHAnsi" w:cstheme="minorBidi"/>
-          <w:color w:val="auto"/>
-          <w:sz w:val="24"/>
-          <w:szCs w:val="24"/>
-        </w:rPr>
-        <w:t>continuity over adaptation and without articulating a theory of victory.</w:t>
-      </w:r>
-      <w:r>
-        <w:rPr>
-          <w:rFonts w:asciiTheme="minorHAnsi" w:eastAsiaTheme="minorHAnsi" w:hAnsiTheme="minorHAnsi" w:cstheme="minorBidi"/>
-          <w:color w:val="auto"/>
-          <w:sz w:val="24"/>
-          <w:szCs w:val="24"/>
-        </w:rPr>
-        <w:t xml:space="preserve"> [</w:t>
-      </w:r>
-      <w:r>
-        <w:rPr>
-          <w:rFonts w:asciiTheme="minorHAnsi" w:eastAsiaTheme="minorHAnsi" w:hAnsiTheme="minorHAnsi" w:cstheme="minorBidi"/>
-          <w:color w:val="auto"/>
-          <w:sz w:val="24"/>
-          <w:szCs w:val="24"/>
-          <w:highlight w:val="yellow"/>
-        </w:rPr>
-        <w:t>OB: please proof the ideas here, they’re still in draft though</w:t>
-      </w:r>
-      <w:r>
-        <w:rPr>
-          <w:rFonts w:asciiTheme="minorHAnsi" w:eastAsiaTheme="minorHAnsi" w:hAnsiTheme="minorHAnsi" w:cstheme="minorBidi"/>
-          <w:color w:val="auto"/>
-          <w:sz w:val="24"/>
-          <w:szCs w:val="24"/>
-        </w:rPr>
-        <w:t>]</w:t>
-      </w:r>
-    </w:p>
-    <w:p>
-      <w:r>
-        <w:t>Ireland's light infantry section is not a capability gap to be filled with equipment; it is a structure overtaken by the threat</w:t>
-      </w:r>
-      <w:r>
-        <w:t xml:space="preserve">. </w:t>
-      </w:r>
-      <w:r>
-        <w:t xml:space="preserve">Capability is sometimes reduced to equipment, but it </w:t>
-      </w:r>
-      <w:r>
-        <w:lastRenderedPageBreak/>
-        <w:t>is better understood as the synthesis described by DOTMLPF-I</w:t>
-      </w:r>
-      <w:r>
-        <w:t>.</w:t>
-      </w:r>
-      <w:r>
-        <w:rPr>
-          <w:rStyle w:val="FootnoteReference"/>
-        </w:rPr>
-        <w:footnoteReference w:id="5"/>
-      </w:r>
-      <w:r>
-        <w:t xml:space="preserve"> </w:t>
-      </w:r>
-      <w:r>
-        <w:rPr>
-          <w:rStyle w:val="FootnoteReference"/>
-        </w:rPr>
-        <w:footnoteReference w:id="6"/>
-      </w:r>
-      <w:r>
-        <w:t xml:space="preserve"> O</w:t>
-      </w:r>
-      <w:r>
-        <w:t>n that basis the section fails against nearly every line. Its doctrine</w:t>
-      </w:r>
-      <w:r>
-        <w:rPr>
-          <w:rStyle w:val="FootnoteReference"/>
-        </w:rPr>
-        <w:footnoteReference w:id="7"/>
-      </w:r>
-      <w:r>
-        <w:t xml:space="preserve"> remains that of a foot-mobile light infantry section, </w:t>
-      </w:r>
-      <w:r>
-        <w:rPr>
-          <w:highlight w:val="yellow"/>
-        </w:rPr>
-        <w:t>never reconciled with the vehicles now built to carry it</w:t>
-      </w:r>
-      <w:r>
-        <w:t>. Its organisation may now be rebuilt around vehicle capacity,</w:t>
-      </w:r>
-      <w:r>
-        <w:rPr>
-          <w:rStyle w:val="FootnoteReference"/>
-        </w:rPr>
-        <w:t xml:space="preserve"> </w:t>
-      </w:r>
-      <w:r>
-        <w:rPr>
-          <w:rStyle w:val="FootnoteReference"/>
-        </w:rPr>
-        <w:footnoteReference w:id="8"/>
-      </w:r>
-      <w:r>
-        <w:t xml:space="preserve"> on the assumption that one section must fit one carrier — a constraint</w:t>
-      </w:r>
-      <w:r>
-        <w:t xml:space="preserve"> more appropriate for</w:t>
-      </w:r>
-      <w:r>
-        <w:t xml:space="preserve"> mechanised and armoured formations</w:t>
-      </w:r>
-      <w:r>
-        <w:t xml:space="preserve">. </w:t>
-      </w:r>
-      <w:r>
-        <w:t>It</w:t>
-      </w:r>
-      <w:r>
-        <w:t xml:space="preserve"> should</w:t>
-      </w:r>
-      <w:r>
-        <w:t xml:space="preserve"> not bind light infantry, which moves on foot or in soft-skin vehicles, increasingly all-terrain </w:t>
-      </w:r>
-      <w:r>
-        <w:t>vehicles</w:t>
-      </w:r>
-      <w:r>
-        <w:t xml:space="preserve"> such as the ULTV.</w:t>
-      </w:r>
-      <w:r>
-        <w:rPr>
-          <w:rStyle w:val="FootnoteReference"/>
-        </w:rPr>
-        <w:t xml:space="preserve"> </w:t>
-      </w:r>
-      <w:r>
-        <w:rPr>
-          <w:rStyle w:val="FootnoteReference"/>
-        </w:rPr>
-        <w:footnoteReference w:id="9"/>
-      </w:r>
-      <w:r>
-        <w:rPr>
-          <w:rStyle w:val="FootnoteReference"/>
-        </w:rPr>
-        <w:t xml:space="preserve"> </w:t>
-      </w:r>
-      <w:r>
-        <w:rPr>
-          <w:rStyle w:val="FootnoteReference"/>
-        </w:rPr>
-        <w:t xml:space="preserve"> </w:t>
-      </w:r>
-      <w:r>
-        <w:t>I</w:t>
-      </w:r>
-      <w:r>
-        <w:t>ts training still rehearses the conventional drills of the last century and the peace-support tasks of the decades since. It neglects the cognitive burden, dispersion and exposure of a section that can be found and struck on a checkpoint or logistics convoy as readily as in battle, without higher-echelon cover. Its materiel reflects a Cold War mentality. Its leadership is not configured for contemporary mission command. And it fields too few soldiers to carry the cognitive load, operate the new systems and remain cohesive once dispersed. Adding drones changes none of that.</w:t>
-      </w:r>
-    </w:p>
-    <w:p>
-      <w:r>
-        <w:rPr>
-          <w:highlight w:val="yellow"/>
-        </w:rPr>
-        <w:t>OB: I will reference TM 201 as proof that doctrine hasn’t changed. However, I think I want to cite paragraph 0202 “The fundamental role of the infantry man/woman has changed little over recent centuries: their tasks are still to close with and destroy the enemy or force them to surrender, to seize and hold terrain, to dominate and control close country and finally, to carry out close surveillance”. Then we can say that the first task – their most important – cannot be achieved without substantial review of the doctrine, organisation, training, leadership, materiel,</w:t>
-      </w:r>
-      <w:r>
-        <w:t xml:space="preserve"> </w:t>
-      </w:r>
-    </w:p>
-    <w:p/>
-    <w:p>
-      <w:pPr>
-        <w:pStyle w:val="Heading2"/>
-        <w:rPr>
-          <w:rFonts w:asciiTheme="minorHAnsi" w:eastAsiaTheme="minorHAnsi" w:hAnsiTheme="minorHAnsi" w:cstheme="minorBidi"/>
-          <w:color w:val="auto"/>
-          <w:sz w:val="24"/>
-          <w:szCs w:val="24"/>
-        </w:rPr>
-      </w:pPr>
-      <w:r>
-        <w:rPr>
-          <w:rFonts w:asciiTheme="minorHAnsi" w:eastAsiaTheme="minorHAnsi" w:hAnsiTheme="minorHAnsi" w:cstheme="minorBidi"/>
-          <w:color w:val="auto"/>
-          <w:sz w:val="24"/>
-          <w:szCs w:val="24"/>
-        </w:rPr>
-        <w:lastRenderedPageBreak/>
-        <w:t xml:space="preserve">Relative combat power </w:t>
-      </w:r>
-      <w:r>
-        <w:rPr>
-          <w:rFonts w:asciiTheme="minorHAnsi" w:eastAsiaTheme="minorHAnsi" w:hAnsiTheme="minorHAnsi" w:cstheme="minorBidi"/>
-          <w:color w:val="auto"/>
-          <w:sz w:val="24"/>
-          <w:szCs w:val="24"/>
-        </w:rPr>
-        <w:t>rewards</w:t>
-      </w:r>
-      <w:r>
-        <w:rPr>
-          <w:rFonts w:asciiTheme="minorHAnsi" w:eastAsiaTheme="minorHAnsi" w:hAnsiTheme="minorHAnsi" w:cstheme="minorBidi"/>
-          <w:color w:val="auto"/>
-          <w:sz w:val="24"/>
-          <w:szCs w:val="24"/>
-        </w:rPr>
-        <w:t xml:space="preserve"> the side </w:t>
-      </w:r>
-      <w:r>
-        <w:rPr>
-          <w:rFonts w:asciiTheme="minorHAnsi" w:eastAsiaTheme="minorHAnsi" w:hAnsiTheme="minorHAnsi" w:cstheme="minorBidi"/>
-          <w:color w:val="auto"/>
-          <w:sz w:val="24"/>
-          <w:szCs w:val="24"/>
-        </w:rPr>
-        <w:t>which</w:t>
-      </w:r>
-      <w:r>
-        <w:rPr>
-          <w:rFonts w:asciiTheme="minorHAnsi" w:eastAsiaTheme="minorHAnsi" w:hAnsiTheme="minorHAnsi" w:cstheme="minorBidi"/>
-          <w:color w:val="auto"/>
-          <w:sz w:val="24"/>
-          <w:szCs w:val="24"/>
-        </w:rPr>
-        <w:t xml:space="preserve"> can mass force and absorb loss</w:t>
-      </w:r>
-      <w:r>
-        <w:rPr>
-          <w:rFonts w:asciiTheme="minorHAnsi" w:eastAsiaTheme="minorHAnsi" w:hAnsiTheme="minorHAnsi" w:cstheme="minorBidi"/>
-          <w:color w:val="auto"/>
-          <w:sz w:val="24"/>
-          <w:szCs w:val="24"/>
-        </w:rPr>
-        <w:t xml:space="preserve"> – </w:t>
-      </w:r>
-      <w:r>
-        <w:rPr>
-          <w:rFonts w:asciiTheme="minorHAnsi" w:eastAsiaTheme="minorHAnsi" w:hAnsiTheme="minorHAnsi" w:cstheme="minorBidi"/>
-          <w:color w:val="auto"/>
-          <w:sz w:val="24"/>
-          <w:szCs w:val="24"/>
-        </w:rPr>
-        <w:t>historically the better-funded one. Low-cost uncrewed systems disturb that arithmetic</w:t>
-      </w:r>
-      <w:r>
-        <w:rPr>
-          <w:rFonts w:asciiTheme="minorHAnsi" w:eastAsiaTheme="minorHAnsi" w:hAnsiTheme="minorHAnsi" w:cstheme="minorBidi"/>
-          <w:color w:val="auto"/>
-          <w:sz w:val="24"/>
-          <w:szCs w:val="24"/>
-        </w:rPr>
-        <w:t xml:space="preserve"> and is reflected in the Lanchester Force Equations</w:t>
-      </w:r>
-      <w:r>
-        <w:rPr>
-          <w:rStyle w:val="FootnoteReference"/>
-          <w:rFonts w:asciiTheme="minorHAnsi" w:eastAsiaTheme="minorHAnsi" w:hAnsiTheme="minorHAnsi" w:cstheme="minorBidi"/>
-          <w:color w:val="auto"/>
-          <w:sz w:val="24"/>
-          <w:szCs w:val="24"/>
-        </w:rPr>
-        <w:footnoteReference w:id="10"/>
-      </w:r>
-      <w:r>
-        <w:rPr>
-          <w:rFonts w:asciiTheme="minorHAnsi" w:eastAsiaTheme="minorHAnsi" w:hAnsiTheme="minorHAnsi" w:cstheme="minorBidi"/>
-          <w:color w:val="auto"/>
-          <w:sz w:val="24"/>
-          <w:szCs w:val="24"/>
-        </w:rPr>
-        <w:t xml:space="preserve"> and the 3:1 heuristic</w:t>
-      </w:r>
-      <w:r>
-        <w:rPr>
-          <w:rStyle w:val="FootnoteReference"/>
-          <w:rFonts w:asciiTheme="minorHAnsi" w:eastAsiaTheme="minorHAnsi" w:hAnsiTheme="minorHAnsi" w:cstheme="minorBidi"/>
-          <w:color w:val="auto"/>
-          <w:sz w:val="24"/>
-          <w:szCs w:val="24"/>
-        </w:rPr>
-        <w:footnoteReference w:id="11"/>
-      </w:r>
-      <w:r>
-        <w:rPr>
-          <w:rFonts w:asciiTheme="minorHAnsi" w:eastAsiaTheme="minorHAnsi" w:hAnsiTheme="minorHAnsi" w:cstheme="minorBidi"/>
-          <w:color w:val="auto"/>
-          <w:sz w:val="24"/>
-          <w:szCs w:val="24"/>
-        </w:rPr>
-        <w:t xml:space="preserve"> help capture. They drive down the price of three functions that once demanded expensive platforms: finding the enemy, striking them precisely and sustaining the force. A defender who can see, strike at range and attrit an attacker with systems costing hundreds rather than millions need not match him platform-for-platform. The asymmetry is structural: the attacker must still mass to break through, yet massing is exactly what persistent observation punishes most. For a state that cannot buy conventional scale, this is how scarcity stops being decisive – denial without parity.</w:t>
-      </w:r>
-    </w:p>
-    <w:p/>
-    <w:p>
-      <w:r>
-        <w:fldChar w:fldCharType="begin"/>
-      </w:r>
-      <w:r>
-        <w:instrText xml:space="preserve"> REF _Ref233053446 \h </w:instrText>
-      </w:r>
-      <w:r>
-        <w:fldChar w:fldCharType="separate"/>
-      </w:r>
-      <w:r>
-        <w:t xml:space="preserve">Table </w:t>
-      </w:r>
+        </w:rPr>
+        <w:footnoteReference w:id="17"/>
+      </w:r>
+    </w:p>
+    <w:p>
+      <w:pPr>
+        <w:keepNext/>
+      </w:pPr>
       <w:r>
         <w:rPr>
           <w:noProof/>
         </w:rPr>
-        <w:t>1</w:t>
-      </w:r>
-      <w:r>
-        <w:fldChar w:fldCharType="end"/>
-      </w:r>
-      <w:r>
-        <w:t xml:space="preserve"> </w:t>
-      </w:r>
-      <w:r>
-        <w:t xml:space="preserve">shows that FPV-OWADs cannot be dismissed as cheap substitutes for Javelin. The operational comparison is the telling one: defeating an armoured company costs roughly €1.13 million in Javelins, compared with under €85,000 in FPV-OWADs – more than an order of magnitude less for the same task, on assumptions generous to Javelin. Ireland's recent Javelin-only procurement buys 44 missiles; the same budget fields thousands of FPV-OWADs. Javelin remains the higher-confidence kill mechanism, and FPV-OWADs may require several strikes to destroy armour, </w:t>
-      </w:r>
-      <w:r>
-        <w:t>but they can immobilise it for follow-on fires and reach more than an order of magnitude further.</w:t>
-      </w:r>
-      <w:r>
-        <w:t xml:space="preserve"> The direction is unambiguous: FPV-OWADs do not replace ATGMs, but they change the defensive arithmetic and can no longer be ignored</w:t>
-      </w:r>
-      <w:r>
-        <w:t>.</w:t>
-      </w:r>
-      <w:r>
-        <w:rPr>
-          <w:rStyle w:val="FootnoteReference"/>
-        </w:rPr>
-        <w:footnoteReference w:id="12"/>
-      </w:r>
-      <w:r>
-        <w:t xml:space="preserve"> </w:t>
-      </w:r>
-      <w:r>
-        <w:rPr>
-          <w:rStyle w:val="FootnoteReference"/>
-        </w:rPr>
-        <w:footnoteReference w:id="13"/>
-      </w:r>
-    </w:p>
-    <w:p>
-      <w:pPr>
-        <w:keepNext/>
-      </w:pPr>
-      <w:r>
-        <w:rPr>
-          <w:noProof/>
-        </w:rPr>
-        <w:lastRenderedPageBreak/>
         <w:drawing>
-          <wp:inline distT="0" distB="0" distL="0" distR="0" wp14:anchorId="27087215" wp14:editId="0A0D5B03">
+          <wp:inline distT="0" distB="0" distL="0" distR="0" wp14:anchorId="1ED79B76" wp14:editId="6CD40A73">
             <wp:extent cx="5731510" cy="1757045"/>
             <wp:effectExtent l="0" t="0" r="2540" b="0"/>
             <wp:docPr id="177895998" name="Picture 1"/>
@@ -1419,7 +1324,7 @@
                     <pic:cNvPicPr/>
                   </pic:nvPicPr>
                   <pic:blipFill>
-                    <a:blip r:embed="rId8"/>
+                    <a:blip r:embed="rId9"/>
                     <a:stretch>
                       <a:fillRect/>
                     </a:stretch>
@@ -1465,6 +1370,9 @@
         <w:t>1</w:t>
       </w:r>
       <w:r>
+        <w:rPr>
+          <w:noProof/>
+        </w:rPr>
         <w:fldChar w:fldCharType="end"/>
       </w:r>
       <w:bookmarkEnd w:id="0"/>
@@ -1495,406 +1403,276 @@
           <w:sz w:val="24"/>
           <w:szCs w:val="24"/>
         </w:rPr>
+        <w:t xml:space="preserve">Ireland has long treated serious territorial defence as financially unreachable, because credibility was assumed to require conventional mass. </w:t>
+      </w:r>
+      <w:proofErr w:type="spellStart"/>
+      <w:r>
+        <w:rPr>
+          <w:rFonts w:asciiTheme="minorHAnsi" w:eastAsiaTheme="minorHAnsi" w:hAnsiTheme="minorHAnsi" w:cstheme="minorBidi"/>
+          <w:color w:val="auto"/>
+          <w:sz w:val="24"/>
+          <w:szCs w:val="24"/>
+        </w:rPr>
+        <w:t>UxS</w:t>
+      </w:r>
+      <w:proofErr w:type="spellEnd"/>
+      <w:r>
+        <w:rPr>
+          <w:rFonts w:asciiTheme="minorHAnsi" w:eastAsiaTheme="minorHAnsi" w:hAnsiTheme="minorHAnsi" w:cstheme="minorBidi"/>
+          <w:color w:val="auto"/>
+          <w:sz w:val="24"/>
+          <w:szCs w:val="24"/>
+        </w:rPr>
+        <w:t xml:space="preserve"> break that premise: if cheap precision systems can make lodgement, movement and sustainment costly, the constraint shifts from money to organisation. For an island state, any hostile ground force must first arrive by sea or air, concentrating at a predictable point of entry – where exposure is highest and cheap precision strike most punishing.</w:t>
+      </w:r>
+    </w:p>
+    <w:p>
+      <w:pPr>
+        <w:pStyle w:val="Heading2"/>
+        <w:rPr>
+          <w:rFonts w:asciiTheme="minorHAnsi" w:eastAsiaTheme="minorHAnsi" w:hAnsiTheme="minorHAnsi" w:cstheme="minorBidi"/>
+          <w:color w:val="auto"/>
+          <w:sz w:val="24"/>
+          <w:szCs w:val="24"/>
+        </w:rPr>
+      </w:pPr>
+      <w:r>
+        <w:rPr>
+          <w:rFonts w:asciiTheme="minorHAnsi" w:eastAsiaTheme="minorHAnsi" w:hAnsiTheme="minorHAnsi" w:cstheme="minorBidi"/>
+          <w:color w:val="auto"/>
+          <w:sz w:val="24"/>
+          <w:szCs w:val="24"/>
+        </w:rPr>
+        <w:t xml:space="preserve">Deterrence-by-denial here means one thing: making an attacker doubt that victory will be quick or cheap. A defender need not win. </w:t>
+      </w:r>
+      <w:r>
+        <w:rPr>
+          <w:rFonts w:asciiTheme="minorHAnsi" w:eastAsiaTheme="minorHAnsi" w:hAnsiTheme="minorHAnsi" w:cstheme="minorBidi"/>
+          <w:color w:val="auto"/>
+          <w:sz w:val="24"/>
+          <w:szCs w:val="24"/>
+        </w:rPr>
+        <w:t>They</w:t>
+      </w:r>
+      <w:r>
+        <w:rPr>
+          <w:rFonts w:asciiTheme="minorHAnsi" w:eastAsiaTheme="minorHAnsi" w:hAnsiTheme="minorHAnsi" w:cstheme="minorBidi"/>
+          <w:color w:val="auto"/>
+          <w:sz w:val="24"/>
+          <w:szCs w:val="24"/>
+        </w:rPr>
+        <w:t xml:space="preserve"> need only to impose enough delay, attrition and uncertainty that the operation's price climbs past what the aggressor will pay. It does not stop an attack; it makes the attack expensive, slow and uncertain of success. </w:t>
+      </w:r>
+    </w:p>
+    <w:p>
+      <w:pPr>
+        <w:pStyle w:val="NoSpacing"/>
+      </w:pPr>
+      <w:r>
+        <w:t>The recommendations follow directly and cost little to begin. First, adopt the lance-corporal rank: dispersed sections need a commander in each</w:t>
+      </w:r>
+      <w:r>
+        <w:t xml:space="preserve"> and</w:t>
+      </w:r>
+      <w:r>
+        <w:t xml:space="preserve"> the rank structure must catch up to the tactics. Second, experiment properly rather than procure blindly</w:t>
+      </w:r>
+      <w:r>
+        <w:t xml:space="preserve"> — </w:t>
+      </w:r>
+      <w:r>
         <w:lastRenderedPageBreak/>
-        <w:t>Ireland has long treated serious territorial defence as financially unreachable, because credibility was assumed to require conventional mass. UxS break that premise: if cheap precision systems can make lodgement, movement and sustainment costly, the constraint shifts from money to organisation. For an island state, any hostile ground force must first arrive by sea or air, concentrating at a predictable point of entry – where exposure is highest and cheap precision strike most punishing.</w:t>
-      </w:r>
-    </w:p>
-    <w:p>
-      <w:pPr>
-        <w:pStyle w:val="Heading2"/>
-        <w:rPr>
-          <w:rFonts w:asciiTheme="minorHAnsi" w:eastAsiaTheme="minorHAnsi" w:hAnsiTheme="minorHAnsi" w:cstheme="minorBidi"/>
-          <w:color w:val="auto"/>
-          <w:sz w:val="24"/>
-          <w:szCs w:val="24"/>
-        </w:rPr>
-      </w:pPr>
-      <w:r>
-        <w:rPr>
-          <w:rFonts w:asciiTheme="minorHAnsi" w:eastAsiaTheme="minorHAnsi" w:hAnsiTheme="minorHAnsi" w:cstheme="minorBidi"/>
-          <w:color w:val="auto"/>
-          <w:sz w:val="24"/>
-          <w:szCs w:val="24"/>
-        </w:rPr>
-        <w:t xml:space="preserve">Deterrence-by-denial here means one thing: making an attacker doubt that victory will be quick or cheap. A defender need not win. </w:t>
-      </w:r>
-      <w:r>
-        <w:rPr>
-          <w:rFonts w:asciiTheme="minorHAnsi" w:eastAsiaTheme="minorHAnsi" w:hAnsiTheme="minorHAnsi" w:cstheme="minorBidi"/>
-          <w:color w:val="auto"/>
-          <w:sz w:val="24"/>
-          <w:szCs w:val="24"/>
-        </w:rPr>
-        <w:t>They</w:t>
-      </w:r>
-      <w:r>
-        <w:rPr>
-          <w:rFonts w:asciiTheme="minorHAnsi" w:eastAsiaTheme="minorHAnsi" w:hAnsiTheme="minorHAnsi" w:cstheme="minorBidi"/>
-          <w:color w:val="auto"/>
-          <w:sz w:val="24"/>
-          <w:szCs w:val="24"/>
-        </w:rPr>
-        <w:t xml:space="preserve"> needs only to impose enough delay, attrition and uncertainty that the operation's price climbs past what the aggressor will pay</w:t>
-      </w:r>
-      <w:r>
-        <w:rPr>
-          <w:rFonts w:asciiTheme="minorHAnsi" w:eastAsiaTheme="minorHAnsi" w:hAnsiTheme="minorHAnsi" w:cstheme="minorBidi"/>
-          <w:color w:val="auto"/>
-          <w:sz w:val="24"/>
-          <w:szCs w:val="24"/>
-        </w:rPr>
+        <w:t xml:space="preserve">stand up trial sections at fourteen and fifteen </w:t>
+      </w:r>
+      <w:r>
+        <w:t>soldiers</w:t>
+      </w:r>
+      <w:r>
+        <w:t xml:space="preserve"> (</w:t>
+      </w:r>
+      <w:r>
+        <w:fldChar w:fldCharType="begin"/>
+      </w:r>
+      <w:r>
+        <w:instrText xml:space="preserve"> REF _Ref233060645 \h  \* MERGEFORMAT </w:instrText>
+      </w:r>
+      <w:r>
+        <w:fldChar w:fldCharType="separate"/>
+      </w:r>
+      <w:r>
+        <w:t>Figure 1</w:t>
+      </w:r>
+      <w:r>
+        <w:fldChar w:fldCharType="end"/>
+      </w:r>
+      <w:r>
+        <w:t>)</w:t>
+      </w:r>
+      <w:r>
+        <w:t>, test them</w:t>
+      </w:r>
+      <w:r>
+        <w:t xml:space="preserve"> against realistic drone threats</w:t>
+      </w:r>
+      <w:r>
+        <w:t xml:space="preserve"> and</w:t>
+      </w:r>
+      <w:r>
+        <w:t xml:space="preserve"> let the results, not assumption, settle the establishment</w:t>
+      </w:r>
+      <w:r>
+        <w:t xml:space="preserve">. </w:t>
+      </w:r>
+      <w:r>
+        <w:t>Third, write exposure management into doctrine: build signature discipline, drone-halt drills and the sequencing of sensing, electronic warfare and fires into standard operating procedures, syllabi and retraining, with mobile training teams to push the new methods out quickly. None of this requires mass or heavy armour</w:t>
+      </w:r>
+      <w:r>
+        <w:t xml:space="preserve"> and</w:t>
+      </w:r>
+      <w:r>
+        <w:t xml:space="preserve"> none waits on a procurement cycle. The first move is organisational, not financial</w:t>
+      </w:r>
+      <w:r>
         <w:t xml:space="preserve"> — </w:t>
       </w:r>
       <w:r>
-        <w:rPr>
-          <w:rFonts w:asciiTheme="minorHAnsi" w:eastAsiaTheme="minorHAnsi" w:hAnsiTheme="minorHAnsi" w:cstheme="minorBidi"/>
-          <w:color w:val="auto"/>
-          <w:sz w:val="24"/>
-          <w:szCs w:val="24"/>
-        </w:rPr>
-        <w:t>and to be seen to be able to. That is the whole of the claim, and its modesty is the point. This is not deterrence by punishment: there is no threat to strike beyond the contested ground, no promise of pain elsewhere. Nor is it a promise to defeat a stronger force. It does not stop an attack; it makes the attack expensive, slow and uncertain of success. The effect is cumulative rather than decisive</w:t>
-      </w:r>
-      <w:r>
-        <w:rPr>
-          <w:rFonts w:asciiTheme="minorHAnsi" w:eastAsiaTheme="minorHAnsi" w:hAnsiTheme="minorHAnsi" w:cstheme="minorBidi"/>
-          <w:color w:val="auto"/>
-          <w:sz w:val="24"/>
-          <w:szCs w:val="24"/>
-        </w:rPr>
-        <w:t xml:space="preserve"> — </w:t>
-      </w:r>
-      <w:r>
-        <w:rPr>
-          <w:rFonts w:asciiTheme="minorHAnsi" w:eastAsiaTheme="minorHAnsi" w:hAnsiTheme="minorHAnsi" w:cstheme="minorBidi"/>
-          <w:color w:val="auto"/>
-          <w:sz w:val="24"/>
-          <w:szCs w:val="24"/>
-        </w:rPr>
-        <w:t>a rising bill for movement and sustainment, presented until the bill itself deters.</w:t>
-      </w:r>
-    </w:p>
-    <w:p>
-      <w:pPr>
-        <w:pStyle w:val="Heading2"/>
-        <w:rPr>
-          <w:rFonts w:asciiTheme="minorHAnsi" w:eastAsiaTheme="minorHAnsi" w:hAnsiTheme="minorHAnsi" w:cstheme="minorBidi"/>
-          <w:color w:val="auto"/>
-          <w:sz w:val="24"/>
-          <w:szCs w:val="24"/>
-        </w:rPr>
-      </w:pPr>
-      <w:r>
-        <w:rPr>
-          <w:rFonts w:asciiTheme="minorHAnsi" w:eastAsiaTheme="minorHAnsi" w:hAnsiTheme="minorHAnsi" w:cstheme="minorBidi"/>
-          <w:color w:val="auto"/>
-          <w:sz w:val="24"/>
-          <w:szCs w:val="24"/>
-        </w:rPr>
-        <w:t xml:space="preserve">A capability </w:t>
-      </w:r>
-      <w:r>
-        <w:rPr>
-          <w:rFonts w:asciiTheme="minorHAnsi" w:eastAsiaTheme="minorHAnsi" w:hAnsiTheme="minorHAnsi" w:cstheme="minorBidi"/>
-          <w:color w:val="auto"/>
-          <w:sz w:val="24"/>
-          <w:szCs w:val="24"/>
-        </w:rPr>
-        <w:t>does not constitute deterrence</w:t>
-      </w:r>
-      <w:r>
-        <w:rPr>
-          <w:rFonts w:asciiTheme="minorHAnsi" w:eastAsiaTheme="minorHAnsi" w:hAnsiTheme="minorHAnsi" w:cstheme="minorBidi"/>
-          <w:color w:val="auto"/>
-          <w:sz w:val="24"/>
-          <w:szCs w:val="24"/>
-        </w:rPr>
-        <w:t>. Drones in a depot impose no cost on an adversary's plan; deterrence is an effect produced in his calculations, not a property of an inventory. For cheap precision to become denial, four things must hold at once. It must be politically owned</w:t>
-      </w:r>
-      <w:r>
-        <w:rPr>
-          <w:rFonts w:asciiTheme="minorHAnsi" w:eastAsiaTheme="minorHAnsi" w:hAnsiTheme="minorHAnsi" w:cstheme="minorBidi"/>
-          <w:color w:val="auto"/>
-          <w:sz w:val="24"/>
-          <w:szCs w:val="24"/>
-        </w:rPr>
-        <w:t xml:space="preserve"> — </w:t>
-      </w:r>
-      <w:r>
-        <w:rPr>
-          <w:rFonts w:asciiTheme="minorHAnsi" w:eastAsiaTheme="minorHAnsi" w:hAnsiTheme="minorHAnsi" w:cstheme="minorBidi"/>
-          <w:color w:val="auto"/>
-          <w:sz w:val="24"/>
-          <w:szCs w:val="24"/>
-        </w:rPr>
-        <w:t>a government decision that territorial defence is a real task, funded as one. It must be credibly fielded</w:t>
-      </w:r>
-      <w:r>
-        <w:rPr>
-          <w:rFonts w:asciiTheme="minorHAnsi" w:eastAsiaTheme="minorHAnsi" w:hAnsiTheme="minorHAnsi" w:cstheme="minorBidi"/>
-          <w:color w:val="auto"/>
-          <w:sz w:val="24"/>
-          <w:szCs w:val="24"/>
-        </w:rPr>
-        <w:t xml:space="preserve"> — </w:t>
-      </w:r>
-      <w:r>
-        <w:rPr>
-          <w:rFonts w:asciiTheme="minorHAnsi" w:eastAsiaTheme="minorHAnsi" w:hAnsiTheme="minorHAnsi" w:cstheme="minorBidi"/>
-          <w:color w:val="auto"/>
-          <w:sz w:val="24"/>
-          <w:szCs w:val="24"/>
-        </w:rPr>
-        <w:t>built into a force actually organised, trained and structured to use it, not bolted onto legacy units. It must be institutionally sustained</w:t>
-      </w:r>
-      <w:r>
-        <w:rPr>
-          <w:rFonts w:asciiTheme="minorHAnsi" w:eastAsiaTheme="minorHAnsi" w:hAnsiTheme="minorHAnsi" w:cstheme="minorBidi"/>
-          <w:color w:val="auto"/>
-          <w:sz w:val="24"/>
-          <w:szCs w:val="24"/>
-        </w:rPr>
-        <w:t xml:space="preserve"> — </w:t>
-      </w:r>
-      <w:r>
-        <w:rPr>
-          <w:rFonts w:asciiTheme="minorHAnsi" w:eastAsiaTheme="minorHAnsi" w:hAnsiTheme="minorHAnsi" w:cstheme="minorBidi"/>
-          <w:color w:val="auto"/>
-          <w:sz w:val="24"/>
-          <w:szCs w:val="24"/>
-        </w:rPr>
-        <w:t>resilient in supply, command and stocks, so it survives contact rather than collapsing at first loss. And it must be clearly communicated</w:t>
-      </w:r>
-      <w:r>
-        <w:rPr>
-          <w:rFonts w:asciiTheme="minorHAnsi" w:eastAsiaTheme="minorHAnsi" w:hAnsiTheme="minorHAnsi" w:cstheme="minorBidi"/>
-          <w:color w:val="auto"/>
-          <w:sz w:val="24"/>
-          <w:szCs w:val="24"/>
-        </w:rPr>
-        <w:t xml:space="preserve"> — </w:t>
-      </w:r>
-      <w:r>
-        <w:rPr>
-          <w:rFonts w:asciiTheme="minorHAnsi" w:eastAsiaTheme="minorHAnsi" w:hAnsiTheme="minorHAnsi" w:cstheme="minorBidi"/>
-          <w:color w:val="auto"/>
-          <w:sz w:val="24"/>
-          <w:szCs w:val="24"/>
-        </w:rPr>
-        <w:t>legible to an adversary's staff, since cost uncounted is cost undeterred. Remove any one and the others are wasted. The article takes each in turn.</w:t>
-      </w:r>
-    </w:p>
-    <w:p>
-      <w:pPr>
-        <w:pStyle w:val="Heading2"/>
-        <w:rPr>
-          <w:rFonts w:asciiTheme="minorHAnsi" w:eastAsiaTheme="minorHAnsi" w:hAnsiTheme="minorHAnsi" w:cstheme="minorBidi"/>
-          <w:color w:val="auto"/>
-          <w:sz w:val="24"/>
-          <w:szCs w:val="24"/>
-        </w:rPr>
-      </w:pPr>
-      <w:r>
-        <w:rPr>
-          <w:rFonts w:asciiTheme="minorHAnsi" w:eastAsiaTheme="minorHAnsi" w:hAnsiTheme="minorHAnsi" w:cstheme="minorBidi"/>
-          <w:color w:val="auto"/>
-          <w:sz w:val="24"/>
-          <w:szCs w:val="24"/>
-        </w:rPr>
-        <w:t>The recommendations follow directly and cost little to begin. First, adopt the lance-corporal rank: dispersed sections need a commander in each</w:t>
-      </w:r>
-      <w:r>
-        <w:rPr>
-          <w:rFonts w:asciiTheme="minorHAnsi" w:eastAsiaTheme="minorHAnsi" w:hAnsiTheme="minorHAnsi" w:cstheme="minorBidi"/>
-          <w:color w:val="auto"/>
-          <w:sz w:val="24"/>
-          <w:szCs w:val="24"/>
-        </w:rPr>
-        <w:t xml:space="preserve"> and</w:t>
-      </w:r>
-      <w:r>
-        <w:rPr>
-          <w:rFonts w:asciiTheme="minorHAnsi" w:eastAsiaTheme="minorHAnsi" w:hAnsiTheme="minorHAnsi" w:cstheme="minorBidi"/>
-          <w:color w:val="auto"/>
-          <w:sz w:val="24"/>
-          <w:szCs w:val="24"/>
-        </w:rPr>
-        <w:t xml:space="preserve"> the rank structure must catch up to the tactics. Second, experiment properly rather than procure blindly</w:t>
-      </w:r>
-      <w:r>
-        <w:rPr>
-          <w:rFonts w:asciiTheme="minorHAnsi" w:eastAsiaTheme="minorHAnsi" w:hAnsiTheme="minorHAnsi" w:cstheme="minorBidi"/>
-          <w:color w:val="auto"/>
-          <w:sz w:val="24"/>
-          <w:szCs w:val="24"/>
-        </w:rPr>
-        <w:t xml:space="preserve"> — </w:t>
-      </w:r>
-      <w:r>
-        <w:rPr>
-          <w:rFonts w:asciiTheme="minorHAnsi" w:eastAsiaTheme="minorHAnsi" w:hAnsiTheme="minorHAnsi" w:cstheme="minorBidi"/>
-          <w:color w:val="auto"/>
-          <w:sz w:val="24"/>
-          <w:szCs w:val="24"/>
-        </w:rPr>
-        <w:t>stand up trial sections at fourteen and fifteen soldiers, test them against realistic drone threats</w:t>
-      </w:r>
-      <w:r>
-        <w:rPr>
-          <w:rFonts w:asciiTheme="minorHAnsi" w:eastAsiaTheme="minorHAnsi" w:hAnsiTheme="minorHAnsi" w:cstheme="minorBidi"/>
-          <w:color w:val="auto"/>
-          <w:sz w:val="24"/>
-          <w:szCs w:val="24"/>
-        </w:rPr>
-        <w:t xml:space="preserve"> and</w:t>
-      </w:r>
-      <w:r>
-        <w:rPr>
-          <w:rFonts w:asciiTheme="minorHAnsi" w:eastAsiaTheme="minorHAnsi" w:hAnsiTheme="minorHAnsi" w:cstheme="minorBidi"/>
-          <w:color w:val="auto"/>
-          <w:sz w:val="24"/>
-          <w:szCs w:val="24"/>
-        </w:rPr>
-        <w:t xml:space="preserve"> let the results, not assumption, settle the establishment. Third, write exposure management into doctrine: build signature discipline, drone-halt drills and the sequencing of sensing, electronic warfare and fires into standard operating procedures, syllabi and retraining, with mobile training teams to push the new methods out quickly. None of this requires mass or heavy armour</w:t>
-      </w:r>
-      <w:r>
-        <w:rPr>
-          <w:rFonts w:asciiTheme="minorHAnsi" w:eastAsiaTheme="minorHAnsi" w:hAnsiTheme="minorHAnsi" w:cstheme="minorBidi"/>
-          <w:color w:val="auto"/>
-          <w:sz w:val="24"/>
-          <w:szCs w:val="24"/>
-        </w:rPr>
-        <w:t xml:space="preserve"> and</w:t>
-      </w:r>
-      <w:r>
-        <w:rPr>
-          <w:rFonts w:asciiTheme="minorHAnsi" w:eastAsiaTheme="minorHAnsi" w:hAnsiTheme="minorHAnsi" w:cstheme="minorBidi"/>
-          <w:color w:val="auto"/>
-          <w:sz w:val="24"/>
-          <w:szCs w:val="24"/>
-        </w:rPr>
-        <w:t xml:space="preserve"> none waits on a procurement cycle. The first move is organisational, not financial</w:t>
-      </w:r>
-      <w:r>
-        <w:rPr>
-          <w:rFonts w:asciiTheme="minorHAnsi" w:eastAsiaTheme="minorHAnsi" w:hAnsiTheme="minorHAnsi" w:cstheme="minorBidi"/>
-          <w:color w:val="auto"/>
-          <w:sz w:val="24"/>
-          <w:szCs w:val="24"/>
-        </w:rPr>
-        <w:t xml:space="preserve"> — </w:t>
-      </w:r>
-      <w:r>
-        <w:rPr>
-          <w:rFonts w:asciiTheme="minorHAnsi" w:eastAsiaTheme="minorHAnsi" w:hAnsiTheme="minorHAnsi" w:cstheme="minorBidi"/>
-          <w:color w:val="auto"/>
-          <w:sz w:val="24"/>
-          <w:szCs w:val="24"/>
-        </w:rPr>
         <w:t>which is precisely why the constraint that stalled Irish defence no longer holds.</w:t>
       </w:r>
     </w:p>
     <w:p>
       <w:pPr>
-        <w:pStyle w:val="Heading2"/>
-        <w:rPr>
-          <w:rFonts w:asciiTheme="minorHAnsi" w:eastAsiaTheme="minorHAnsi" w:hAnsiTheme="minorHAnsi" w:cstheme="minorBidi"/>
-          <w:color w:val="auto"/>
-          <w:sz w:val="24"/>
-          <w:szCs w:val="24"/>
-        </w:rPr>
-      </w:pPr>
-      <w:r>
-        <w:rPr>
-          <w:rFonts w:asciiTheme="minorHAnsi" w:eastAsiaTheme="minorHAnsi" w:hAnsiTheme="minorHAnsi" w:cstheme="minorBidi"/>
-          <w:color w:val="auto"/>
-          <w:sz w:val="24"/>
-          <w:szCs w:val="24"/>
-        </w:rPr>
-        <w:t xml:space="preserve">– </w:t>
-      </w:r>
-      <w:r>
-        <w:rPr>
-          <w:rFonts w:asciiTheme="minorHAnsi" w:eastAsiaTheme="minorHAnsi" w:hAnsiTheme="minorHAnsi" w:cstheme="minorBidi"/>
-          <w:color w:val="auto"/>
-          <w:sz w:val="24"/>
-          <w:szCs w:val="24"/>
-        </w:rPr>
-        <w:t>which is precisely why the constraint that stalled Irish defence no longer holds.</w:t>
-      </w:r>
-    </w:p>
-    <w:p>
-      <w:pPr>
-        <w:pStyle w:val="Heading2"/>
-        <w:rPr>
-          <w:rFonts w:asciiTheme="minorHAnsi" w:eastAsiaTheme="minorHAnsi" w:hAnsiTheme="minorHAnsi" w:cstheme="minorBidi"/>
-          <w:color w:val="auto"/>
-          <w:sz w:val="24"/>
-          <w:szCs w:val="24"/>
-        </w:rPr>
-      </w:pPr>
-      <w:r>
-        <w:rPr>
-          <w:rFonts w:asciiTheme="minorHAnsi" w:eastAsiaTheme="minorHAnsi" w:hAnsiTheme="minorHAnsi" w:cstheme="minorBidi"/>
-          <w:color w:val="auto"/>
-          <w:sz w:val="24"/>
-          <w:szCs w:val="24"/>
-        </w:rPr>
-        <w:lastRenderedPageBreak/>
-        <w:t xml:space="preserve">One objection runs: change is uncertain, resources unallocated, other programmes mid-stream. Each clause is true. None is a reason to stand still. The quieter version is that force design must fit the platform </w:t>
-      </w:r>
-      <w:r>
-        <w:rPr>
-          <w:rFonts w:asciiTheme="minorHAnsi" w:eastAsiaTheme="minorHAnsi" w:hAnsiTheme="minorHAnsi" w:cstheme="minorBidi"/>
-          <w:color w:val="auto"/>
-          <w:sz w:val="24"/>
-          <w:szCs w:val="24"/>
-        </w:rPr>
-        <w:t>—</w:t>
-      </w:r>
-      <w:r>
-        <w:rPr>
-          <w:rFonts w:asciiTheme="minorHAnsi" w:eastAsiaTheme="minorHAnsi" w:hAnsiTheme="minorHAnsi" w:cstheme="minorBidi"/>
-          <w:color w:val="auto"/>
-          <w:sz w:val="24"/>
-          <w:szCs w:val="24"/>
-        </w:rPr>
-        <w:t xml:space="preserve"> an eight-seat carrier sets the section, the section sets the fight. That inverts the logic. The threat sets the survivable section; the carrier is procurement's problem. A vehicle that seats eight when survival demands fourteen is not a cap on the section </w:t>
-      </w:r>
-      <w:r>
-        <w:rPr>
-          <w:rFonts w:asciiTheme="minorHAnsi" w:eastAsiaTheme="minorHAnsi" w:hAnsiTheme="minorHAnsi" w:cstheme="minorBidi"/>
-          <w:color w:val="auto"/>
-          <w:sz w:val="24"/>
-          <w:szCs w:val="24"/>
-        </w:rPr>
-        <w:t>—</w:t>
-      </w:r>
-      <w:r>
-        <w:rPr>
-          <w:rFonts w:asciiTheme="minorHAnsi" w:eastAsiaTheme="minorHAnsi" w:hAnsiTheme="minorHAnsi" w:cstheme="minorBidi"/>
-          <w:color w:val="auto"/>
-          <w:sz w:val="24"/>
-          <w:szCs w:val="24"/>
-        </w:rPr>
-        <w:t xml:space="preserve"> it is the wrong vehicle. Nor is experimentation the disruption the objection fears; it is the hedge against it. A trial section commits nothing and costs almost nothing </w:t>
-      </w:r>
-      <w:r>
-        <w:rPr>
-          <w:rFonts w:asciiTheme="minorHAnsi" w:eastAsiaTheme="minorHAnsi" w:hAnsiTheme="minorHAnsi" w:cstheme="minorBidi"/>
-          <w:color w:val="auto"/>
-          <w:sz w:val="24"/>
-          <w:szCs w:val="24"/>
-        </w:rPr>
-        <w:t>—</w:t>
-      </w:r>
-      <w:r>
-        <w:rPr>
-          <w:rFonts w:asciiTheme="minorHAnsi" w:eastAsiaTheme="minorHAnsi" w:hAnsiTheme="minorHAnsi" w:cstheme="minorBidi"/>
-          <w:color w:val="auto"/>
-          <w:sz w:val="24"/>
-          <w:szCs w:val="24"/>
-        </w:rPr>
-        <w:t xml:space="preserve"> the iteration a resource-uncertain force should want. The expensive mistake is not testing too early. It is fielding a structure the evidence already calls obsolete, and discovering it under fire.</w:t>
+        <w:keepNext/>
+        <w:jc w:val="center"/>
+      </w:pPr>
+      <w:r>
+        <w:rPr>
+          <w:noProof/>
+        </w:rPr>
+        <w:drawing>
+          <wp:inline distT="0" distB="0" distL="0" distR="0" wp14:anchorId="3BA8F21E" wp14:editId="0F6E14AC">
+            <wp:extent cx="2709073" cy="1655277"/>
+            <wp:effectExtent l="0" t="0" r="0" b="2540"/>
+            <wp:docPr id="1944379885" name="Picture 1"/>
+            <wp:cNvGraphicFramePr>
+              <a:graphicFrameLocks xmlns:a="http://schemas.openxmlformats.org/drawingml/2006/main" noChangeAspect="1"/>
+            </wp:cNvGraphicFramePr>
+            <a:graphic xmlns:a="http://schemas.openxmlformats.org/drawingml/2006/main">
+              <a:graphicData uri="http://schemas.openxmlformats.org/drawingml/2006/picture">
+                <pic:pic xmlns:pic="http://schemas.openxmlformats.org/drawingml/2006/picture">
+                  <pic:nvPicPr>
+                    <pic:cNvPr id="1944379885" name=""/>
+                    <pic:cNvPicPr/>
+                  </pic:nvPicPr>
+                  <pic:blipFill>
+                    <a:blip r:embed="rId10"/>
+                    <a:stretch>
+                      <a:fillRect/>
+                    </a:stretch>
+                  </pic:blipFill>
+                  <pic:spPr>
+                    <a:xfrm>
+                      <a:off x="0" y="0"/>
+                      <a:ext cx="2723776" cy="1664261"/>
+                    </a:xfrm>
+                    <a:prstGeom prst="rect">
+                      <a:avLst/>
+                    </a:prstGeom>
+                  </pic:spPr>
+                </pic:pic>
+              </a:graphicData>
+            </a:graphic>
+          </wp:inline>
+        </w:drawing>
+      </w:r>
+      <w:r>
+        <w:rPr>
+          <w:noProof/>
+        </w:rPr>
+        <w:drawing>
+          <wp:inline distT="0" distB="0" distL="0" distR="0" wp14:anchorId="5294252E" wp14:editId="7ABFAEE1">
+            <wp:extent cx="2907102" cy="1736016"/>
+            <wp:effectExtent l="0" t="0" r="7620" b="0"/>
+            <wp:docPr id="1981208126" name="Picture 1"/>
+            <wp:cNvGraphicFramePr>
+              <a:graphicFrameLocks xmlns:a="http://schemas.openxmlformats.org/drawingml/2006/main" noChangeAspect="1"/>
+            </wp:cNvGraphicFramePr>
+            <a:graphic xmlns:a="http://schemas.openxmlformats.org/drawingml/2006/main">
+              <a:graphicData uri="http://schemas.openxmlformats.org/drawingml/2006/picture">
+                <pic:pic xmlns:pic="http://schemas.openxmlformats.org/drawingml/2006/picture">
+                  <pic:nvPicPr>
+                    <pic:cNvPr id="1981208126" name=""/>
+                    <pic:cNvPicPr/>
+                  </pic:nvPicPr>
+                  <pic:blipFill>
+                    <a:blip r:embed="rId11"/>
+                    <a:stretch>
+                      <a:fillRect/>
+                    </a:stretch>
+                  </pic:blipFill>
+                  <pic:spPr>
+                    <a:xfrm>
+                      <a:off x="0" y="0"/>
+                      <a:ext cx="2918337" cy="1742725"/>
+                    </a:xfrm>
+                    <a:prstGeom prst="rect">
+                      <a:avLst/>
+                    </a:prstGeom>
+                  </pic:spPr>
+                </pic:pic>
+              </a:graphicData>
+            </a:graphic>
+          </wp:inline>
+        </w:drawing>
+      </w:r>
+    </w:p>
+    <w:p>
+      <w:pPr>
+        <w:pStyle w:val="Caption"/>
+        <w:jc w:val="center"/>
+      </w:pPr>
+      <w:bookmarkStart w:id="1" w:name="_Ref233060645"/>
+      <w:r>
+        <w:t xml:space="preserve">Figure </w:t>
+      </w:r>
+      <w:r>
+        <w:fldChar w:fldCharType="begin"/>
+      </w:r>
+      <w:r>
+        <w:instrText xml:space="preserve"> SEQ Figure \* ARABIC </w:instrText>
+      </w:r>
+      <w:r>
+        <w:fldChar w:fldCharType="separate"/>
+      </w:r>
+      <w:r>
+        <w:rPr>
+          <w:noProof/>
+        </w:rPr>
+        <w:t>1</w:t>
+      </w:r>
+      <w:r>
+        <w:rPr>
+          <w:noProof/>
+        </w:rPr>
+        <w:fldChar w:fldCharType="end"/>
+      </w:r>
+      <w:bookmarkEnd w:id="1"/>
+      <w:r>
+        <w:t xml:space="preserve">. </w:t>
+      </w:r>
+      <w:r>
+        <w:t xml:space="preserve"> </w:t>
+      </w:r>
+      <w:r>
+        <w:t>Fourteen and f</w:t>
+      </w:r>
+      <w:r>
+        <w:t>ifteen-soldier section</w:t>
+      </w:r>
+      <w:r>
+        <w:t>s</w:t>
+      </w:r>
+      <w:r>
+        <w:t xml:space="preserve"> with organic FPVD, support detachment and separate commander</w:t>
       </w:r>
     </w:p>
     <w:p>
@@ -1907,6 +1685,53 @@
         </w:rPr>
       </w:pPr>
       <w:r>
+        <w:t xml:space="preserve">The pace of change is uncertain and programmes are mid-stream </w:t>
+      </w:r>
+      <w:r>
+        <w:t>—</w:t>
+      </w:r>
+      <w:r>
+        <w:t xml:space="preserve"> so reopening the section design now looks premature. Each clause is true. Neither is a reason to stand still. The deeper objection is that force design must fit the platform: the carrier defines the section, the section sets the </w:t>
+      </w:r>
+      <w:r>
+        <w:t>capability</w:t>
+      </w:r>
+      <w:r>
+        <w:t xml:space="preserve">. Vehicle capacity is a real constraint </w:t>
+      </w:r>
+      <w:r>
+        <w:t>—</w:t>
+      </w:r>
+      <w:r>
+        <w:t xml:space="preserve"> </w:t>
+      </w:r>
+      <w:r>
+        <w:t xml:space="preserve">it drives lift, sustainment, command and tactical mobility and cannot be dismissed. But it need not come first. The threat defines force </w:t>
+      </w:r>
+      <w:proofErr w:type="gramStart"/>
+      <w:r>
+        <w:t>protection</w:t>
+      </w:r>
+      <w:proofErr w:type="gramEnd"/>
+      <w:r>
+        <w:t xml:space="preserve"> and force protection drives </w:t>
+      </w:r>
+      <w:r>
+        <w:t>capability development</w:t>
+      </w:r>
+      <w:r>
+        <w:t xml:space="preserve">. Light infantry may not have this problem at all: it needs no armour, moving on foot or in commercial 4x4s already in Defence Forces service. A survivable light section is not an expensive structure waiting on a vehicle programme. It is a cheap one, available now </w:t>
+      </w:r>
+      <w:r>
+        <w:t>—</w:t>
+      </w:r>
+      <w:r>
+        <w:t xml:space="preserve"> </w:t>
+      </w:r>
+      <w:r>
+        <w:t>held back only by a constraint borrowed from a different kind of infantry.</w:t>
+      </w:r>
+      <w:r>
         <w:br w:type="page"/>
       </w:r>
     </w:p>
@@ -2028,7 +1853,15 @@
         </w:numPr>
       </w:pPr>
       <w:r>
-        <w:t>why cheap UxS don't remove the need for political prioritisation</w:t>
+        <w:t xml:space="preserve">why cheap </w:t>
+      </w:r>
+      <w:proofErr w:type="spellStart"/>
+      <w:r>
+        <w:t>UxS</w:t>
+      </w:r>
+      <w:proofErr w:type="spellEnd"/>
+      <w:r>
+        <w:t xml:space="preserve"> don't remove the need for political prioritisation</w:t>
       </w:r>
     </w:p>
     <w:p>
@@ -2043,7 +1876,23 @@
           <w:i/>
           <w:iCs/>
         </w:rPr>
-        <w:t>Line to prove: drone denial is cheap against conventional mass, but still needs ownership because it reallocates doctrine, training, establishments, procurement and public explanation around territorial defence.</w:t>
+        <w:t xml:space="preserve">Line to </w:t>
+      </w:r>
+      <w:proofErr w:type="gramStart"/>
+      <w:r>
+        <w:rPr>
+          <w:i/>
+          <w:iCs/>
+        </w:rPr>
+        <w:t>prove:</w:t>
+      </w:r>
+      <w:proofErr w:type="gramEnd"/>
+      <w:r>
+        <w:rPr>
+          <w:i/>
+          <w:iCs/>
+        </w:rPr>
+        <w:t xml:space="preserve"> drone denial is cheap against conventional mass, but still needs ownership because it reallocates doctrine, training, establishments, procurement and public explanation around territorial defence.</w:t>
       </w:r>
     </w:p>
     <w:p>
@@ -2223,7 +2072,23 @@
           <w:i/>
           <w:iCs/>
         </w:rPr>
-        <w:t>Line to prove: cheap systems create the opportunity; institutions create the deterrent.</w:t>
+        <w:t xml:space="preserve">Line to </w:t>
+      </w:r>
+      <w:proofErr w:type="gramStart"/>
+      <w:r>
+        <w:rPr>
+          <w:i/>
+          <w:iCs/>
+        </w:rPr>
+        <w:t>prove:</w:t>
+      </w:r>
+      <w:proofErr w:type="gramEnd"/>
+      <w:r>
+        <w:rPr>
+          <w:i/>
+          <w:iCs/>
+        </w:rPr>
+        <w:t xml:space="preserve"> cheap systems create the opportunity; institutions create the deterrent.</w:t>
       </w:r>
     </w:p>
     <w:p/>
@@ -2379,7 +2244,31 @@
         <w:footnoteRef/>
       </w:r>
       <w:r>
-        <w:t xml:space="preserve"> Statsministeriet (2026). Fællesudtalelse om Grønland [online]. Available at: https://s</w:t>
+        <w:t xml:space="preserve"> </w:t>
+      </w:r>
+      <w:proofErr w:type="spellStart"/>
+      <w:r>
+        <w:t>Statsministeriet</w:t>
+      </w:r>
+      <w:proofErr w:type="spellEnd"/>
+      <w:r>
+        <w:t xml:space="preserve"> (2026). </w:t>
+      </w:r>
+      <w:proofErr w:type="spellStart"/>
+      <w:r>
+        <w:t>Fællesudtalelse</w:t>
+      </w:r>
+      <w:proofErr w:type="spellEnd"/>
+      <w:r>
+        <w:t xml:space="preserve"> om </w:t>
+      </w:r>
+      <w:proofErr w:type="spellStart"/>
+      <w:r>
+        <w:t>Grønland</w:t>
+      </w:r>
+      <w:proofErr w:type="spellEnd"/>
+      <w:r>
+        <w:t xml:space="preserve"> [online]. Available at: https://s</w:t>
       </w:r>
     </w:p>
     <w:p>
@@ -2586,11 +2475,6 @@
         <w:t xml:space="preserve"> (accessed 21 June 2026).</w:t>
       </w:r>
     </w:p>
-    <w:p>
-      <w:pPr>
-        <w:pStyle w:val="FootnoteText"/>
-      </w:pPr>
-    </w:p>
   </w:footnote>
   <w:footnote w:id="10">
     <w:p>
@@ -2607,17 +2491,38 @@
         <w:t xml:space="preserve"> </w:t>
       </w:r>
       <w:r>
-        <w:t xml:space="preserve">Lanchester, F. W. </w:t>
+        <w:t xml:space="preserve">Spencer, J. </w:t>
       </w:r>
       <w:r>
         <w:rPr>
           <w:i/>
           <w:iCs/>
         </w:rPr>
-        <w:t>Aircraft in Warfare: The Dawn of the Fourth Arm</w:t>
-      </w:r>
-      <w:r>
-        <w:t>. London: Constable and Company Limited, 1916.</w:t>
+        <w:t>Creating a Unit Optimized for Urban Warfare</w:t>
+      </w:r>
+      <w:r>
+        <w:t xml:space="preserve">. </w:t>
+      </w:r>
+      <w:r>
+        <w:rPr>
+          <w:i/>
+          <w:iCs/>
+        </w:rPr>
+        <w:t>Modern War Institute at West Point</w:t>
+      </w:r>
+      <w:r>
+        <w:t xml:space="preserve">, 18 August 2023. Available at: </w:t>
+      </w:r>
+      <w:hyperlink r:id="rId5" w:history="1">
+        <w:r>
+          <w:rPr>
+            <w:rStyle w:val="Hyperlink"/>
+          </w:rPr>
+          <w:t>https://mwi.westpoint.edu/creating-a-unit-optimized-for-urban-warfare/</w:t>
+        </w:r>
+      </w:hyperlink>
+      <w:r>
+        <w:t xml:space="preserve"> (accessed 22 June 2026).</w:t>
       </w:r>
     </w:p>
   </w:footnote>
@@ -2636,29 +2541,294 @@
         <w:t xml:space="preserve"> </w:t>
       </w:r>
       <w:r>
-        <w:t xml:space="preserve">Mearsheimer, J. J. </w:t>
-      </w:r>
+        <w:t xml:space="preserve">Ministère des </w:t>
+      </w:r>
+      <w:proofErr w:type="spellStart"/>
+      <w:r>
+        <w:t>Armées</w:t>
+      </w:r>
+      <w:proofErr w:type="spellEnd"/>
+      <w:r>
+        <w:t xml:space="preserve">. </w:t>
+      </w:r>
+      <w:proofErr w:type="spellStart"/>
       <w:r>
         <w:rPr>
           <w:i/>
           <w:iCs/>
         </w:rPr>
-        <w:t>Assessing the Conventional Balance: The 3:1 Rule and Its Critics</w:t>
-      </w:r>
-      <w:r>
-        <w:t xml:space="preserve">. </w:t>
-      </w:r>
+        <w:t>Gévaudan</w:t>
+      </w:r>
+      <w:proofErr w:type="spellEnd"/>
       <w:r>
         <w:rPr>
           <w:i/>
           <w:iCs/>
         </w:rPr>
+        <w:t xml:space="preserve"> </w:t>
+      </w:r>
+      <w:proofErr w:type="gramStart"/>
+      <w:r>
+        <w:rPr>
+          <w:i/>
+          <w:iCs/>
+        </w:rPr>
+        <w:t>26 :</w:t>
+      </w:r>
+      <w:proofErr w:type="gramEnd"/>
+      <w:r>
+        <w:rPr>
+          <w:i/>
+          <w:iCs/>
+        </w:rPr>
+        <w:t xml:space="preserve"> Les </w:t>
+      </w:r>
+      <w:proofErr w:type="spellStart"/>
+      <w:r>
+        <w:rPr>
+          <w:i/>
+          <w:iCs/>
+        </w:rPr>
+        <w:t>Légionnaires</w:t>
+      </w:r>
+      <w:proofErr w:type="spellEnd"/>
+      <w:r>
+        <w:rPr>
+          <w:i/>
+          <w:iCs/>
+        </w:rPr>
+        <w:t xml:space="preserve"> au Combat</w:t>
+      </w:r>
+      <w:r>
+        <w:t xml:space="preserve">. 25 February 2026. Available at: </w:t>
+      </w:r>
+      <w:hyperlink r:id="rId6" w:tgtFrame="_new" w:history="1">
+        <w:r>
+          <w:rPr>
+            <w:rStyle w:val="Hyperlink"/>
+          </w:rPr>
+          <w:t>https://www.defense.gouv.fr/terre/actualites/gevaudan-26-legionnaires-au-combat</w:t>
+        </w:r>
+      </w:hyperlink>
+      <w:r>
+        <w:t xml:space="preserve"> (accessed 1 April 2026).</w:t>
+      </w:r>
+    </w:p>
+  </w:footnote>
+  <w:footnote w:id="12">
+    <w:p>
+      <w:pPr>
+        <w:pStyle w:val="FootnoteText"/>
+      </w:pPr>
+      <w:r>
+        <w:rPr>
+          <w:rStyle w:val="FootnoteReference"/>
+        </w:rPr>
+        <w:footnoteRef/>
+      </w:r>
+      <w:r>
+        <w:t xml:space="preserve"> </w:t>
+      </w:r>
+      <w:r>
+        <w:t xml:space="preserve">TF1 INFO. </w:t>
+      </w:r>
+      <w:r>
+        <w:rPr>
+          <w:i/>
+          <w:iCs/>
+        </w:rPr>
+        <w:t xml:space="preserve">Légion </w:t>
+      </w:r>
+      <w:proofErr w:type="spellStart"/>
+      <w:proofErr w:type="gramStart"/>
+      <w:r>
+        <w:rPr>
+          <w:i/>
+          <w:iCs/>
+        </w:rPr>
+        <w:t>étrangère</w:t>
+      </w:r>
+      <w:proofErr w:type="spellEnd"/>
+      <w:r>
+        <w:rPr>
+          <w:i/>
+          <w:iCs/>
+        </w:rPr>
+        <w:t xml:space="preserve"> :</w:t>
+      </w:r>
+      <w:proofErr w:type="gramEnd"/>
+      <w:r>
+        <w:rPr>
+          <w:i/>
+          <w:iCs/>
+        </w:rPr>
+        <w:t xml:space="preserve"> Au Coeur d'un </w:t>
+      </w:r>
+      <w:proofErr w:type="spellStart"/>
+      <w:r>
+        <w:rPr>
+          <w:i/>
+          <w:iCs/>
+        </w:rPr>
+        <w:t>Entraînement</w:t>
+      </w:r>
+      <w:proofErr w:type="spellEnd"/>
+      <w:r>
+        <w:rPr>
+          <w:i/>
+          <w:iCs/>
+        </w:rPr>
+        <w:t xml:space="preserve"> Plus Vrai </w:t>
+      </w:r>
+      <w:proofErr w:type="spellStart"/>
+      <w:r>
+        <w:rPr>
+          <w:i/>
+          <w:iCs/>
+        </w:rPr>
+        <w:t>que</w:t>
+      </w:r>
+      <w:proofErr w:type="spellEnd"/>
+      <w:r>
+        <w:rPr>
+          <w:i/>
+          <w:iCs/>
+        </w:rPr>
+        <w:t xml:space="preserve"> Nature</w:t>
+      </w:r>
+      <w:r>
+        <w:t xml:space="preserve">. YouTube video, 21 February 2026. Available at: </w:t>
+      </w:r>
+      <w:hyperlink r:id="rId7" w:tgtFrame="_new" w:history="1">
+        <w:r>
+          <w:rPr>
+            <w:rStyle w:val="Hyperlink"/>
+          </w:rPr>
+          <w:t>https://www.youtube.com/watch?v=fkE1H-jy3NE</w:t>
+        </w:r>
+      </w:hyperlink>
+      <w:r>
+        <w:t xml:space="preserve"> (accessed 1 April 2026).</w:t>
+      </w:r>
+    </w:p>
+  </w:footnote>
+  <w:footnote w:id="13">
+    <w:p>
+      <w:pPr>
+        <w:pStyle w:val="FootnoteText"/>
+      </w:pPr>
+      <w:r>
+        <w:rPr>
+          <w:rStyle w:val="FootnoteReference"/>
+        </w:rPr>
+        <w:footnoteRef/>
+      </w:r>
+      <w:r>
+        <w:t xml:space="preserve"> </w:t>
+      </w:r>
+      <w:r>
+        <w:t xml:space="preserve">Melchior, J. K. </w:t>
+      </w:r>
+      <w:r>
+        <w:rPr>
+          <w:i/>
+          <w:iCs/>
+        </w:rPr>
+        <w:t>NATO Has Seen the Future and Is Unprepared</w:t>
+      </w:r>
+      <w:r>
+        <w:t xml:space="preserve">. </w:t>
+      </w:r>
+      <w:r>
+        <w:rPr>
+          <w:i/>
+          <w:iCs/>
+        </w:rPr>
+        <w:t>Wall Street Journal</w:t>
+      </w:r>
+      <w:r>
+        <w:t xml:space="preserve">, 2020. Available at: </w:t>
+      </w:r>
+      <w:hyperlink r:id="rId8" w:tgtFrame="_new" w:history="1">
+        <w:r>
+          <w:rPr>
+            <w:rStyle w:val="Hyperlink"/>
+          </w:rPr>
+          <w:t>https://www.wsj.com/opinion/nato-has-seen-the-future-and-is-unprepared-887eaf0f</w:t>
+        </w:r>
+      </w:hyperlink>
+      <w:r>
+        <w:t xml:space="preserve"> (accessed 13 February 2026).</w:t>
+      </w:r>
+    </w:p>
+  </w:footnote>
+  <w:footnote w:id="14">
+    <w:p>
+      <w:pPr>
+        <w:pStyle w:val="FootnoteText"/>
+      </w:pPr>
+      <w:r>
+        <w:rPr>
+          <w:rStyle w:val="FootnoteReference"/>
+        </w:rPr>
+        <w:footnoteRef/>
+      </w:r>
+      <w:r>
+        <w:t xml:space="preserve"> </w:t>
+      </w:r>
+      <w:r>
+        <w:t xml:space="preserve">Lanchester, F. W. </w:t>
+      </w:r>
+      <w:r>
+        <w:rPr>
+          <w:i/>
+          <w:iCs/>
+        </w:rPr>
+        <w:t>Aircraft in Warfare: The Dawn of the Fourth Arm</w:t>
+      </w:r>
+      <w:r>
+        <w:t>. London: Constable and Company Limited, 1916.</w:t>
+      </w:r>
+    </w:p>
+  </w:footnote>
+  <w:footnote w:id="15">
+    <w:p>
+      <w:pPr>
+        <w:pStyle w:val="FootnoteText"/>
+      </w:pPr>
+      <w:r>
+        <w:rPr>
+          <w:rStyle w:val="FootnoteReference"/>
+        </w:rPr>
+        <w:footnoteRef/>
+      </w:r>
+      <w:r>
+        <w:t xml:space="preserve"> </w:t>
+      </w:r>
+      <w:r>
+        <w:t xml:space="preserve">Mearsheimer, J. J. </w:t>
+      </w:r>
+      <w:r>
+        <w:rPr>
+          <w:i/>
+          <w:iCs/>
+        </w:rPr>
+        <w:t>Assessing the Conventional Balance: The 3:1 Rule and Its Critics</w:t>
+      </w:r>
+      <w:r>
+        <w:t xml:space="preserve">. </w:t>
+      </w:r>
+      <w:r>
+        <w:rPr>
+          <w:i/>
+          <w:iCs/>
+        </w:rPr>
         <w:t>International Security</w:t>
       </w:r>
       <w:r>
         <w:t xml:space="preserve">, 13(4), 1989, pp. 54–89. Available at: </w:t>
       </w:r>
-      <w:hyperlink r:id="rId5" w:tgtFrame="_new" w:history="1">
+      <w:hyperlink r:id="rId9" w:tgtFrame="_new" w:history="1">
         <w:r>
           <w:rPr>
             <w:rStyle w:val="Hyperlink"/>
@@ -2671,7 +2841,7 @@
       </w:r>
     </w:p>
   </w:footnote>
-  <w:footnote w:id="12">
+  <w:footnote w:id="16">
     <w:p>
       <w:pPr>
         <w:pStyle w:val="FootnoteText"/>
@@ -2700,7 +2870,7 @@
       </w:r>
     </w:p>
   </w:footnote>
-  <w:footnote w:id="13">
+  <w:footnote w:id="17">
     <w:p>
       <w:pPr>
         <w:pStyle w:val="FootnoteText"/>
@@ -2754,7 +2924,7 @@
       <w:r>
         <w:t xml:space="preserve">. London: Royal United Services Institute for Defence and Security Studies, 2024. Available at: </w:t>
       </w:r>
-      <w:hyperlink r:id="rId6" w:history="1">
+      <w:hyperlink r:id="rId10" w:history="1">
         <w:r>
           <w:rPr>
             <w:rStyle w:val="Hyperlink"/>
@@ -4306,7 +4476,6 @@
   <w:style w:type="character" w:default="1" w:styleId="DefaultParagraphFont">
     <w:name w:val="Default Paragraph Font"/>
     <w:uiPriority w:val="1"/>
-    <w:semiHidden/>
     <w:unhideWhenUsed/>
   </w:style>
   <w:style w:type="table" w:default="1" w:styleId="TableNormal">
@@ -4699,7 +4868,7 @@
     <w:uiPriority w:val="35"/>
     <w:unhideWhenUsed/>
     <w:qFormat/>
-    <w:rsid w:val="00566278"/>
+    <w:rsid w:val="002C4F0D"/>
     <w:pPr>
       <w:spacing w:after="200" w:line="240" w:lineRule="auto"/>
     </w:pPr>
@@ -4710,6 +4879,15 @@
       <w:sz w:val="18"/>
       <w:szCs w:val="18"/>
     </w:rPr>
+  </w:style>
+  <w:style w:type="paragraph" w:styleId="NoSpacing">
+    <w:name w:val="No Spacing"/>
+    <w:uiPriority w:val="1"/>
+    <w:qFormat/>
+    <w:rsid w:val="00D539C9"/>
+    <w:pPr>
+      <w:spacing w:after="0" w:line="240" w:lineRule="auto"/>
+    </w:pPr>
   </w:style>
 </w:styles>
 </file>

--- a/Essays/DF_Review_Article_OBs_Part.docx
+++ b/Essays/DF_Review_Article_OBs_Part.docx
@@ -796,7 +796,88 @@
           <w:sz w:val="24"/>
           <w:szCs w:val="24"/>
         </w:rPr>
-        <w:t xml:space="preserve"> [</w:t>
+        <w:t xml:space="preserve"> </w:t>
+      </w:r>
+      <w:r>
+        <w:rPr>
+          <w:rFonts w:asciiTheme="minorHAnsi" w:eastAsiaTheme="minorHAnsi" w:hAnsiTheme="minorHAnsi" w:cstheme="minorBidi"/>
+          <w:color w:val="auto"/>
+          <w:sz w:val="24"/>
+          <w:szCs w:val="24"/>
+        </w:rPr>
+        <w:t xml:space="preserve">For </w:t>
+      </w:r>
+      <w:r>
+        <w:rPr>
+          <w:rFonts w:asciiTheme="minorHAnsi" w:eastAsiaTheme="minorHAnsi" w:hAnsiTheme="minorHAnsi" w:cstheme="minorBidi"/>
+          <w:color w:val="auto"/>
+          <w:sz w:val="24"/>
+          <w:szCs w:val="24"/>
+        </w:rPr>
+        <w:t>Ireland</w:t>
+      </w:r>
+      <w:r>
+        <w:rPr>
+          <w:rFonts w:asciiTheme="minorHAnsi" w:eastAsiaTheme="minorHAnsi" w:hAnsiTheme="minorHAnsi" w:cstheme="minorBidi"/>
+          <w:color w:val="auto"/>
+          <w:sz w:val="24"/>
+          <w:szCs w:val="24"/>
+        </w:rPr>
+        <w:t xml:space="preserve"> that defence </w:t>
+      </w:r>
+      <w:r>
+        <w:rPr>
+          <w:rFonts w:asciiTheme="minorHAnsi" w:eastAsiaTheme="minorHAnsi" w:hAnsiTheme="minorHAnsi" w:cstheme="minorBidi"/>
+          <w:color w:val="auto"/>
+          <w:sz w:val="24"/>
+          <w:szCs w:val="24"/>
+        </w:rPr>
+        <w:t xml:space="preserve">perhaps </w:t>
+      </w:r>
+      <w:r>
+        <w:rPr>
+          <w:rFonts w:asciiTheme="minorHAnsi" w:eastAsiaTheme="minorHAnsi" w:hAnsiTheme="minorHAnsi" w:cstheme="minorBidi"/>
+          <w:color w:val="auto"/>
+          <w:sz w:val="24"/>
+          <w:szCs w:val="24"/>
+        </w:rPr>
+        <w:t>falls primarily to light infantry. That makes the section</w:t>
+      </w:r>
+      <w:r>
+        <w:rPr>
+          <w:rFonts w:asciiTheme="minorHAnsi" w:eastAsiaTheme="minorHAnsi" w:hAnsiTheme="minorHAnsi" w:cstheme="minorBidi"/>
+          <w:color w:val="auto"/>
+          <w:sz w:val="24"/>
+          <w:szCs w:val="24"/>
+        </w:rPr>
+        <w:t xml:space="preserve"> the</w:t>
+      </w:r>
+      <w:r>
+        <w:rPr>
+          <w:rFonts w:asciiTheme="minorHAnsi" w:eastAsiaTheme="minorHAnsi" w:hAnsiTheme="minorHAnsi" w:cstheme="minorBidi"/>
+          <w:color w:val="auto"/>
+          <w:sz w:val="24"/>
+          <w:szCs w:val="24"/>
+        </w:rPr>
+        <w:t xml:space="preserve"> critical unit of analysis.</w:t>
+      </w:r>
+      <w:r>
+        <w:rPr>
+          <w:rFonts w:asciiTheme="minorHAnsi" w:eastAsiaTheme="minorHAnsi" w:hAnsiTheme="minorHAnsi" w:cstheme="minorBidi"/>
+          <w:color w:val="auto"/>
+          <w:sz w:val="24"/>
+          <w:szCs w:val="24"/>
+        </w:rPr>
+        <w:t xml:space="preserve"> </w:t>
+      </w:r>
+      <w:r>
+        <w:rPr>
+          <w:rFonts w:asciiTheme="minorHAnsi" w:eastAsiaTheme="minorHAnsi" w:hAnsiTheme="minorHAnsi" w:cstheme="minorBidi"/>
+          <w:color w:val="auto"/>
+          <w:sz w:val="24"/>
+          <w:szCs w:val="24"/>
+        </w:rPr>
+        <w:t>[</w:t>
       </w:r>
       <w:r>
         <w:rPr>
@@ -806,7 +887,7 @@
           <w:szCs w:val="24"/>
           <w:highlight w:val="yellow"/>
         </w:rPr>
-        <w:t>OB: please proof the ideas here, they’re still in draft though</w:t>
+        <w:t xml:space="preserve"> please proof the ideas here, they’re still in draft though</w:t>
       </w:r>
       <w:r>
         <w:rPr>
@@ -959,7 +1040,34 @@
     </w:p>
     <w:p>
       <w:r>
-        <w:t>These are not uniquely Irish problems: section design, vehicle capacity, organic support weapons and UAS integration are being reconsidered elsewhere, including in the UK’s experimental, urban-optimised Phalanx Platoon Concept.</w:t>
+        <w:t>These are not uniquely Irish problems. Section design, vehicle capacity, organic support weapons and UAS integration are being reconsidered elsewhere. French RI 2030 reform shows one mechanised answer: the vehicle acts as a mission-configurable “weapons store”, anti-armour is distributed across combat groups</w:t>
+      </w:r>
+      <w:r>
+        <w:t xml:space="preserve"> and</w:t>
+      </w:r>
+      <w:r>
+        <w:t xml:space="preserve"> platoon</w:t>
+      </w:r>
+      <w:r>
+        <w:t>-</w:t>
+      </w:r>
+      <w:r>
+        <w:t>level</w:t>
+      </w:r>
+      <w:r>
+        <w:t xml:space="preserve"> UAS while</w:t>
+      </w:r>
+      <w:r>
+        <w:t xml:space="preserve"> heavier UAS, EW and robotic effects remain </w:t>
+      </w:r>
+      <w:r>
+        <w:t>separate</w:t>
+      </w:r>
+      <w:r>
+        <w:t>.</w:t>
+      </w:r>
+      <w:r>
+        <w:t xml:space="preserve"> </w:t>
       </w:r>
       <w:r>
         <w:rPr>
@@ -971,62 +1079,137 @@
         <w:t xml:space="preserve"> </w:t>
       </w:r>
       <w:r>
-        <w:t xml:space="preserve">Western adaptation remains uneven – exercises such as </w:t>
+        <w:t>For a mechanised force, that is coherent: the platform supplies protection, mobility, firepower and carried stores. For Irish light</w:t>
+      </w:r>
+      <w:r>
+        <w:t xml:space="preserve"> and mechanised</w:t>
+      </w:r>
+      <w:r>
+        <w:t xml:space="preserve"> infantry, it</w:t>
+      </w:r>
+      <w:r>
+        <w:t xml:space="preserve"> may not </w:t>
+      </w:r>
+      <w:r>
+        <w:t>suffice</w:t>
+      </w:r>
+      <w:r>
+        <w:t xml:space="preserve">. </w:t>
+      </w:r>
+      <w:r>
+        <w:t xml:space="preserve">The British Army’s experimental Phalanx Platoon </w:t>
+      </w:r>
+      <w:r>
+        <w:t>C</w:t>
+      </w:r>
+      <w:r>
+        <w:t>oncept</w:t>
+      </w:r>
+      <w:r>
+        <w:t xml:space="preserve"> </w:t>
+      </w:r>
+      <w:r>
+        <w:rPr>
+          <w:rStyle w:val="FootnoteReference"/>
+        </w:rPr>
+        <w:footnoteReference w:id="11"/>
+      </w:r>
+      <w:r>
+        <w:t xml:space="preserve"> points in the same direction from a different angle, </w:t>
+      </w:r>
+      <w:r>
+        <w:lastRenderedPageBreak/>
+        <w:t xml:space="preserve">redesigning the platoon for urban </w:t>
+      </w:r>
+      <w:r>
+        <w:t>operations</w:t>
+      </w:r>
+      <w:r>
+        <w:t xml:space="preserve">. Yet adaptation remains uneven. Exercises such as </w:t>
       </w:r>
       <w:proofErr w:type="spellStart"/>
       <w:r>
+        <w:rPr>
+          <w:i/>
+          <w:iCs/>
+        </w:rPr>
         <w:t>Gévaudan</w:t>
       </w:r>
       <w:proofErr w:type="spellEnd"/>
       <w:r>
-        <w:t xml:space="preserve"> 26 suggest that integrating drones is </w:t>
-      </w:r>
-      <w:r>
-        <w:lastRenderedPageBreak/>
-        <w:t>easier than adapting the formations, movement drills and protection measures the threat demands.</w:t>
+        <w:rPr>
+          <w:i/>
+          <w:iCs/>
+        </w:rPr>
+        <w:t xml:space="preserve"> 26</w:t>
+      </w:r>
+      <w:r>
+        <w:t xml:space="preserve"> </w:t>
+      </w:r>
+      <w:r>
+        <w:t xml:space="preserve">and </w:t>
+      </w:r>
+      <w:r>
+        <w:rPr>
+          <w:i/>
+          <w:iCs/>
+        </w:rPr>
+        <w:t>Hedgehog</w:t>
+      </w:r>
+      <w:r>
+        <w:t xml:space="preserve"> </w:t>
       </w:r>
       <w:r>
         <w:rPr>
           <w:rStyle w:val="FootnoteReference"/>
         </w:rPr>
+        <w:footnoteReference w:id="12"/>
+      </w:r>
+      <w:r>
         <w:t xml:space="preserve"> </w:t>
       </w:r>
       <w:r>
-        <w:rPr>
-          <w:rStyle w:val="FootnoteReference"/>
-        </w:rPr>
-        <w:footnoteReference w:id="11"/>
-      </w:r>
-      <w:r>
-        <w:rPr>
-          <w:rStyle w:val="FootnoteReference"/>
-        </w:rPr>
-        <w:t xml:space="preserve"> </w:t>
-      </w:r>
-      <w:r>
-        <w:rPr>
-          <w:rStyle w:val="FootnoteReference"/>
-        </w:rPr>
-        <w:footnoteReference w:id="12"/>
-      </w:r>
-      <w:r>
-        <w:rPr>
-          <w:rStyle w:val="FootnoteReference"/>
-        </w:rPr>
-        <w:t xml:space="preserve"> </w:t>
-      </w:r>
-      <w:r>
-        <w:rPr>
-          <w:rStyle w:val="FootnoteReference"/>
-        </w:rPr>
-        <w:footnoteReference w:id="13"/>
-      </w:r>
-    </w:p>
-    <w:p>
+        <w:t xml:space="preserve">suggest that integrating drones is easier than adapting </w:t>
+      </w:r>
+      <w:r>
+        <w:t>to the implications of</w:t>
+      </w:r>
+      <w:r>
+        <w:t xml:space="preserve"> persistent observation. The challenge is therefore not acquiring uncrewed </w:t>
+      </w:r>
+      <w:proofErr w:type="gramStart"/>
+      <w:r>
+        <w:t>systems, but</w:t>
+      </w:r>
+      <w:proofErr w:type="gramEnd"/>
+      <w:r>
+        <w:t xml:space="preserve"> redesigning the infantry section around the battlefield they have created.</w:t>
+      </w:r>
+    </w:p>
+    <w:p/>
+    <w:p>
+      <w:pPr>
+        <w:rPr>
+          <w:highlight w:val="yellow"/>
+        </w:rPr>
+      </w:pPr>
+      <w:r>
+        <w:rPr>
+          <w:highlight w:val="yellow"/>
+        </w:rPr>
+        <w:t>Need access to this janes article</w:t>
+      </w:r>
+      <w:r>
+        <w:rPr>
+          <w:highlight w:val="yellow"/>
+        </w:rPr>
+        <w:t xml:space="preserve">: </w:t>
+      </w:r>
       <w:hyperlink r:id="rId8" w:history="1">
         <w:r>
           <w:rPr>
             <w:rStyle w:val="Hyperlink"/>
+            <w:highlight w:val="yellow"/>
           </w:rPr>
           <w:t>https://www.janes.com/defence-intelligence-insights/defence-news/air/french-army-restructures-its-infantry-battalions</w:t>
         </w:r>
@@ -1034,6 +1217,21 @@
     </w:p>
     <w:p>
       <w:r>
+        <w:rPr>
+          <w:highlight w:val="yellow"/>
+        </w:rPr>
+        <w:t>n</w:t>
+      </w:r>
+      <w:r>
+        <w:rPr>
+          <w:highlight w:val="yellow"/>
+        </w:rPr>
+        <w:t xml:space="preserve">eed access to this janes article: </w:t>
+      </w:r>
+      <w:r>
+        <w:rPr>
+          <w:highlight w:val="yellow"/>
+        </w:rPr>
         <w:t>https://www.janes.com/defence-intelligence-insights/defence-news/weapons/italian-army-improves-infantry-equipment-restructures-units</w:t>
       </w:r>
     </w:p>
@@ -1042,7 +1240,7 @@
         <w:rPr>
           <w:highlight w:val="yellow"/>
         </w:rPr>
-        <w:t>OB: I will reference TM 201 as proof that doctrine hasn’t changed. However, I think I want to cite paragraph 0202 “The fundamental role of the infantry man/woman has changed little over recent centuries: their tasks are still to close with and destroy the enemy or force them to surrender, to seize and hold terrain, to dominate and control close country and finally, to carry out close surveillance”. Then we can say that the first task – their most important – cannot be achieved without substantial review of the doctrine, organisation, training, leadership, materiel,</w:t>
+        <w:t xml:space="preserve"> I will reference TM 201 as proof that doctrine hasn’t changed. However, I think I want to cite paragraph 0202 “The fundamental role of the infantry man/woman has changed little over recent centuries: their tasks are still to close with and destroy the enemy or force them to surrender, to seize and hold terrain, to dominate and control close country and finally, to carry out close surveillance”. Then we can say that the first task – their most important – cannot be achieved without substantial review of the doctrine, organisation, training, leadership, materiel,</w:t>
       </w:r>
       <w:r>
         <w:t xml:space="preserve"> </w:t>
@@ -1066,6 +1264,7 @@
           <w:sz w:val="24"/>
           <w:szCs w:val="24"/>
         </w:rPr>
+        <w:lastRenderedPageBreak/>
         <w:t xml:space="preserve">Relative combat power </w:t>
       </w:r>
       <w:r>
@@ -1157,6 +1356,25 @@
           <w:sz w:val="24"/>
           <w:szCs w:val="24"/>
         </w:rPr>
+        <w:footnoteReference w:id="13"/>
+      </w:r>
+      <w:r>
+        <w:rPr>
+          <w:rFonts w:asciiTheme="minorHAnsi" w:eastAsiaTheme="minorHAnsi" w:hAnsiTheme="minorHAnsi" w:cstheme="minorBidi"/>
+          <w:color w:val="auto"/>
+          <w:sz w:val="24"/>
+          <w:szCs w:val="24"/>
+        </w:rPr>
+        <w:t xml:space="preserve"> and the 3:1 heuristic</w:t>
+      </w:r>
+      <w:r>
+        <w:rPr>
+          <w:rStyle w:val="FootnoteReference"/>
+          <w:rFonts w:asciiTheme="minorHAnsi" w:eastAsiaTheme="minorHAnsi" w:hAnsiTheme="minorHAnsi" w:cstheme="minorBidi"/>
+          <w:color w:val="auto"/>
+          <w:sz w:val="24"/>
+          <w:szCs w:val="24"/>
+        </w:rPr>
         <w:footnoteReference w:id="14"/>
       </w:r>
       <w:r>
@@ -1166,148 +1384,125 @@
           <w:sz w:val="24"/>
           <w:szCs w:val="24"/>
         </w:rPr>
-        <w:t xml:space="preserve"> and the 3:1 heuristic</w:t>
+        <w:t xml:space="preserve"> </w:t>
+      </w:r>
+      <w:r>
+        <w:rPr>
+          <w:rFonts w:asciiTheme="minorHAnsi" w:eastAsiaTheme="minorHAnsi" w:hAnsiTheme="minorHAnsi" w:cstheme="minorBidi"/>
+          <w:color w:val="auto"/>
+          <w:sz w:val="24"/>
+          <w:szCs w:val="24"/>
+        </w:rPr>
+        <w:t>help frame but cannot fully capture.</w:t>
+      </w:r>
+      <w:r>
+        <w:rPr>
+          <w:rFonts w:asciiTheme="minorHAnsi" w:eastAsiaTheme="minorHAnsi" w:hAnsiTheme="minorHAnsi" w:cstheme="minorBidi"/>
+          <w:color w:val="auto"/>
+          <w:sz w:val="24"/>
+          <w:szCs w:val="24"/>
+        </w:rPr>
+        <w:t xml:space="preserve"> </w:t>
+      </w:r>
+      <w:r>
+        <w:rPr>
+          <w:rFonts w:asciiTheme="minorHAnsi" w:eastAsiaTheme="minorHAnsi" w:hAnsiTheme="minorHAnsi" w:cstheme="minorBidi"/>
+          <w:color w:val="auto"/>
+          <w:sz w:val="24"/>
+          <w:szCs w:val="24"/>
+        </w:rPr>
+        <w:t xml:space="preserve">They drive down the price of finding the enemy, striking them precisely and sustaining the force. A defender who can see, strike at range and attrit an attacker with systems costing hundreds rather than millions need not match him platform-for-platform. The asymmetry is structural: the attacker must still mass to break through, yet massing is exactly what persistent observation punishes most. For a state </w:t>
+      </w:r>
+      <w:r>
+        <w:rPr>
+          <w:rFonts w:asciiTheme="minorHAnsi" w:eastAsiaTheme="minorHAnsi" w:hAnsiTheme="minorHAnsi" w:cstheme="minorBidi"/>
+          <w:color w:val="auto"/>
+          <w:sz w:val="24"/>
+          <w:szCs w:val="24"/>
+        </w:rPr>
+        <w:t>which</w:t>
+      </w:r>
+      <w:r>
+        <w:rPr>
+          <w:rFonts w:asciiTheme="minorHAnsi" w:eastAsiaTheme="minorHAnsi" w:hAnsiTheme="minorHAnsi" w:cstheme="minorBidi"/>
+          <w:color w:val="auto"/>
+          <w:sz w:val="24"/>
+          <w:szCs w:val="24"/>
+        </w:rPr>
+        <w:t xml:space="preserve"> cannot buy conventional scale, this is how scarcity stops being </w:t>
+      </w:r>
+      <w:r>
+        <w:rPr>
+          <w:rFonts w:asciiTheme="minorHAnsi" w:eastAsiaTheme="minorHAnsi" w:hAnsiTheme="minorHAnsi" w:cstheme="minorBidi"/>
+          <w:color w:val="auto"/>
+          <w:sz w:val="24"/>
+          <w:szCs w:val="24"/>
+        </w:rPr>
+        <w:t>decisive.</w:t>
+      </w:r>
+    </w:p>
+    <w:p>
+      <w:r>
+        <w:fldChar w:fldCharType="begin"/>
+      </w:r>
+      <w:r>
+        <w:instrText xml:space="preserve"> REF _Ref233053446 \h </w:instrText>
+      </w:r>
+      <w:r>
+        <w:fldChar w:fldCharType="separate"/>
+      </w:r>
+      <w:r>
+        <w:t xml:space="preserve">Table </w:t>
+      </w:r>
+      <w:r>
+        <w:rPr>
+          <w:noProof/>
+        </w:rPr>
+        <w:t>1</w:t>
+      </w:r>
+      <w:r>
+        <w:fldChar w:fldCharType="end"/>
+      </w:r>
+      <w:r>
+        <w:t xml:space="preserve"> </w:t>
+      </w:r>
+      <w:r>
+        <w:t xml:space="preserve">shows that FPV-OWADs cannot be dismissed as cheap substitutes for Javelin. The operational comparison is the telling one: defeating an armoured company costs roughly €1.13 million in Javelins, compared with under €85,000 in FPV-OWADs – more than an order of magnitude less for the same task, on assumptions generous to Javelin. Ireland's recent Javelin-only procurement buys 44 missiles; the same budget fields thousands of FPV-OWADs. Javelin remains the higher-confidence kill mechanism, and FPV-OWADs may require several strikes to destroy armour, </w:t>
+      </w:r>
+      <w:r>
+        <w:t>but they can immobilise it for follow-on fires and reach more than an order of magnitude further.</w:t>
+      </w:r>
+      <w:r>
+        <w:t xml:space="preserve"> The direction is unambiguous: FPV-OWADs do not replace ATGMs, but they change the defensive arithmetic and can no longer be ignored</w:t>
+      </w:r>
+      <w:r>
+        <w:t>.</w:t>
       </w:r>
       <w:r>
         <w:rPr>
           <w:rStyle w:val="FootnoteReference"/>
-          <w:rFonts w:asciiTheme="minorHAnsi" w:eastAsiaTheme="minorHAnsi" w:hAnsiTheme="minorHAnsi" w:cstheme="minorBidi"/>
-          <w:color w:val="auto"/>
-          <w:sz w:val="24"/>
-          <w:szCs w:val="24"/>
         </w:rPr>
         <w:footnoteReference w:id="15"/>
       </w:r>
       <w:r>
-        <w:rPr>
-          <w:rFonts w:asciiTheme="minorHAnsi" w:eastAsiaTheme="minorHAnsi" w:hAnsiTheme="minorHAnsi" w:cstheme="minorBidi"/>
-          <w:color w:val="auto"/>
-          <w:sz w:val="24"/>
-          <w:szCs w:val="24"/>
-        </w:rPr>
         <w:t xml:space="preserve"> </w:t>
       </w:r>
       <w:r>
         <w:rPr>
-          <w:rFonts w:asciiTheme="minorHAnsi" w:eastAsiaTheme="minorHAnsi" w:hAnsiTheme="minorHAnsi" w:cstheme="minorBidi"/>
-          <w:color w:val="auto"/>
-          <w:sz w:val="24"/>
-          <w:szCs w:val="24"/>
-        </w:rPr>
-        <w:t>help frame but cannot fully capture.</w:t>
-      </w:r>
-      <w:r>
-        <w:rPr>
-          <w:rFonts w:asciiTheme="minorHAnsi" w:eastAsiaTheme="minorHAnsi" w:hAnsiTheme="minorHAnsi" w:cstheme="minorBidi"/>
-          <w:color w:val="auto"/>
-          <w:sz w:val="24"/>
-          <w:szCs w:val="24"/>
-        </w:rPr>
-        <w:t xml:space="preserve"> </w:t>
-      </w:r>
-      <w:r>
-        <w:rPr>
-          <w:rFonts w:asciiTheme="minorHAnsi" w:eastAsiaTheme="minorHAnsi" w:hAnsiTheme="minorHAnsi" w:cstheme="minorBidi"/>
-          <w:color w:val="auto"/>
-          <w:sz w:val="24"/>
-          <w:szCs w:val="24"/>
-        </w:rPr>
-        <w:t xml:space="preserve">They drive down the price of finding the enemy, striking them precisely and sustaining the force. A defender who can see, strike at range and attrit an attacker with systems costing hundreds rather than millions need not match him platform-for-platform. The asymmetry is structural: the attacker must still mass to break through, yet massing is exactly what persistent observation punishes most. For a state </w:t>
-      </w:r>
-      <w:r>
-        <w:rPr>
-          <w:rFonts w:asciiTheme="minorHAnsi" w:eastAsiaTheme="minorHAnsi" w:hAnsiTheme="minorHAnsi" w:cstheme="minorBidi"/>
-          <w:color w:val="auto"/>
-          <w:sz w:val="24"/>
-          <w:szCs w:val="24"/>
-        </w:rPr>
-        <w:t>which</w:t>
-      </w:r>
-      <w:r>
-        <w:rPr>
-          <w:rFonts w:asciiTheme="minorHAnsi" w:eastAsiaTheme="minorHAnsi" w:hAnsiTheme="minorHAnsi" w:cstheme="minorBidi"/>
-          <w:color w:val="auto"/>
-          <w:sz w:val="24"/>
-          <w:szCs w:val="24"/>
-        </w:rPr>
-        <w:t xml:space="preserve"> cannot buy conventional scale, this is how scarcity stops being </w:t>
-      </w:r>
-      <w:r>
-        <w:rPr>
-          <w:rFonts w:asciiTheme="minorHAnsi" w:eastAsiaTheme="minorHAnsi" w:hAnsiTheme="minorHAnsi" w:cstheme="minorBidi"/>
-          <w:color w:val="auto"/>
-          <w:sz w:val="24"/>
-          <w:szCs w:val="24"/>
-        </w:rPr>
-        <w:t>decisive.</w:t>
-      </w:r>
-    </w:p>
-    <w:p/>
-    <w:p>
-      <w:r>
-        <w:fldChar w:fldCharType="begin"/>
-      </w:r>
-      <w:r>
-        <w:instrText xml:space="preserve"> REF _Ref233053446 \h </w:instrText>
-      </w:r>
-      <w:r>
-        <w:fldChar w:fldCharType="separate"/>
-      </w:r>
-      <w:r>
-        <w:t xml:space="preserve">Table </w:t>
-      </w:r>
+          <w:rStyle w:val="FootnoteReference"/>
+        </w:rPr>
+        <w:footnoteReference w:id="16"/>
+      </w:r>
+    </w:p>
+    <w:p>
+      <w:pPr>
+        <w:keepNext/>
+      </w:pPr>
       <w:r>
         <w:rPr>
           <w:noProof/>
         </w:rPr>
-        <w:t>1</w:t>
-      </w:r>
-      <w:r>
-        <w:fldChar w:fldCharType="end"/>
-      </w:r>
-      <w:r>
-        <w:t xml:space="preserve"> </w:t>
-      </w:r>
-      <w:r>
-        <w:t xml:space="preserve">shows that FPV-OWADs cannot be dismissed as cheap substitutes for Javelin. The operational comparison is the telling one: defeating an armoured company costs roughly €1.13 million in Javelins, compared with under €85,000 in FPV-OWADs – more </w:t>
-      </w:r>
-      <w:r>
         <w:lastRenderedPageBreak/>
-        <w:t xml:space="preserve">than an order of magnitude less for the same task, on assumptions generous to Javelin. Ireland's recent Javelin-only procurement buys 44 missiles; the same budget fields thousands of FPV-OWADs. Javelin remains the higher-confidence kill mechanism, and FPV-OWADs may require several strikes to destroy armour, </w:t>
-      </w:r>
-      <w:r>
-        <w:t>but they can immobilise it for follow-on fires and reach more than an order of magnitude further.</w:t>
-      </w:r>
-      <w:r>
-        <w:t xml:space="preserve"> The direction is unambiguous: FPV-OWADs do not replace ATGMs, but they change the defensive arithmetic and can no longer be ignored</w:t>
-      </w:r>
-      <w:r>
-        <w:t>.</w:t>
-      </w:r>
-      <w:r>
-        <w:rPr>
-          <w:rStyle w:val="FootnoteReference"/>
-        </w:rPr>
-        <w:footnoteReference w:id="16"/>
-      </w:r>
-      <w:r>
-        <w:t xml:space="preserve"> </w:t>
-      </w:r>
-      <w:r>
-        <w:rPr>
-          <w:rStyle w:val="FootnoteReference"/>
-        </w:rPr>
-        <w:footnoteReference w:id="17"/>
-      </w:r>
-    </w:p>
-    <w:p>
-      <w:pPr>
-        <w:keepNext/>
-      </w:pPr>
-      <w:r>
-        <w:rPr>
-          <w:noProof/>
-        </w:rPr>
         <w:drawing>
           <wp:inline distT="0" distB="0" distL="0" distR="0" wp14:anchorId="1ED79B76" wp14:editId="6CD40A73">
             <wp:extent cx="5731510" cy="1757045"/>
@@ -1466,217 +1661,6 @@
     </w:p>
     <w:p>
       <w:pPr>
-        <w:pStyle w:val="NoSpacing"/>
-      </w:pPr>
-      <w:r>
-        <w:t>The recommendations follow directly and cost little to begin. First, adopt the lance-corporal rank: dispersed sections need a commander in each</w:t>
-      </w:r>
-      <w:r>
-        <w:t xml:space="preserve"> and</w:t>
-      </w:r>
-      <w:r>
-        <w:t xml:space="preserve"> the rank structure must catch up to the tactics. Second, experiment properly rather than procure blindly</w:t>
-      </w:r>
-      <w:r>
-        <w:t xml:space="preserve"> — </w:t>
-      </w:r>
-      <w:r>
-        <w:lastRenderedPageBreak/>
-        <w:t xml:space="preserve">stand up trial sections at fourteen and fifteen </w:t>
-      </w:r>
-      <w:r>
-        <w:t>soldiers</w:t>
-      </w:r>
-      <w:r>
-        <w:t xml:space="preserve"> (</w:t>
-      </w:r>
-      <w:r>
-        <w:fldChar w:fldCharType="begin"/>
-      </w:r>
-      <w:r>
-        <w:instrText xml:space="preserve"> REF _Ref233060645 \h  \* MERGEFORMAT </w:instrText>
-      </w:r>
-      <w:r>
-        <w:fldChar w:fldCharType="separate"/>
-      </w:r>
-      <w:r>
-        <w:t>Figure 1</w:t>
-      </w:r>
-      <w:r>
-        <w:fldChar w:fldCharType="end"/>
-      </w:r>
-      <w:r>
-        <w:t>)</w:t>
-      </w:r>
-      <w:r>
-        <w:t>, test them</w:t>
-      </w:r>
-      <w:r>
-        <w:t xml:space="preserve"> against realistic drone threats</w:t>
-      </w:r>
-      <w:r>
-        <w:t xml:space="preserve"> and</w:t>
-      </w:r>
-      <w:r>
-        <w:t xml:space="preserve"> let the results, not assumption, settle the establishment</w:t>
-      </w:r>
-      <w:r>
-        <w:t xml:space="preserve">. </w:t>
-      </w:r>
-      <w:r>
-        <w:t>Third, write exposure management into doctrine: build signature discipline, drone-halt drills and the sequencing of sensing, electronic warfare and fires into standard operating procedures, syllabi and retraining, with mobile training teams to push the new methods out quickly. None of this requires mass or heavy armour</w:t>
-      </w:r>
-      <w:r>
-        <w:t xml:space="preserve"> and</w:t>
-      </w:r>
-      <w:r>
-        <w:t xml:space="preserve"> none waits on a procurement cycle. The first move is organisational, not financial</w:t>
-      </w:r>
-      <w:r>
-        <w:t xml:space="preserve"> — </w:t>
-      </w:r>
-      <w:r>
-        <w:t>which is precisely why the constraint that stalled Irish defence no longer holds.</w:t>
-      </w:r>
-    </w:p>
-    <w:p>
-      <w:pPr>
-        <w:keepNext/>
-        <w:jc w:val="center"/>
-      </w:pPr>
-      <w:r>
-        <w:rPr>
-          <w:noProof/>
-        </w:rPr>
-        <w:drawing>
-          <wp:inline distT="0" distB="0" distL="0" distR="0" wp14:anchorId="3BA8F21E" wp14:editId="0F6E14AC">
-            <wp:extent cx="2709073" cy="1655277"/>
-            <wp:effectExtent l="0" t="0" r="0" b="2540"/>
-            <wp:docPr id="1944379885" name="Picture 1"/>
-            <wp:cNvGraphicFramePr>
-              <a:graphicFrameLocks xmlns:a="http://schemas.openxmlformats.org/drawingml/2006/main" noChangeAspect="1"/>
-            </wp:cNvGraphicFramePr>
-            <a:graphic xmlns:a="http://schemas.openxmlformats.org/drawingml/2006/main">
-              <a:graphicData uri="http://schemas.openxmlformats.org/drawingml/2006/picture">
-                <pic:pic xmlns:pic="http://schemas.openxmlformats.org/drawingml/2006/picture">
-                  <pic:nvPicPr>
-                    <pic:cNvPr id="1944379885" name=""/>
-                    <pic:cNvPicPr/>
-                  </pic:nvPicPr>
-                  <pic:blipFill>
-                    <a:blip r:embed="rId10"/>
-                    <a:stretch>
-                      <a:fillRect/>
-                    </a:stretch>
-                  </pic:blipFill>
-                  <pic:spPr>
-                    <a:xfrm>
-                      <a:off x="0" y="0"/>
-                      <a:ext cx="2723776" cy="1664261"/>
-                    </a:xfrm>
-                    <a:prstGeom prst="rect">
-                      <a:avLst/>
-                    </a:prstGeom>
-                  </pic:spPr>
-                </pic:pic>
-              </a:graphicData>
-            </a:graphic>
-          </wp:inline>
-        </w:drawing>
-      </w:r>
-      <w:r>
-        <w:rPr>
-          <w:noProof/>
-        </w:rPr>
-        <w:drawing>
-          <wp:inline distT="0" distB="0" distL="0" distR="0" wp14:anchorId="5294252E" wp14:editId="7ABFAEE1">
-            <wp:extent cx="2907102" cy="1736016"/>
-            <wp:effectExtent l="0" t="0" r="7620" b="0"/>
-            <wp:docPr id="1981208126" name="Picture 1"/>
-            <wp:cNvGraphicFramePr>
-              <a:graphicFrameLocks xmlns:a="http://schemas.openxmlformats.org/drawingml/2006/main" noChangeAspect="1"/>
-            </wp:cNvGraphicFramePr>
-            <a:graphic xmlns:a="http://schemas.openxmlformats.org/drawingml/2006/main">
-              <a:graphicData uri="http://schemas.openxmlformats.org/drawingml/2006/picture">
-                <pic:pic xmlns:pic="http://schemas.openxmlformats.org/drawingml/2006/picture">
-                  <pic:nvPicPr>
-                    <pic:cNvPr id="1981208126" name=""/>
-                    <pic:cNvPicPr/>
-                  </pic:nvPicPr>
-                  <pic:blipFill>
-                    <a:blip r:embed="rId11"/>
-                    <a:stretch>
-                      <a:fillRect/>
-                    </a:stretch>
-                  </pic:blipFill>
-                  <pic:spPr>
-                    <a:xfrm>
-                      <a:off x="0" y="0"/>
-                      <a:ext cx="2918337" cy="1742725"/>
-                    </a:xfrm>
-                    <a:prstGeom prst="rect">
-                      <a:avLst/>
-                    </a:prstGeom>
-                  </pic:spPr>
-                </pic:pic>
-              </a:graphicData>
-            </a:graphic>
-          </wp:inline>
-        </w:drawing>
-      </w:r>
-    </w:p>
-    <w:p>
-      <w:pPr>
-        <w:pStyle w:val="Caption"/>
-        <w:jc w:val="center"/>
-      </w:pPr>
-      <w:bookmarkStart w:id="1" w:name="_Ref233060645"/>
-      <w:r>
-        <w:t xml:space="preserve">Figure </w:t>
-      </w:r>
-      <w:r>
-        <w:fldChar w:fldCharType="begin"/>
-      </w:r>
-      <w:r>
-        <w:instrText xml:space="preserve"> SEQ Figure \* ARABIC </w:instrText>
-      </w:r>
-      <w:r>
-        <w:fldChar w:fldCharType="separate"/>
-      </w:r>
-      <w:r>
-        <w:rPr>
-          <w:noProof/>
-        </w:rPr>
-        <w:t>1</w:t>
-      </w:r>
-      <w:r>
-        <w:rPr>
-          <w:noProof/>
-        </w:rPr>
-        <w:fldChar w:fldCharType="end"/>
-      </w:r>
-      <w:bookmarkEnd w:id="1"/>
-      <w:r>
-        <w:t xml:space="preserve">. </w:t>
-      </w:r>
-      <w:r>
-        <w:t xml:space="preserve"> </w:t>
-      </w:r>
-      <w:r>
-        <w:t>Fourteen and f</w:t>
-      </w:r>
-      <w:r>
-        <w:t>ifteen-soldier section</w:t>
-      </w:r>
-      <w:r>
-        <w:t>s</w:t>
-      </w:r>
-      <w:r>
-        <w:t xml:space="preserve"> with organic FPVD, support detachment and separate commander</w:t>
-      </w:r>
-    </w:p>
-    <w:p>
-      <w:pPr>
         <w:rPr>
           <w:rFonts w:asciiTheme="majorHAnsi" w:eastAsiaTheme="majorEastAsia" w:hAnsiTheme="majorHAnsi" w:cstheme="majorBidi"/>
           <w:color w:val="0F4761" w:themeColor="accent1" w:themeShade="BF"/>
@@ -2491,29 +2475,99 @@
         <w:t xml:space="preserve"> </w:t>
       </w:r>
       <w:r>
-        <w:t xml:space="preserve">Spencer, J. </w:t>
+        <w:t xml:space="preserve">Joret, G. “What Specialization of the Infantry in </w:t>
+      </w:r>
+      <w:proofErr w:type="spellStart"/>
+      <w:r>
+        <w:t>Armored</w:t>
+      </w:r>
+      <w:proofErr w:type="spellEnd"/>
+      <w:r>
+        <w:t xml:space="preserve"> Combat Operations?”, </w:t>
+      </w:r>
+      <w:proofErr w:type="spellStart"/>
+      <w:r>
+        <w:t>Fantassins</w:t>
+      </w:r>
+      <w:proofErr w:type="spellEnd"/>
+      <w:r>
+        <w:t xml:space="preserve">, no. 52, Spring–Summer 2024, pp. 125–130, pp. 129–130; Bouffard, J. “The Infantry Regiment Model 2030”, </w:t>
+      </w:r>
+      <w:proofErr w:type="spellStart"/>
+      <w:r>
+        <w:t>Fantassins</w:t>
+      </w:r>
+      <w:proofErr w:type="spellEnd"/>
+      <w:r>
+        <w:t>, no. 52, Spring–Summer 2024, pp. 15–20, p. 18.</w:t>
+      </w:r>
+    </w:p>
+  </w:footnote>
+  <w:footnote w:id="11">
+    <w:p>
+      <w:pPr>
+        <w:pStyle w:val="FootnoteText"/>
+      </w:pPr>
+      <w:r>
+        <w:rPr>
+          <w:rStyle w:val="FootnoteReference"/>
+        </w:rPr>
+        <w:footnoteRef/>
+      </w:r>
+      <w:r>
+        <w:t xml:space="preserve"> </w:t>
+      </w:r>
+      <w:r>
+        <w:t xml:space="preserve">UK Ministry of Defence and Defence Science and Technology Laboratory. </w:t>
       </w:r>
       <w:r>
         <w:rPr>
           <w:i/>
           <w:iCs/>
         </w:rPr>
-        <w:t>Creating a Unit Optimized for Urban Warfare</w:t>
-      </w:r>
-      <w:r>
-        <w:t xml:space="preserve">. </w:t>
+        <w:t>British Army Experiments with Dstl Study on Urban Combat</w:t>
+      </w:r>
+      <w:r>
+        <w:t xml:space="preserve">. GOV.UK News Story, 30 March 2023. Available at: </w:t>
+      </w:r>
+      <w:hyperlink r:id="rId5" w:history="1">
+        <w:r>
+          <w:rPr>
+            <w:rStyle w:val="Hyperlink"/>
+          </w:rPr>
+          <w:t>https://www.gov.uk/government/news/british-army-experiments-with-dstl-study-on-urban-combat</w:t>
+        </w:r>
+      </w:hyperlink>
+      <w:r>
+        <w:t xml:space="preserve"> (accessed 22 June 2026)</w:t>
+      </w:r>
+      <w:r>
+        <w:t xml:space="preserve">; </w:t>
+      </w:r>
+      <w:r>
+        <w:t xml:space="preserve">Spencer, J. </w:t>
       </w:r>
       <w:r>
         <w:rPr>
           <w:i/>
           <w:iCs/>
         </w:rPr>
+        <w:t>Creating a Unit Optimized for Urban Warfare</w:t>
+      </w:r>
+      <w:r>
+        <w:t xml:space="preserve">. </w:t>
+      </w:r>
+      <w:r>
+        <w:rPr>
+          <w:i/>
+          <w:iCs/>
+        </w:rPr>
         <w:t>Modern War Institute at West Point</w:t>
       </w:r>
       <w:r>
         <w:t xml:space="preserve">, 18 August 2023. Available at: </w:t>
       </w:r>
-      <w:hyperlink r:id="rId5" w:history="1">
+      <w:hyperlink r:id="rId6" w:history="1">
         <w:r>
           <w:rPr>
             <w:rStyle w:val="Hyperlink"/>
@@ -2526,7 +2580,7 @@
       </w:r>
     </w:p>
   </w:footnote>
-  <w:footnote w:id="11">
+  <w:footnote w:id="12">
     <w:p>
       <w:pPr>
         <w:pStyle w:val="FootnoteText"/>
@@ -2602,7 +2656,7 @@
       <w:r>
         <w:t xml:space="preserve">. 25 February 2026. Available at: </w:t>
       </w:r>
-      <w:hyperlink r:id="rId6" w:tgtFrame="_new" w:history="1">
+      <w:hyperlink r:id="rId7" w:tgtFrame="_new" w:history="1">
         <w:r>
           <w:rPr>
             <w:rStyle w:val="Hyperlink"/>
@@ -2611,23 +2665,10 @@
         </w:r>
       </w:hyperlink>
       <w:r>
-        <w:t xml:space="preserve"> (accessed 1 April 2026).</w:t>
-      </w:r>
-    </w:p>
-  </w:footnote>
-  <w:footnote w:id="12">
-    <w:p>
-      <w:pPr>
-        <w:pStyle w:val="FootnoteText"/>
-      </w:pPr>
-      <w:r>
-        <w:rPr>
-          <w:rStyle w:val="FootnoteReference"/>
-        </w:rPr>
-        <w:footnoteRef/>
-      </w:r>
-      <w:r>
-        <w:t xml:space="preserve"> </w:t>
+        <w:t xml:space="preserve"> (accessed 1 April 2026)</w:t>
+      </w:r>
+      <w:r>
+        <w:t xml:space="preserve">; </w:t>
       </w:r>
       <w:r>
         <w:t xml:space="preserve">TF1 INFO. </w:t>
@@ -2699,7 +2740,7 @@
       <w:r>
         <w:t xml:space="preserve">. YouTube video, 21 February 2026. Available at: </w:t>
       </w:r>
-      <w:hyperlink r:id="rId7" w:tgtFrame="_new" w:history="1">
+      <w:hyperlink r:id="rId8" w:tgtFrame="_new" w:history="1">
         <w:r>
           <w:rPr>
             <w:rStyle w:val="Hyperlink"/>
@@ -2708,23 +2749,10 @@
         </w:r>
       </w:hyperlink>
       <w:r>
-        <w:t xml:space="preserve"> (accessed 1 April 2026).</w:t>
-      </w:r>
-    </w:p>
-  </w:footnote>
-  <w:footnote w:id="13">
-    <w:p>
-      <w:pPr>
-        <w:pStyle w:val="FootnoteText"/>
-      </w:pPr>
-      <w:r>
-        <w:rPr>
-          <w:rStyle w:val="FootnoteReference"/>
-        </w:rPr>
-        <w:footnoteRef/>
-      </w:r>
-      <w:r>
-        <w:t xml:space="preserve"> </w:t>
+        <w:t xml:space="preserve"> (accessed 1 April 2026)</w:t>
+      </w:r>
+      <w:r>
+        <w:t xml:space="preserve">; </w:t>
       </w:r>
       <w:r>
         <w:t xml:space="preserve">Melchior, J. K. </w:t>
@@ -2749,7 +2777,7 @@
       <w:r>
         <w:t xml:space="preserve">, 2020. Available at: </w:t>
       </w:r>
-      <w:hyperlink r:id="rId8" w:tgtFrame="_new" w:history="1">
+      <w:hyperlink r:id="rId9" w:tgtFrame="_new" w:history="1">
         <w:r>
           <w:rPr>
             <w:rStyle w:val="Hyperlink"/>
@@ -2762,7 +2790,7 @@
       </w:r>
     </w:p>
   </w:footnote>
-  <w:footnote w:id="14">
+  <w:footnote w:id="13">
     <w:p>
       <w:pPr>
         <w:pStyle w:val="FootnoteText"/>
@@ -2791,7 +2819,7 @@
       </w:r>
     </w:p>
   </w:footnote>
-  <w:footnote w:id="15">
+  <w:footnote w:id="14">
     <w:p>
       <w:pPr>
         <w:pStyle w:val="FootnoteText"/>
@@ -2828,7 +2856,7 @@
       <w:r>
         <w:t xml:space="preserve">, 13(4), 1989, pp. 54–89. Available at: </w:t>
       </w:r>
-      <w:hyperlink r:id="rId9" w:tgtFrame="_new" w:history="1">
+      <w:hyperlink r:id="rId10" w:tgtFrame="_new" w:history="1">
         <w:r>
           <w:rPr>
             <w:rStyle w:val="Hyperlink"/>
@@ -2841,7 +2869,7 @@
       </w:r>
     </w:p>
   </w:footnote>
-  <w:footnote w:id="16">
+  <w:footnote w:id="15">
     <w:p>
       <w:pPr>
         <w:pStyle w:val="FootnoteText"/>
@@ -2870,7 +2898,7 @@
       </w:r>
     </w:p>
   </w:footnote>
-  <w:footnote w:id="17">
+  <w:footnote w:id="16">
     <w:p>
       <w:pPr>
         <w:pStyle w:val="FootnoteText"/>
@@ -2924,7 +2952,7 @@
       <w:r>
         <w:t xml:space="preserve">. London: Royal United Services Institute for Defence and Security Studies, 2024. Available at: </w:t>
       </w:r>
-      <w:hyperlink r:id="rId10" w:history="1">
+      <w:hyperlink r:id="rId11" w:history="1">
         <w:r>
           <w:rPr>
             <w:rStyle w:val="Hyperlink"/>

--- a/Essays/DF_Review_Article_OBs_Part.docx
+++ b/Essays/DF_Review_Article_OBs_Part.docx
@@ -51,6 +51,7 @@
         </w:rPr>
       </w:pPr>
       <w:commentRangeStart w:id="0"/>
+      <w:commentRangeStart w:id="1"/>
       <w:r>
         <w:rPr>
           <w:rFonts w:ascii="Times New Roman" w:hAnsi="Times New Roman" w:cs="Times New Roman"/>
@@ -73,6 +74,19 @@
         </w:rPr>
         <w:commentReference w:id="0"/>
       </w:r>
+      <w:commentRangeEnd w:id="1"/>
+      <w:r>
+        <w:rPr>
+          <w:rStyle w:val="CommentReference"/>
+          <w:rFonts w:ascii="Times New Roman" w:hAnsi="Times New Roman" w:cs="Times New Roman"/>
+          <w:kern w:val="0"/>
+          <w:sz w:val="24"/>
+          <w:szCs w:val="24"/>
+          <w:lang w:val="en-GB" w:eastAsia="en-GB"/>
+          <w14:ligatures w14:val="none"/>
+        </w:rPr>
+        <w:commentReference w:id="1"/>
+      </w:r>
     </w:p>
     <w:p>
       <w:pPr>
@@ -97,7 +111,8 @@
           <w14:ligatures w14:val="none"/>
         </w:rPr>
       </w:pPr>
-      <w:commentRangeStart w:id="1"/>
+      <w:commentRangeStart w:id="2"/>
+      <w:commentRangeStart w:id="3"/>
       <w:r>
         <w:rPr>
           <w:rFonts w:ascii="Times New Roman" w:hAnsi="Times New Roman" w:cs="Times New Roman"/>
@@ -107,7 +122,7 @@
         </w:rPr>
         <w:t>To become credible Irish defence policy, the argument for UxS integration must evolve from an attractive battlefield concept into an institutionalised capability embedded within national defence planning, supported by doctrine, exercised in practice, sustained by industry, and legitimised through political leadership.</w:t>
       </w:r>
-      <w:commentRangeEnd w:id="1"/>
+      <w:commentRangeEnd w:id="2"/>
       <w:r>
         <w:rPr>
           <w:rStyle w:val="CommentReference"/>
@@ -118,7 +133,20 @@
           <w:lang w:val="en-GB" w:eastAsia="en-GB"/>
           <w14:ligatures w14:val="none"/>
         </w:rPr>
-        <w:commentReference w:id="1"/>
+        <w:commentReference w:id="2"/>
+      </w:r>
+      <w:commentRangeEnd w:id="3"/>
+      <w:r>
+        <w:rPr>
+          <w:rStyle w:val="CommentReference"/>
+          <w:rFonts w:ascii="Times New Roman" w:hAnsi="Times New Roman" w:cs="Times New Roman"/>
+          <w:kern w:val="0"/>
+          <w:sz w:val="24"/>
+          <w:szCs w:val="24"/>
+          <w:lang w:val="en-GB" w:eastAsia="en-GB"/>
+          <w14:ligatures w14:val="none"/>
+        </w:rPr>
+        <w:commentReference w:id="3"/>
       </w:r>
     </w:p>
     <w:p>
@@ -169,6 +197,7 @@
           <w14:ligatures w14:val="none"/>
         </w:rPr>
       </w:pPr>
+      <w:commentRangeStart w:id="4"/>
       <w:r>
         <w:rPr>
           <w:rFonts w:ascii="Times New Roman" w:hAnsi="Times New Roman" w:cs="Times New Roman"/>
@@ -205,7 +234,52 @@
           <w14:ligatures w14:val="none"/>
         </w:rPr>
         <w:lastRenderedPageBreak/>
-        <w:t>political acknowledgement that investment in autonomous and remotely operated systems is not a niche procurement decision but a strategic adaptation to a changing security environment. Such recognition would align with the recommendations of the Commission on the Defence Forces, which identified technological transformation, digitalisation and enhanced surveillance capabilities as essential components of future force development. Framing UxS as part of a broader military revolution elevates the discussion beyond procurement towards strategic reform.</w:t>
+        <w:t xml:space="preserve">political acknowledgement that investment in autonomous and remotely operated systems is not a niche procurement decision but a strategic adaptation to a changing security environment. Such recognition would align with the recommendations of the Commission on the Defence Forces, which identified technological transformation, digitalisation and enhanced surveillance capabilities as essential components of future force development. Framing UxS as part of a broader military </w:t>
+      </w:r>
+      <w:commentRangeStart w:id="5"/>
+      <w:r>
+        <w:rPr>
+          <w:rFonts w:ascii="Times New Roman" w:hAnsi="Times New Roman" w:cs="Times New Roman"/>
+          <w:kern w:val="0"/>
+          <w:lang w:val="en-GB" w:eastAsia="en-GB"/>
+          <w14:ligatures w14:val="none"/>
+        </w:rPr>
+        <w:t>revolution</w:t>
+      </w:r>
+      <w:commentRangeEnd w:id="5"/>
+      <w:r>
+        <w:rPr>
+          <w:rStyle w:val="CommentReference"/>
+          <w:rFonts w:ascii="Times New Roman" w:hAnsi="Times New Roman" w:cs="Times New Roman"/>
+          <w:kern w:val="0"/>
+          <w:sz w:val="24"/>
+          <w:szCs w:val="24"/>
+          <w:lang w:val="en-GB" w:eastAsia="en-GB"/>
+          <w14:ligatures w14:val="none"/>
+        </w:rPr>
+        <w:commentReference w:id="5"/>
+      </w:r>
+      <w:r>
+        <w:rPr>
+          <w:rFonts w:ascii="Times New Roman" w:hAnsi="Times New Roman" w:cs="Times New Roman"/>
+          <w:kern w:val="0"/>
+          <w:lang w:val="en-GB" w:eastAsia="en-GB"/>
+          <w14:ligatures w14:val="none"/>
+        </w:rPr>
+        <w:t xml:space="preserve"> elevates the discussion beyond procurement towards strategic reform.</w:t>
+      </w:r>
+      <w:commentRangeEnd w:id="4"/>
+      <w:r>
+        <w:rPr>
+          <w:rStyle w:val="CommentReference"/>
+          <w:rFonts w:ascii="Times New Roman" w:hAnsi="Times New Roman" w:cs="Times New Roman"/>
+          <w:kern w:val="0"/>
+          <w:sz w:val="24"/>
+          <w:szCs w:val="24"/>
+          <w:lang w:val="en-GB" w:eastAsia="en-GB"/>
+          <w14:ligatures w14:val="none"/>
+        </w:rPr>
+        <w:commentReference w:id="4"/>
       </w:r>
     </w:p>
     <w:p>
@@ -263,7 +337,140 @@
           <w:lang w:val="en-GB" w:eastAsia="en-GB"/>
           <w14:ligatures w14:val="none"/>
         </w:rPr>
-        <w:t>Political recognition must then be translated into a guiding vision. Military innovation succeeds when technological adoption is driven by coherent operational concepts rather than the availability of new equipment. Ireland therefore requires an operational concept that defines how UxS contribute to national defence objectives across land, maritime and air domains. Such a concept should emphasise persistent surveillance, intelligence collection, force protection and denial operations rather than offensive power projection. For light infantry, this means integrating reconnaissance drones, loitering munitions where politically acceptable, autonomous logistics platforms and electronic warfare systems into dispersed defensive operations. At sea, unmanned surface and underwater vehicles could strengthen maritime domain awareness and contribute to protecting critical underwater infrastructure within Ireland's extensive Exclusive Economic Zone. Supporting doctrine would provide common procedures, command relationships and tactical principles, ensuring that UxS become an integral part of operations rather than isolated specialist capabilities. Doctrine also ensures interoperability with European partners and NATO members during peace support, humanitarian assistance and maritime security operations while remaining entirely compatible with Ireland's policy of military neutrality.</w:t>
+        <w:t>Political recognition must then be translated into a guiding vision. Military innovation succeeds when technological adoption is driven by coherent operational concepts rather than the availability of new equipment</w:t>
+      </w:r>
+      <w:r>
+        <w:rPr>
+          <w:rFonts w:ascii="Times New Roman" w:hAnsi="Times New Roman" w:cs="Times New Roman"/>
+          <w:kern w:val="0"/>
+          <w:lang w:val="en-GB" w:eastAsia="en-GB"/>
+          <w14:ligatures w14:val="none"/>
+        </w:rPr>
+        <w:t xml:space="preserve"> (</w:t>
+      </w:r>
+      <w:r>
+        <w:rPr>
+          <w:rFonts w:ascii="Times New Roman" w:hAnsi="Times New Roman" w:cs="Times New Roman"/>
+          <w:kern w:val="0"/>
+          <w:highlight w:val="yellow"/>
+          <w:lang w:val="en-GB" w:eastAsia="en-GB"/>
+          <w14:ligatures w14:val="none"/>
+        </w:rPr>
+        <w:t>betts, krepenevich</w:t>
+      </w:r>
+      <w:r>
+        <w:rPr>
+          <w:rFonts w:ascii="Times New Roman" w:hAnsi="Times New Roman" w:cs="Times New Roman"/>
+          <w:kern w:val="0"/>
+          <w:lang w:val="en-GB" w:eastAsia="en-GB"/>
+          <w14:ligatures w14:val="none"/>
+        </w:rPr>
+        <w:t>)</w:t>
+      </w:r>
+      <w:r>
+        <w:rPr>
+          <w:rFonts w:ascii="Times New Roman" w:hAnsi="Times New Roman" w:cs="Times New Roman"/>
+          <w:kern w:val="0"/>
+          <w:lang w:val="en-GB" w:eastAsia="en-GB"/>
+          <w14:ligatures w14:val="none"/>
+        </w:rPr>
+        <w:t xml:space="preserve">. Ireland therefore requires an operational concept that defines how UxS contribute to national defence </w:t>
+      </w:r>
+      <w:commentRangeStart w:id="6"/>
+      <w:r>
+        <w:rPr>
+          <w:rFonts w:ascii="Times New Roman" w:hAnsi="Times New Roman" w:cs="Times New Roman"/>
+          <w:kern w:val="0"/>
+          <w:lang w:val="en-GB" w:eastAsia="en-GB"/>
+          <w14:ligatures w14:val="none"/>
+        </w:rPr>
+        <w:t xml:space="preserve">objectives across land, maritime and air domains. </w:t>
+      </w:r>
+      <w:commentRangeEnd w:id="6"/>
+      <w:r>
+        <w:rPr>
+          <w:rStyle w:val="CommentReference"/>
+          <w:rFonts w:ascii="Times New Roman" w:hAnsi="Times New Roman" w:cs="Times New Roman"/>
+          <w:kern w:val="0"/>
+          <w:sz w:val="24"/>
+          <w:szCs w:val="24"/>
+          <w:lang w:val="en-GB" w:eastAsia="en-GB"/>
+          <w14:ligatures w14:val="none"/>
+        </w:rPr>
+        <w:commentReference w:id="6"/>
+      </w:r>
+      <w:r>
+        <w:rPr>
+          <w:rFonts w:ascii="Times New Roman" w:hAnsi="Times New Roman" w:cs="Times New Roman"/>
+          <w:kern w:val="0"/>
+          <w:lang w:val="en-GB" w:eastAsia="en-GB"/>
+          <w14:ligatures w14:val="none"/>
+        </w:rPr>
+        <w:t xml:space="preserve">Such a concept should emphasise persistent surveillance, intelligence collection, force protection and denial operations rather than offensive power projection. For light infantry, this means integrating reconnaissance drones, loitering munitions where </w:t>
+      </w:r>
+      <w:commentRangeStart w:id="7"/>
+      <w:r>
+        <w:rPr>
+          <w:rFonts w:ascii="Times New Roman" w:hAnsi="Times New Roman" w:cs="Times New Roman"/>
+          <w:kern w:val="0"/>
+          <w:lang w:val="en-GB" w:eastAsia="en-GB"/>
+          <w14:ligatures w14:val="none"/>
+        </w:rPr>
+        <w:t>politically acceptable</w:t>
+      </w:r>
+      <w:commentRangeEnd w:id="7"/>
+      <w:r>
+        <w:rPr>
+          <w:rStyle w:val="CommentReference"/>
+          <w:rFonts w:ascii="Times New Roman" w:hAnsi="Times New Roman" w:cs="Times New Roman"/>
+          <w:kern w:val="0"/>
+          <w:sz w:val="24"/>
+          <w:szCs w:val="24"/>
+          <w:lang w:val="en-GB" w:eastAsia="en-GB"/>
+          <w14:ligatures w14:val="none"/>
+        </w:rPr>
+        <w:commentReference w:id="7"/>
+      </w:r>
+      <w:r>
+        <w:rPr>
+          <w:rFonts w:ascii="Times New Roman" w:hAnsi="Times New Roman" w:cs="Times New Roman"/>
+          <w:kern w:val="0"/>
+          <w:lang w:val="en-GB" w:eastAsia="en-GB"/>
+          <w14:ligatures w14:val="none"/>
+        </w:rPr>
+        <w:t xml:space="preserve">, autonomous logistics platforms and electronic warfare systems into dispersed defensive operations. </w:t>
+      </w:r>
+      <w:commentRangeStart w:id="8"/>
+      <w:r>
+        <w:rPr>
+          <w:rFonts w:ascii="Times New Roman" w:hAnsi="Times New Roman" w:cs="Times New Roman"/>
+          <w:kern w:val="0"/>
+          <w:lang w:val="en-GB" w:eastAsia="en-GB"/>
+          <w14:ligatures w14:val="none"/>
+        </w:rPr>
+        <w:t xml:space="preserve">At sea, unmanned surface and underwater vehicles could strengthen maritime domain awareness and contribute to protecting critical underwater infrastructure within Ireland's extensive Exclusive Economic Zone. </w:t>
+      </w:r>
+      <w:commentRangeEnd w:id="8"/>
+      <w:r>
+        <w:rPr>
+          <w:rStyle w:val="CommentReference"/>
+          <w:rFonts w:ascii="Times New Roman" w:hAnsi="Times New Roman" w:cs="Times New Roman"/>
+          <w:kern w:val="0"/>
+          <w:sz w:val="24"/>
+          <w:szCs w:val="24"/>
+          <w:lang w:val="en-GB" w:eastAsia="en-GB"/>
+          <w14:ligatures w14:val="none"/>
+        </w:rPr>
+        <w:commentReference w:id="8"/>
+      </w:r>
+      <w:r>
+        <w:rPr>
+          <w:rFonts w:ascii="Times New Roman" w:hAnsi="Times New Roman" w:cs="Times New Roman"/>
+          <w:kern w:val="0"/>
+          <w:lang w:val="en-GB" w:eastAsia="en-GB"/>
+          <w14:ligatures w14:val="none"/>
+        </w:rPr>
+        <w:t>Supporting doctrine would provide common procedures, command relationships and tactical principles, ensuring that UxS become an integral part of operations rather than isolated specialist capabilities. Doctrine also ensures interoperability with European partners and NATO members during peace support, humanitarian assistance and maritime security operations while remaining entirely compatible with Ireland's policy of military neutrality.</w:t>
       </w:r>
     </w:p>
     <w:p>
@@ -321,7 +528,118 @@
           <w:lang w:val="en-GB" w:eastAsia="en-GB"/>
           <w14:ligatures w14:val="none"/>
         </w:rPr>
-        <w:t xml:space="preserve">The third requirement is institutionalisation. Military innovation becomes credible only when organisations adapt themselves to sustain it. Creating dedicated UxS career pathways would signal that these capabilities are enduring rather than experimental. This requires recruiting and retaining personnel with expertise in robotics, artificial intelligence, software engineering and electronic warfare while integrating these specialists with operational commanders rather than separating technical and tactical functions. Modern uncrewed systems demand multidisciplinary teams where technicians, intelligence analysts and combat leaders work </w:t>
+        <w:t xml:space="preserve">The third requirement is institutionalisation. </w:t>
+      </w:r>
+      <w:commentRangeStart w:id="9"/>
+      <w:r>
+        <w:rPr>
+          <w:rFonts w:ascii="Times New Roman" w:hAnsi="Times New Roman" w:cs="Times New Roman"/>
+          <w:kern w:val="0"/>
+          <w:lang w:val="en-GB" w:eastAsia="en-GB"/>
+          <w14:ligatures w14:val="none"/>
+        </w:rPr>
+        <w:t xml:space="preserve">Military innovation becomes credible only when organisations adapt themselves to sustain it. </w:t>
+      </w:r>
+      <w:commentRangeEnd w:id="9"/>
+      <w:r>
+        <w:rPr>
+          <w:rStyle w:val="CommentReference"/>
+          <w:rFonts w:ascii="Times New Roman" w:hAnsi="Times New Roman" w:cs="Times New Roman"/>
+          <w:kern w:val="0"/>
+          <w:sz w:val="24"/>
+          <w:szCs w:val="24"/>
+          <w:lang w:val="en-GB" w:eastAsia="en-GB"/>
+          <w14:ligatures w14:val="none"/>
+        </w:rPr>
+        <w:commentReference w:id="9"/>
+      </w:r>
+      <w:commentRangeStart w:id="10"/>
+      <w:r>
+        <w:rPr>
+          <w:rFonts w:ascii="Times New Roman" w:hAnsi="Times New Roman" w:cs="Times New Roman"/>
+          <w:kern w:val="0"/>
+          <w:lang w:val="en-GB" w:eastAsia="en-GB"/>
+          <w14:ligatures w14:val="none"/>
+        </w:rPr>
+        <w:t xml:space="preserve">Creating dedicated UxS career pathways would signal that these capabilities are enduring rather than experimental. </w:t>
+      </w:r>
+      <w:commentRangeEnd w:id="10"/>
+      <w:r>
+        <w:rPr>
+          <w:rStyle w:val="CommentReference"/>
+          <w:rFonts w:ascii="Times New Roman" w:hAnsi="Times New Roman" w:cs="Times New Roman"/>
+          <w:kern w:val="0"/>
+          <w:sz w:val="24"/>
+          <w:szCs w:val="24"/>
+          <w:lang w:val="en-GB" w:eastAsia="en-GB"/>
+          <w14:ligatures w14:val="none"/>
+        </w:rPr>
+        <w:commentReference w:id="10"/>
+      </w:r>
+      <w:commentRangeStart w:id="11"/>
+      <w:r>
+        <w:rPr>
+          <w:rFonts w:ascii="Times New Roman" w:hAnsi="Times New Roman" w:cs="Times New Roman"/>
+          <w:kern w:val="0"/>
+          <w:lang w:val="en-GB" w:eastAsia="en-GB"/>
+          <w14:ligatures w14:val="none"/>
+        </w:rPr>
+        <w:t xml:space="preserve">This requires recruiting and retaining personnel with expertise in robotics, artificial intelligence, software engineering and electronic warfare while integrating these specialists with operational commanders rather than separating technical and tactical functions. </w:t>
+      </w:r>
+      <w:commentRangeEnd w:id="11"/>
+      <w:r>
+        <w:rPr>
+          <w:rStyle w:val="CommentReference"/>
+          <w:rFonts w:ascii="Times New Roman" w:hAnsi="Times New Roman" w:cs="Times New Roman"/>
+          <w:kern w:val="0"/>
+          <w:sz w:val="24"/>
+          <w:szCs w:val="24"/>
+          <w:lang w:val="en-GB" w:eastAsia="en-GB"/>
+          <w14:ligatures w14:val="none"/>
+        </w:rPr>
+        <w:commentReference w:id="11"/>
+      </w:r>
+      <w:commentRangeStart w:id="12"/>
+      <w:r>
+        <w:rPr>
+          <w:rFonts w:ascii="Times New Roman" w:hAnsi="Times New Roman" w:cs="Times New Roman"/>
+          <w:kern w:val="0"/>
+          <w:lang w:val="en-GB" w:eastAsia="en-GB"/>
+          <w14:ligatures w14:val="none"/>
+        </w:rPr>
+        <w:t xml:space="preserve">Modern </w:t>
+      </w:r>
+      <w:commentRangeStart w:id="13"/>
+      <w:r>
+        <w:rPr>
+          <w:rFonts w:ascii="Times New Roman" w:hAnsi="Times New Roman" w:cs="Times New Roman"/>
+          <w:kern w:val="0"/>
+          <w:lang w:val="en-GB" w:eastAsia="en-GB"/>
+          <w14:ligatures w14:val="none"/>
+        </w:rPr>
+        <w:t xml:space="preserve">uncrewed systems </w:t>
+      </w:r>
+      <w:commentRangeEnd w:id="13"/>
+      <w:r>
+        <w:rPr>
+          <w:rStyle w:val="CommentReference"/>
+          <w:rFonts w:ascii="Times New Roman" w:hAnsi="Times New Roman" w:cs="Times New Roman"/>
+          <w:kern w:val="0"/>
+          <w:sz w:val="24"/>
+          <w:szCs w:val="24"/>
+          <w:lang w:val="en-GB" w:eastAsia="en-GB"/>
+          <w14:ligatures w14:val="none"/>
+        </w:rPr>
+        <w:commentReference w:id="13"/>
+      </w:r>
+      <w:r>
+        <w:rPr>
+          <w:rFonts w:ascii="Times New Roman" w:hAnsi="Times New Roman" w:cs="Times New Roman"/>
+          <w:kern w:val="0"/>
+          <w:lang w:val="en-GB" w:eastAsia="en-GB"/>
+          <w14:ligatures w14:val="none"/>
+        </w:rPr>
+        <w:t xml:space="preserve">demand multidisciplinary teams where technicians, intelligence analysts and combat leaders work </w:t>
       </w:r>
       <w:r>
         <w:rPr>
@@ -331,7 +649,66 @@
           <w14:ligatures w14:val="none"/>
         </w:rPr>
         <w:lastRenderedPageBreak/>
-        <w:t>collaboratively. Professional military education should therefore incorporate autonomous systems, human-machine teaming and counter-UxS operations throughout career progression. Institutional change also requires adapting procurement organisations, maintenance structures and training establishments to support rapid technological iteration rather than the traditionally slow acquisition cycles associated with major defence platforms.</w:t>
+        <w:t xml:space="preserve">collaboratively. </w:t>
+      </w:r>
+      <w:commentRangeEnd w:id="12"/>
+      <w:r>
+        <w:rPr>
+          <w:rStyle w:val="CommentReference"/>
+          <w:rFonts w:ascii="Times New Roman" w:hAnsi="Times New Roman" w:cs="Times New Roman"/>
+          <w:kern w:val="0"/>
+          <w:sz w:val="24"/>
+          <w:szCs w:val="24"/>
+          <w:lang w:val="en-GB" w:eastAsia="en-GB"/>
+          <w14:ligatures w14:val="none"/>
+        </w:rPr>
+        <w:commentReference w:id="12"/>
+      </w:r>
+      <w:commentRangeStart w:id="14"/>
+      <w:r>
+        <w:rPr>
+          <w:rFonts w:ascii="Times New Roman" w:hAnsi="Times New Roman" w:cs="Times New Roman"/>
+          <w:kern w:val="0"/>
+          <w:lang w:val="en-GB" w:eastAsia="en-GB"/>
+          <w14:ligatures w14:val="none"/>
+        </w:rPr>
+        <w:t xml:space="preserve">Professional military education should therefore incorporate autonomous systems, human-machine teaming and counter-UxS operations throughout career progression. </w:t>
+      </w:r>
+      <w:commentRangeEnd w:id="14"/>
+      <w:r>
+        <w:rPr>
+          <w:rStyle w:val="CommentReference"/>
+          <w:rFonts w:ascii="Times New Roman" w:hAnsi="Times New Roman" w:cs="Times New Roman"/>
+          <w:kern w:val="0"/>
+          <w:sz w:val="24"/>
+          <w:szCs w:val="24"/>
+          <w:lang w:val="en-GB" w:eastAsia="en-GB"/>
+          <w14:ligatures w14:val="none"/>
+        </w:rPr>
+        <w:commentReference w:id="14"/>
+      </w:r>
+      <w:commentRangeStart w:id="15"/>
+      <w:r>
+        <w:rPr>
+          <w:rFonts w:ascii="Times New Roman" w:hAnsi="Times New Roman" w:cs="Times New Roman"/>
+          <w:kern w:val="0"/>
+          <w:lang w:val="en-GB" w:eastAsia="en-GB"/>
+          <w14:ligatures w14:val="none"/>
+        </w:rPr>
+        <w:t>Institutional change also requires adapting procurement organisations, maintenance structures and training establishments to support rapid technological iteration rather than the traditionally slow acquisition cycles associated with major defence platforms.</w:t>
+      </w:r>
+      <w:commentRangeEnd w:id="15"/>
+      <w:r>
+        <w:rPr>
+          <w:rStyle w:val="CommentReference"/>
+          <w:rFonts w:ascii="Times New Roman" w:hAnsi="Times New Roman" w:cs="Times New Roman"/>
+          <w:kern w:val="0"/>
+          <w:sz w:val="24"/>
+          <w:szCs w:val="24"/>
+          <w:lang w:val="en-GB" w:eastAsia="en-GB"/>
+          <w14:ligatures w14:val="none"/>
+        </w:rPr>
+        <w:commentReference w:id="15"/>
       </w:r>
     </w:p>
     <w:p>
@@ -382,14 +759,156 @@
           <w14:ligatures w14:val="none"/>
         </w:rPr>
       </w:pPr>
-      <w:r>
-        <w:rPr>
-          <w:rFonts w:ascii="Times New Roman" w:hAnsi="Times New Roman" w:cs="Times New Roman"/>
-          <w:kern w:val="0"/>
-          <w:lang w:val="en-GB" w:eastAsia="en-GB"/>
-          <w14:ligatures w14:val="none"/>
-        </w:rPr>
-        <w:t>The decisive stage in transforming a tactical concept into credible policy is experimentation through wargaming, training, exercising and evaluation. New ideas acquire legitimacy only when repeatedly tested against realistic operational problems. Wargaming allows commanders to explore how UxS enabled light infantry denial operations would respond to likely threats against Irish territory or critical infrastructure. These conceptual insights should inform progressively more demanding field exercises where unmanned systems operate alongside conventional forces under realistic conditions. Lessons identified during experimentation must directly inform doctrinal refinement, force structure and procurement decisions. As tactics become standardised and personnel gain operational confidence, UxS integration transitions from innovation to normal military practice. Importantly, this iterative process provides political leaders with demonstrable evidence that investment in autonomous systems generates measurable improvements in operational effectiveness. Rather than relying upon theoretical arguments, Defence can point to validated concepts, tested doctrine and exercised capability as justification for continued investment.</w:t>
+      <w:commentRangeStart w:id="16"/>
+      <w:r>
+        <w:rPr>
+          <w:rFonts w:ascii="Times New Roman" w:hAnsi="Times New Roman" w:cs="Times New Roman"/>
+          <w:kern w:val="0"/>
+          <w:lang w:val="en-GB" w:eastAsia="en-GB"/>
+          <w14:ligatures w14:val="none"/>
+        </w:rPr>
+        <w:t>The decisive stage in transforming a tactical concept into credible policy is experimentation through wargaming, training, exercising and evaluation</w:t>
+      </w:r>
+      <w:commentRangeEnd w:id="16"/>
+      <w:r>
+        <w:rPr>
+          <w:rStyle w:val="CommentReference"/>
+          <w:rFonts w:ascii="Times New Roman" w:hAnsi="Times New Roman" w:cs="Times New Roman"/>
+          <w:kern w:val="0"/>
+          <w:sz w:val="24"/>
+          <w:szCs w:val="24"/>
+          <w:lang w:val="en-GB" w:eastAsia="en-GB"/>
+          <w14:ligatures w14:val="none"/>
+        </w:rPr>
+        <w:commentReference w:id="16"/>
+      </w:r>
+      <w:r>
+        <w:rPr>
+          <w:rFonts w:ascii="Times New Roman" w:hAnsi="Times New Roman" w:cs="Times New Roman"/>
+          <w:kern w:val="0"/>
+          <w:lang w:val="en-GB" w:eastAsia="en-GB"/>
+          <w14:ligatures w14:val="none"/>
+        </w:rPr>
+        <w:t xml:space="preserve">. </w:t>
+      </w:r>
+      <w:commentRangeStart w:id="17"/>
+      <w:r>
+        <w:rPr>
+          <w:rFonts w:ascii="Times New Roman" w:hAnsi="Times New Roman" w:cs="Times New Roman"/>
+          <w:kern w:val="0"/>
+          <w:lang w:val="en-GB" w:eastAsia="en-GB"/>
+          <w14:ligatures w14:val="none"/>
+        </w:rPr>
+        <w:t xml:space="preserve">New ideas acquire legitimacy only when repeatedly tested against realistic operational problems. </w:t>
+      </w:r>
+      <w:commentRangeEnd w:id="17"/>
+      <w:r>
+        <w:rPr>
+          <w:rStyle w:val="CommentReference"/>
+          <w:rFonts w:ascii="Times New Roman" w:hAnsi="Times New Roman" w:cs="Times New Roman"/>
+          <w:kern w:val="0"/>
+          <w:sz w:val="24"/>
+          <w:szCs w:val="24"/>
+          <w:lang w:val="en-GB" w:eastAsia="en-GB"/>
+          <w14:ligatures w14:val="none"/>
+        </w:rPr>
+        <w:commentReference w:id="17"/>
+      </w:r>
+      <w:r>
+        <w:rPr>
+          <w:rFonts w:ascii="Times New Roman" w:hAnsi="Times New Roman" w:cs="Times New Roman"/>
+          <w:kern w:val="0"/>
+          <w:lang w:val="en-GB" w:eastAsia="en-GB"/>
+          <w14:ligatures w14:val="none"/>
+        </w:rPr>
+        <w:t xml:space="preserve">Wargaming allows commanders to explore how UxS enabled light infantry denial operations </w:t>
+      </w:r>
+      <w:commentRangeStart w:id="18"/>
+      <w:r>
+        <w:rPr>
+          <w:rFonts w:ascii="Times New Roman" w:hAnsi="Times New Roman" w:cs="Times New Roman"/>
+          <w:kern w:val="0"/>
+          <w:lang w:val="en-GB" w:eastAsia="en-GB"/>
+          <w14:ligatures w14:val="none"/>
+        </w:rPr>
+        <w:t>would</w:t>
+      </w:r>
+      <w:commentRangeEnd w:id="18"/>
+      <w:r>
+        <w:rPr>
+          <w:rStyle w:val="CommentReference"/>
+          <w:rFonts w:ascii="Times New Roman" w:hAnsi="Times New Roman" w:cs="Times New Roman"/>
+          <w:kern w:val="0"/>
+          <w:sz w:val="24"/>
+          <w:szCs w:val="24"/>
+          <w:lang w:val="en-GB" w:eastAsia="en-GB"/>
+          <w14:ligatures w14:val="none"/>
+        </w:rPr>
+        <w:commentReference w:id="18"/>
+      </w:r>
+      <w:r>
+        <w:rPr>
+          <w:rFonts w:ascii="Times New Roman" w:hAnsi="Times New Roman" w:cs="Times New Roman"/>
+          <w:kern w:val="0"/>
+          <w:lang w:val="en-GB" w:eastAsia="en-GB"/>
+          <w14:ligatures w14:val="none"/>
+        </w:rPr>
+        <w:t xml:space="preserve"> respond to likely threats against Irish territory or critical infrastructure. These conceptual insights should inform progressively more demanding field exercises where unmanned systems operate alongside conventional forces under realistic conditions. </w:t>
+      </w:r>
+      <w:commentRangeStart w:id="19"/>
+      <w:r>
+        <w:rPr>
+          <w:rFonts w:ascii="Times New Roman" w:hAnsi="Times New Roman" w:cs="Times New Roman"/>
+          <w:kern w:val="0"/>
+          <w:lang w:val="en-GB" w:eastAsia="en-GB"/>
+          <w14:ligatures w14:val="none"/>
+        </w:rPr>
+        <w:t xml:space="preserve">Lessons identified during experimentation must directly inform doctrinal refinement, force structure and procurement decisions. </w:t>
+      </w:r>
+      <w:commentRangeEnd w:id="19"/>
+      <w:r>
+        <w:rPr>
+          <w:rStyle w:val="CommentReference"/>
+          <w:rFonts w:ascii="Times New Roman" w:hAnsi="Times New Roman" w:cs="Times New Roman"/>
+          <w:kern w:val="0"/>
+          <w:sz w:val="24"/>
+          <w:szCs w:val="24"/>
+          <w:lang w:val="en-GB" w:eastAsia="en-GB"/>
+          <w14:ligatures w14:val="none"/>
+        </w:rPr>
+        <w:commentReference w:id="19"/>
+      </w:r>
+      <w:commentRangeStart w:id="20"/>
+      <w:r>
+        <w:rPr>
+          <w:rFonts w:ascii="Times New Roman" w:hAnsi="Times New Roman" w:cs="Times New Roman"/>
+          <w:kern w:val="0"/>
+          <w:lang w:val="en-GB" w:eastAsia="en-GB"/>
+          <w14:ligatures w14:val="none"/>
+        </w:rPr>
+        <w:t xml:space="preserve">As tactics become standardised and personnel gain operational confidence, UxS integration transitions from innovation to normal military practice. </w:t>
+      </w:r>
+      <w:commentRangeEnd w:id="20"/>
+      <w:r>
+        <w:rPr>
+          <w:rStyle w:val="CommentReference"/>
+          <w:rFonts w:ascii="Times New Roman" w:hAnsi="Times New Roman" w:cs="Times New Roman"/>
+          <w:kern w:val="0"/>
+          <w:sz w:val="24"/>
+          <w:szCs w:val="24"/>
+          <w:lang w:val="en-GB" w:eastAsia="en-GB"/>
+          <w14:ligatures w14:val="none"/>
+        </w:rPr>
+        <w:commentReference w:id="20"/>
+      </w:r>
+      <w:r>
+        <w:rPr>
+          <w:rFonts w:ascii="Times New Roman" w:hAnsi="Times New Roman" w:cs="Times New Roman"/>
+          <w:kern w:val="0"/>
+          <w:lang w:val="en-GB" w:eastAsia="en-GB"/>
+          <w14:ligatures w14:val="none"/>
+        </w:rPr>
+        <w:t>Importantly, this iterative process provides political leaders with demonstrable evidence that investment in autonomous systems generates measurable improvements in operational effectiveness. Rather than relying upon theoretical arguments, Defence can point to validated concepts, tested doctrine and exercised capability as justification for continued investment.</w:t>
       </w:r>
     </w:p>
     <w:p>
@@ -489,6 +1008,7 @@
           <w14:ligatures w14:val="none"/>
         </w:rPr>
       </w:pPr>
+      <w:commentRangeStart w:id="21"/>
       <w:r>
         <w:rPr>
           <w:rFonts w:ascii="Times New Roman" w:hAnsi="Times New Roman" w:cs="Times New Roman"/>
@@ -519,7 +1039,163 @@
           <w:lang w:val="en-GB" w:eastAsia="en-GB"/>
           <w14:ligatures w14:val="none"/>
         </w:rPr>
-        <w:t>Industrial engagement forms another essential pillar of credible policy. Effective military capability depends not only upon equipment quality but also upon the capacity to produce, maintain and replace systems at sufficient scale. The Ukraine conflict has demonstrated that affordable mass frequently outweighs exquisite capability when attrition is high. Ireland should therefore strengthen partnerships between the Defence Forces, indigenous defence and technology companies, universities and research institutions to establish sustainable domestic capability in autonomous systems. Indigenous production enhances strategic resilience, reduces dependence on overseas suppliers and creates opportunities for innovation within Ireland's expanding technology sector. Collaboration with European defence initiatives can further support industrial development while reinforcing wider European security cooperation. Such partnerships transform defence expenditure from a purely consumptive cost into an investment supporting national innovation and industrial capacity.</w:t>
+        <w:t xml:space="preserve">Industrial engagement forms another essential pillar of credible policy. Effective military capability depends not only upon equipment quality but also upon the capacity to produce, maintain and replace systems at sufficient scale. </w:t>
+      </w:r>
+      <w:commentRangeStart w:id="22"/>
+      <w:r>
+        <w:rPr>
+          <w:rFonts w:ascii="Times New Roman" w:hAnsi="Times New Roman" w:cs="Times New Roman"/>
+          <w:kern w:val="0"/>
+          <w:lang w:val="en-GB" w:eastAsia="en-GB"/>
+          <w14:ligatures w14:val="none"/>
+        </w:rPr>
+        <w:t>The Ukraine conflict has demonstrated that affordable mass frequently outweighs exquisite capability when attrition is high</w:t>
+      </w:r>
+      <w:commentRangeEnd w:id="22"/>
+      <w:r>
+        <w:rPr>
+          <w:rStyle w:val="CommentReference"/>
+          <w:rFonts w:ascii="Times New Roman" w:hAnsi="Times New Roman" w:cs="Times New Roman"/>
+          <w:kern w:val="0"/>
+          <w:sz w:val="24"/>
+          <w:szCs w:val="24"/>
+          <w:lang w:val="en-GB" w:eastAsia="en-GB"/>
+          <w14:ligatures w14:val="none"/>
+        </w:rPr>
+        <w:commentReference w:id="22"/>
+      </w:r>
+      <w:r>
+        <w:rPr>
+          <w:rFonts w:ascii="Times New Roman" w:hAnsi="Times New Roman" w:cs="Times New Roman"/>
+          <w:kern w:val="0"/>
+          <w:lang w:val="en-GB" w:eastAsia="en-GB"/>
+          <w14:ligatures w14:val="none"/>
+        </w:rPr>
+        <w:t xml:space="preserve">. </w:t>
+      </w:r>
+      <w:commentRangeStart w:id="23"/>
+      <w:r>
+        <w:rPr>
+          <w:rFonts w:ascii="Times New Roman" w:hAnsi="Times New Roman" w:cs="Times New Roman"/>
+          <w:kern w:val="0"/>
+          <w:lang w:val="en-GB" w:eastAsia="en-GB"/>
+          <w14:ligatures w14:val="none"/>
+        </w:rPr>
+        <w:t>Ireland should therefore strengthen partnerships between the Defence Forces, indigenous defence and technology companies, universities and research institutions to establish sustainable domestic capability in autonomous systems</w:t>
+      </w:r>
+      <w:commentRangeEnd w:id="23"/>
+      <w:r>
+        <w:rPr>
+          <w:rStyle w:val="CommentReference"/>
+          <w:rFonts w:ascii="Times New Roman" w:hAnsi="Times New Roman" w:cs="Times New Roman"/>
+          <w:kern w:val="0"/>
+          <w:sz w:val="24"/>
+          <w:szCs w:val="24"/>
+          <w:lang w:val="en-GB" w:eastAsia="en-GB"/>
+          <w14:ligatures w14:val="none"/>
+        </w:rPr>
+        <w:commentReference w:id="23"/>
+      </w:r>
+      <w:r>
+        <w:rPr>
+          <w:rFonts w:ascii="Times New Roman" w:hAnsi="Times New Roman" w:cs="Times New Roman"/>
+          <w:kern w:val="0"/>
+          <w:lang w:val="en-GB" w:eastAsia="en-GB"/>
+          <w14:ligatures w14:val="none"/>
+        </w:rPr>
+        <w:t xml:space="preserve">. Indigenous production enhances strategic resilience, </w:t>
+      </w:r>
+      <w:commentRangeStart w:id="24"/>
+      <w:r>
+        <w:rPr>
+          <w:rFonts w:ascii="Times New Roman" w:hAnsi="Times New Roman" w:cs="Times New Roman"/>
+          <w:kern w:val="0"/>
+          <w:lang w:val="en-GB" w:eastAsia="en-GB"/>
+          <w14:ligatures w14:val="none"/>
+        </w:rPr>
+        <w:t xml:space="preserve">reduces dependence on overseas suppliers </w:t>
+      </w:r>
+      <w:commentRangeEnd w:id="24"/>
+      <w:r>
+        <w:rPr>
+          <w:rStyle w:val="CommentReference"/>
+          <w:rFonts w:ascii="Times New Roman" w:hAnsi="Times New Roman" w:cs="Times New Roman"/>
+          <w:kern w:val="0"/>
+          <w:sz w:val="24"/>
+          <w:szCs w:val="24"/>
+          <w:lang w:val="en-GB" w:eastAsia="en-GB"/>
+          <w14:ligatures w14:val="none"/>
+        </w:rPr>
+        <w:commentReference w:id="24"/>
+      </w:r>
+      <w:r>
+        <w:rPr>
+          <w:rFonts w:ascii="Times New Roman" w:hAnsi="Times New Roman" w:cs="Times New Roman"/>
+          <w:kern w:val="0"/>
+          <w:lang w:val="en-GB" w:eastAsia="en-GB"/>
+          <w14:ligatures w14:val="none"/>
+        </w:rPr>
+        <w:t xml:space="preserve">and creates opportunities for innovation within Ireland's expanding technology sector. </w:t>
+      </w:r>
+      <w:commentRangeStart w:id="25"/>
+      <w:r>
+        <w:rPr>
+          <w:rFonts w:ascii="Times New Roman" w:hAnsi="Times New Roman" w:cs="Times New Roman"/>
+          <w:kern w:val="0"/>
+          <w:lang w:val="en-GB" w:eastAsia="en-GB"/>
+          <w14:ligatures w14:val="none"/>
+        </w:rPr>
+        <w:t xml:space="preserve">Collaboration with European defence initiatives can further support industrial development while reinforcing wider European security cooperation. </w:t>
+      </w:r>
+      <w:commentRangeEnd w:id="25"/>
+      <w:r>
+        <w:rPr>
+          <w:rStyle w:val="CommentReference"/>
+          <w:rFonts w:ascii="Times New Roman" w:hAnsi="Times New Roman" w:cs="Times New Roman"/>
+          <w:kern w:val="0"/>
+          <w:sz w:val="24"/>
+          <w:szCs w:val="24"/>
+          <w:lang w:val="en-GB" w:eastAsia="en-GB"/>
+          <w14:ligatures w14:val="none"/>
+        </w:rPr>
+        <w:commentReference w:id="25"/>
+      </w:r>
+      <w:commentRangeStart w:id="26"/>
+      <w:commentRangeStart w:id="27"/>
+      <w:r>
+        <w:rPr>
+          <w:rFonts w:ascii="Times New Roman" w:hAnsi="Times New Roman" w:cs="Times New Roman"/>
+          <w:kern w:val="0"/>
+          <w:lang w:val="en-GB" w:eastAsia="en-GB"/>
+          <w14:ligatures w14:val="none"/>
+        </w:rPr>
+        <w:t>Such partnerships transform defence expenditure from a purely consumptive cost into an investment supporting national innovation and industrial capacity.</w:t>
+      </w:r>
+      <w:commentRangeEnd w:id="27"/>
+      <w:r>
+        <w:rPr>
+          <w:rStyle w:val="CommentReference"/>
+          <w:rFonts w:ascii="Times New Roman" w:hAnsi="Times New Roman" w:cs="Times New Roman"/>
+          <w:kern w:val="0"/>
+          <w:sz w:val="24"/>
+          <w:szCs w:val="24"/>
+          <w:lang w:val="en-GB" w:eastAsia="en-GB"/>
+          <w14:ligatures w14:val="none"/>
+        </w:rPr>
+        <w:commentReference w:id="27"/>
+      </w:r>
+      <w:commentRangeEnd w:id="26"/>
+      <w:r>
+        <w:rPr>
+          <w:rStyle w:val="CommentReference"/>
+          <w:rFonts w:ascii="Times New Roman" w:hAnsi="Times New Roman" w:cs="Times New Roman"/>
+          <w:kern w:val="0"/>
+          <w:sz w:val="24"/>
+          <w:szCs w:val="24"/>
+          <w:lang w:val="en-GB" w:eastAsia="en-GB"/>
+          <w14:ligatures w14:val="none"/>
+        </w:rPr>
+        <w:commentReference w:id="26"/>
       </w:r>
     </w:p>
     <w:p>
@@ -570,14 +1246,128 @@
           <w14:ligatures w14:val="none"/>
         </w:rPr>
       </w:pPr>
-      <w:r>
-        <w:rPr>
-          <w:rFonts w:ascii="Times New Roman" w:hAnsi="Times New Roman" w:cs="Times New Roman"/>
-          <w:kern w:val="0"/>
-          <w:lang w:val="en-GB" w:eastAsia="en-GB"/>
-          <w14:ligatures w14:val="none"/>
-        </w:rPr>
-        <w:t>Finally, successful UxS integration requires a genuinely multi-stakeholder approach. Defence transformation cannot occur solely within military institutions. Political leadership, government departments, academia, industry and regulatory authorities must all contribute to capability development. Such collaboration avoids organisational silos while ensuring that ethical, legal, financial and operational considerations develop together. Civilian oversight is particularly important given the political sensitivities surrounding autonomy, artificial intelligence and military neutrality. Transparent governance strengthens public confidence that autonomous systems are enhancing national resilience rather than fundamentally altering Ireland's defence posture. Equally, engagement with emergency services, the Coast Guard and other state agencies creates opportunities for dual-use capability, allowing investments in surveillance and autonomous technologies to contribute to disaster response, search and rescue and maritime security alongside military tasks.</w:t>
+      <w:commentRangeStart w:id="28"/>
+      <w:r>
+        <w:rPr>
+          <w:rFonts w:ascii="Times New Roman" w:hAnsi="Times New Roman" w:cs="Times New Roman"/>
+          <w:kern w:val="0"/>
+          <w:lang w:val="en-GB" w:eastAsia="en-GB"/>
+          <w14:ligatures w14:val="none"/>
+        </w:rPr>
+        <w:t xml:space="preserve">Finally, successful UxS integration requires a genuinely multi-stakeholder approach. Defence transformation cannot occur solely within military institutions. </w:t>
+      </w:r>
+      <w:commentRangeEnd w:id="28"/>
+      <w:r>
+        <w:rPr>
+          <w:rStyle w:val="CommentReference"/>
+          <w:rFonts w:ascii="Times New Roman" w:hAnsi="Times New Roman" w:cs="Times New Roman"/>
+          <w:kern w:val="0"/>
+          <w:sz w:val="24"/>
+          <w:szCs w:val="24"/>
+          <w:lang w:val="en-GB" w:eastAsia="en-GB"/>
+          <w14:ligatures w14:val="none"/>
+        </w:rPr>
+        <w:commentReference w:id="28"/>
+      </w:r>
+      <w:commentRangeStart w:id="29"/>
+      <w:r>
+        <w:rPr>
+          <w:rFonts w:ascii="Times New Roman" w:hAnsi="Times New Roman" w:cs="Times New Roman"/>
+          <w:kern w:val="0"/>
+          <w:lang w:val="en-GB" w:eastAsia="en-GB"/>
+          <w14:ligatures w14:val="none"/>
+        </w:rPr>
+        <w:t xml:space="preserve">Political leadership, government departments, academia, industry and regulatory authorities </w:t>
+      </w:r>
+      <w:commentRangeStart w:id="30"/>
+      <w:r>
+        <w:rPr>
+          <w:rFonts w:ascii="Times New Roman" w:hAnsi="Times New Roman" w:cs="Times New Roman"/>
+          <w:kern w:val="0"/>
+          <w:lang w:val="en-GB" w:eastAsia="en-GB"/>
+          <w14:ligatures w14:val="none"/>
+        </w:rPr>
+        <w:t>must a</w:t>
+      </w:r>
+      <w:commentRangeEnd w:id="30"/>
+      <w:r>
+        <w:rPr>
+          <w:rStyle w:val="CommentReference"/>
+          <w:rFonts w:ascii="Times New Roman" w:hAnsi="Times New Roman" w:cs="Times New Roman"/>
+          <w:kern w:val="0"/>
+          <w:sz w:val="24"/>
+          <w:szCs w:val="24"/>
+          <w:lang w:val="en-GB" w:eastAsia="en-GB"/>
+          <w14:ligatures w14:val="none"/>
+        </w:rPr>
+        <w:commentReference w:id="30"/>
+      </w:r>
+      <w:r>
+        <w:rPr>
+          <w:rFonts w:ascii="Times New Roman" w:hAnsi="Times New Roman" w:cs="Times New Roman"/>
+          <w:kern w:val="0"/>
+          <w:lang w:val="en-GB" w:eastAsia="en-GB"/>
+          <w14:ligatures w14:val="none"/>
+        </w:rPr>
+        <w:t xml:space="preserve">ll contribute to capability development. Such collaboration avoids organisational silos while ensuring that ethical, legal, financial and operational considerations develop together. </w:t>
+      </w:r>
+      <w:commentRangeEnd w:id="29"/>
+      <w:r>
+        <w:rPr>
+          <w:rStyle w:val="CommentReference"/>
+          <w:rFonts w:ascii="Times New Roman" w:hAnsi="Times New Roman" w:cs="Times New Roman"/>
+          <w:kern w:val="0"/>
+          <w:sz w:val="24"/>
+          <w:szCs w:val="24"/>
+          <w:lang w:val="en-GB" w:eastAsia="en-GB"/>
+          <w14:ligatures w14:val="none"/>
+        </w:rPr>
+        <w:commentReference w:id="29"/>
+      </w:r>
+      <w:r>
+        <w:rPr>
+          <w:rFonts w:ascii="Times New Roman" w:hAnsi="Times New Roman" w:cs="Times New Roman"/>
+          <w:kern w:val="0"/>
+          <w:lang w:val="en-GB" w:eastAsia="en-GB"/>
+          <w14:ligatures w14:val="none"/>
+        </w:rPr>
+        <w:t xml:space="preserve">Civilian oversight is particularly important given the political sensitivities surrounding autonomy, artificial intelligence and military neutrality. Transparent governance strengthens public confidence that autonomous systems are enhancing national resilience rather than fundamentally altering Ireland's defence posture. </w:t>
+      </w:r>
+      <w:commentRangeStart w:id="31"/>
+      <w:r>
+        <w:rPr>
+          <w:rFonts w:ascii="Times New Roman" w:hAnsi="Times New Roman" w:cs="Times New Roman"/>
+          <w:kern w:val="0"/>
+          <w:lang w:val="en-GB" w:eastAsia="en-GB"/>
+          <w14:ligatures w14:val="none"/>
+        </w:rPr>
+        <w:t>Equally, engagement with emergency services, the Coast Guard and other state agencies creates opportunities for dual-use capability, allowing investments in surveillance and autonomous technologies to contribute to disaster response, search and rescue and maritime security alongside military tasks.</w:t>
+      </w:r>
+      <w:commentRangeEnd w:id="21"/>
+      <w:r>
+        <w:rPr>
+          <w:rStyle w:val="CommentReference"/>
+          <w:rFonts w:ascii="Times New Roman" w:hAnsi="Times New Roman" w:cs="Times New Roman"/>
+          <w:kern w:val="0"/>
+          <w:sz w:val="24"/>
+          <w:szCs w:val="24"/>
+          <w:lang w:val="en-GB" w:eastAsia="en-GB"/>
+          <w14:ligatures w14:val="none"/>
+        </w:rPr>
+        <w:commentReference w:id="21"/>
+      </w:r>
+      <w:commentRangeEnd w:id="31"/>
+      <w:r>
+        <w:rPr>
+          <w:rStyle w:val="CommentReference"/>
+          <w:rFonts w:ascii="Times New Roman" w:hAnsi="Times New Roman" w:cs="Times New Roman"/>
+          <w:kern w:val="0"/>
+          <w:sz w:val="24"/>
+          <w:szCs w:val="24"/>
+          <w:lang w:val="en-GB" w:eastAsia="en-GB"/>
+          <w14:ligatures w14:val="none"/>
+        </w:rPr>
+        <w:commentReference w:id="31"/>
       </w:r>
     </w:p>
     <w:p>
@@ -628,6 +1418,7 @@
           <w14:ligatures w14:val="none"/>
         </w:rPr>
       </w:pPr>
+      <w:commentRangeStart w:id="32"/>
       <w:r>
         <w:rPr>
           <w:rFonts w:ascii="Times New Roman" w:hAnsi="Times New Roman" w:cs="Times New Roman"/>
@@ -645,7 +1436,29 @@
           <w14:ligatures w14:val="none"/>
         </w:rPr>
         <w:lastRenderedPageBreak/>
-        <w:t>European militaries. Instead, it exploits Ireland's geographical advantages, supports territorial surveillance, complicates hostile military activity and increases the costs of coercion while remaining consistent with military neutrality. Practical interoperability with European Union partners and NATO members is enhanced through common communications, doctrine and operating procedures rather than alliance membership itself. The resulting force would be capable of contributing meaningfully to domestic security, maritime surveillance and international peace support operations while remaining firmly grounded in Irish strategic culture.</w:t>
+        <w:t>European militaries</w:t>
+      </w:r>
+      <w:commentRangeEnd w:id="32"/>
+      <w:r>
+        <w:rPr>
+          <w:rStyle w:val="CommentReference"/>
+          <w:rFonts w:ascii="Times New Roman" w:hAnsi="Times New Roman" w:cs="Times New Roman"/>
+          <w:kern w:val="0"/>
+          <w:sz w:val="24"/>
+          <w:szCs w:val="24"/>
+          <w:lang w:val="en-GB" w:eastAsia="en-GB"/>
+          <w14:ligatures w14:val="none"/>
+        </w:rPr>
+        <w:commentReference w:id="32"/>
+      </w:r>
+      <w:r>
+        <w:rPr>
+          <w:rFonts w:ascii="Times New Roman" w:hAnsi="Times New Roman" w:cs="Times New Roman"/>
+          <w:kern w:val="0"/>
+          <w:lang w:val="en-GB" w:eastAsia="en-GB"/>
+          <w14:ligatures w14:val="none"/>
+        </w:rPr>
+        <w:t>. Instead, it exploits Ireland's geographical advantages, supports territorial surveillance, complicates hostile military activity and increases the costs of coercion while remaining consistent with military neutrality. Practical interoperability with European Union partners and NATO members is enhanced through common communications, doctrine and operating procedures rather than alliance membership itself. The resulting force would be capable of contributing meaningfully to domestic security, maritime surveillance and international peace support operations while remaining firmly grounded in Irish strategic culture.</w:t>
       </w:r>
     </w:p>
     <w:p>
@@ -729,7 +1542,7 @@
           <w14:ligatures w14:val="none"/>
         </w:rPr>
       </w:pPr>
-      <w:commentRangeStart w:id="2"/>
+      <w:commentRangeStart w:id="33"/>
       <w:r>
         <w:rPr>
           <w:rFonts w:ascii="Times New Roman" w:hAnsi="Times New Roman" w:cs="Times New Roman"/>
@@ -752,7 +1565,7 @@
         </w:rPr>
         <w:t xml:space="preserve"> </w:t>
       </w:r>
-      <w:commentRangeEnd w:id="2"/>
+      <w:commentRangeEnd w:id="33"/>
       <w:r>
         <w:rPr>
           <w:rStyle w:val="CommentReference"/>
@@ -763,7 +1576,7 @@
           <w:lang w:val="en-GB" w:eastAsia="en-GB"/>
           <w14:ligatures w14:val="none"/>
         </w:rPr>
-        <w:commentReference w:id="2"/>
+        <w:commentReference w:id="33"/>
       </w:r>
       <w:r>
         <w:rPr>
@@ -817,7 +1630,7 @@
       </w:r>
     </w:p>
   </w:comment>
-  <w:comment w:id="1" w:author="Eoin O'Brien" w:date="2026-07-06T16:35:00Z" w:initials="EO">
+  <w:comment w:id="1" w:author="Adam Beatty" w:date="2026-07-06T23:14:00Z" w:initials="AB">
     <w:p>
       <w:pPr>
         <w:pStyle w:val="CommentText"/>
@@ -829,11 +1642,816 @@
         <w:annotationRef/>
       </w:r>
       <w:r>
+        <w:rPr>
+          <w:lang w:val="en-IE"/>
+        </w:rPr>
+        <w:t>I think this paragraph is more of an introduction to the article than an introduction to your section….</w:t>
+      </w:r>
+    </w:p>
+  </w:comment>
+  <w:comment w:id="2" w:author="Eoin O'Brien" w:date="2026-07-06T16:35:00Z" w:initials="EO">
+    <w:p>
+      <w:pPr>
+        <w:pStyle w:val="CommentText"/>
+      </w:pPr>
+      <w:r>
+        <w:rPr>
+          <w:rStyle w:val="CommentReference"/>
+        </w:rPr>
+        <w:annotationRef/>
+      </w:r>
+      <w:r>
         <w:t xml:space="preserve">This is the core argument </w:t>
       </w:r>
     </w:p>
   </w:comment>
-  <w:comment w:id="2" w:author="Eoin O'Brien" w:date="2026-07-06T17:10:00Z" w:initials="EO">
+  <w:comment w:id="3" w:author="Adam Beatty" w:date="2026-07-06T23:16:00Z" w:initials="AB">
+    <w:p>
+      <w:pPr>
+        <w:pStyle w:val="CommentText"/>
+      </w:pPr>
+      <w:r>
+        <w:rPr>
+          <w:rStyle w:val="CommentReference"/>
+        </w:rPr>
+        <w:annotationRef/>
+      </w:r>
+      <w:r>
+        <w:rPr>
+          <w:lang w:val="en-IE"/>
+        </w:rPr>
+        <w:t>This works as the signpost from my piece to yours I think</w:t>
+      </w:r>
+    </w:p>
+  </w:comment>
+  <w:comment w:id="5" w:author="Adam Beatty" w:date="2026-07-06T23:21:00Z" w:initials="AB">
+    <w:p>
+      <w:pPr>
+        <w:pStyle w:val="CommentText"/>
+      </w:pPr>
+      <w:r>
+        <w:rPr>
+          <w:rStyle w:val="CommentReference"/>
+        </w:rPr>
+        <w:annotationRef/>
+      </w:r>
+      <w:r>
+        <w:rPr>
+          <w:lang w:val="en-IE"/>
+        </w:rPr>
+        <w:t>The literature basically debunks the term “revolution”. I wrote a lot of a literature review on it</w:t>
+      </w:r>
+      <w:r>
+        <w:rPr>
+          <w:lang w:val="en-IE"/>
+        </w:rPr>
+        <w:br/>
+      </w:r>
+      <w:r>
+        <w:rPr>
+          <w:lang w:val="en-IE"/>
+        </w:rPr>
+        <w:br/>
+        <w:t xml:space="preserve">reading the rest of your stuff, I think my Literature_Review_Essay.pdf is very relevant for sources for what you’re saying. I think you’ll find it useful for yoru argument. </w:t>
+      </w:r>
+      <w:r>
+        <w:rPr>
+          <w:lang w:val="en-IE"/>
+        </w:rPr>
+        <w:br/>
+      </w:r>
+      <w:r>
+        <w:rPr>
+          <w:lang w:val="en-IE"/>
+        </w:rPr>
+        <w:br/>
+        <w:t>I’ll attach it in email</w:t>
+      </w:r>
+    </w:p>
+  </w:comment>
+  <w:comment w:id="4" w:author="Adam Beatty" w:date="2026-07-06T23:19:00Z" w:initials="AB">
+    <w:p>
+      <w:pPr>
+        <w:pStyle w:val="CommentText"/>
+      </w:pPr>
+      <w:r>
+        <w:rPr>
+          <w:rStyle w:val="CommentReference"/>
+        </w:rPr>
+        <w:annotationRef/>
+      </w:r>
+      <w:r>
+        <w:rPr>
+          <w:lang w:val="en-IE"/>
+        </w:rPr>
+        <w:t>This is from my thesis, I think the Krepenevich and Betts references should be used “A longstanding sceptical tradition cautions against overstating the transformative impact</w:t>
+      </w:r>
+    </w:p>
+    <w:p>
+      <w:pPr>
+        <w:pStyle w:val="CommentText"/>
+      </w:pPr>
+      <w:r>
+        <w:rPr>
+          <w:lang w:val="en-IE"/>
+        </w:rPr>
+        <w:t>of new technologies. Krepinevich (1994) argues that invention without organisational</w:t>
+      </w:r>
+    </w:p>
+    <w:p>
+      <w:pPr>
+        <w:pStyle w:val="CommentText"/>
+      </w:pPr>
+      <w:r>
+        <w:rPr>
+          <w:lang w:val="en-IE"/>
+        </w:rPr>
+        <w:t>adaptation is ineffective, while Betts (1996) highlights the tendency of militaries</w:t>
+      </w:r>
+    </w:p>
+    <w:p>
+      <w:pPr>
+        <w:pStyle w:val="CommentText"/>
+      </w:pPr>
+      <w:r>
+        <w:rPr>
+          <w:lang w:val="en-IE"/>
+        </w:rPr>
+        <w:t>to misuse new capabilities when doctrine and culture lag behind. More broadly, critics</w:t>
+      </w:r>
+    </w:p>
+    <w:p>
+      <w:pPr>
+        <w:pStyle w:val="CommentText"/>
+      </w:pPr>
+      <w:r>
+        <w:rPr>
+          <w:lang w:val="en-IE"/>
+        </w:rPr>
+        <w:t>of the Revolution in Military Affairs emphasise evolutionary adaptation over rupture</w:t>
+      </w:r>
+    </w:p>
+    <w:p>
+      <w:pPr>
+        <w:pStyle w:val="CommentText"/>
+      </w:pPr>
+      <w:r>
+        <w:rPr>
+          <w:lang w:val="en-IE"/>
+        </w:rPr>
+        <w:t>2</w:t>
+      </w:r>
+    </w:p>
+    <w:p>
+      <w:pPr>
+        <w:pStyle w:val="CommentText"/>
+      </w:pPr>
+      <w:r>
+        <w:rPr>
+          <w:lang w:val="en-IE"/>
+        </w:rPr>
+        <w:t>(Alach, 2008: 50–52), with drone warfare itself often characterised as incremental rather</w:t>
+      </w:r>
+    </w:p>
+    <w:p>
+      <w:pPr>
+        <w:pStyle w:val="CommentText"/>
+      </w:pPr>
+      <w:r>
+        <w:rPr>
+          <w:lang w:val="en-IE"/>
+        </w:rPr>
+        <w:t>than transformative (Rassler, 2015). Kunertova (2024) extends this critique directly to</w:t>
+      </w:r>
+    </w:p>
+    <w:p>
+      <w:pPr>
+        <w:pStyle w:val="CommentText"/>
+      </w:pPr>
+      <w:r>
+        <w:rPr>
+          <w:lang w:val="en-IE"/>
+        </w:rPr>
+        <w:t>Ukraine, arguing that observed innovation reflects improvisation under constraint rather</w:t>
+      </w:r>
+    </w:p>
+    <w:p>
+      <w:pPr>
+        <w:pStyle w:val="CommentText"/>
+      </w:pPr>
+      <w:r>
+        <w:rPr>
+          <w:lang w:val="en-IE"/>
+        </w:rPr>
+        <w:t>than a technological revolution, while Hinote and Ryan (2024) emphasise that drones are</w:t>
+      </w:r>
+    </w:p>
+    <w:p>
+      <w:pPr>
+        <w:pStyle w:val="CommentText"/>
+      </w:pPr>
+      <w:r>
+        <w:rPr>
+          <w:lang w:val="en-IE"/>
+        </w:rPr>
+        <w:t>only transformative when integrated within effective Command and Control (C2) and sensor</w:t>
+      </w:r>
+    </w:p>
+    <w:p>
+      <w:pPr>
+        <w:pStyle w:val="CommentText"/>
+      </w:pPr>
+      <w:r>
+        <w:rPr>
+          <w:lang w:val="en-IE"/>
+        </w:rPr>
+        <w:t>networks.”</w:t>
+      </w:r>
+    </w:p>
+  </w:comment>
+  <w:comment w:id="6" w:author="Adam Beatty" w:date="2026-07-06T23:22:00Z" w:initials="AB">
+    <w:p>
+      <w:pPr>
+        <w:pStyle w:val="CommentText"/>
+      </w:pPr>
+      <w:r>
+        <w:rPr>
+          <w:rStyle w:val="CommentReference"/>
+        </w:rPr>
+        <w:annotationRef/>
+      </w:r>
+      <w:r>
+        <w:rPr>
+          <w:lang w:val="en-IE"/>
+        </w:rPr>
+        <w:t>True. No issue saying across domains. Though we’ll be struggling for wordcound and this is a land-focused article</w:t>
+      </w:r>
+    </w:p>
+  </w:comment>
+  <w:comment w:id="7" w:author="Adam Beatty" w:date="2026-07-06T23:22:00Z" w:initials="AB">
+    <w:p>
+      <w:pPr>
+        <w:pStyle w:val="CommentText"/>
+      </w:pPr>
+      <w:r>
+        <w:rPr>
+          <w:rStyle w:val="CommentReference"/>
+        </w:rPr>
+        <w:annotationRef/>
+      </w:r>
+      <w:r>
+        <w:rPr>
+          <w:lang w:val="en-IE"/>
+        </w:rPr>
+        <w:t>Great</w:t>
+      </w:r>
+    </w:p>
+  </w:comment>
+  <w:comment w:id="8" w:author="Adam Beatty" w:date="2026-07-06T23:23:00Z" w:initials="AB">
+    <w:p>
+      <w:pPr>
+        <w:pStyle w:val="CommentText"/>
+      </w:pPr>
+      <w:r>
+        <w:rPr>
+          <w:rStyle w:val="CommentReference"/>
+        </w:rPr>
+        <w:annotationRef/>
+      </w:r>
+      <w:r>
+        <w:rPr>
+          <w:lang w:val="en-IE"/>
+        </w:rPr>
+        <w:t>I think this is better in a different article</w:t>
+      </w:r>
+    </w:p>
+  </w:comment>
+  <w:comment w:id="9" w:author="Adam Beatty" w:date="2026-07-06T23:41:00Z" w:initials="AB">
+    <w:p>
+      <w:pPr>
+        <w:pStyle w:val="CommentText"/>
+      </w:pPr>
+      <w:r>
+        <w:rPr>
+          <w:rStyle w:val="CommentReference"/>
+        </w:rPr>
+        <w:annotationRef/>
+      </w:r>
+      <w:r>
+        <w:rPr>
+          <w:lang w:val="en-IE"/>
+        </w:rPr>
+        <w:t>From my literature review essay “The Stimson Center’s 2015 report highlights how bureaucracies inculcated drone technology. Instead of embracing transformative change, it suggests that organisations integrated UAS through routine processes. Is underscores this bureaucratic absorption. Its seven recommendations on (Stimson Center 2015, p. 9) hint at an unspoken truth. Bureaucracies frequently resist innovation to protect existing structures. The unsaid conclusion is that innovation is sometimes adopted merely to preserve established hierarchies. Betts’ (1996) assessment is less cynical, recognising that conservative evolution is sensible. While this observation is most applicable to liberal democracies, generalisation may be limited. For the Irish Army, it is clear that organisational adaptation is central to any technological advancement. “</w:t>
+      </w:r>
+    </w:p>
+  </w:comment>
+  <w:comment w:id="10" w:author="Adam Beatty" w:date="2026-07-06T23:24:00Z" w:initials="AB">
+    <w:p>
+      <w:pPr>
+        <w:pStyle w:val="CommentText"/>
+      </w:pPr>
+      <w:r>
+        <w:rPr>
+          <w:rStyle w:val="CommentReference"/>
+        </w:rPr>
+        <w:annotationRef/>
+      </w:r>
+      <w:r>
+        <w:rPr>
+          <w:lang w:val="en-IE"/>
+        </w:rPr>
+        <w:t>Agreed. To say it though and not seem as “advocacy”, we’ll need to hook it to something historical.. Such as the machine gun.. Wasn’t it the machine gun corps…? Now the MG is dispersed across the forces, while still a specialised weapon</w:t>
+      </w:r>
+    </w:p>
+  </w:comment>
+  <w:comment w:id="11" w:author="Adam Beatty" w:date="2026-07-06T23:25:00Z" w:initials="AB">
+    <w:p>
+      <w:pPr>
+        <w:pStyle w:val="CommentText"/>
+      </w:pPr>
+      <w:r>
+        <w:rPr>
+          <w:rStyle w:val="CommentReference"/>
+        </w:rPr>
+        <w:annotationRef/>
+      </w:r>
+      <w:r>
+        <w:rPr>
+          <w:lang w:val="en-IE"/>
+        </w:rPr>
+        <w:t>I think we could cite Kotter’s (1996) 8 steps for change here...</w:t>
+      </w:r>
+    </w:p>
+  </w:comment>
+  <w:comment w:id="13" w:author="Adam Beatty" w:date="2026-07-06T23:25:00Z" w:initials="AB">
+    <w:p>
+      <w:pPr>
+        <w:pStyle w:val="CommentText"/>
+      </w:pPr>
+      <w:r>
+        <w:rPr>
+          <w:rStyle w:val="CommentReference"/>
+        </w:rPr>
+        <w:annotationRef/>
+      </w:r>
+      <w:r>
+        <w:rPr>
+          <w:lang w:val="en-IE"/>
+        </w:rPr>
+        <w:t>For wordcount, always abbreviate to TLA</w:t>
+      </w:r>
+    </w:p>
+  </w:comment>
+  <w:comment w:id="12" w:author="Adam Beatty" w:date="2026-07-06T23:28:00Z" w:initials="AB">
+    <w:p>
+      <w:pPr>
+        <w:pStyle w:val="CommentText"/>
+      </w:pPr>
+      <w:r>
+        <w:rPr>
+          <w:rStyle w:val="CommentReference"/>
+        </w:rPr>
+        <w:annotationRef/>
+      </w:r>
+      <w:r>
+        <w:rPr>
+          <w:lang w:val="en-IE"/>
+        </w:rPr>
+        <w:t>David Kirichenko has loads on this. I interviewed him. This is one that I cited in the thesis. Just find something he says which coorobroates it from a UGS perspective and cite it here</w:t>
+      </w:r>
+    </w:p>
+    <w:p>
+      <w:pPr>
+        <w:pStyle w:val="CommentText"/>
+      </w:pPr>
+    </w:p>
+    <w:p>
+      <w:pPr>
+        <w:pStyle w:val="CommentText"/>
+      </w:pPr>
+    </w:p>
+    <w:p>
+      <w:pPr>
+        <w:pStyle w:val="CommentText"/>
+      </w:pPr>
+      <w:r>
+        <w:rPr>
+          <w:lang w:val="en-IE"/>
+        </w:rPr>
+        <w:t xml:space="preserve">Kirichenko, D. (2025). </w:t>
+      </w:r>
+      <w:r>
+        <w:rPr>
+          <w:i/>
+          <w:iCs/>
+          <w:lang w:val="en-IE"/>
+        </w:rPr>
+        <w:t>Ground robots are transforming battle-casualty evacuation in</w:t>
+      </w:r>
+    </w:p>
+    <w:p>
+      <w:pPr>
+        <w:pStyle w:val="CommentText"/>
+      </w:pPr>
+      <w:r>
+        <w:rPr>
+          <w:i/>
+          <w:iCs/>
+          <w:lang w:val="en-IE"/>
+        </w:rPr>
+        <w:t xml:space="preserve">Ukraine </w:t>
+      </w:r>
+      <w:r>
+        <w:rPr>
+          <w:lang w:val="en-IE"/>
+        </w:rPr>
+        <w:t>[online]. Available at: https://www.aspi.org.au/strategis</w:t>
+      </w:r>
+    </w:p>
+    <w:p>
+      <w:pPr>
+        <w:pStyle w:val="CommentText"/>
+      </w:pPr>
+      <w:r>
+        <w:rPr>
+          <w:lang w:val="en-IE"/>
+        </w:rPr>
+        <w:t>t-posts/ground-robots-are-transforming-battle-</w:t>
+      </w:r>
+    </w:p>
+  </w:comment>
+  <w:comment w:id="14" w:author="Adam Beatty" w:date="2026-07-06T23:31:00Z" w:initials="AB">
+    <w:p>
+      <w:pPr>
+        <w:pStyle w:val="CommentText"/>
+      </w:pPr>
+      <w:r>
+        <w:rPr>
+          <w:rStyle w:val="CommentReference"/>
+        </w:rPr>
+        <w:annotationRef/>
+      </w:r>
+      <w:r>
+        <w:rPr>
+          <w:lang w:val="en-IE"/>
+        </w:rPr>
+        <w:t>I think we should take care with the word “should”. We’re arguing a point. So we cite examples of stuff and then say what we think. The us of “should” comes across as a hedge and weakens our credibility. So either we establish it in evidence and then assert what we think now happens as a result</w:t>
+      </w:r>
+      <w:r>
+        <w:rPr>
+          <w:lang w:val="en-IE"/>
+        </w:rPr>
+        <w:br/>
+      </w:r>
+      <w:r>
+        <w:rPr>
+          <w:lang w:val="en-IE"/>
+        </w:rPr>
+        <w:br/>
+        <w:t>“must” for example…</w:t>
+      </w:r>
+    </w:p>
+  </w:comment>
+  <w:comment w:id="15" w:author="Adam Beatty" w:date="2026-07-06T23:39:00Z" w:initials="AB">
+    <w:p>
+      <w:pPr>
+        <w:pStyle w:val="CommentText"/>
+      </w:pPr>
+      <w:r>
+        <w:rPr>
+          <w:rStyle w:val="CommentReference"/>
+        </w:rPr>
+        <w:annotationRef/>
+      </w:r>
+      <w:r>
+        <w:rPr>
+          <w:lang w:val="en-IE"/>
+        </w:rPr>
+        <w:t>For a sources: From my literature review essay “Cohen’s (1996) and Krepinevich’s (1992) articles suggest that revising hierarchical structures is among the hardest tasks in realising an RMA. The recurring prescription is not mere acquisition/invention. It is often organisational change, faster decision cycles, decentralised command which realise the gain. Yet both tend to understate the cultural, political, budgetary and career incentives which impede revolutionary change. “</w:t>
+      </w:r>
+    </w:p>
+  </w:comment>
+  <w:comment w:id="16" w:author="Adam Beatty" w:date="2026-07-06T23:33:00Z" w:initials="AB">
+    <w:p>
+      <w:pPr>
+        <w:pStyle w:val="CommentText"/>
+      </w:pPr>
+      <w:r>
+        <w:rPr>
+          <w:rStyle w:val="CommentReference"/>
+        </w:rPr>
+        <w:annotationRef/>
+      </w:r>
+      <w:r>
+        <w:rPr>
+          <w:lang w:val="en-IE"/>
+        </w:rPr>
+        <w:t>Cite Brian C’s thesis? Fat guy you wargame with, guy I saw as a bully overseas</w:t>
+      </w:r>
+    </w:p>
+  </w:comment>
+  <w:comment w:id="17" w:author="Adam Beatty" w:date="2026-07-06T23:36:00Z" w:initials="AB">
+    <w:p>
+      <w:pPr>
+        <w:pStyle w:val="CommentText"/>
+      </w:pPr>
+      <w:r>
+        <w:rPr>
+          <w:rStyle w:val="CommentReference"/>
+        </w:rPr>
+        <w:annotationRef/>
+      </w:r>
+      <w:r>
+        <w:rPr>
+          <w:lang w:val="en-IE"/>
+        </w:rPr>
+        <w:t>Definitely need to back this up</w:t>
+      </w:r>
+    </w:p>
+  </w:comment>
+  <w:comment w:id="18" w:author="Adam Beatty" w:date="2026-07-06T23:44:00Z" w:initials="AB">
+    <w:p>
+      <w:pPr>
+        <w:pStyle w:val="CommentText"/>
+      </w:pPr>
+      <w:r>
+        <w:rPr>
+          <w:rStyle w:val="CommentReference"/>
+        </w:rPr>
+        <w:annotationRef/>
+      </w:r>
+      <w:r>
+        <w:rPr>
+          <w:lang w:val="en-IE"/>
+        </w:rPr>
+        <w:t>Might I suggest that this is better as a “could”? Only policy decides the “would”??.... I know you’ve gotten nowhere near to polishing this, so I don’t want to come across as a dick --- marking an unfinished product as though finished….</w:t>
+      </w:r>
+    </w:p>
+  </w:comment>
+  <w:comment w:id="19" w:author="Adam Beatty" w:date="2026-07-06T23:44:00Z" w:initials="AB">
+    <w:p>
+      <w:pPr>
+        <w:pStyle w:val="CommentText"/>
+      </w:pPr>
+      <w:r>
+        <w:rPr>
+          <w:rStyle w:val="CommentReference"/>
+        </w:rPr>
+        <w:annotationRef/>
+      </w:r>
+      <w:r>
+        <w:rPr>
+          <w:lang w:val="en-IE"/>
+        </w:rPr>
+        <w:t>Definitely some nerdy citation from NATO which you have for this</w:t>
+      </w:r>
+    </w:p>
+  </w:comment>
+  <w:comment w:id="20" w:author="Adam Beatty" w:date="2026-07-06T23:45:00Z" w:initials="AB">
+    <w:p>
+      <w:pPr>
+        <w:pStyle w:val="CommentText"/>
+      </w:pPr>
+      <w:r>
+        <w:rPr>
+          <w:rStyle w:val="CommentReference"/>
+        </w:rPr>
+        <w:annotationRef/>
+      </w:r>
+      <w:r>
+        <w:rPr>
+          <w:lang w:val="en-IE"/>
+        </w:rPr>
+        <w:t>This is intuitively true. .. Is it anywhere in the literature or NATO doctirne</w:t>
+      </w:r>
+    </w:p>
+  </w:comment>
+  <w:comment w:id="22" w:author="Adam Beatty" w:date="2026-07-06T23:55:00Z" w:initials="AB">
+    <w:p>
+      <w:pPr>
+        <w:pStyle w:val="CommentText"/>
+      </w:pPr>
+      <w:r>
+        <w:rPr>
+          <w:rStyle w:val="CommentReference"/>
+        </w:rPr>
+        <w:annotationRef/>
+      </w:r>
+      <w:r>
+        <w:rPr>
+          <w:lang w:val="en-IE"/>
+        </w:rPr>
+        <w:t>Zelenskyy’s address where he attributed 80%+ casualties to drones probably supports this piont well</w:t>
+      </w:r>
+    </w:p>
+  </w:comment>
+  <w:comment w:id="23" w:author="Adam Beatty" w:date="2026-07-06T23:56:00Z" w:initials="AB">
+    <w:p>
+      <w:pPr>
+        <w:pStyle w:val="CommentText"/>
+      </w:pPr>
+      <w:r>
+        <w:rPr>
+          <w:rStyle w:val="CommentReference"/>
+        </w:rPr>
+        <w:annotationRef/>
+      </w:r>
+      <w:r>
+        <w:rPr>
+          <w:lang w:val="en-IE"/>
+        </w:rPr>
+        <w:t>Just a thought on the register. We think that ‘in order for the state and DF to gain,, then these things MUST happen’</w:t>
+      </w:r>
+    </w:p>
+  </w:comment>
+  <w:comment w:id="24" w:author="Adam Beatty" w:date="2026-07-06T23:57:00Z" w:initials="AB">
+    <w:p>
+      <w:pPr>
+        <w:pStyle w:val="CommentText"/>
+      </w:pPr>
+      <w:r>
+        <w:rPr>
+          <w:rStyle w:val="CommentReference"/>
+        </w:rPr>
+        <w:annotationRef/>
+      </w:r>
+      <w:r>
+        <w:t xml:space="preserve">Tollast, R. (2025). Drones: Decoupling supply chains from China. RUSI Research Paper, 1–24. [online]. Available at: https://static.rusi.org/rp-drone-supp ly-chains-china-nov-2025_0.pdf (accessed 17 March 2026). </w:t>
+      </w:r>
+    </w:p>
+  </w:comment>
+  <w:comment w:id="25" w:author="Adam Beatty" w:date="2026-07-06T23:57:00Z" w:initials="AB">
+    <w:p>
+      <w:pPr>
+        <w:pStyle w:val="CommentText"/>
+      </w:pPr>
+      <w:r>
+        <w:rPr>
+          <w:rStyle w:val="CommentReference"/>
+        </w:rPr>
+        <w:annotationRef/>
+      </w:r>
+      <w:r>
+        <w:rPr>
+          <w:lang w:val="en-IE"/>
+        </w:rPr>
+        <w:t>Which we already do such as through EDA, SAFE, PESCO, CARD…?</w:t>
+      </w:r>
+    </w:p>
+  </w:comment>
+  <w:comment w:id="27" w:author="Adam Beatty" w:date="2026-07-06T23:58:00Z" w:initials="AB">
+    <w:p>
+      <w:pPr>
+        <w:pStyle w:val="CommentText"/>
+      </w:pPr>
+      <w:r>
+        <w:rPr>
+          <w:rStyle w:val="CommentReference"/>
+        </w:rPr>
+        <w:annotationRef/>
+      </w:r>
+      <w:r>
+        <w:rPr>
+          <w:lang w:val="en-IE"/>
+        </w:rPr>
+        <w:t>I think we could cite the robust efforts of the French to support national industry through their failed collaborative efforts with Germany (say) (tanks and aircraft if I recall correctly) and their success in exporting their armaments to Ireland??</w:t>
+      </w:r>
+    </w:p>
+  </w:comment>
+  <w:comment w:id="26" w:author="Adam Beatty" w:date="2026-07-06T23:59:00Z" w:initials="AB">
+    <w:p>
+      <w:pPr>
+        <w:pStyle w:val="CommentText"/>
+      </w:pPr>
+      <w:r>
+        <w:rPr>
+          <w:rStyle w:val="CommentReference"/>
+        </w:rPr>
+        <w:annotationRef/>
+      </w:r>
+      <w:r>
+        <w:rPr>
+          <w:lang w:val="en-IE"/>
+        </w:rPr>
+        <w:t>Ireland has had defence companies such as Timony, has defence adjacent companies such as Reamda and  the UAS company in Clare. This isn’t a new idea, so I should not be politically unacceptable.. It’s also jobs.</w:t>
+      </w:r>
+    </w:p>
+  </w:comment>
+  <w:comment w:id="28" w:author="Adam Beatty" w:date="2026-07-07T00:01:00Z" w:initials="AB">
+    <w:p>
+      <w:pPr>
+        <w:pStyle w:val="CommentText"/>
+      </w:pPr>
+      <w:r>
+        <w:rPr>
+          <w:rStyle w:val="CommentReference"/>
+        </w:rPr>
+        <w:annotationRef/>
+      </w:r>
+      <w:r>
+        <w:rPr>
+          <w:lang w:val="en-IE"/>
+        </w:rPr>
+        <w:t>Just a comment here… noting again that this is only a draft. These sentences say the same thing. The first is throat clearing. The second is the point. Start with the point. One think I learned from the JCSC is to have the point up front at the start of each para… point point point</w:t>
+      </w:r>
+    </w:p>
+  </w:comment>
+  <w:comment w:id="30" w:author="Adam Beatty" w:date="2026-07-07T00:01:00Z" w:initials="AB">
+    <w:p>
+      <w:pPr>
+        <w:pStyle w:val="CommentText"/>
+      </w:pPr>
+      <w:r>
+        <w:rPr>
+          <w:rStyle w:val="CommentReference"/>
+        </w:rPr>
+        <w:annotationRef/>
+      </w:r>
+      <w:r>
+        <w:rPr>
+          <w:lang w:val="en-IE"/>
+        </w:rPr>
+        <w:t>great</w:t>
+      </w:r>
+    </w:p>
+  </w:comment>
+  <w:comment w:id="29" w:author="Adam Beatty" w:date="2026-07-07T00:02:00Z" w:initials="AB">
+    <w:p>
+      <w:pPr>
+        <w:pStyle w:val="CommentText"/>
+      </w:pPr>
+      <w:r>
+        <w:rPr>
+          <w:rStyle w:val="CommentReference"/>
+        </w:rPr>
+        <w:annotationRef/>
+      </w:r>
+      <w:r>
+        <w:rPr>
+          <w:lang w:val="en-IE"/>
+        </w:rPr>
+        <w:t>Now we already collabroate with Reamda for UGS, IT Carlow and others for education. I don’t know what the innovation place in the DF does, but surely they have a place to be mentioned here?</w:t>
+      </w:r>
+    </w:p>
+  </w:comment>
+  <w:comment w:id="21" w:author="Adam Beatty" w:date="2026-07-06T23:46:00Z" w:initials="AB">
+    <w:p>
+      <w:pPr>
+        <w:pStyle w:val="CommentText"/>
+      </w:pPr>
+      <w:r>
+        <w:rPr>
+          <w:rStyle w:val="CommentReference"/>
+        </w:rPr>
+        <w:annotationRef/>
+      </w:r>
+      <w:r>
+        <w:rPr>
+          <w:lang w:val="en-IE"/>
+        </w:rPr>
+        <w:t>I think these are real angles to be explored which others’ haven’t in the literature. This is your real angle!</w:t>
+      </w:r>
+    </w:p>
+  </w:comment>
+  <w:comment w:id="31" w:author="Adam Beatty" w:date="2026-07-07T00:02:00Z" w:initials="AB">
+    <w:p>
+      <w:pPr>
+        <w:pStyle w:val="CommentText"/>
+      </w:pPr>
+      <w:r>
+        <w:rPr>
+          <w:rStyle w:val="CommentReference"/>
+        </w:rPr>
+        <w:annotationRef/>
+      </w:r>
+      <w:r>
+        <w:rPr>
+          <w:lang w:val="en-IE"/>
+        </w:rPr>
+        <w:t>Interesting. I think It’ll have to be compressed</w:t>
+      </w:r>
+    </w:p>
+  </w:comment>
+  <w:comment w:id="32" w:author="Adam Beatty" w:date="2026-07-07T00:03:00Z" w:initials="AB">
+    <w:p>
+      <w:pPr>
+        <w:pStyle w:val="CommentText"/>
+      </w:pPr>
+      <w:r>
+        <w:rPr>
+          <w:rStyle w:val="CommentReference"/>
+        </w:rPr>
+        <w:annotationRef/>
+      </w:r>
+      <w:r>
+        <w:rPr>
+          <w:lang w:val="en-IE"/>
+        </w:rPr>
+        <w:t>Love it. We’ll need to be careful that we’re not repeating ourselves, but it’s class</w:t>
+      </w:r>
+    </w:p>
+  </w:comment>
+  <w:comment w:id="33" w:author="Eoin O'Brien" w:date="2026-07-06T17:10:00Z" w:initials="EO">
     <w:p>
       <w:pPr>
         <w:pStyle w:val="CommentText"/>
@@ -855,7 +2473,38 @@
 <file path=word/commentsExtended.xml><?xml version="1.0" encoding="utf-8"?>
 <w15:commentsEx xmlns:wpc="http://schemas.microsoft.com/office/word/2010/wordprocessingCanvas" xmlns:cx="http://schemas.microsoft.com/office/drawing/2014/chartex" xmlns:cx1="http://schemas.microsoft.com/office/drawing/2015/9/8/chartex" xmlns:cx2="http://schemas.microsoft.com/office/drawing/2015/10/21/chartex" xmlns:cx3="http://schemas.microsoft.com/office/drawing/2016/5/9/chartex" xmlns:cx4="http://schemas.microsoft.com/office/drawing/2016/5/10/chartex" xmlns:cx5="http://schemas.microsoft.com/office/drawing/2016/5/11/chartex" xmlns:cx6="http://schemas.microsoft.com/office/drawing/2016/5/12/chartex" xmlns:cx7="http://schemas.microsoft.com/office/drawing/2016/5/13/chartex" xmlns:cx8="http://schemas.microsoft.com/office/drawing/2016/5/14/chartex" xmlns:mc="http://schemas.openxmlformats.org/markup-compatibility/2006" xmlns:aink="http://schemas.microsoft.com/office/drawing/2016/ink" xmlns:am3d="http://schemas.microsoft.com/office/drawing/2017/model3d" xmlns:o="urn:schemas-microsoft-com:office:office" xmlns:oel="http://schemas.microsoft.com/office/2019/extlst" xmlns:r="http://schemas.openxmlformats.org/officeDocument/2006/relationships" xmlns:m="http://schemas.openxmlformats.org/officeDocument/2006/math" xmlns:v="urn:schemas-microsoft-com:vml" xmlns:wp14="http://schemas.microsoft.com/office/word/2010/wordprocessingDrawing" xmlns:wp="http://schemas.openxmlformats.org/drawingml/2006/wordprocessingDrawing" xmlns:w10="urn:schemas-microsoft-com:office:word" xmlns:w="http://schemas.openxmlformats.org/wordprocessingml/2006/main" xmlns:w14="http://schemas.microsoft.com/office/word/2010/wordml" xmlns:w15="http://schemas.microsoft.com/office/word/2012/wordml" xmlns:w16cex="http://schemas.microsoft.com/office/word/2018/wordml/cex" xmlns:w16cid="http://schemas.microsoft.com/office/word/2016/wordml/cid" xmlns:w16="http://schemas.microsoft.com/office/word/2018/wordml" xmlns:w16du="http://schemas.microsoft.com/office/word/2023/wordml/word16du" xmlns:w16sdtdh="http://schemas.microsoft.com/office/word/2020/wordml/sdtdatahash" xmlns:w16sdtfl="http://schemas.microsoft.com/office/word/2024/wordml/sdtformatlock" xmlns:w16se="http://schemas.microsoft.com/office/word/2015/wordml/symex" xmlns:wpg="http://schemas.microsoft.com/office/word/2010/wordprocessingGroup" xmlns:wpi="http://schemas.microsoft.com/office/word/2010/wordprocessingInk" xmlns:wne="http://schemas.microsoft.com/office/word/2006/wordml" xmlns:wps="http://schemas.microsoft.com/office/word/2010/wordprocessingShape" mc:Ignorable="w14 w15 w16se w16cid w16 w16cex w16sdtdh w16sdtfl w16du wp14">
   <w15:commentEx w15:paraId="3DA261ED" w15:done="0"/>
+  <w15:commentEx w15:paraId="44927232" w15:paraIdParent="3DA261ED" w15:done="0"/>
   <w15:commentEx w15:paraId="1993A042" w15:done="0"/>
+  <w15:commentEx w15:paraId="3C63BF42" w15:paraIdParent="1993A042" w15:done="0"/>
+  <w15:commentEx w15:paraId="769F16FB" w15:done="0"/>
+  <w15:commentEx w15:paraId="65064841" w15:done="0"/>
+  <w15:commentEx w15:paraId="40153F2C" w15:done="0"/>
+  <w15:commentEx w15:paraId="5BAB79A2" w15:done="0"/>
+  <w15:commentEx w15:paraId="42659ED2" w15:done="0"/>
+  <w15:commentEx w15:paraId="080FF78A" w15:done="0"/>
+  <w15:commentEx w15:paraId="3E7A8895" w15:done="0"/>
+  <w15:commentEx w15:paraId="056E2B59" w15:done="0"/>
+  <w15:commentEx w15:paraId="159C6A3E" w15:done="0"/>
+  <w15:commentEx w15:paraId="3C2D6299" w15:done="0"/>
+  <w15:commentEx w15:paraId="621E5D76" w15:done="0"/>
+  <w15:commentEx w15:paraId="749CFEA1" w15:done="0"/>
+  <w15:commentEx w15:paraId="21049797" w15:done="0"/>
+  <w15:commentEx w15:paraId="5080C63B" w15:done="0"/>
+  <w15:commentEx w15:paraId="2E4CB8A7" w15:done="0"/>
+  <w15:commentEx w15:paraId="13C7C9D2" w15:done="0"/>
+  <w15:commentEx w15:paraId="5D80217F" w15:done="0"/>
+  <w15:commentEx w15:paraId="3C65B811" w15:done="0"/>
+  <w15:commentEx w15:paraId="373705E7" w15:done="0"/>
+  <w15:commentEx w15:paraId="22B6D7EC" w15:done="0"/>
+  <w15:commentEx w15:paraId="136814EA" w15:done="0"/>
+  <w15:commentEx w15:paraId="59F47C21" w15:done="0"/>
+  <w15:commentEx w15:paraId="1171E81B" w15:done="0"/>
+  <w15:commentEx w15:paraId="77B34C40" w15:done="0"/>
+  <w15:commentEx w15:paraId="04B2B284" w15:done="0"/>
+  <w15:commentEx w15:paraId="5F029E3A" w15:done="0"/>
+  <w15:commentEx w15:paraId="65D52320" w15:done="0"/>
+  <w15:commentEx w15:paraId="2F00545C" w15:done="0"/>
+  <w15:commentEx w15:paraId="184E7640" w15:done="0"/>
   <w15:commentEx w15:paraId="4F77D1AD" w15:done="0"/>
 </w15:commentsEx>
 </file>
@@ -863,7 +2512,38 @@
 <file path=word/commentsExtensible.xml><?xml version="1.0" encoding="utf-8"?>
 <w16cex:commentsExtensible xmlns:wpc="http://schemas.microsoft.com/office/word/2010/wordprocessingCanvas" xmlns:cx="http://schemas.microsoft.com/office/drawing/2014/chartex" xmlns:cx1="http://schemas.microsoft.com/office/drawing/2015/9/8/chartex" xmlns:cx2="http://schemas.microsoft.com/office/drawing/2015/10/21/chartex" xmlns:cx3="http://schemas.microsoft.com/office/drawing/2016/5/9/chartex" xmlns:cx4="http://schemas.microsoft.com/office/drawing/2016/5/10/chartex" xmlns:cx5="http://schemas.microsoft.com/office/drawing/2016/5/11/chartex" xmlns:cx6="http://schemas.microsoft.com/office/drawing/2016/5/12/chartex" xmlns:cx7="http://schemas.microsoft.com/office/drawing/2016/5/13/chartex" xmlns:cx8="http://schemas.microsoft.com/office/drawing/2016/5/14/chartex" xmlns:cr="http://schemas.microsoft.com/office/comments/2020/reactions" xmlns:mc="http://schemas.openxmlformats.org/markup-compatibility/2006" xmlns:aink="http://schemas.microsoft.com/office/drawing/2016/ink" xmlns:am3d="http://schemas.microsoft.com/office/drawing/2017/model3d" xmlns:o="urn:schemas-microsoft-com:office:office" xmlns:oel="http://schemas.microsoft.com/office/2019/extlst" xmlns:r="http://schemas.openxmlformats.org/officeDocument/2006/relationships" xmlns:m="http://schemas.openxmlformats.org/officeDocument/2006/math" xmlns:v="urn:schemas-microsoft-com:vml" xmlns:wp14="http://schemas.microsoft.com/office/word/2010/wordprocessingDrawing" xmlns:wp="http://schemas.openxmlformats.org/drawingml/2006/wordprocessingDrawing" xmlns:w10="urn:schemas-microsoft-com:office:word" xmlns:w="http://schemas.openxmlformats.org/wordprocessingml/2006/main" xmlns:w14="http://schemas.microsoft.com/office/word/2010/wordml" xmlns:w15="http://schemas.microsoft.com/office/word/2012/wordml" xmlns:w16cex="http://schemas.microsoft.com/office/word/2018/wordml/cex" xmlns:w16cid="http://schemas.microsoft.com/office/word/2016/wordml/cid" xmlns:w16="http://schemas.microsoft.com/office/word/2018/wordml" xmlns:w16du="http://schemas.microsoft.com/office/word/2023/wordml/word16du" xmlns:w16sdtdh="http://schemas.microsoft.com/office/word/2020/wordml/sdtdatahash" xmlns:w16sdtfl="http://schemas.microsoft.com/office/word/2024/wordml/sdtformatlock" xmlns:w16se="http://schemas.microsoft.com/office/word/2015/wordml/symex" xmlns:wpg="http://schemas.microsoft.com/office/word/2010/wordprocessingGroup" xmlns:wpi="http://schemas.microsoft.com/office/word/2010/wordprocessingInk" xmlns:wne="http://schemas.microsoft.com/office/word/2006/wordml" xmlns:wps="http://schemas.microsoft.com/office/word/2010/wordprocessingShape" mc:Ignorable="w14 w15 w16se w16cid w16 w16cex w16sdtdh w16sdtfl cr w16du wp14">
   <w16cex:commentExtensible w16cex:durableId="7BDDAB5F" w16cex:dateUtc="2026-07-06T15:35:00Z"/>
+  <w16cex:commentExtensible w16cex:durableId="7976949B" w16cex:dateUtc="2026-07-06T22:14:00Z"/>
   <w16cex:commentExtensible w16cex:durableId="19B9777A" w16cex:dateUtc="2026-07-06T15:35:00Z"/>
+  <w16cex:commentExtensible w16cex:durableId="7393AB33" w16cex:dateUtc="2026-07-06T22:16:00Z"/>
+  <w16cex:commentExtensible w16cex:durableId="5F27B9CD" w16cex:dateUtc="2026-07-06T22:21:00Z"/>
+  <w16cex:commentExtensible w16cex:durableId="79DA5913" w16cex:dateUtc="2026-07-06T22:19:00Z"/>
+  <w16cex:commentExtensible w16cex:durableId="71B204B7" w16cex:dateUtc="2026-07-06T22:22:00Z"/>
+  <w16cex:commentExtensible w16cex:durableId="64BF0C83" w16cex:dateUtc="2026-07-06T22:22:00Z"/>
+  <w16cex:commentExtensible w16cex:durableId="70BBF9C4" w16cex:dateUtc="2026-07-06T22:23:00Z"/>
+  <w16cex:commentExtensible w16cex:durableId="2218F771" w16cex:dateUtc="2026-07-06T22:41:00Z"/>
+  <w16cex:commentExtensible w16cex:durableId="6F55C936" w16cex:dateUtc="2026-07-06T22:24:00Z"/>
+  <w16cex:commentExtensible w16cex:durableId="7D8EE6C1" w16cex:dateUtc="2026-07-06T22:25:00Z"/>
+  <w16cex:commentExtensible w16cex:durableId="5145CDCF" w16cex:dateUtc="2026-07-06T22:25:00Z"/>
+  <w16cex:commentExtensible w16cex:durableId="2ADAF5D3" w16cex:dateUtc="2026-07-06T22:28:00Z"/>
+  <w16cex:commentExtensible w16cex:durableId="3DC21588" w16cex:dateUtc="2026-07-06T22:31:00Z"/>
+  <w16cex:commentExtensible w16cex:durableId="3B0745D8" w16cex:dateUtc="2026-07-06T22:39:00Z"/>
+  <w16cex:commentExtensible w16cex:durableId="65C9CB4B" w16cex:dateUtc="2026-07-06T22:33:00Z"/>
+  <w16cex:commentExtensible w16cex:durableId="00296EBF" w16cex:dateUtc="2026-07-06T22:36:00Z"/>
+  <w16cex:commentExtensible w16cex:durableId="6B0F7983" w16cex:dateUtc="2026-07-06T22:44:00Z"/>
+  <w16cex:commentExtensible w16cex:durableId="6FFF1B1B" w16cex:dateUtc="2026-07-06T22:44:00Z"/>
+  <w16cex:commentExtensible w16cex:durableId="6F53E8A1" w16cex:dateUtc="2026-07-06T22:45:00Z"/>
+  <w16cex:commentExtensible w16cex:durableId="06DAF579" w16cex:dateUtc="2026-07-06T22:55:00Z"/>
+  <w16cex:commentExtensible w16cex:durableId="0F44E0C1" w16cex:dateUtc="2026-07-06T22:56:00Z"/>
+  <w16cex:commentExtensible w16cex:durableId="190B45F9" w16cex:dateUtc="2026-07-06T22:57:00Z"/>
+  <w16cex:commentExtensible w16cex:durableId="4FA0E702" w16cex:dateUtc="2026-07-06T22:57:00Z"/>
+  <w16cex:commentExtensible w16cex:durableId="5CE28E6D" w16cex:dateUtc="2026-07-06T22:58:00Z"/>
+  <w16cex:commentExtensible w16cex:durableId="2EE2F756" w16cex:dateUtc="2026-07-06T22:59:00Z"/>
+  <w16cex:commentExtensible w16cex:durableId="145A938A" w16cex:dateUtc="2026-07-06T23:01:00Z"/>
+  <w16cex:commentExtensible w16cex:durableId="4D9DB272" w16cex:dateUtc="2026-07-06T23:01:00Z"/>
+  <w16cex:commentExtensible w16cex:durableId="6ACC0149" w16cex:dateUtc="2026-07-06T23:02:00Z"/>
+  <w16cex:commentExtensible w16cex:durableId="2057DDC5" w16cex:dateUtc="2026-07-06T22:46:00Z"/>
+  <w16cex:commentExtensible w16cex:durableId="1F16A2E7" w16cex:dateUtc="2026-07-06T23:02:00Z"/>
+  <w16cex:commentExtensible w16cex:durableId="4568ECC2" w16cex:dateUtc="2026-07-06T23:03:00Z"/>
   <w16cex:commentExtensible w16cex:durableId="5FF9CA22" w16cex:dateUtc="2026-07-06T16:10:00Z"/>
 </w16cex:commentsExtensible>
 </file>
@@ -871,7 +2551,38 @@
 <file path=word/commentsIds.xml><?xml version="1.0" encoding="utf-8"?>
 <w16cid:commentsIds xmlns:wpc="http://schemas.microsoft.com/office/word/2010/wordprocessingCanvas" xmlns:cx="http://schemas.microsoft.com/office/drawing/2014/chartex" xmlns:cx1="http://schemas.microsoft.com/office/drawing/2015/9/8/chartex" xmlns:cx2="http://schemas.microsoft.com/office/drawing/2015/10/21/chartex" xmlns:cx3="http://schemas.microsoft.com/office/drawing/2016/5/9/chartex" xmlns:cx4="http://schemas.microsoft.com/office/drawing/2016/5/10/chartex" xmlns:cx5="http://schemas.microsoft.com/office/drawing/2016/5/11/chartex" xmlns:cx6="http://schemas.microsoft.com/office/drawing/2016/5/12/chartex" xmlns:cx7="http://schemas.microsoft.com/office/drawing/2016/5/13/chartex" xmlns:cx8="http://schemas.microsoft.com/office/drawing/2016/5/14/chartex" xmlns:mc="http://schemas.openxmlformats.org/markup-compatibility/2006" xmlns:aink="http://schemas.microsoft.com/office/drawing/2016/ink" xmlns:am3d="http://schemas.microsoft.com/office/drawing/2017/model3d" xmlns:o="urn:schemas-microsoft-com:office:office" xmlns:oel="http://schemas.microsoft.com/office/2019/extlst" xmlns:r="http://schemas.openxmlformats.org/officeDocument/2006/relationships" xmlns:m="http://schemas.openxmlformats.org/officeDocument/2006/math" xmlns:v="urn:schemas-microsoft-com:vml" xmlns:wp14="http://schemas.microsoft.com/office/word/2010/wordprocessingDrawing" xmlns:wp="http://schemas.openxmlformats.org/drawingml/2006/wordprocessingDrawing" xmlns:w10="urn:schemas-microsoft-com:office:word" xmlns:w="http://schemas.openxmlformats.org/wordprocessingml/2006/main" xmlns:w14="http://schemas.microsoft.com/office/word/2010/wordml" xmlns:w15="http://schemas.microsoft.com/office/word/2012/wordml" xmlns:w16cex="http://schemas.microsoft.com/office/word/2018/wordml/cex" xmlns:w16cid="http://schemas.microsoft.com/office/word/2016/wordml/cid" xmlns:w16="http://schemas.microsoft.com/office/word/2018/wordml" xmlns:w16du="http://schemas.microsoft.com/office/word/2023/wordml/word16du" xmlns:w16sdtdh="http://schemas.microsoft.com/office/word/2020/wordml/sdtdatahash" xmlns:w16sdtfl="http://schemas.microsoft.com/office/word/2024/wordml/sdtformatlock" xmlns:w16se="http://schemas.microsoft.com/office/word/2015/wordml/symex" xmlns:wpg="http://schemas.microsoft.com/office/word/2010/wordprocessingGroup" xmlns:wpi="http://schemas.microsoft.com/office/word/2010/wordprocessingInk" xmlns:wne="http://schemas.microsoft.com/office/word/2006/wordml" xmlns:wps="http://schemas.microsoft.com/office/word/2010/wordprocessingShape" mc:Ignorable="w14 w15 w16se w16cid w16 w16cex w16sdtdh w16sdtfl w16du wp14">
   <w16cid:commentId w16cid:paraId="3DA261ED" w16cid:durableId="7BDDAB5F"/>
+  <w16cid:commentId w16cid:paraId="44927232" w16cid:durableId="7976949B"/>
   <w16cid:commentId w16cid:paraId="1993A042" w16cid:durableId="19B9777A"/>
+  <w16cid:commentId w16cid:paraId="3C63BF42" w16cid:durableId="7393AB33"/>
+  <w16cid:commentId w16cid:paraId="769F16FB" w16cid:durableId="5F27B9CD"/>
+  <w16cid:commentId w16cid:paraId="65064841" w16cid:durableId="79DA5913"/>
+  <w16cid:commentId w16cid:paraId="40153F2C" w16cid:durableId="71B204B7"/>
+  <w16cid:commentId w16cid:paraId="5BAB79A2" w16cid:durableId="64BF0C83"/>
+  <w16cid:commentId w16cid:paraId="42659ED2" w16cid:durableId="70BBF9C4"/>
+  <w16cid:commentId w16cid:paraId="080FF78A" w16cid:durableId="2218F771"/>
+  <w16cid:commentId w16cid:paraId="3E7A8895" w16cid:durableId="6F55C936"/>
+  <w16cid:commentId w16cid:paraId="056E2B59" w16cid:durableId="7D8EE6C1"/>
+  <w16cid:commentId w16cid:paraId="159C6A3E" w16cid:durableId="5145CDCF"/>
+  <w16cid:commentId w16cid:paraId="3C2D6299" w16cid:durableId="2ADAF5D3"/>
+  <w16cid:commentId w16cid:paraId="621E5D76" w16cid:durableId="3DC21588"/>
+  <w16cid:commentId w16cid:paraId="749CFEA1" w16cid:durableId="3B0745D8"/>
+  <w16cid:commentId w16cid:paraId="21049797" w16cid:durableId="65C9CB4B"/>
+  <w16cid:commentId w16cid:paraId="5080C63B" w16cid:durableId="00296EBF"/>
+  <w16cid:commentId w16cid:paraId="2E4CB8A7" w16cid:durableId="6B0F7983"/>
+  <w16cid:commentId w16cid:paraId="13C7C9D2" w16cid:durableId="6FFF1B1B"/>
+  <w16cid:commentId w16cid:paraId="5D80217F" w16cid:durableId="6F53E8A1"/>
+  <w16cid:commentId w16cid:paraId="3C65B811" w16cid:durableId="06DAF579"/>
+  <w16cid:commentId w16cid:paraId="373705E7" w16cid:durableId="0F44E0C1"/>
+  <w16cid:commentId w16cid:paraId="22B6D7EC" w16cid:durableId="190B45F9"/>
+  <w16cid:commentId w16cid:paraId="136814EA" w16cid:durableId="4FA0E702"/>
+  <w16cid:commentId w16cid:paraId="59F47C21" w16cid:durableId="5CE28E6D"/>
+  <w16cid:commentId w16cid:paraId="1171E81B" w16cid:durableId="2EE2F756"/>
+  <w16cid:commentId w16cid:paraId="77B34C40" w16cid:durableId="145A938A"/>
+  <w16cid:commentId w16cid:paraId="04B2B284" w16cid:durableId="4D9DB272"/>
+  <w16cid:commentId w16cid:paraId="5F029E3A" w16cid:durableId="6ACC0149"/>
+  <w16cid:commentId w16cid:paraId="65D52320" w16cid:durableId="2057DDC5"/>
+  <w16cid:commentId w16cid:paraId="2F00545C" w16cid:durableId="1F16A2E7"/>
+  <w16cid:commentId w16cid:paraId="184E7640" w16cid:durableId="4568ECC2"/>
   <w16cid:commentId w16cid:paraId="4F77D1AD" w16cid:durableId="5FF9CA22"/>
 </w16cid:commentsIds>
 </file>
@@ -947,6 +2658,18 @@
       </w:hyperlink>
       <w:r>
         <w:t>, Accessed 06 July 2026.</w:t>
+      </w:r>
+      <w:r>
+        <w:t xml:space="preserve"> (</w:t>
+      </w:r>
+      <w:r>
+        <w:rPr>
+          <w:highlight w:val="yellow"/>
+        </w:rPr>
+        <w:t>OB, THIS IS CORRECT. NO SPACE BETWEEN THE FOOTNOTE NUMBER AND THE LAST CHARACTER IT’S SUPPORTING</w:t>
+      </w:r>
+      <w:r>
+        <w:t>)</w:t>
       </w:r>
     </w:p>
     <w:p>
@@ -1899,6 +3622,9 @@
 <w15:people xmlns:wpc="http://schemas.microsoft.com/office/word/2010/wordprocessingCanvas" xmlns:cx="http://schemas.microsoft.com/office/drawing/2014/chartex" xmlns:cx1="http://schemas.microsoft.com/office/drawing/2015/9/8/chartex" xmlns:cx2="http://schemas.microsoft.com/office/drawing/2015/10/21/chartex" xmlns:cx3="http://schemas.microsoft.com/office/drawing/2016/5/9/chartex" xmlns:cx4="http://schemas.microsoft.com/office/drawing/2016/5/10/chartex" xmlns:cx5="http://schemas.microsoft.com/office/drawing/2016/5/11/chartex" xmlns:cx6="http://schemas.microsoft.com/office/drawing/2016/5/12/chartex" xmlns:cx7="http://schemas.microsoft.com/office/drawing/2016/5/13/chartex" xmlns:cx8="http://schemas.microsoft.com/office/drawing/2016/5/14/chartex" xmlns:mc="http://schemas.openxmlformats.org/markup-compatibility/2006" xmlns:aink="http://schemas.microsoft.com/office/drawing/2016/ink" xmlns:am3d="http://schemas.microsoft.com/office/drawing/2017/model3d" xmlns:o="urn:schemas-microsoft-com:office:office" xmlns:oel="http://schemas.microsoft.com/office/2019/extlst" xmlns:r="http://schemas.openxmlformats.org/officeDocument/2006/relationships" xmlns:m="http://schemas.openxmlformats.org/officeDocument/2006/math" xmlns:v="urn:schemas-microsoft-com:vml" xmlns:wp14="http://schemas.microsoft.com/office/word/2010/wordprocessingDrawing" xmlns:wp="http://schemas.openxmlformats.org/drawingml/2006/wordprocessingDrawing" xmlns:w10="urn:schemas-microsoft-com:office:word" xmlns:w="http://schemas.openxmlformats.org/wordprocessingml/2006/main" xmlns:w14="http://schemas.microsoft.com/office/word/2010/wordml" xmlns:w15="http://schemas.microsoft.com/office/word/2012/wordml" xmlns:w16cex="http://schemas.microsoft.com/office/word/2018/wordml/cex" xmlns:w16cid="http://schemas.microsoft.com/office/word/2016/wordml/cid" xmlns:w16="http://schemas.microsoft.com/office/word/2018/wordml" xmlns:w16du="http://schemas.microsoft.com/office/word/2023/wordml/word16du" xmlns:w16sdtdh="http://schemas.microsoft.com/office/word/2020/wordml/sdtdatahash" xmlns:w16sdtfl="http://schemas.microsoft.com/office/word/2024/wordml/sdtformatlock" xmlns:w16se="http://schemas.microsoft.com/office/word/2015/wordml/symex" xmlns:wpg="http://schemas.microsoft.com/office/word/2010/wordprocessingGroup" xmlns:wpi="http://schemas.microsoft.com/office/word/2010/wordprocessingInk" xmlns:wne="http://schemas.microsoft.com/office/word/2006/wordml" xmlns:wps="http://schemas.microsoft.com/office/word/2010/wordprocessingShape" mc:Ignorable="w14 w15 w16se w16cid w16 w16cex w16sdtdh w16sdtfl w16du wp14">
   <w15:person w15:author="Eoin O'Brien">
     <w15:presenceInfo w15:providerId="AD" w15:userId="S-1-5-21-260408978-1581569393-1597378745-31211"/>
+  </w15:person>
+  <w15:person w15:author="Adam Beatty">
+    <w15:presenceInfo w15:providerId="Windows Live" w15:userId="da6b09c7fa58814b"/>
   </w15:person>
 </w15:people>
 </file>
@@ -2823,7 +4549,6 @@
     <w:basedOn w:val="Normal"/>
     <w:link w:val="FootnoteTextChar"/>
     <w:uiPriority w:val="99"/>
-    <w:semiHidden/>
     <w:unhideWhenUsed/>
     <w:rsid w:val="008F41DA"/>
     <w:pPr>
@@ -2839,7 +4564,6 @@
     <w:basedOn w:val="DefaultParagraphFont"/>
     <w:link w:val="FootnoteText"/>
     <w:uiPriority w:val="99"/>
-    <w:semiHidden/>
     <w:rsid w:val="008F41DA"/>
     <w:rPr>
       <w:sz w:val="20"/>
@@ -2936,7 +4660,6 @@
     <w:basedOn w:val="Normal"/>
     <w:link w:val="CommentTextChar"/>
     <w:uiPriority w:val="99"/>
-    <w:semiHidden/>
     <w:unhideWhenUsed/>
     <w:rsid w:val="004368A1"/>
     <w:pPr>
@@ -2953,12 +4676,52 @@
     <w:basedOn w:val="DefaultParagraphFont"/>
     <w:link w:val="CommentText"/>
     <w:uiPriority w:val="99"/>
-    <w:semiHidden/>
     <w:rsid w:val="004368A1"/>
     <w:rPr>
       <w:sz w:val="20"/>
       <w:szCs w:val="20"/>
       <w:lang w:val="en-GB"/>
+    </w:rPr>
+  </w:style>
+  <w:style w:type="paragraph" w:styleId="CommentSubject">
+    <w:name w:val="annotation subject"/>
+    <w:basedOn w:val="CommentText"/>
+    <w:next w:val="CommentText"/>
+    <w:link w:val="CommentSubjectChar"/>
+    <w:uiPriority w:val="99"/>
+    <w:semiHidden/>
+    <w:unhideWhenUsed/>
+    <w:rsid w:val="00B123AA"/>
+    <w:rPr>
+      <w:b/>
+      <w:bCs/>
+      <w:lang w:val="en-IE"/>
+    </w:rPr>
+  </w:style>
+  <w:style w:type="character" w:customStyle="1" w:styleId="CommentSubjectChar">
+    <w:name w:val="Comment Subject Char"/>
+    <w:basedOn w:val="CommentTextChar"/>
+    <w:link w:val="CommentSubject"/>
+    <w:uiPriority w:val="99"/>
+    <w:semiHidden/>
+    <w:rsid w:val="00B123AA"/>
+    <w:rPr>
+      <w:b/>
+      <w:bCs/>
+      <w:sz w:val="20"/>
+      <w:szCs w:val="20"/>
+      <w:lang w:val="en-GB"/>
+    </w:rPr>
+  </w:style>
+  <w:style w:type="character" w:styleId="EndnoteReference">
+    <w:name w:val="endnote reference"/>
+    <w:basedOn w:val="DefaultParagraphFont"/>
+    <w:uiPriority w:val="99"/>
+    <w:semiHidden/>
+    <w:unhideWhenUsed/>
+    <w:rsid w:val="00C96AF7"/>
+    <w:rPr>
+      <w:vertAlign w:val="superscript"/>
     </w:rPr>
   </w:style>
 </w:styles>
